--- a/article.docx
+++ b/article.docx
@@ -1,6 +1,6 @@
 
 <file path=word/document.xml><?xml version="1.0" encoding="utf-8"?>
-<w:document xmlns:wpc="http://schemas.microsoft.com/office/word/2010/wordprocessingCanvas" xmlns:cx="http://schemas.microsoft.com/office/drawing/2014/chartex" xmlns:cx1="http://schemas.microsoft.com/office/drawing/2015/9/8/chartex" xmlns:cx2="http://schemas.microsoft.com/office/drawing/2015/10/21/chartex" xmlns:cx3="http://schemas.microsoft.com/office/drawing/2016/5/9/chartex" xmlns:cx4="http://schemas.microsoft.com/office/drawing/2016/5/10/chartex" xmlns:cx5="http://schemas.microsoft.com/office/drawing/2016/5/11/chartex" xmlns:cx6="http://schemas.microsoft.com/office/drawing/2016/5/12/chartex" xmlns:cx7="http://schemas.microsoft.com/office/drawing/2016/5/13/chartex" xmlns:cx8="http://schemas.microsoft.com/office/drawing/2016/5/14/chartex" xmlns:mc="http://schemas.openxmlformats.org/markup-compatibility/2006" xmlns:aink="http://schemas.microsoft.com/office/drawing/2016/ink" xmlns:am3d="http://schemas.microsoft.com/office/drawing/2017/model3d" xmlns:o="urn:schemas-microsoft-com:office:office" xmlns:r="http://schemas.openxmlformats.org/officeDocument/2006/relationships" xmlns:m="http://schemas.openxmlformats.org/officeDocument/2006/math" xmlns:v="urn:schemas-microsoft-com:vml" xmlns:wp14="http://schemas.microsoft.com/office/word/2010/wordprocessingDrawing" xmlns:wp="http://schemas.openxmlformats.org/drawingml/2006/wordprocessingDrawing" xmlns:w10="urn:schemas-microsoft-com:office:word" xmlns:w="http://schemas.openxmlformats.org/wordprocessingml/2006/main" xmlns:w14="http://schemas.microsoft.com/office/word/2010/wordml" xmlns:w15="http://schemas.microsoft.com/office/word/2012/wordml" xmlns:w16cex="http://schemas.microsoft.com/office/word/2018/wordml/cex" xmlns:w16cid="http://schemas.microsoft.com/office/word/2016/wordml/cid" xmlns:w16="http://schemas.microsoft.com/office/word/2018/wordml" xmlns:w16se="http://schemas.microsoft.com/office/word/2015/wordml/symex" xmlns:wpg="http://schemas.microsoft.com/office/word/2010/wordprocessingGroup" xmlns:wpi="http://schemas.microsoft.com/office/word/2010/wordprocessingInk" xmlns:wne="http://schemas.microsoft.com/office/word/2006/wordml" xmlns:wps="http://schemas.microsoft.com/office/word/2010/wordprocessingShape" mc:Ignorable="w14 w15 w16se w16cid w16 w16cex wp14">
+<w:document xmlns:wpc="http://schemas.microsoft.com/office/word/2010/wordprocessingCanvas" xmlns:mc="http://schemas.openxmlformats.org/markup-compatibility/2006" xmlns:o="urn:schemas-microsoft-com:office:office" xmlns:r="http://schemas.openxmlformats.org/officeDocument/2006/relationships" xmlns:m="http://schemas.openxmlformats.org/officeDocument/2006/math" xmlns:v="urn:schemas-microsoft-com:vml" xmlns:wp14="http://schemas.microsoft.com/office/word/2010/wordprocessingDrawing" xmlns:wp="http://schemas.openxmlformats.org/drawingml/2006/wordprocessingDrawing" xmlns:w10="urn:schemas-microsoft-com:office:word" xmlns:w="http://schemas.openxmlformats.org/wordprocessingml/2006/main" xmlns:w14="http://schemas.microsoft.com/office/word/2010/wordml" xmlns:w15="http://schemas.microsoft.com/office/word/2012/wordml" xmlns:wpg="http://schemas.microsoft.com/office/word/2010/wordprocessingGroup" xmlns:wpi="http://schemas.microsoft.com/office/word/2010/wordprocessingInk" xmlns:wne="http://schemas.microsoft.com/office/word/2006/wordml" xmlns:wps="http://schemas.microsoft.com/office/word/2010/wordprocessingShape" mc:Ignorable="w14 w15 wp14">
   <w:body>
     <w:p>
       <w:pPr>
@@ -39,16 +39,7 @@
           <w:sz w:val="28"/>
           <w:szCs w:val="28"/>
         </w:rPr>
-        <w:t>программного обеспечения персональных компьютеров для повышения производительности труда при производстве фототаблиц к протоколу осмотра места происшествия.</w:t>
-      </w:r>
-      <w:r>
-        <w:rPr>
-          <w:rFonts w:ascii="PT Astra Serif" w:hAnsi="PT Astra Serif"/>
-          <w:color w:val="000000"/>
-          <w:sz w:val="28"/>
-          <w:szCs w:val="28"/>
-        </w:rPr>
-        <w:t>»</w:t>
+        <w:t>программного обеспечения персональных компьютеров для повышения производительности труда при производстве фототаблиц к протоколу осмотра места происшествия.»</w:t>
       </w:r>
     </w:p>
     <w:p>
@@ -115,19 +106,114 @@
         <w:jc w:val="both"/>
         <w:rPr>
           <w:rFonts w:ascii="PT Astra Serif" w:hAnsi="PT Astra Serif"/>
-          <w:color w:val="000000"/>
-          <w:sz w:val="28"/>
-          <w:szCs w:val="28"/>
-        </w:rPr>
-      </w:pPr>
-      <w:r>
-        <w:rPr>
-          <w:rFonts w:ascii="PT Astra Serif" w:hAnsi="PT Astra Serif"/>
-          <w:color w:val="000000"/>
-          <w:sz w:val="28"/>
-          <w:szCs w:val="28"/>
-        </w:rPr>
-        <w:t>2. Текст статьи.</w:t>
+          <w:sz w:val="28"/>
+          <w:szCs w:val="28"/>
+        </w:rPr>
+      </w:pPr>
+      <w:r>
+        <w:rPr>
+          <w:rFonts w:ascii="PT Astra Serif" w:hAnsi="PT Astra Serif"/>
+          <w:color w:val="000000"/>
+          <w:sz w:val="28"/>
+          <w:szCs w:val="28"/>
+        </w:rPr>
+        <w:t>2</w:t>
+      </w:r>
+      <w:r>
+        <w:rPr>
+          <w:rFonts w:ascii="PT Astra Serif" w:hAnsi="PT Astra Serif"/>
+          <w:sz w:val="28"/>
+          <w:szCs w:val="28"/>
+        </w:rPr>
+        <w:t>. Текст статьи.</w:t>
+      </w:r>
+    </w:p>
+    <w:p>
+      <w:pPr>
+        <w:spacing w:after="0" w:line="240" w:lineRule="auto"/>
+        <w:ind w:firstLine="709"/>
+        <w:jc w:val="both"/>
+        <w:rPr>
+          <w:rFonts w:ascii="PT Astra Serif" w:hAnsi="PT Astra Serif"/>
+          <w:sz w:val="28"/>
+          <w:szCs w:val="28"/>
+        </w:rPr>
+      </w:pPr>
+      <w:r>
+        <w:rPr>
+          <w:rFonts w:ascii="PT Astra Serif" w:hAnsi="PT Astra Serif"/>
+          <w:sz w:val="28"/>
+          <w:szCs w:val="28"/>
+        </w:rPr>
+        <w:t>2.1</w:t>
+      </w:r>
+      <w:r>
+        <w:rPr>
+          <w:rFonts w:ascii="PT Astra Serif" w:hAnsi="PT Astra Serif"/>
+          <w:sz w:val="28"/>
+          <w:szCs w:val="28"/>
+        </w:rPr>
+        <w:t>.</w:t>
+      </w:r>
+      <w:r>
+        <w:rPr>
+          <w:rFonts w:ascii="PT Astra Serif" w:hAnsi="PT Astra Serif"/>
+          <w:sz w:val="28"/>
+          <w:szCs w:val="28"/>
+        </w:rPr>
+        <w:t xml:space="preserve"> </w:t>
+      </w:r>
+      <w:r>
+        <w:rPr>
+          <w:rFonts w:ascii="PT Astra Serif" w:hAnsi="PT Astra Serif"/>
+          <w:sz w:val="28"/>
+          <w:szCs w:val="28"/>
+        </w:rPr>
+        <w:t>Понятие труда.</w:t>
+      </w:r>
+    </w:p>
+    <w:p>
+      <w:pPr>
+        <w:spacing w:after="0" w:line="240" w:lineRule="auto"/>
+        <w:ind w:firstLine="709"/>
+        <w:jc w:val="both"/>
+        <w:rPr>
+          <w:rFonts w:ascii="PT Astra Serif" w:hAnsi="PT Astra Serif"/>
+          <w:sz w:val="28"/>
+          <w:szCs w:val="28"/>
+        </w:rPr>
+      </w:pPr>
+      <w:r>
+        <w:rPr>
+          <w:rFonts w:ascii="PT Astra Serif" w:hAnsi="PT Astra Serif"/>
+          <w:sz w:val="28"/>
+          <w:szCs w:val="28"/>
+        </w:rPr>
+        <w:t>2.2.</w:t>
+      </w:r>
+      <w:r>
+        <w:rPr>
+          <w:rFonts w:ascii="PT Astra Serif" w:hAnsi="PT Astra Serif"/>
+          <w:sz w:val="28"/>
+          <w:szCs w:val="28"/>
+        </w:rPr>
+        <w:t xml:space="preserve"> </w:t>
+      </w:r>
+      <w:r>
+        <w:rPr>
+          <w:rFonts w:ascii="PT Astra Serif" w:hAnsi="PT Astra Serif"/>
+          <w:sz w:val="28"/>
+          <w:szCs w:val="28"/>
+        </w:rPr>
+        <w:t>Теоретические основы производительности труда</w:t>
+      </w:r>
+      <w:r>
+        <w:rPr>
+          <w:rFonts w:ascii="PT Astra Serif" w:hAnsi="PT Astra Serif"/>
+          <w:sz w:val="28"/>
+          <w:szCs w:val="28"/>
+        </w:rPr>
+        <w:t>.</w:t>
       </w:r>
     </w:p>
     <w:p>
@@ -438,7 +524,6 @@
           <w:color w:val="000000"/>
           <w:sz w:val="28"/>
           <w:szCs w:val="28"/>
-          <w:lang w:val="en-US"/>
         </w:rPr>
       </w:pPr>
       <w:r>
@@ -456,7 +541,6 @@
           <w:color w:val="000000"/>
           <w:sz w:val="28"/>
           <w:szCs w:val="28"/>
-          <w:lang w:val="en-US"/>
         </w:rPr>
         <w:t>(</w:t>
       </w:r>
@@ -475,7 +559,6 @@
           <w:color w:val="000000"/>
           <w:sz w:val="28"/>
           <w:szCs w:val="28"/>
-          <w:lang w:val="en-US"/>
         </w:rPr>
         <w:t>)</w:t>
       </w:r>
@@ -707,66 +790,6 @@
           <w:szCs w:val="28"/>
         </w:rPr>
         <w:t xml:space="preserve">уменьшение времени на оформление документов; </w:t>
-      </w:r>
-    </w:p>
-    <w:p>
-      <w:pPr>
-        <w:spacing w:after="0" w:line="240" w:lineRule="auto"/>
-        <w:jc w:val="both"/>
-        <w:rPr>
-          <w:rFonts w:ascii="PT Astra Serif" w:hAnsi="PT Astra Serif"/>
-          <w:color w:val="000000"/>
-          <w:sz w:val="28"/>
-          <w:szCs w:val="28"/>
-        </w:rPr>
-      </w:pPr>
-      <w:r>
-        <w:rPr>
-          <w:rFonts w:ascii="PT Astra Serif" w:hAnsi="PT Astra Serif"/>
-          <w:color w:val="000000"/>
-          <w:sz w:val="28"/>
-          <w:szCs w:val="28"/>
-        </w:rPr>
-        <w:t xml:space="preserve">- </w:t>
-      </w:r>
-      <w:r>
-        <w:rPr>
-          <w:rFonts w:ascii="PT Astra Serif" w:hAnsi="PT Astra Serif"/>
-          <w:color w:val="000000"/>
-          <w:sz w:val="28"/>
-          <w:szCs w:val="28"/>
-        </w:rPr>
-        <w:t xml:space="preserve">ускорение обработки информации; </w:t>
-      </w:r>
-    </w:p>
-    <w:p>
-      <w:pPr>
-        <w:spacing w:after="0" w:line="240" w:lineRule="auto"/>
-        <w:jc w:val="both"/>
-        <w:rPr>
-          <w:rFonts w:ascii="PT Astra Serif" w:hAnsi="PT Astra Serif"/>
-          <w:color w:val="000000"/>
-          <w:sz w:val="28"/>
-          <w:szCs w:val="28"/>
-        </w:rPr>
-      </w:pPr>
-      <w:r>
-        <w:rPr>
-          <w:rFonts w:ascii="PT Astra Serif" w:hAnsi="PT Astra Serif"/>
-          <w:color w:val="000000"/>
-          <w:sz w:val="28"/>
-          <w:szCs w:val="28"/>
-        </w:rPr>
-        <w:t xml:space="preserve">- </w:t>
-      </w:r>
-      <w:r>
-        <w:rPr>
-          <w:rFonts w:ascii="PT Astra Serif" w:hAnsi="PT Astra Serif"/>
-          <w:color w:val="000000"/>
-          <w:sz w:val="28"/>
-          <w:szCs w:val="28"/>
-        </w:rPr>
-        <w:t xml:space="preserve">повышение скорости принятия решений; </w:t>
       </w:r>
     </w:p>
     <w:p>
@@ -797,6 +820,66 @@
           <w:sz w:val="28"/>
           <w:szCs w:val="28"/>
         </w:rPr>
+        <w:t xml:space="preserve">ускорение обработки информации; </w:t>
+      </w:r>
+    </w:p>
+    <w:p>
+      <w:pPr>
+        <w:spacing w:after="0" w:line="240" w:lineRule="auto"/>
+        <w:jc w:val="both"/>
+        <w:rPr>
+          <w:rFonts w:ascii="PT Astra Serif" w:hAnsi="PT Astra Serif"/>
+          <w:color w:val="000000"/>
+          <w:sz w:val="28"/>
+          <w:szCs w:val="28"/>
+        </w:rPr>
+      </w:pPr>
+      <w:r>
+        <w:rPr>
+          <w:rFonts w:ascii="PT Astra Serif" w:hAnsi="PT Astra Serif"/>
+          <w:color w:val="000000"/>
+          <w:sz w:val="28"/>
+          <w:szCs w:val="28"/>
+        </w:rPr>
+        <w:t xml:space="preserve">- </w:t>
+      </w:r>
+      <w:r>
+        <w:rPr>
+          <w:rFonts w:ascii="PT Astra Serif" w:hAnsi="PT Astra Serif"/>
+          <w:color w:val="000000"/>
+          <w:sz w:val="28"/>
+          <w:szCs w:val="28"/>
+        </w:rPr>
+        <w:t xml:space="preserve">повышение скорости принятия решений; </w:t>
+      </w:r>
+    </w:p>
+    <w:p>
+      <w:pPr>
+        <w:spacing w:after="0" w:line="240" w:lineRule="auto"/>
+        <w:jc w:val="both"/>
+        <w:rPr>
+          <w:rFonts w:ascii="PT Astra Serif" w:hAnsi="PT Astra Serif"/>
+          <w:color w:val="000000"/>
+          <w:sz w:val="28"/>
+          <w:szCs w:val="28"/>
+        </w:rPr>
+      </w:pPr>
+      <w:r>
+        <w:rPr>
+          <w:rFonts w:ascii="PT Astra Serif" w:hAnsi="PT Astra Serif"/>
+          <w:color w:val="000000"/>
+          <w:sz w:val="28"/>
+          <w:szCs w:val="28"/>
+        </w:rPr>
+        <w:t xml:space="preserve">- </w:t>
+      </w:r>
+      <w:r>
+        <w:rPr>
+          <w:rFonts w:ascii="PT Astra Serif" w:hAnsi="PT Astra Serif"/>
+          <w:color w:val="000000"/>
+          <w:sz w:val="28"/>
+          <w:szCs w:val="28"/>
+        </w:rPr>
         <w:t>снижение количества технических ошибок.</w:t>
       </w:r>
     </w:p>
@@ -849,7 +932,6 @@
           <w:color w:val="000000"/>
           <w:sz w:val="28"/>
           <w:szCs w:val="28"/>
-          <w:lang w:val="en-US"/>
         </w:rPr>
         <w:t>(</w:t>
       </w:r>
@@ -860,6 +942,406 @@
           <w:sz w:val="28"/>
           <w:szCs w:val="28"/>
         </w:rPr>
+        <w:t>Ссылка 3</w:t>
+      </w:r>
+      <w:r>
+        <w:rPr>
+          <w:rFonts w:ascii="PT Astra Serif" w:hAnsi="PT Astra Serif"/>
+          <w:color w:val="000000"/>
+          <w:sz w:val="28"/>
+          <w:szCs w:val="28"/>
+        </w:rPr>
+        <w:t>)</w:t>
+      </w:r>
+    </w:p>
+    <w:p>
+      <w:pPr>
+        <w:spacing w:after="0" w:line="240" w:lineRule="auto"/>
+        <w:ind w:firstLine="709"/>
+        <w:jc w:val="both"/>
+        <w:rPr>
+          <w:rFonts w:ascii="PT Astra Serif" w:hAnsi="PT Astra Serif"/>
+          <w:color w:val="000000"/>
+          <w:sz w:val="28"/>
+          <w:szCs w:val="28"/>
+        </w:rPr>
+      </w:pPr>
+    </w:p>
+    <w:p>
+      <w:pPr>
+        <w:spacing w:after="0" w:line="240" w:lineRule="auto"/>
+        <w:ind w:firstLine="709"/>
+        <w:jc w:val="both"/>
+        <w:rPr>
+          <w:rFonts w:ascii="PT Astra Serif" w:hAnsi="PT Astra Serif"/>
+          <w:color w:val="000000"/>
+          <w:sz w:val="28"/>
+          <w:szCs w:val="28"/>
+        </w:rPr>
+      </w:pPr>
+      <w:r>
+        <w:rPr>
+          <w:rFonts w:ascii="PT Astra Serif" w:hAnsi="PT Astra Serif"/>
+          <w:color w:val="000000"/>
+          <w:sz w:val="28"/>
+          <w:szCs w:val="28"/>
+        </w:rPr>
+        <w:t>«Нужно максимально снизить нагрузку на сотрудников за счет сокращения документооборота и цифровизации рутинных функций. В очередной раз напоминаю о необходимости обеспечения социальных гарантий, включая такие чувствительные вопросы, как предоставление отпусков и оплату переработок», – сказал Колокольцев (</w:t>
+      </w:r>
+      <w:r>
+        <w:rPr>
+          <w:rFonts w:ascii="PT Astra Serif" w:hAnsi="PT Astra Serif"/>
+          <w:color w:val="000000"/>
+          <w:sz w:val="28"/>
+          <w:szCs w:val="28"/>
+        </w:rPr>
+        <w:t>Ссылка 4</w:t>
+      </w:r>
+      <w:r>
+        <w:rPr>
+          <w:rFonts w:ascii="PT Astra Serif" w:hAnsi="PT Astra Serif"/>
+          <w:color w:val="000000"/>
+          <w:sz w:val="28"/>
+          <w:szCs w:val="28"/>
+        </w:rPr>
+        <w:t>).</w:t>
+      </w:r>
+    </w:p>
+    <w:p>
+      <w:pPr>
+        <w:spacing w:after="0" w:line="240" w:lineRule="auto"/>
+        <w:ind w:firstLine="709"/>
+        <w:jc w:val="both"/>
+        <w:rPr>
+          <w:rFonts w:ascii="PT Astra Serif" w:hAnsi="PT Astra Serif"/>
+          <w:color w:val="000000"/>
+          <w:sz w:val="28"/>
+          <w:szCs w:val="28"/>
+        </w:rPr>
+      </w:pPr>
+    </w:p>
+    <w:p>
+      <w:pPr>
+        <w:spacing w:after="0" w:line="240" w:lineRule="auto"/>
+        <w:ind w:firstLine="709"/>
+        <w:jc w:val="both"/>
+        <w:rPr>
+          <w:rFonts w:ascii="PT Astra Serif" w:hAnsi="PT Astra Serif"/>
+          <w:color w:val="000000"/>
+          <w:sz w:val="28"/>
+          <w:szCs w:val="28"/>
+        </w:rPr>
+      </w:pPr>
+    </w:p>
+    <w:p>
+      <w:pPr>
+        <w:spacing w:after="0" w:line="240" w:lineRule="auto"/>
+        <w:ind w:firstLine="709"/>
+        <w:jc w:val="both"/>
+        <w:rPr>
+          <w:rFonts w:ascii="PT Astra Serif" w:hAnsi="PT Astra Serif"/>
+          <w:color w:val="000000"/>
+          <w:sz w:val="28"/>
+          <w:szCs w:val="28"/>
+        </w:rPr>
+      </w:pPr>
+    </w:p>
+    <w:p>
+      <w:pPr>
+        <w:spacing w:after="0" w:line="240" w:lineRule="auto"/>
+        <w:jc w:val="center"/>
+        <w:rPr>
+          <w:rFonts w:ascii="PT Astra Serif" w:hAnsi="PT Astra Serif"/>
+          <w:color w:val="000000"/>
+          <w:sz w:val="28"/>
+          <w:szCs w:val="28"/>
+        </w:rPr>
+      </w:pPr>
+      <w:r>
+        <w:rPr>
+          <w:rFonts w:ascii="PT Astra Serif" w:hAnsi="PT Astra Serif"/>
+          <w:color w:val="000000"/>
+          <w:sz w:val="28"/>
+          <w:szCs w:val="28"/>
+        </w:rPr>
+        <w:t>2. Текст статьи.</w:t>
+      </w:r>
+    </w:p>
+    <w:p>
+      <w:pPr>
+        <w:spacing w:after="0" w:line="240" w:lineRule="auto"/>
+        <w:ind w:firstLine="709"/>
+        <w:jc w:val="both"/>
+        <w:rPr>
+          <w:rFonts w:ascii="PT Astra Serif" w:hAnsi="PT Astra Serif"/>
+          <w:sz w:val="28"/>
+          <w:szCs w:val="28"/>
+        </w:rPr>
+      </w:pPr>
+    </w:p>
+    <w:p>
+      <w:pPr>
+        <w:spacing w:after="0" w:line="240" w:lineRule="auto"/>
+        <w:ind w:firstLine="709"/>
+        <w:jc w:val="both"/>
+        <w:rPr>
+          <w:rFonts w:ascii="PT Astra Serif" w:hAnsi="PT Astra Serif"/>
+          <w:sz w:val="28"/>
+          <w:szCs w:val="28"/>
+        </w:rPr>
+      </w:pPr>
+      <w:r>
+        <w:rPr>
+          <w:rFonts w:ascii="PT Astra Serif" w:hAnsi="PT Astra Serif"/>
+          <w:sz w:val="28"/>
+          <w:szCs w:val="28"/>
+        </w:rPr>
+        <w:t>2.1 Понятие труда. </w:t>
+      </w:r>
+    </w:p>
+    <w:p>
+      <w:pPr>
+        <w:spacing w:after="0" w:line="240" w:lineRule="auto"/>
+        <w:ind w:firstLine="709"/>
+        <w:jc w:val="both"/>
+        <w:rPr>
+          <w:rFonts w:ascii="PT Astra Serif" w:hAnsi="PT Astra Serif"/>
+          <w:sz w:val="28"/>
+          <w:szCs w:val="28"/>
+        </w:rPr>
+      </w:pPr>
+    </w:p>
+    <w:p>
+      <w:pPr>
+        <w:spacing w:after="0" w:line="240" w:lineRule="auto"/>
+        <w:ind w:firstLine="709"/>
+        <w:jc w:val="both"/>
+        <w:rPr>
+          <w:rFonts w:ascii="PT Astra Serif" w:hAnsi="PT Astra Serif"/>
+          <w:sz w:val="28"/>
+          <w:szCs w:val="28"/>
+        </w:rPr>
+      </w:pPr>
+      <w:r>
+        <w:rPr>
+          <w:rFonts w:ascii="PT Astra Serif" w:hAnsi="PT Astra Serif"/>
+          <w:sz w:val="28"/>
+          <w:szCs w:val="28"/>
+        </w:rPr>
+        <w:t>Труд является одной из фундаментальных категорий экономической теории, социологии, философии и права. С момента возникновения человеческого общества труд выступает основным средством удовлетворения потребностей человека и важнейшим условием развития цивилизации. Именно посредством труда создаются материальные и духовные ценности, обеспечивается функционирование государства, экономики и социальных институтов.</w:t>
+      </w:r>
+    </w:p>
+    <w:p>
+      <w:pPr>
+        <w:spacing w:after="0" w:line="240" w:lineRule="auto"/>
+        <w:ind w:firstLine="709"/>
+        <w:jc w:val="both"/>
+        <w:rPr>
+          <w:rFonts w:ascii="PT Astra Serif" w:hAnsi="PT Astra Serif"/>
+          <w:sz w:val="28"/>
+          <w:szCs w:val="28"/>
+        </w:rPr>
+      </w:pPr>
+      <w:r>
+        <w:rPr>
+          <w:rFonts w:ascii="PT Astra Serif" w:hAnsi="PT Astra Serif"/>
+          <w:sz w:val="28"/>
+          <w:szCs w:val="28"/>
+        </w:rPr>
+        <w:t xml:space="preserve">В современных условиях значение труда существенно возрастает в связи с развитием информационных технологий, </w:t>
+      </w:r>
+      <w:proofErr w:type="spellStart"/>
+      <w:r>
+        <w:rPr>
+          <w:rFonts w:ascii="PT Astra Serif" w:hAnsi="PT Astra Serif"/>
+          <w:sz w:val="28"/>
+          <w:szCs w:val="28"/>
+        </w:rPr>
+        <w:t>цифровизации</w:t>
+      </w:r>
+      <w:proofErr w:type="spellEnd"/>
+      <w:r>
+        <w:rPr>
+          <w:rFonts w:ascii="PT Astra Serif" w:hAnsi="PT Astra Serif"/>
+          <w:sz w:val="28"/>
+          <w:szCs w:val="28"/>
+        </w:rPr>
+        <w:t xml:space="preserve"> и автоматизации производства. Изменяется характер трудовой деятельности, возрастает роль интеллектуального и творческого труда, а также повышаются требования к квалификации работников.</w:t>
+      </w:r>
+    </w:p>
+    <w:p>
+      <w:pPr>
+        <w:spacing w:after="0" w:line="240" w:lineRule="auto"/>
+        <w:ind w:firstLine="709"/>
+        <w:jc w:val="both"/>
+        <w:rPr>
+          <w:rFonts w:ascii="PT Astra Serif" w:hAnsi="PT Astra Serif"/>
+          <w:sz w:val="28"/>
+          <w:szCs w:val="28"/>
+        </w:rPr>
+      </w:pPr>
+    </w:p>
+    <w:p>
+      <w:pPr>
+        <w:spacing w:after="0" w:line="240" w:lineRule="auto"/>
+        <w:ind w:firstLine="709"/>
+        <w:jc w:val="both"/>
+        <w:rPr>
+          <w:rFonts w:ascii="PT Astra Serif" w:hAnsi="PT Astra Serif"/>
+          <w:sz w:val="28"/>
+          <w:szCs w:val="28"/>
+        </w:rPr>
+      </w:pPr>
+      <w:r>
+        <w:rPr>
+          <w:rFonts w:ascii="PT Astra Serif" w:hAnsi="PT Astra Serif"/>
+          <w:sz w:val="28"/>
+          <w:szCs w:val="28"/>
+        </w:rPr>
+        <w:t>В научной литературе труд рассматривается как сознательная, целенаправленная деятельность человека, направленная на создание материальных и нематериальных благ для удовлетворения потребностей общества.</w:t>
+      </w:r>
+    </w:p>
+    <w:p>
+      <w:pPr>
+        <w:spacing w:after="0" w:line="240" w:lineRule="auto"/>
+        <w:ind w:firstLine="709"/>
+        <w:jc w:val="both"/>
+        <w:rPr>
+          <w:rFonts w:ascii="PT Astra Serif" w:hAnsi="PT Astra Serif"/>
+          <w:sz w:val="28"/>
+          <w:szCs w:val="28"/>
+        </w:rPr>
+      </w:pPr>
+      <w:r>
+        <w:rPr>
+          <w:rFonts w:ascii="PT Astra Serif" w:hAnsi="PT Astra Serif"/>
+          <w:sz w:val="28"/>
+          <w:szCs w:val="28"/>
+        </w:rPr>
+        <w:t>С точки зрения экономической теории труд представляет собой один из основных факторов производства наряду с капиталом, землёй и предпринимательскими способностями. Посредством труда человек воздействует на предметы природы, преобразует окружающую среду и создаёт общественно полезный результат.</w:t>
+      </w:r>
+    </w:p>
+    <w:p>
+      <w:pPr>
+        <w:spacing w:after="0" w:line="240" w:lineRule="auto"/>
+        <w:ind w:firstLine="709"/>
+        <w:jc w:val="both"/>
+        <w:rPr>
+          <w:rFonts w:ascii="PT Astra Serif" w:hAnsi="PT Astra Serif"/>
+          <w:color w:val="000000"/>
+          <w:sz w:val="28"/>
+          <w:szCs w:val="28"/>
+        </w:rPr>
+      </w:pPr>
+    </w:p>
+    <w:p>
+      <w:pPr>
+        <w:spacing w:after="0" w:line="240" w:lineRule="auto"/>
+        <w:ind w:firstLine="709"/>
+        <w:jc w:val="both"/>
+        <w:rPr>
+          <w:rFonts w:ascii="PT Astra Serif" w:hAnsi="PT Astra Serif"/>
+          <w:color w:val="000000"/>
+          <w:sz w:val="28"/>
+          <w:szCs w:val="28"/>
+        </w:rPr>
+      </w:pPr>
+      <w:r>
+        <w:rPr>
+          <w:rFonts w:ascii="PT Astra Serif" w:hAnsi="PT Astra Serif"/>
+          <w:sz w:val="28"/>
+          <w:szCs w:val="28"/>
+        </w:rPr>
+        <w:lastRenderedPageBreak/>
+        <w:t xml:space="preserve">Труд — особая система, состоящая из трёх компонентов: предметов труда, средств труда и людей как субъектов труда, преобразующих в </w:t>
+      </w:r>
+      <w:r>
+        <w:rPr>
+          <w:rFonts w:ascii="PT Astra Serif" w:hAnsi="PT Astra Serif"/>
+          <w:color w:val="000000"/>
+          <w:sz w:val="28"/>
+          <w:szCs w:val="28"/>
+        </w:rPr>
+        <w:t>процессе труда предметы в продукты с помощью средств труда.</w:t>
+      </w:r>
+    </w:p>
+    <w:p>
+      <w:pPr>
+        <w:spacing w:after="0" w:line="240" w:lineRule="auto"/>
+        <w:ind w:firstLine="709"/>
+        <w:jc w:val="both"/>
+        <w:rPr>
+          <w:rFonts w:ascii="PT Astra Serif" w:hAnsi="PT Astra Serif"/>
+          <w:color w:val="000000"/>
+          <w:sz w:val="28"/>
+          <w:szCs w:val="28"/>
+        </w:rPr>
+      </w:pPr>
+      <w:r>
+        <w:rPr>
+          <w:rFonts w:ascii="PT Astra Serif" w:hAnsi="PT Astra Serif"/>
+          <w:color w:val="000000"/>
+          <w:sz w:val="28"/>
+          <w:szCs w:val="28"/>
+        </w:rPr>
+        <w:t>Предметы труда — это природные вещества, вещи или их комплексы, на которые человек воздействует в процессе работы с помощью различных инструментов и оборудования, чтобы преобразовать их для удовлетворения личных и производственных нужд. Если эти предметы составляют основу конечного продукта, то их называют основными материалами. В широком смысле к предметам труда относятся все ресурсы, которые человек находит, добывает, обрабатывает или создает, включая материальные ресурсы и научные знания.</w:t>
+      </w:r>
+    </w:p>
+    <w:p>
+      <w:pPr>
+        <w:spacing w:after="0" w:line="240" w:lineRule="auto"/>
+        <w:ind w:firstLine="709"/>
+        <w:jc w:val="both"/>
+        <w:rPr>
+          <w:rFonts w:ascii="PT Astra Serif" w:hAnsi="PT Astra Serif"/>
+          <w:color w:val="000000"/>
+          <w:sz w:val="28"/>
+          <w:szCs w:val="28"/>
+        </w:rPr>
+      </w:pPr>
+      <w:r>
+        <w:rPr>
+          <w:rFonts w:ascii="PT Astra Serif" w:hAnsi="PT Astra Serif"/>
+          <w:color w:val="000000"/>
+          <w:sz w:val="28"/>
+          <w:szCs w:val="28"/>
+        </w:rPr>
+        <w:t xml:space="preserve">Средства труда — это предметы или их совокупность, </w:t>
+      </w:r>
+      <w:r>
+        <w:rPr>
+          <w:rFonts w:ascii="PT Astra Serif" w:hAnsi="PT Astra Serif"/>
+          <w:color w:val="000000"/>
+          <w:sz w:val="28"/>
+          <w:szCs w:val="28"/>
+        </w:rPr>
+        <w:t>находящихся между человеком и предметом труда</w:t>
+      </w:r>
+      <w:r>
+        <w:rPr>
+          <w:rFonts w:ascii="PT Astra Serif" w:hAnsi="PT Astra Serif"/>
+          <w:color w:val="000000"/>
+          <w:sz w:val="28"/>
+          <w:szCs w:val="28"/>
+        </w:rPr>
+        <w:t xml:space="preserve">, которые человек использует для воздействия на материалы и получения нужных благ. К ним относятся инструменты и рабочее место. </w:t>
+      </w:r>
+      <w:r>
+        <w:rPr>
+          <w:rFonts w:ascii="PT Astra Serif" w:hAnsi="PT Astra Serif"/>
+          <w:color w:val="000000"/>
+          <w:sz w:val="28"/>
+          <w:szCs w:val="28"/>
+        </w:rPr>
+        <w:t>(</w:t>
+      </w:r>
+      <w:r>
+        <w:rPr>
+          <w:rFonts w:ascii="PT Astra Serif" w:hAnsi="PT Astra Serif"/>
+          <w:color w:val="000000"/>
+          <w:sz w:val="28"/>
+          <w:szCs w:val="28"/>
+        </w:rPr>
         <w:t xml:space="preserve">Ссылка </w:t>
       </w:r>
       <w:r>
@@ -869,15 +1351,14 @@
           <w:sz w:val="28"/>
           <w:szCs w:val="28"/>
         </w:rPr>
-        <w:t>3</w:t>
-      </w:r>
-      <w:r>
-        <w:rPr>
-          <w:rFonts w:ascii="PT Astra Serif" w:hAnsi="PT Astra Serif"/>
-          <w:color w:val="000000"/>
-          <w:sz w:val="28"/>
-          <w:szCs w:val="28"/>
-          <w:lang w:val="en-US"/>
+        <w:t>4</w:t>
+      </w:r>
+      <w:r>
+        <w:rPr>
+          <w:rFonts w:ascii="PT Astra Serif" w:hAnsi="PT Astra Serif"/>
+          <w:color w:val="000000"/>
+          <w:sz w:val="28"/>
+          <w:szCs w:val="28"/>
         </w:rPr>
         <w:t>)</w:t>
       </w:r>
@@ -914,200 +1395,515 @@
           <w:sz w:val="28"/>
           <w:szCs w:val="28"/>
         </w:rPr>
-        <w:t>«Нужно максимально снизить нагрузку на сотрудников за счет сокращения документооборота и цифровизации рутинных функций. В очередной раз напоминаю о необходимости обеспечения социальных гарантий, включая такие чувствительные вопросы, как предоставление отпусков и оплату переработок», – сказал Колокольцев (</w:t>
-      </w:r>
-      <w:r>
-        <w:rPr>
-          <w:rFonts w:ascii="PT Astra Serif" w:hAnsi="PT Astra Serif"/>
-          <w:color w:val="000000"/>
-          <w:sz w:val="28"/>
-          <w:szCs w:val="28"/>
-        </w:rPr>
-        <w:t xml:space="preserve">Ссылка </w:t>
-      </w:r>
-      <w:r>
-        <w:rPr>
-          <w:rFonts w:ascii="PT Astra Serif" w:hAnsi="PT Astra Serif"/>
-          <w:color w:val="000000"/>
-          <w:sz w:val="28"/>
-          <w:szCs w:val="28"/>
-        </w:rPr>
-        <w:t>4</w:t>
-      </w:r>
-      <w:r>
-        <w:rPr>
-          <w:rFonts w:ascii="PT Astra Serif" w:hAnsi="PT Astra Serif"/>
-          <w:color w:val="000000"/>
-          <w:sz w:val="28"/>
-          <w:szCs w:val="28"/>
-        </w:rPr>
-        <w:t>).</w:t>
-      </w:r>
-    </w:p>
-    <w:p>
-      <w:pPr>
-        <w:spacing w:after="0" w:line="240" w:lineRule="auto"/>
-        <w:ind w:firstLine="709"/>
-        <w:jc w:val="both"/>
-        <w:rPr>
-          <w:rFonts w:ascii="PT Astra Serif" w:hAnsi="PT Astra Serif"/>
-          <w:color w:val="000000"/>
-          <w:sz w:val="28"/>
-          <w:szCs w:val="28"/>
-        </w:rPr>
-      </w:pPr>
-    </w:p>
-    <w:p>
-      <w:pPr>
-        <w:spacing w:after="0" w:line="240" w:lineRule="auto"/>
-        <w:ind w:firstLine="709"/>
-        <w:jc w:val="both"/>
-        <w:rPr>
-          <w:rFonts w:ascii="PT Astra Serif" w:hAnsi="PT Astra Serif"/>
-          <w:color w:val="000000"/>
-          <w:sz w:val="28"/>
-          <w:szCs w:val="28"/>
-        </w:rPr>
-      </w:pPr>
-    </w:p>
-    <w:p>
-      <w:pPr>
-        <w:spacing w:after="0" w:line="240" w:lineRule="auto"/>
-        <w:ind w:firstLine="709"/>
-        <w:jc w:val="both"/>
-        <w:rPr>
-          <w:rFonts w:ascii="PT Astra Serif" w:hAnsi="PT Astra Serif"/>
-          <w:color w:val="000000"/>
-          <w:sz w:val="28"/>
-          <w:szCs w:val="28"/>
-        </w:rPr>
-      </w:pPr>
-    </w:p>
-    <w:p>
-      <w:pPr>
-        <w:spacing w:after="0" w:line="240" w:lineRule="auto"/>
-        <w:jc w:val="center"/>
-        <w:rPr>
-          <w:rFonts w:ascii="PT Astra Serif" w:hAnsi="PT Astra Serif"/>
-          <w:color w:val="000000"/>
-          <w:sz w:val="28"/>
-          <w:szCs w:val="28"/>
-        </w:rPr>
-      </w:pPr>
-      <w:r>
-        <w:rPr>
-          <w:rFonts w:ascii="PT Astra Serif" w:hAnsi="PT Astra Serif"/>
-          <w:color w:val="000000"/>
-          <w:sz w:val="28"/>
-          <w:szCs w:val="28"/>
-        </w:rPr>
-        <w:t>2. Текст статьи.</w:t>
-      </w:r>
-    </w:p>
-    <w:p>
-      <w:pPr>
-        <w:spacing w:after="0" w:line="240" w:lineRule="auto"/>
-        <w:ind w:firstLine="709"/>
-        <w:jc w:val="both"/>
-        <w:rPr>
-          <w:rFonts w:ascii="PT Astra Serif" w:hAnsi="PT Astra Serif"/>
-          <w:color w:val="000000"/>
-          <w:sz w:val="28"/>
-          <w:szCs w:val="28"/>
-        </w:rPr>
-      </w:pPr>
-    </w:p>
-    <w:p>
-      <w:pPr>
-        <w:spacing w:after="0" w:line="240" w:lineRule="auto"/>
-        <w:ind w:firstLine="709"/>
-        <w:jc w:val="both"/>
-        <w:rPr>
-          <w:rFonts w:ascii="PT Astra Serif" w:hAnsi="PT Astra Serif"/>
-          <w:color w:val="000000"/>
-          <w:sz w:val="28"/>
-          <w:szCs w:val="28"/>
-        </w:rPr>
-      </w:pPr>
-    </w:p>
-    <w:p>
-      <w:pPr>
-        <w:spacing w:after="0" w:line="240" w:lineRule="auto"/>
-        <w:ind w:firstLine="709"/>
-        <w:jc w:val="both"/>
-        <w:rPr>
-          <w:rFonts w:ascii="PT Astra Serif" w:hAnsi="PT Astra Serif"/>
-          <w:color w:val="000000"/>
-          <w:sz w:val="28"/>
-          <w:szCs w:val="28"/>
-        </w:rPr>
-      </w:pPr>
-    </w:p>
-    <w:p>
-      <w:pPr>
-        <w:spacing w:after="0" w:line="240" w:lineRule="auto"/>
-        <w:ind w:firstLine="709"/>
-        <w:jc w:val="both"/>
-        <w:rPr>
-          <w:rFonts w:ascii="PT Astra Serif" w:hAnsi="PT Astra Serif"/>
-          <w:color w:val="000000"/>
-          <w:sz w:val="28"/>
-          <w:szCs w:val="28"/>
-        </w:rPr>
-      </w:pPr>
-    </w:p>
-    <w:p>
-      <w:pPr>
-        <w:spacing w:after="0" w:line="240" w:lineRule="auto"/>
-        <w:jc w:val="center"/>
-        <w:rPr>
-          <w:rFonts w:ascii="PT Astra Serif" w:hAnsi="PT Astra Serif"/>
-          <w:sz w:val="28"/>
-          <w:szCs w:val="28"/>
-        </w:rPr>
-      </w:pPr>
-      <w:r>
-        <w:rPr>
-          <w:rFonts w:ascii="PT Astra Serif" w:hAnsi="PT Astra Serif"/>
-          <w:sz w:val="28"/>
-          <w:szCs w:val="28"/>
-        </w:rPr>
-        <w:t>3. Заключение.</w:t>
-      </w:r>
-    </w:p>
-    <w:p>
-      <w:pPr>
-        <w:spacing w:after="0" w:line="240" w:lineRule="auto"/>
-        <w:ind w:firstLine="709"/>
-        <w:jc w:val="both"/>
-        <w:rPr>
-          <w:rFonts w:ascii="PT Astra Serif" w:hAnsi="PT Astra Serif"/>
-          <w:color w:val="000000"/>
-          <w:sz w:val="28"/>
-          <w:szCs w:val="28"/>
-        </w:rPr>
-      </w:pPr>
-    </w:p>
-    <w:p>
-      <w:pPr>
-        <w:spacing w:after="0" w:line="240" w:lineRule="auto"/>
-        <w:ind w:firstLine="709"/>
-        <w:jc w:val="both"/>
-        <w:rPr>
-          <w:rFonts w:ascii="PT Astra Serif" w:hAnsi="PT Astra Serif"/>
-          <w:color w:val="000000"/>
-          <w:sz w:val="28"/>
-          <w:szCs w:val="28"/>
-        </w:rPr>
-      </w:pPr>
-      <w:r>
-        <w:rPr>
-          <w:rFonts w:ascii="PT Astra Serif" w:hAnsi="PT Astra Serif"/>
-          <w:color w:val="000000"/>
-          <w:sz w:val="28"/>
-          <w:szCs w:val="28"/>
-        </w:rPr>
-        <w:t>В условиях кадрового дефицита и возрастающей нагрузки на сотрудников органов внутренних дел Российской Федерации особую актуальность приобретает повышение производительности труда посредством цифровизации служебной деятельности.</w:t>
+        <w:t>Разработка программного обеспечения значительно улучшает средства труда, делая процесс работы более эффективным, удобным и быстрым. Современное программное обеспечение автоматизирует многие процессы, снижает количество ручного труда и повышает точность выполнения задач.</w:t>
+      </w:r>
+    </w:p>
+    <w:p>
+      <w:pPr>
+        <w:spacing w:after="0" w:line="240" w:lineRule="auto"/>
+        <w:ind w:firstLine="709"/>
+        <w:jc w:val="both"/>
+        <w:rPr>
+          <w:rFonts w:ascii="PT Astra Serif" w:hAnsi="PT Astra Serif"/>
+          <w:color w:val="000000"/>
+          <w:sz w:val="28"/>
+          <w:szCs w:val="28"/>
+        </w:rPr>
+      </w:pPr>
+      <w:r>
+        <w:rPr>
+          <w:rFonts w:ascii="PT Astra Serif" w:hAnsi="PT Astra Serif"/>
+          <w:color w:val="000000"/>
+          <w:sz w:val="28"/>
+          <w:szCs w:val="28"/>
+        </w:rPr>
+        <w:t>Например, специализированные программы позволяют быстрее обрабатывать информацию, создавать проекты, выполнять расчёты и контролировать производственные процессы. Благодаря этому работники тратят меньше времени на рутинные операции и могут сосредоточиться на более важных задачах. Кроме того, программное обеспечение улучшает организацию рабочего места: появляются удобные интерфейсы, системы хранения данных и средства коммуникации.</w:t>
+      </w:r>
+    </w:p>
+    <w:p>
+      <w:pPr>
+        <w:spacing w:after="0" w:line="240" w:lineRule="auto"/>
+        <w:ind w:firstLine="709"/>
+        <w:jc w:val="both"/>
+        <w:rPr>
+          <w:rFonts w:ascii="PT Astra Serif" w:hAnsi="PT Astra Serif"/>
+          <w:color w:val="000000"/>
+          <w:sz w:val="28"/>
+          <w:szCs w:val="28"/>
+        </w:rPr>
+      </w:pPr>
+      <w:r>
+        <w:rPr>
+          <w:rFonts w:ascii="PT Astra Serif" w:hAnsi="PT Astra Serif"/>
+          <w:color w:val="000000"/>
+          <w:sz w:val="28"/>
+          <w:szCs w:val="28"/>
+        </w:rPr>
+        <w:t>Также разработка ПО способствует созданию новых цифровых инструментов, которые повышают производительность труда и уменьшают вероятность ошибок. В результате средства труда становятся более современными, технологичными и эффективными, что положительно влияет на качество работы и конечный результат.</w:t>
+      </w:r>
+    </w:p>
+    <w:p>
+      <w:pPr>
+        <w:spacing w:after="0" w:line="240" w:lineRule="auto"/>
+        <w:ind w:firstLine="709"/>
+        <w:jc w:val="both"/>
+        <w:rPr>
+          <w:rFonts w:ascii="PT Astra Serif" w:hAnsi="PT Astra Serif"/>
+          <w:color w:val="000000"/>
+          <w:sz w:val="28"/>
+          <w:szCs w:val="28"/>
+        </w:rPr>
+      </w:pPr>
+    </w:p>
+    <w:p>
+      <w:pPr>
+        <w:spacing w:after="0" w:line="240" w:lineRule="auto"/>
+        <w:ind w:firstLine="709"/>
+        <w:jc w:val="both"/>
+        <w:rPr>
+          <w:rFonts w:ascii="PT Astra Serif" w:hAnsi="PT Astra Serif"/>
+          <w:color w:val="000000"/>
+          <w:sz w:val="28"/>
+          <w:szCs w:val="28"/>
+        </w:rPr>
+      </w:pPr>
+      <w:r>
+        <w:rPr>
+          <w:rFonts w:ascii="PT Astra Serif" w:hAnsi="PT Astra Serif"/>
+          <w:color w:val="000000"/>
+          <w:sz w:val="28"/>
+          <w:szCs w:val="28"/>
+        </w:rPr>
+        <w:t>2.2. Теоретические основы производительности труда.</w:t>
+      </w:r>
+    </w:p>
+    <w:p>
+      <w:pPr>
+        <w:spacing w:after="0" w:line="240" w:lineRule="auto"/>
+        <w:ind w:firstLine="709"/>
+        <w:jc w:val="both"/>
+        <w:rPr>
+          <w:rFonts w:ascii="PT Astra Serif" w:hAnsi="PT Astra Serif"/>
+          <w:color w:val="000000"/>
+          <w:sz w:val="28"/>
+          <w:szCs w:val="28"/>
+        </w:rPr>
+      </w:pPr>
+    </w:p>
+    <w:p>
+      <w:pPr>
+        <w:spacing w:after="0" w:line="240" w:lineRule="auto"/>
+        <w:ind w:firstLine="709"/>
+        <w:jc w:val="both"/>
+        <w:rPr>
+          <w:rFonts w:ascii="PT Astra Serif" w:hAnsi="PT Astra Serif"/>
+          <w:color w:val="000000"/>
+          <w:sz w:val="28"/>
+          <w:szCs w:val="28"/>
+        </w:rPr>
+      </w:pPr>
+      <w:r>
+        <w:rPr>
+          <w:rFonts w:ascii="PT Astra Serif" w:hAnsi="PT Astra Serif"/>
+          <w:color w:val="000000"/>
+          <w:sz w:val="28"/>
+          <w:szCs w:val="28"/>
+        </w:rPr>
+        <w:t>Эффективность труда представляет собой экономическую категорию, характеризующую результативность трудовой деятельности работников и степень рационального использования трудовых ресурсов. Оценка эффективности труда осуществляется при помощи системы количественных и качественных показателей, позволяющих определить уровень использования рабочего времени, производительность работников и конечные результаты деятельности организации.</w:t>
+      </w:r>
+    </w:p>
+    <w:p>
+      <w:pPr>
+        <w:spacing w:after="0" w:line="240" w:lineRule="auto"/>
+        <w:ind w:firstLine="709"/>
+        <w:jc w:val="both"/>
+        <w:rPr>
+          <w:rFonts w:ascii="PT Astra Serif" w:hAnsi="PT Astra Serif"/>
+          <w:color w:val="000000"/>
+          <w:sz w:val="28"/>
+          <w:szCs w:val="28"/>
+        </w:rPr>
+      </w:pPr>
+      <w:r>
+        <w:rPr>
+          <w:rFonts w:ascii="PT Astra Serif" w:hAnsi="PT Astra Serif"/>
+          <w:color w:val="000000"/>
+          <w:sz w:val="28"/>
+          <w:szCs w:val="28"/>
+        </w:rPr>
+        <w:t>Показатели эффективности труда</w:t>
+      </w:r>
+      <w:r>
+        <w:rPr>
+          <w:rFonts w:ascii="PT Astra Serif" w:hAnsi="PT Astra Serif"/>
+          <w:color w:val="000000"/>
+          <w:sz w:val="28"/>
+          <w:szCs w:val="28"/>
+        </w:rPr>
+        <w:t>:</w:t>
+      </w:r>
+    </w:p>
+    <w:p>
+      <w:pPr>
+        <w:spacing w:after="0" w:line="240" w:lineRule="auto"/>
+        <w:ind w:firstLine="709"/>
+        <w:jc w:val="both"/>
+        <w:rPr>
+          <w:rFonts w:ascii="PT Astra Serif" w:hAnsi="PT Astra Serif"/>
+          <w:color w:val="000000"/>
+          <w:sz w:val="28"/>
+          <w:szCs w:val="28"/>
+        </w:rPr>
+      </w:pPr>
+    </w:p>
+    <w:p>
+      <w:pPr>
+        <w:spacing w:after="0" w:line="240" w:lineRule="auto"/>
+        <w:ind w:firstLine="709"/>
+        <w:jc w:val="both"/>
+        <w:rPr>
+          <w:rFonts w:ascii="PT Astra Serif" w:hAnsi="PT Astra Serif"/>
+          <w:color w:val="000000"/>
+          <w:sz w:val="28"/>
+          <w:szCs w:val="28"/>
+        </w:rPr>
+      </w:pPr>
+      <w:r>
+        <w:rPr>
+          <w:rFonts w:ascii="PT Astra Serif" w:hAnsi="PT Astra Serif"/>
+          <w:color w:val="000000"/>
+          <w:sz w:val="28"/>
+          <w:szCs w:val="28"/>
+        </w:rPr>
+        <w:t>1. Производительность труда</w:t>
+      </w:r>
+    </w:p>
+    <w:p>
+      <w:pPr>
+        <w:spacing w:after="0" w:line="240" w:lineRule="auto"/>
+        <w:ind w:firstLine="709"/>
+        <w:jc w:val="both"/>
+        <w:rPr>
+          <w:rFonts w:ascii="PT Astra Serif" w:hAnsi="PT Astra Serif"/>
+          <w:color w:val="000000"/>
+          <w:sz w:val="28"/>
+          <w:szCs w:val="28"/>
+        </w:rPr>
+      </w:pPr>
+      <w:r>
+        <w:rPr>
+          <w:rFonts w:ascii="PT Astra Serif" w:hAnsi="PT Astra Serif"/>
+          <w:color w:val="000000"/>
+          <w:sz w:val="28"/>
+          <w:szCs w:val="28"/>
+        </w:rPr>
+        <w:lastRenderedPageBreak/>
+        <w:t>Основным показателем эффективности труда является производительность труда.</w:t>
+      </w:r>
+    </w:p>
+    <w:p>
+      <w:pPr>
+        <w:spacing w:after="0" w:line="240" w:lineRule="auto"/>
+        <w:ind w:firstLine="709"/>
+        <w:jc w:val="both"/>
+        <w:rPr>
+          <w:rFonts w:ascii="PT Astra Serif" w:hAnsi="PT Astra Serif"/>
+          <w:color w:val="000000"/>
+          <w:sz w:val="28"/>
+          <w:szCs w:val="28"/>
+        </w:rPr>
+      </w:pPr>
+      <w:r>
+        <w:rPr>
+          <w:rFonts w:ascii="PT Astra Serif" w:hAnsi="PT Astra Serif"/>
+          <w:color w:val="000000"/>
+          <w:sz w:val="28"/>
+          <w:szCs w:val="28"/>
+        </w:rPr>
+        <w:t>Производительность труда характеризует количество продукции, работ или услуг, произведённых одним работником за определённый промежуток времени.</w:t>
+      </w:r>
+    </w:p>
+    <w:p>
+      <w:pPr>
+        <w:spacing w:after="0" w:line="240" w:lineRule="auto"/>
+        <w:ind w:firstLine="709"/>
+        <w:jc w:val="both"/>
+        <w:rPr>
+          <w:rFonts w:ascii="PT Astra Serif" w:hAnsi="PT Astra Serif"/>
+          <w:color w:val="000000"/>
+          <w:sz w:val="28"/>
+          <w:szCs w:val="28"/>
+        </w:rPr>
+      </w:pPr>
+      <w:r>
+        <w:rPr>
+          <w:rFonts w:ascii="PT Astra Serif" w:hAnsi="PT Astra Serif"/>
+          <w:color w:val="000000"/>
+          <w:sz w:val="28"/>
+          <w:szCs w:val="28"/>
+        </w:rPr>
+        <w:t>Наиболее распространённая формула:</w:t>
+      </w:r>
+    </w:p>
+    <w:p>
+      <w:pPr>
+        <w:spacing w:after="0" w:line="240" w:lineRule="auto"/>
+        <w:ind w:firstLine="709"/>
+        <w:jc w:val="both"/>
+        <w:rPr>
+          <w:rFonts w:ascii="PT Astra Serif" w:hAnsi="PT Astra Serif"/>
+          <w:color w:val="000000"/>
+          <w:sz w:val="28"/>
+          <w:szCs w:val="28"/>
+        </w:rPr>
+      </w:pPr>
+      <w:r>
+        <w:rPr>
+          <w:rFonts w:ascii="PT Astra Serif" w:hAnsi="PT Astra Serif"/>
+          <w:color w:val="000000"/>
+          <w:sz w:val="28"/>
+          <w:szCs w:val="28"/>
+        </w:rPr>
+        <w:drawing>
+          <wp:inline distT="0" distB="0" distL="0" distR="0" wp14:anchorId="2C75EDD0" wp14:editId="3C281C14">
+            <wp:extent cx="1371600" cy="914400"/>
+            <wp:effectExtent l="0" t="0" r="0" b="0"/>
+            <wp:docPr id="1" name="Рисунок 1"/>
+            <wp:cNvGraphicFramePr>
+              <a:graphicFrameLocks xmlns:a="http://schemas.openxmlformats.org/drawingml/2006/main" noChangeAspect="1"/>
+            </wp:cNvGraphicFramePr>
+            <a:graphic xmlns:a="http://schemas.openxmlformats.org/drawingml/2006/main">
+              <a:graphicData uri="http://schemas.openxmlformats.org/drawingml/2006/picture">
+                <pic:pic xmlns:pic="http://schemas.openxmlformats.org/drawingml/2006/picture">
+                  <pic:nvPicPr>
+                    <pic:cNvPr id="1" name=""/>
+                    <pic:cNvPicPr/>
+                  </pic:nvPicPr>
+                  <pic:blipFill>
+                    <a:blip r:embed="rId5"/>
+                    <a:stretch>
+                      <a:fillRect/>
+                    </a:stretch>
+                  </pic:blipFill>
+                  <pic:spPr>
+                    <a:xfrm>
+                      <a:off x="0" y="0"/>
+                      <a:ext cx="1371600" cy="914400"/>
+                    </a:xfrm>
+                    <a:prstGeom prst="rect">
+                      <a:avLst/>
+                    </a:prstGeom>
+                  </pic:spPr>
+                </pic:pic>
+              </a:graphicData>
+            </a:graphic>
+          </wp:inline>
+        </w:drawing>
+      </w:r>
+    </w:p>
+    <w:p>
+      <w:pPr>
+        <w:spacing w:after="0" w:line="240" w:lineRule="auto"/>
+        <w:ind w:firstLine="709"/>
+        <w:jc w:val="both"/>
+        <w:rPr>
+          <w:rFonts w:ascii="PT Astra Serif" w:hAnsi="PT Astra Serif"/>
+          <w:color w:val="000000"/>
+          <w:sz w:val="28"/>
+          <w:szCs w:val="28"/>
+        </w:rPr>
+      </w:pPr>
+      <w:r>
+        <w:rPr>
+          <w:rFonts w:ascii="PT Astra Serif" w:hAnsi="PT Astra Serif"/>
+          <w:color w:val="000000"/>
+          <w:sz w:val="28"/>
+          <w:szCs w:val="28"/>
+        </w:rPr>
+        <w:t>где:</w:t>
+      </w:r>
+    </w:p>
+    <w:p>
+      <w:pPr>
+        <w:spacing w:after="0" w:line="240" w:lineRule="auto"/>
+        <w:ind w:firstLine="709"/>
+        <w:jc w:val="both"/>
+        <w:rPr>
+          <w:rFonts w:ascii="PT Astra Serif" w:hAnsi="PT Astra Serif"/>
+          <w:color w:val="000000"/>
+          <w:sz w:val="28"/>
+          <w:szCs w:val="28"/>
+        </w:rPr>
+      </w:pPr>
+      <w:r>
+        <w:rPr>
+          <w:rFonts w:ascii="PT Astra Serif" w:hAnsi="PT Astra Serif"/>
+          <w:color w:val="000000"/>
+          <w:sz w:val="28"/>
+          <w:szCs w:val="28"/>
+        </w:rPr>
+        <w:t xml:space="preserve"> - </w:t>
+      </w:r>
+      <w:r>
+        <w:rPr>
+          <w:rFonts w:ascii="PT Astra Serif" w:hAnsi="PT Astra Serif"/>
+          <w:color w:val="000000"/>
+          <w:sz w:val="28"/>
+          <w:szCs w:val="28"/>
+        </w:rPr>
+        <w:t xml:space="preserve">P </w:t>
+      </w:r>
+      <w:r>
+        <w:rPr>
+          <w:rFonts w:ascii="PT Astra Serif" w:hAnsi="PT Astra Serif"/>
+          <w:color w:val="000000"/>
+          <w:sz w:val="28"/>
+          <w:szCs w:val="28"/>
+        </w:rPr>
+        <w:t>–</w:t>
+      </w:r>
+      <w:r>
+        <w:rPr>
+          <w:rFonts w:ascii="PT Astra Serif" w:hAnsi="PT Astra Serif"/>
+          <w:color w:val="000000"/>
+          <w:sz w:val="28"/>
+          <w:szCs w:val="28"/>
+        </w:rPr>
+        <w:t xml:space="preserve"> производительность</w:t>
+      </w:r>
+      <w:r>
+        <w:rPr>
+          <w:rFonts w:ascii="PT Astra Serif" w:hAnsi="PT Astra Serif"/>
+          <w:color w:val="000000"/>
+          <w:sz w:val="28"/>
+          <w:szCs w:val="28"/>
+        </w:rPr>
+        <w:t xml:space="preserve"> </w:t>
+      </w:r>
+      <w:r>
+        <w:rPr>
+          <w:rFonts w:ascii="PT Astra Serif" w:hAnsi="PT Astra Serif"/>
+          <w:color w:val="000000"/>
+          <w:sz w:val="28"/>
+          <w:szCs w:val="28"/>
+        </w:rPr>
+        <w:t xml:space="preserve">труда; </w:t>
+      </w:r>
+    </w:p>
+    <w:p>
+      <w:pPr>
+        <w:spacing w:after="0" w:line="240" w:lineRule="auto"/>
+        <w:ind w:firstLine="709"/>
+        <w:jc w:val="both"/>
+        <w:rPr>
+          <w:rFonts w:ascii="PT Astra Serif" w:hAnsi="PT Astra Serif"/>
+          <w:color w:val="000000"/>
+          <w:sz w:val="28"/>
+          <w:szCs w:val="28"/>
+        </w:rPr>
+      </w:pPr>
+      <w:r>
+        <w:rPr>
+          <w:rFonts w:ascii="PT Astra Serif" w:hAnsi="PT Astra Serif"/>
+          <w:color w:val="000000"/>
+          <w:sz w:val="28"/>
+          <w:szCs w:val="28"/>
+        </w:rPr>
+        <w:t xml:space="preserve"> - </w:t>
+      </w:r>
+      <w:r>
+        <w:rPr>
+          <w:rFonts w:ascii="PT Astra Serif" w:hAnsi="PT Astra Serif"/>
+          <w:color w:val="000000"/>
+          <w:sz w:val="28"/>
+          <w:szCs w:val="28"/>
+        </w:rPr>
+        <w:t xml:space="preserve">Q </w:t>
+      </w:r>
+      <w:r>
+        <w:rPr>
+          <w:rFonts w:ascii="PT Astra Serif" w:hAnsi="PT Astra Serif"/>
+          <w:color w:val="000000"/>
+          <w:sz w:val="28"/>
+          <w:szCs w:val="28"/>
+        </w:rPr>
+        <w:t>–</w:t>
+      </w:r>
+      <w:r>
+        <w:rPr>
+          <w:rFonts w:ascii="PT Astra Serif" w:hAnsi="PT Astra Serif"/>
+          <w:color w:val="000000"/>
+          <w:sz w:val="28"/>
+          <w:szCs w:val="28"/>
+        </w:rPr>
+        <w:t xml:space="preserve"> объём</w:t>
+      </w:r>
+      <w:r>
+        <w:rPr>
+          <w:rFonts w:ascii="PT Astra Serif" w:hAnsi="PT Astra Serif"/>
+          <w:color w:val="000000"/>
+          <w:sz w:val="28"/>
+          <w:szCs w:val="28"/>
+        </w:rPr>
+        <w:t xml:space="preserve"> </w:t>
+      </w:r>
+      <w:r>
+        <w:rPr>
+          <w:rFonts w:ascii="PT Astra Serif" w:hAnsi="PT Astra Serif"/>
+          <w:color w:val="000000"/>
+          <w:sz w:val="28"/>
+          <w:szCs w:val="28"/>
+        </w:rPr>
+        <w:t xml:space="preserve">произведённой продукции; </w:t>
+      </w:r>
+    </w:p>
+    <w:p>
+      <w:pPr>
+        <w:spacing w:after="0" w:line="240" w:lineRule="auto"/>
+        <w:ind w:firstLine="709"/>
+        <w:jc w:val="both"/>
+        <w:rPr>
+          <w:rFonts w:ascii="PT Astra Serif" w:hAnsi="PT Astra Serif"/>
+          <w:color w:val="000000"/>
+          <w:sz w:val="28"/>
+          <w:szCs w:val="28"/>
+        </w:rPr>
+      </w:pPr>
+      <w:r>
+        <w:rPr>
+          <w:rFonts w:ascii="PT Astra Serif" w:hAnsi="PT Astra Serif"/>
+          <w:color w:val="000000"/>
+          <w:sz w:val="28"/>
+          <w:szCs w:val="28"/>
+        </w:rPr>
+        <w:t xml:space="preserve"> - </w:t>
+      </w:r>
+      <w:r>
+        <w:rPr>
+          <w:rFonts w:ascii="PT Astra Serif" w:hAnsi="PT Astra Serif"/>
+          <w:color w:val="000000"/>
+          <w:sz w:val="28"/>
+          <w:szCs w:val="28"/>
+        </w:rPr>
+        <w:t xml:space="preserve">T </w:t>
+      </w:r>
+      <w:r>
+        <w:rPr>
+          <w:rFonts w:ascii="PT Astra Serif" w:hAnsi="PT Astra Serif"/>
+          <w:color w:val="000000"/>
+          <w:sz w:val="28"/>
+          <w:szCs w:val="28"/>
+        </w:rPr>
+        <w:t>–</w:t>
+      </w:r>
+      <w:r>
+        <w:rPr>
+          <w:rFonts w:ascii="PT Astra Serif" w:hAnsi="PT Astra Serif"/>
+          <w:color w:val="000000"/>
+          <w:sz w:val="28"/>
+          <w:szCs w:val="28"/>
+        </w:rPr>
+        <w:t xml:space="preserve"> затраты</w:t>
       </w:r>
       <w:bookmarkStart w:id="0" w:name="_GoBack"/>
       <w:bookmarkEnd w:id="0"/>
@@ -1118,36 +1914,156 @@
           <w:sz w:val="28"/>
           <w:szCs w:val="28"/>
         </w:rPr>
-        <w:t xml:space="preserve"> Одним из перспективных направлений является использование программного обеспечения при изготовлении фототаблиц к протоколу осмотра места происшествия, позволяющее сократить временные затраты сотрудников, минимизировать технические ошибки и повысить качество фиксации доказательственной информации.</w:t>
-      </w:r>
-    </w:p>
-    <w:p>
-      <w:pPr>
-        <w:spacing w:after="0" w:line="240" w:lineRule="auto"/>
-        <w:ind w:firstLine="709"/>
-        <w:jc w:val="both"/>
-        <w:rPr>
-          <w:rFonts w:ascii="PT Astra Serif" w:hAnsi="PT Astra Serif"/>
-          <w:color w:val="000000"/>
-          <w:sz w:val="28"/>
-          <w:szCs w:val="28"/>
-        </w:rPr>
-      </w:pPr>
-    </w:p>
-    <w:p>
-      <w:pPr>
-        <w:spacing w:after="0" w:line="240" w:lineRule="auto"/>
-        <w:ind w:firstLine="709"/>
-        <w:jc w:val="both"/>
-        <w:rPr>
-          <w:rFonts w:ascii="PT Astra Serif" w:hAnsi="PT Astra Serif"/>
-          <w:sz w:val="28"/>
-          <w:szCs w:val="28"/>
-        </w:rPr>
-      </w:pPr>
-      <w:r>
-        <w:rPr>
-          <w:rFonts w:ascii="PT Astra Serif" w:hAnsi="PT Astra Serif"/>
+        <w:t xml:space="preserve"> рабочего времени. </w:t>
+      </w:r>
+    </w:p>
+    <w:p>
+      <w:pPr>
+        <w:spacing w:after="0" w:line="240" w:lineRule="auto"/>
+        <w:ind w:firstLine="709"/>
+        <w:jc w:val="both"/>
+        <w:rPr>
+          <w:rFonts w:ascii="PT Astra Serif" w:hAnsi="PT Astra Serif"/>
+          <w:color w:val="000000"/>
+          <w:sz w:val="28"/>
+          <w:szCs w:val="28"/>
+        </w:rPr>
+      </w:pPr>
+    </w:p>
+    <w:p>
+      <w:pPr>
+        <w:spacing w:after="0" w:line="240" w:lineRule="auto"/>
+        <w:ind w:firstLine="709"/>
+        <w:jc w:val="both"/>
+        <w:rPr>
+          <w:rFonts w:ascii="PT Astra Serif" w:hAnsi="PT Astra Serif"/>
+          <w:color w:val="000000"/>
+          <w:sz w:val="28"/>
+          <w:szCs w:val="28"/>
+        </w:rPr>
+      </w:pPr>
+      <w:r>
+        <w:rPr>
+          <w:rFonts w:ascii="PT Astra Serif" w:hAnsi="PT Astra Serif"/>
+          <w:color w:val="000000"/>
+          <w:sz w:val="28"/>
+          <w:szCs w:val="28"/>
+        </w:rPr>
+        <w:t>Чем выше производительность труда, тем эффективнее используется труд работников.</w:t>
+      </w:r>
+    </w:p>
+    <w:p>
+      <w:pPr>
+        <w:spacing w:after="0" w:line="240" w:lineRule="auto"/>
+        <w:ind w:firstLine="709"/>
+        <w:jc w:val="both"/>
+        <w:rPr>
+          <w:rFonts w:ascii="PT Astra Serif" w:hAnsi="PT Astra Serif"/>
+          <w:color w:val="000000"/>
+          <w:sz w:val="28"/>
+          <w:szCs w:val="28"/>
+        </w:rPr>
+      </w:pPr>
+    </w:p>
+    <w:p>
+      <w:pPr>
+        <w:spacing w:after="0" w:line="240" w:lineRule="auto"/>
+        <w:ind w:firstLine="709"/>
+        <w:jc w:val="both"/>
+        <w:rPr>
+          <w:rFonts w:ascii="PT Astra Serif" w:hAnsi="PT Astra Serif"/>
+          <w:color w:val="000000"/>
+          <w:sz w:val="28"/>
+          <w:szCs w:val="28"/>
+        </w:rPr>
+      </w:pPr>
+    </w:p>
+    <w:p>
+      <w:pPr>
+        <w:spacing w:after="0" w:line="240" w:lineRule="auto"/>
+        <w:ind w:firstLine="709"/>
+        <w:jc w:val="both"/>
+        <w:rPr>
+          <w:rFonts w:ascii="PT Astra Serif" w:hAnsi="PT Astra Serif"/>
+          <w:color w:val="000000"/>
+          <w:sz w:val="28"/>
+          <w:szCs w:val="28"/>
+        </w:rPr>
+      </w:pPr>
+      <w:r>
+        <w:rPr>
+          <w:rFonts w:ascii="PT Astra Serif" w:hAnsi="PT Astra Serif"/>
+          <w:color w:val="000000"/>
+          <w:sz w:val="28"/>
+          <w:szCs w:val="28"/>
+        </w:rPr>
+        <w:t>3. Заключение.</w:t>
+      </w:r>
+    </w:p>
+    <w:p>
+      <w:pPr>
+        <w:spacing w:after="0" w:line="240" w:lineRule="auto"/>
+        <w:ind w:firstLine="709"/>
+        <w:jc w:val="both"/>
+        <w:rPr>
+          <w:rFonts w:ascii="PT Astra Serif" w:hAnsi="PT Astra Serif"/>
+          <w:color w:val="000000"/>
+          <w:sz w:val="28"/>
+          <w:szCs w:val="28"/>
+        </w:rPr>
+      </w:pPr>
+    </w:p>
+    <w:p>
+      <w:pPr>
+        <w:spacing w:after="0" w:line="240" w:lineRule="auto"/>
+        <w:ind w:firstLine="709"/>
+        <w:jc w:val="both"/>
+        <w:rPr>
+          <w:rFonts w:ascii="PT Astra Serif" w:hAnsi="PT Astra Serif"/>
+          <w:color w:val="000000"/>
+          <w:sz w:val="28"/>
+          <w:szCs w:val="28"/>
+        </w:rPr>
+      </w:pPr>
+      <w:r>
+        <w:rPr>
+          <w:rFonts w:ascii="PT Astra Serif" w:hAnsi="PT Astra Serif"/>
+          <w:color w:val="000000"/>
+          <w:sz w:val="28"/>
+          <w:szCs w:val="28"/>
+        </w:rPr>
+        <w:t>В условиях кадрового дефицита и возрастающей нагрузки на сотрудников органов внутренних дел Российской Федерации особую актуальность приобретает повышение производительности труда посредством цифровизации служебной деятельности. Одним из перспективных направлений является использование программного обеспечения при изготовлении фототаблиц к протоколу осмотра места происшествия, позволяющее сократить временные затраты сотрудников, минимизировать технические ошибки и повысить качество фиксации доказательственной информации.</w:t>
+      </w:r>
+    </w:p>
+    <w:p>
+      <w:pPr>
+        <w:spacing w:after="0" w:line="240" w:lineRule="auto"/>
+        <w:ind w:firstLine="709"/>
+        <w:jc w:val="both"/>
+        <w:rPr>
+          <w:rFonts w:ascii="PT Astra Serif" w:hAnsi="PT Astra Serif"/>
+          <w:color w:val="000000"/>
+          <w:sz w:val="28"/>
+          <w:szCs w:val="28"/>
+        </w:rPr>
+      </w:pPr>
+    </w:p>
+    <w:p>
+      <w:pPr>
+        <w:spacing w:after="0" w:line="240" w:lineRule="auto"/>
+        <w:ind w:firstLine="709"/>
+        <w:jc w:val="both"/>
+        <w:rPr>
+          <w:rFonts w:ascii="PT Astra Serif" w:hAnsi="PT Astra Serif"/>
+          <w:color w:val="000000"/>
+          <w:sz w:val="28"/>
+          <w:szCs w:val="28"/>
+        </w:rPr>
+      </w:pPr>
+      <w:r>
+        <w:rPr>
+          <w:rFonts w:ascii="PT Astra Serif" w:hAnsi="PT Astra Serif"/>
+          <w:color w:val="000000"/>
           <w:sz w:val="28"/>
           <w:szCs w:val="28"/>
         </w:rPr>
@@ -1206,13 +2122,10 @@
         </w:rPr>
         <w:t xml:space="preserve">. </w:t>
       </w:r>
-      <w:hyperlink r:id="rId5" w:history="1">
+      <w:hyperlink r:id="rId6" w:history="1">
         <w:r>
           <w:rPr>
-            <w:rStyle w:val="a6"/>
-            <w:rFonts w:ascii="PT Astra Serif" w:hAnsi="PT Astra Serif"/>
-            <w:sz w:val="28"/>
-            <w:szCs w:val="28"/>
+            <w:color w:val="000000"/>
           </w:rPr>
           <w:t>https://www.mk.ru/social/2026/02/19/glava-mvd-ozvuchil-masshtaby-kadrovogo-krizisa-v-policii.html</w:t>
         </w:r>
@@ -1274,13 +2187,10 @@
           <w:szCs w:val="28"/>
         </w:rPr>
       </w:pPr>
-      <w:hyperlink r:id="rId6" w:history="1">
+      <w:hyperlink r:id="rId7" w:history="1">
         <w:r>
           <w:rPr>
-            <w:rStyle w:val="a6"/>
-            <w:rFonts w:ascii="PT Astra Serif" w:hAnsi="PT Astra Serif"/>
-            <w:sz w:val="28"/>
-            <w:szCs w:val="28"/>
+            <w:color w:val="000000"/>
           </w:rPr>
           <w:t>https://iz.ru/2045632/2026-02-19/chislo-otkrytykh-vakansii-v-mvd-dostiglo-212-tys</w:t>
         </w:r>
@@ -1351,13 +2261,10 @@
           <w:szCs w:val="28"/>
         </w:rPr>
       </w:pPr>
-      <w:hyperlink r:id="rId7" w:history="1">
+      <w:hyperlink r:id="rId8" w:history="1">
         <w:r>
           <w:rPr>
-            <w:rStyle w:val="a6"/>
-            <w:rFonts w:ascii="PT Astra Serif" w:hAnsi="PT Astra Serif"/>
-            <w:sz w:val="28"/>
-            <w:szCs w:val="28"/>
+            <w:color w:val="000000"/>
           </w:rPr>
           <w:t>https://www.vedomosti.ru/society/news/2026/03/16/1183150-sokratit-nagruzku-na-politseiskih?from=newsline&amp;utm_source=chatgpt.com</w:t>
         </w:r>
@@ -1395,8 +2302,187 @@
           <w:sz w:val="28"/>
           <w:szCs w:val="28"/>
         </w:rPr>
-        <w:t xml:space="preserve">4 - </w:t>
-      </w:r>
+        <w:lastRenderedPageBreak/>
+        <w:t xml:space="preserve">4 </w:t>
+      </w:r>
+      <w:r>
+        <w:rPr>
+          <w:rFonts w:ascii="PT Astra Serif" w:hAnsi="PT Astra Serif"/>
+          <w:color w:val="000000"/>
+          <w:sz w:val="28"/>
+          <w:szCs w:val="28"/>
+        </w:rPr>
+        <w:t>–</w:t>
+      </w:r>
+      <w:r>
+        <w:rPr>
+          <w:rFonts w:ascii="PT Astra Serif" w:hAnsi="PT Astra Serif"/>
+          <w:color w:val="000000"/>
+          <w:sz w:val="28"/>
+          <w:szCs w:val="28"/>
+        </w:rPr>
+        <w:t xml:space="preserve"> </w:t>
+      </w:r>
+      <w:r>
+        <w:rPr>
+          <w:rFonts w:ascii="PT Astra Serif" w:hAnsi="PT Astra Serif"/>
+          <w:color w:val="000000"/>
+          <w:sz w:val="28"/>
+          <w:szCs w:val="28"/>
+        </w:rPr>
+        <w:t xml:space="preserve">Экономика </w:t>
+      </w:r>
+      <w:proofErr w:type="gramStart"/>
+      <w:r>
+        <w:rPr>
+          <w:rFonts w:ascii="PT Astra Serif" w:hAnsi="PT Astra Serif"/>
+          <w:color w:val="000000"/>
+          <w:sz w:val="28"/>
+          <w:szCs w:val="28"/>
+        </w:rPr>
+        <w:t>труда :</w:t>
+      </w:r>
+      <w:proofErr w:type="gramEnd"/>
+      <w:r>
+        <w:rPr>
+          <w:rFonts w:ascii="PT Astra Serif" w:hAnsi="PT Astra Serif"/>
+          <w:color w:val="000000"/>
+          <w:sz w:val="28"/>
+          <w:szCs w:val="28"/>
+        </w:rPr>
+        <w:t xml:space="preserve"> учебник. 2-е изд., </w:t>
+      </w:r>
+      <w:proofErr w:type="spellStart"/>
+      <w:r>
+        <w:rPr>
+          <w:rFonts w:ascii="PT Astra Serif" w:hAnsi="PT Astra Serif"/>
+          <w:color w:val="000000"/>
+          <w:sz w:val="28"/>
+          <w:szCs w:val="28"/>
+        </w:rPr>
+        <w:t>перераб</w:t>
+      </w:r>
+      <w:proofErr w:type="spellEnd"/>
+      <w:proofErr w:type="gramStart"/>
+      <w:r>
+        <w:rPr>
+          <w:rFonts w:ascii="PT Astra Serif" w:hAnsi="PT Astra Serif"/>
+          <w:color w:val="000000"/>
+          <w:sz w:val="28"/>
+          <w:szCs w:val="28"/>
+        </w:rPr>
+        <w:t>.</w:t>
+      </w:r>
+      <w:proofErr w:type="gramEnd"/>
+      <w:r>
+        <w:rPr>
+          <w:rFonts w:ascii="PT Astra Serif" w:hAnsi="PT Astra Serif"/>
+          <w:color w:val="000000"/>
+          <w:sz w:val="28"/>
+          <w:szCs w:val="28"/>
+        </w:rPr>
+        <w:t xml:space="preserve"> и доп. / под ред. проф. Ю. П. </w:t>
+      </w:r>
+      <w:proofErr w:type="spellStart"/>
+      <w:r>
+        <w:rPr>
+          <w:rFonts w:ascii="PT Astra Serif" w:hAnsi="PT Astra Serif"/>
+          <w:color w:val="000000"/>
+          <w:sz w:val="28"/>
+          <w:szCs w:val="28"/>
+        </w:rPr>
+        <w:t>Кокина</w:t>
+      </w:r>
+      <w:proofErr w:type="spellEnd"/>
+      <w:r>
+        <w:rPr>
+          <w:rFonts w:ascii="PT Astra Serif" w:hAnsi="PT Astra Serif"/>
+          <w:color w:val="000000"/>
+          <w:sz w:val="28"/>
+          <w:szCs w:val="28"/>
+        </w:rPr>
+        <w:t xml:space="preserve">, проф. П. Э. </w:t>
+      </w:r>
+      <w:proofErr w:type="spellStart"/>
+      <w:r>
+        <w:rPr>
+          <w:rFonts w:ascii="PT Astra Serif" w:hAnsi="PT Astra Serif"/>
+          <w:color w:val="000000"/>
+          <w:sz w:val="28"/>
+          <w:szCs w:val="28"/>
+        </w:rPr>
+        <w:t>Шлендера</w:t>
+      </w:r>
+      <w:proofErr w:type="spellEnd"/>
+      <w:r>
+        <w:rPr>
+          <w:rFonts w:ascii="PT Astra Serif" w:hAnsi="PT Astra Serif"/>
+          <w:color w:val="000000"/>
+          <w:sz w:val="28"/>
+          <w:szCs w:val="28"/>
+        </w:rPr>
+        <w:t xml:space="preserve">. — </w:t>
+      </w:r>
+      <w:proofErr w:type="gramStart"/>
+      <w:r>
+        <w:rPr>
+          <w:rFonts w:ascii="PT Astra Serif" w:hAnsi="PT Astra Serif"/>
+          <w:color w:val="000000"/>
+          <w:sz w:val="28"/>
+          <w:szCs w:val="28"/>
+        </w:rPr>
+        <w:t>М. :</w:t>
+      </w:r>
+      <w:proofErr w:type="gramEnd"/>
+      <w:r>
+        <w:rPr>
+          <w:rFonts w:ascii="PT Astra Serif" w:hAnsi="PT Astra Serif"/>
+          <w:color w:val="000000"/>
+          <w:sz w:val="28"/>
+          <w:szCs w:val="28"/>
+        </w:rPr>
+        <w:t xml:space="preserve"> Магистр, 2010. — 686 с.</w:t>
+      </w:r>
+      <w:r>
+        <w:rPr>
+          <w:rFonts w:ascii="PT Astra Serif" w:hAnsi="PT Astra Serif"/>
+          <w:color w:val="000000"/>
+          <w:sz w:val="28"/>
+          <w:szCs w:val="28"/>
+        </w:rPr>
+        <w:t xml:space="preserve"> </w:t>
+      </w:r>
+      <w:r>
+        <w:rPr>
+          <w:rFonts w:ascii="PT Astra Serif" w:hAnsi="PT Astra Serif"/>
+          <w:color w:val="000000"/>
+          <w:sz w:val="28"/>
+          <w:szCs w:val="28"/>
+        </w:rPr>
+        <w:t>ISBN 978-5-9776-0062-0 (в пер.)</w:t>
+      </w:r>
+      <w:r>
+        <w:rPr>
+          <w:rFonts w:ascii="PT Astra Serif" w:hAnsi="PT Astra Serif"/>
+          <w:color w:val="000000"/>
+          <w:sz w:val="28"/>
+          <w:szCs w:val="28"/>
+        </w:rPr>
+        <w:t xml:space="preserve"> на стр. 19</w:t>
+      </w:r>
+    </w:p>
+    <w:p>
+      <w:pPr>
+        <w:spacing w:after="0" w:line="240" w:lineRule="auto"/>
+        <w:ind w:firstLine="709"/>
+        <w:jc w:val="both"/>
+        <w:rPr>
+          <w:rFonts w:ascii="PT Astra Serif" w:hAnsi="PT Astra Serif"/>
+          <w:color w:val="000000"/>
+          <w:sz w:val="28"/>
+          <w:szCs w:val="28"/>
+        </w:rPr>
+      </w:pPr>
     </w:p>
     <w:p>
       <w:pPr>
@@ -1460,7 +2546,7 @@
 </file>
 
 <file path=word/numbering.xml><?xml version="1.0" encoding="utf-8"?>
-<w:numbering xmlns:wpc="http://schemas.microsoft.com/office/word/2010/wordprocessingCanvas" xmlns:cx="http://schemas.microsoft.com/office/drawing/2014/chartex" xmlns:cx1="http://schemas.microsoft.com/office/drawing/2015/9/8/chartex" xmlns:cx2="http://schemas.microsoft.com/office/drawing/2015/10/21/chartex" xmlns:cx3="http://schemas.microsoft.com/office/drawing/2016/5/9/chartex" xmlns:cx4="http://schemas.microsoft.com/office/drawing/2016/5/10/chartex" xmlns:cx5="http://schemas.microsoft.com/office/drawing/2016/5/11/chartex" xmlns:cx6="http://schemas.microsoft.com/office/drawing/2016/5/12/chartex" xmlns:cx7="http://schemas.microsoft.com/office/drawing/2016/5/13/chartex" xmlns:cx8="http://schemas.microsoft.com/office/drawing/2016/5/14/chartex" xmlns:mc="http://schemas.openxmlformats.org/markup-compatibility/2006" xmlns:aink="http://schemas.microsoft.com/office/drawing/2016/ink" xmlns:am3d="http://schemas.microsoft.com/office/drawing/2017/model3d" xmlns:o="urn:schemas-microsoft-com:office:office" xmlns:r="http://schemas.openxmlformats.org/officeDocument/2006/relationships" xmlns:m="http://schemas.openxmlformats.org/officeDocument/2006/math" xmlns:v="urn:schemas-microsoft-com:vml" xmlns:wp14="http://schemas.microsoft.com/office/word/2010/wordprocessingDrawing" xmlns:wp="http://schemas.openxmlformats.org/drawingml/2006/wordprocessingDrawing" xmlns:w10="urn:schemas-microsoft-com:office:word" xmlns:w="http://schemas.openxmlformats.org/wordprocessingml/2006/main" xmlns:w14="http://schemas.microsoft.com/office/word/2010/wordml" xmlns:w15="http://schemas.microsoft.com/office/word/2012/wordml" xmlns:w16cex="http://schemas.microsoft.com/office/word/2018/wordml/cex" xmlns:w16cid="http://schemas.microsoft.com/office/word/2016/wordml/cid" xmlns:w16="http://schemas.microsoft.com/office/word/2018/wordml" xmlns:w16se="http://schemas.microsoft.com/office/word/2015/wordml/symex" xmlns:wpg="http://schemas.microsoft.com/office/word/2010/wordprocessingGroup" xmlns:wpi="http://schemas.microsoft.com/office/word/2010/wordprocessingInk" xmlns:wne="http://schemas.microsoft.com/office/word/2006/wordml" xmlns:wps="http://schemas.microsoft.com/office/word/2010/wordprocessingShape" mc:Ignorable="w14 w15 w16se w16cid w16 w16cex wp14">
+<w:numbering xmlns:wpc="http://schemas.microsoft.com/office/word/2010/wordprocessingCanvas" xmlns:mc="http://schemas.openxmlformats.org/markup-compatibility/2006" xmlns:o="urn:schemas-microsoft-com:office:office" xmlns:r="http://schemas.openxmlformats.org/officeDocument/2006/relationships" xmlns:m="http://schemas.openxmlformats.org/officeDocument/2006/math" xmlns:v="urn:schemas-microsoft-com:vml" xmlns:wp14="http://schemas.microsoft.com/office/word/2010/wordprocessingDrawing" xmlns:wp="http://schemas.openxmlformats.org/drawingml/2006/wordprocessingDrawing" xmlns:w10="urn:schemas-microsoft-com:office:word" xmlns:w="http://schemas.openxmlformats.org/wordprocessingml/2006/main" xmlns:w14="http://schemas.microsoft.com/office/word/2010/wordml" xmlns:w15="http://schemas.microsoft.com/office/word/2012/wordml" xmlns:wpg="http://schemas.microsoft.com/office/word/2010/wordprocessingGroup" xmlns:wpi="http://schemas.microsoft.com/office/word/2010/wordprocessingInk" xmlns:wne="http://schemas.microsoft.com/office/word/2006/wordml" xmlns:wps="http://schemas.microsoft.com/office/word/2010/wordprocessingShape" mc:Ignorable="w14 w15 wp14">
   <w:abstractNum w:abstractNumId="0" w15:restartNumberingAfterBreak="0">
     <w:nsid w:val="23B758CE"/>
     <w:multiLevelType w:val="multilevel"/>
@@ -1908,6 +2994,155 @@
       </w:rPr>
     </w:lvl>
   </w:abstractNum>
+  <w:abstractNum w:abstractNumId="3" w15:restartNumberingAfterBreak="0">
+    <w:nsid w:val="44621634"/>
+    <w:multiLevelType w:val="multilevel"/>
+    <w:tmpl w:val="DE1C6B40"/>
+    <w:lvl w:ilvl="0">
+      <w:start w:val="1"/>
+      <w:numFmt w:val="bullet"/>
+      <w:lvlText w:val=""/>
+      <w:lvlJc w:val="left"/>
+      <w:pPr>
+        <w:tabs>
+          <w:tab w:val="num" w:pos="720"/>
+        </w:tabs>
+        <w:ind w:left="720" w:hanging="360"/>
+      </w:pPr>
+      <w:rPr>
+        <w:rFonts w:ascii="Symbol" w:hAnsi="Symbol" w:hint="default"/>
+        <w:sz w:val="20"/>
+      </w:rPr>
+    </w:lvl>
+    <w:lvl w:ilvl="1" w:tentative="1">
+      <w:start w:val="1"/>
+      <w:numFmt w:val="bullet"/>
+      <w:lvlText w:val="o"/>
+      <w:lvlJc w:val="left"/>
+      <w:pPr>
+        <w:tabs>
+          <w:tab w:val="num" w:pos="1440"/>
+        </w:tabs>
+        <w:ind w:left="1440" w:hanging="360"/>
+      </w:pPr>
+      <w:rPr>
+        <w:rFonts w:ascii="Courier New" w:hAnsi="Courier New" w:hint="default"/>
+        <w:sz w:val="20"/>
+      </w:rPr>
+    </w:lvl>
+    <w:lvl w:ilvl="2" w:tentative="1">
+      <w:start w:val="1"/>
+      <w:numFmt w:val="bullet"/>
+      <w:lvlText w:val=""/>
+      <w:lvlJc w:val="left"/>
+      <w:pPr>
+        <w:tabs>
+          <w:tab w:val="num" w:pos="2160"/>
+        </w:tabs>
+        <w:ind w:left="2160" w:hanging="360"/>
+      </w:pPr>
+      <w:rPr>
+        <w:rFonts w:ascii="Wingdings" w:hAnsi="Wingdings" w:hint="default"/>
+        <w:sz w:val="20"/>
+      </w:rPr>
+    </w:lvl>
+    <w:lvl w:ilvl="3" w:tentative="1">
+      <w:start w:val="1"/>
+      <w:numFmt w:val="bullet"/>
+      <w:lvlText w:val=""/>
+      <w:lvlJc w:val="left"/>
+      <w:pPr>
+        <w:tabs>
+          <w:tab w:val="num" w:pos="2880"/>
+        </w:tabs>
+        <w:ind w:left="2880" w:hanging="360"/>
+      </w:pPr>
+      <w:rPr>
+        <w:rFonts w:ascii="Wingdings" w:hAnsi="Wingdings" w:hint="default"/>
+        <w:sz w:val="20"/>
+      </w:rPr>
+    </w:lvl>
+    <w:lvl w:ilvl="4" w:tentative="1">
+      <w:start w:val="1"/>
+      <w:numFmt w:val="bullet"/>
+      <w:lvlText w:val=""/>
+      <w:lvlJc w:val="left"/>
+      <w:pPr>
+        <w:tabs>
+          <w:tab w:val="num" w:pos="3600"/>
+        </w:tabs>
+        <w:ind w:left="3600" w:hanging="360"/>
+      </w:pPr>
+      <w:rPr>
+        <w:rFonts w:ascii="Wingdings" w:hAnsi="Wingdings" w:hint="default"/>
+        <w:sz w:val="20"/>
+      </w:rPr>
+    </w:lvl>
+    <w:lvl w:ilvl="5" w:tentative="1">
+      <w:start w:val="1"/>
+      <w:numFmt w:val="bullet"/>
+      <w:lvlText w:val=""/>
+      <w:lvlJc w:val="left"/>
+      <w:pPr>
+        <w:tabs>
+          <w:tab w:val="num" w:pos="4320"/>
+        </w:tabs>
+        <w:ind w:left="4320" w:hanging="360"/>
+      </w:pPr>
+      <w:rPr>
+        <w:rFonts w:ascii="Wingdings" w:hAnsi="Wingdings" w:hint="default"/>
+        <w:sz w:val="20"/>
+      </w:rPr>
+    </w:lvl>
+    <w:lvl w:ilvl="6" w:tentative="1">
+      <w:start w:val="1"/>
+      <w:numFmt w:val="bullet"/>
+      <w:lvlText w:val=""/>
+      <w:lvlJc w:val="left"/>
+      <w:pPr>
+        <w:tabs>
+          <w:tab w:val="num" w:pos="5040"/>
+        </w:tabs>
+        <w:ind w:left="5040" w:hanging="360"/>
+      </w:pPr>
+      <w:rPr>
+        <w:rFonts w:ascii="Wingdings" w:hAnsi="Wingdings" w:hint="default"/>
+        <w:sz w:val="20"/>
+      </w:rPr>
+    </w:lvl>
+    <w:lvl w:ilvl="7" w:tentative="1">
+      <w:start w:val="1"/>
+      <w:numFmt w:val="bullet"/>
+      <w:lvlText w:val=""/>
+      <w:lvlJc w:val="left"/>
+      <w:pPr>
+        <w:tabs>
+          <w:tab w:val="num" w:pos="5760"/>
+        </w:tabs>
+        <w:ind w:left="5760" w:hanging="360"/>
+      </w:pPr>
+      <w:rPr>
+        <w:rFonts w:ascii="Wingdings" w:hAnsi="Wingdings" w:hint="default"/>
+        <w:sz w:val="20"/>
+      </w:rPr>
+    </w:lvl>
+    <w:lvl w:ilvl="8" w:tentative="1">
+      <w:start w:val="1"/>
+      <w:numFmt w:val="bullet"/>
+      <w:lvlText w:val=""/>
+      <w:lvlJc w:val="left"/>
+      <w:pPr>
+        <w:tabs>
+          <w:tab w:val="num" w:pos="6480"/>
+        </w:tabs>
+        <w:ind w:left="6480" w:hanging="360"/>
+      </w:pPr>
+      <w:rPr>
+        <w:rFonts w:ascii="Wingdings" w:hAnsi="Wingdings" w:hint="default"/>
+        <w:sz w:val="20"/>
+      </w:rPr>
+    </w:lvl>
+  </w:abstractNum>
   <w:num w:numId="1">
     <w:abstractNumId w:val="1"/>
   </w:num>
@@ -1917,11 +3152,14 @@
   <w:num w:numId="3">
     <w:abstractNumId w:val="2"/>
   </w:num>
+  <w:num w:numId="4">
+    <w:abstractNumId w:val="3"/>
+  </w:num>
 </w:numbering>
 </file>
 
 <file path=word/styles.xml><?xml version="1.0" encoding="utf-8"?>
-<w:styles xmlns:mc="http://schemas.openxmlformats.org/markup-compatibility/2006" xmlns:r="http://schemas.openxmlformats.org/officeDocument/2006/relationships" xmlns:w="http://schemas.openxmlformats.org/wordprocessingml/2006/main" xmlns:w14="http://schemas.microsoft.com/office/word/2010/wordml" xmlns:w15="http://schemas.microsoft.com/office/word/2012/wordml" xmlns:w16cex="http://schemas.microsoft.com/office/word/2018/wordml/cex" xmlns:w16cid="http://schemas.microsoft.com/office/word/2016/wordml/cid" xmlns:w16="http://schemas.microsoft.com/office/word/2018/wordml" xmlns:w16se="http://schemas.microsoft.com/office/word/2015/wordml/symex" mc:Ignorable="w14 w15 w16se w16cid w16 w16cex">
+<w:styles xmlns:mc="http://schemas.openxmlformats.org/markup-compatibility/2006" xmlns:r="http://schemas.openxmlformats.org/officeDocument/2006/relationships" xmlns:w="http://schemas.openxmlformats.org/wordprocessingml/2006/main" xmlns:w14="http://schemas.microsoft.com/office/word/2010/wordml" xmlns:w15="http://schemas.microsoft.com/office/word/2012/wordml" mc:Ignorable="w14 w15">
   <w:docDefaults>
     <w:rPrDefault>
       <w:rPr>
@@ -1937,7 +3175,7 @@
       </w:pPr>
     </w:pPrDefault>
   </w:docDefaults>
-  <w:latentStyles w:defLockedState="0" w:defUIPriority="99" w:defSemiHidden="0" w:defUnhideWhenUsed="0" w:defQFormat="0" w:count="376">
+  <w:latentStyles w:defLockedState="0" w:defUIPriority="99" w:defSemiHidden="0" w:defUnhideWhenUsed="0" w:defQFormat="0" w:count="371">
     <w:lsdException w:name="Normal" w:uiPriority="0" w:qFormat="1"/>
     <w:lsdException w:name="heading 1" w:uiPriority="9" w:qFormat="1"/>
     <w:lsdException w:name="heading 2" w:semiHidden="1" w:uiPriority="9" w:unhideWhenUsed="1" w:qFormat="1"/>
@@ -2309,11 +3547,6 @@
     <w:lsdException w:name="List Table 5 Dark Accent 6" w:uiPriority="50"/>
     <w:lsdException w:name="List Table 6 Colorful Accent 6" w:uiPriority="51"/>
     <w:lsdException w:name="List Table 7 Colorful Accent 6" w:uiPriority="52"/>
-    <w:lsdException w:name="Mention" w:semiHidden="1" w:unhideWhenUsed="1"/>
-    <w:lsdException w:name="Smart Hyperlink" w:semiHidden="1" w:unhideWhenUsed="1"/>
-    <w:lsdException w:name="Hashtag" w:semiHidden="1" w:unhideWhenUsed="1"/>
-    <w:lsdException w:name="Unresolved Mention" w:semiHidden="1" w:unhideWhenUsed="1"/>
-    <w:lsdException w:name="Smart Link" w:semiHidden="1" w:unhideWhenUsed="1"/>
   </w:latentStyles>
   <w:style w:type="paragraph" w:default="1" w:styleId="a">
     <w:name w:val="Normal"/>
@@ -2338,6 +3571,29 @@
       <w:sz w:val="48"/>
       <w:szCs w:val="48"/>
       <w:lang w:eastAsia="ru-RU"/>
+    </w:rPr>
+  </w:style>
+  <w:style w:type="paragraph" w:styleId="3">
+    <w:name w:val="heading 3"/>
+    <w:basedOn w:val="a"/>
+    <w:next w:val="a"/>
+    <w:link w:val="30"/>
+    <w:uiPriority w:val="9"/>
+    <w:semiHidden/>
+    <w:unhideWhenUsed/>
+    <w:qFormat/>
+    <w:rsid w:val="005D6409"/>
+    <w:pPr>
+      <w:keepNext/>
+      <w:keepLines/>
+      <w:spacing w:before="40" w:after="0"/>
+      <w:outlineLvl w:val="2"/>
+    </w:pPr>
+    <w:rPr>
+      <w:rFonts w:asciiTheme="majorHAnsi" w:eastAsiaTheme="majorEastAsia" w:hAnsiTheme="majorHAnsi" w:cstheme="majorBidi"/>
+      <w:color w:val="1F3763" w:themeColor="accent1" w:themeShade="7F"/>
+      <w:sz w:val="24"/>
+      <w:szCs w:val="24"/>
     </w:rPr>
   </w:style>
   <w:style w:type="character" w:default="1" w:styleId="a0">
@@ -2438,7 +3694,7 @@
       <w:u w:val="single"/>
     </w:rPr>
   </w:style>
-  <w:style w:type="character" w:styleId="a7">
+  <w:style w:type="character" w:customStyle="1" w:styleId="UnresolvedMention">
     <w:name w:val="Unresolved Mention"/>
     <w:basedOn w:val="a0"/>
     <w:uiPriority w:val="99"/>
@@ -2449,6 +3705,45 @@
       <w:color w:val="605E5C"/>
       <w:shd w:val="clear" w:color="auto" w:fill="E1DFDD"/>
     </w:rPr>
+  </w:style>
+  <w:style w:type="character" w:customStyle="1" w:styleId="30">
+    <w:name w:val="Заголовок 3 Знак"/>
+    <w:basedOn w:val="a0"/>
+    <w:link w:val="3"/>
+    <w:uiPriority w:val="9"/>
+    <w:semiHidden/>
+    <w:rsid w:val="005D6409"/>
+    <w:rPr>
+      <w:rFonts w:asciiTheme="majorHAnsi" w:eastAsiaTheme="majorEastAsia" w:hAnsiTheme="majorHAnsi" w:cstheme="majorBidi"/>
+      <w:color w:val="1F3763" w:themeColor="accent1" w:themeShade="7F"/>
+      <w:sz w:val="24"/>
+      <w:szCs w:val="24"/>
+    </w:rPr>
+  </w:style>
+  <w:style w:type="character" w:customStyle="1" w:styleId="markdown-word">
+    <w:name w:val="markdown-word"/>
+    <w:basedOn w:val="a0"/>
+    <w:rsid w:val="005D6409"/>
+  </w:style>
+  <w:style w:type="character" w:customStyle="1" w:styleId="katex-mathml">
+    <w:name w:val="katex-mathml"/>
+    <w:basedOn w:val="a0"/>
+    <w:rsid w:val="00310BF1"/>
+  </w:style>
+  <w:style w:type="character" w:customStyle="1" w:styleId="mord">
+    <w:name w:val="mord"/>
+    <w:basedOn w:val="a0"/>
+    <w:rsid w:val="00310BF1"/>
+  </w:style>
+  <w:style w:type="character" w:customStyle="1" w:styleId="mrel">
+    <w:name w:val="mrel"/>
+    <w:basedOn w:val="a0"/>
+    <w:rsid w:val="00310BF1"/>
+  </w:style>
+  <w:style w:type="character" w:customStyle="1" w:styleId="vlist-s">
+    <w:name w:val="vlist-s"/>
+    <w:basedOn w:val="a0"/>
+    <w:rsid w:val="00310BF1"/>
   </w:style>
 </w:styles>
 </file>

--- a/article.docx
+++ b/article.docx
@@ -1148,25 +1148,7 @@
           <w:sz w:val="28"/>
           <w:szCs w:val="28"/>
         </w:rPr>
-        <w:t xml:space="preserve">В современных условиях значение труда существенно возрастает в связи с развитием информационных технологий, </w:t>
-      </w:r>
-      <w:proofErr w:type="spellStart"/>
-      <w:r>
-        <w:rPr>
-          <w:rFonts w:ascii="PT Astra Serif" w:hAnsi="PT Astra Serif"/>
-          <w:sz w:val="28"/>
-          <w:szCs w:val="28"/>
-        </w:rPr>
-        <w:t>цифровизации</w:t>
-      </w:r>
-      <w:proofErr w:type="spellEnd"/>
-      <w:r>
-        <w:rPr>
-          <w:rFonts w:ascii="PT Astra Serif" w:hAnsi="PT Astra Serif"/>
-          <w:sz w:val="28"/>
-          <w:szCs w:val="28"/>
-        </w:rPr>
-        <w:t xml:space="preserve"> и автоматизации производства. Изменяется характер трудовой деятельности, возрастает роль интеллектуального и творческого труда, а также повышаются требования к квалификации работников.</w:t>
+        <w:t>В современных условиях значение труда существенно возрастает в связи с развитием информационных технологий, цифровизации и автоматизации производства. Изменяется характер трудовой деятельности, возрастает роль интеллектуального и творческого труда, а также повышаются требования к квалификации работников.</w:t>
       </w:r>
     </w:p>
     <w:p>
@@ -1306,25 +1288,7 @@
           <w:sz w:val="28"/>
           <w:szCs w:val="28"/>
         </w:rPr>
-        <w:t xml:space="preserve">Средства труда — это предметы или их совокупность, </w:t>
-      </w:r>
-      <w:r>
-        <w:rPr>
-          <w:rFonts w:ascii="PT Astra Serif" w:hAnsi="PT Astra Serif"/>
-          <w:color w:val="000000"/>
-          <w:sz w:val="28"/>
-          <w:szCs w:val="28"/>
-        </w:rPr>
-        <w:t>находящихся между человеком и предметом труда</w:t>
-      </w:r>
-      <w:r>
-        <w:rPr>
-          <w:rFonts w:ascii="PT Astra Serif" w:hAnsi="PT Astra Serif"/>
-          <w:color w:val="000000"/>
-          <w:sz w:val="28"/>
-          <w:szCs w:val="28"/>
-        </w:rPr>
-        <w:t xml:space="preserve">, которые человек использует для воздействия на материалы и получения нужных благ. К ним относятся инструменты и рабочее место. </w:t>
+        <w:t xml:space="preserve">Средства труда — это предметы или их совокупность, находящихся между человеком и предметом труда, которые человек использует для воздействия на материалы и получения нужных благ. К ним относятся инструменты и рабочее место. </w:t>
       </w:r>
       <w:r>
         <w:rPr>
@@ -1342,16 +1306,7 @@
           <w:sz w:val="28"/>
           <w:szCs w:val="28"/>
         </w:rPr>
-        <w:t xml:space="preserve">Ссылка </w:t>
-      </w:r>
-      <w:r>
-        <w:rPr>
-          <w:rFonts w:ascii="PT Astra Serif" w:hAnsi="PT Astra Serif"/>
-          <w:color w:val="000000"/>
-          <w:sz w:val="28"/>
-          <w:szCs w:val="28"/>
-        </w:rPr>
-        <w:t>4</w:t>
+        <w:t>Ссылка 4</w:t>
       </w:r>
       <w:r>
         <w:rPr>
@@ -1651,55 +1606,60 @@
         <w:ind w:firstLine="709"/>
         <w:jc w:val="both"/>
         <w:rPr>
-          <w:rFonts w:ascii="PT Astra Serif" w:hAnsi="PT Astra Serif"/>
-          <w:color w:val="000000"/>
-          <w:sz w:val="28"/>
-          <w:szCs w:val="28"/>
-        </w:rPr>
-      </w:pPr>
-      <w:r>
-        <w:rPr>
-          <w:rFonts w:ascii="PT Astra Serif" w:hAnsi="PT Astra Serif"/>
-          <w:color w:val="000000"/>
-          <w:sz w:val="28"/>
-          <w:szCs w:val="28"/>
-        </w:rPr>
-        <w:drawing>
-          <wp:inline distT="0" distB="0" distL="0" distR="0" wp14:anchorId="2C75EDD0" wp14:editId="3C281C14">
-            <wp:extent cx="1371600" cy="914400"/>
-            <wp:effectExtent l="0" t="0" r="0" b="0"/>
-            <wp:docPr id="1" name="Рисунок 1"/>
-            <wp:cNvGraphicFramePr>
-              <a:graphicFrameLocks xmlns:a="http://schemas.openxmlformats.org/drawingml/2006/main" noChangeAspect="1"/>
-            </wp:cNvGraphicFramePr>
-            <a:graphic xmlns:a="http://schemas.openxmlformats.org/drawingml/2006/main">
-              <a:graphicData uri="http://schemas.openxmlformats.org/drawingml/2006/picture">
-                <pic:pic xmlns:pic="http://schemas.openxmlformats.org/drawingml/2006/picture">
-                  <pic:nvPicPr>
-                    <pic:cNvPr id="1" name=""/>
-                    <pic:cNvPicPr/>
-                  </pic:nvPicPr>
-                  <pic:blipFill>
-                    <a:blip r:embed="rId5"/>
-                    <a:stretch>
-                      <a:fillRect/>
-                    </a:stretch>
-                  </pic:blipFill>
-                  <pic:spPr>
-                    <a:xfrm>
-                      <a:off x="0" y="0"/>
-                      <a:ext cx="1371600" cy="914400"/>
-                    </a:xfrm>
-                    <a:prstGeom prst="rect">
-                      <a:avLst/>
-                    </a:prstGeom>
-                  </pic:spPr>
-                </pic:pic>
-              </a:graphicData>
-            </a:graphic>
-          </wp:inline>
-        </w:drawing>
-      </w:r>
+          <w:rFonts w:ascii="Times New Roman" w:hAnsi="Times New Roman" w:cs="Times New Roman"/>
+          <w:color w:val="000000"/>
+          <w:sz w:val="56"/>
+          <w:szCs w:val="56"/>
+        </w:rPr>
+      </w:pPr>
+      <m:oMathPara>
+        <m:oMath>
+          <m:r>
+            <w:rPr>
+              <w:rFonts w:ascii="Cambria Math" w:hAnsi="Cambria Math" w:cs="Times New Roman"/>
+              <w:color w:val="000000"/>
+              <w:sz w:val="56"/>
+              <w:szCs w:val="56"/>
+            </w:rPr>
+            <m:t xml:space="preserve">P= </m:t>
+          </m:r>
+          <m:f>
+            <m:fPr>
+              <m:ctrlPr>
+                <w:rPr>
+                  <w:rFonts w:ascii="Cambria Math" w:hAnsi="Cambria Math" w:cs="Times New Roman"/>
+                  <w:i/>
+                  <w:color w:val="000000"/>
+                  <w:sz w:val="56"/>
+                  <w:szCs w:val="56"/>
+                </w:rPr>
+              </m:ctrlPr>
+            </m:fPr>
+            <m:num>
+              <m:r>
+                <w:rPr>
+                  <w:rFonts w:ascii="Cambria Math" w:hAnsi="Cambria Math" w:cs="Times New Roman"/>
+                  <w:color w:val="000000"/>
+                  <w:sz w:val="56"/>
+                  <w:szCs w:val="56"/>
+                </w:rPr>
+                <m:t>Q</m:t>
+              </m:r>
+            </m:num>
+            <m:den>
+              <m:r>
+                <w:rPr>
+                  <w:rFonts w:ascii="Cambria Math" w:hAnsi="Cambria Math" w:cs="Times New Roman"/>
+                  <w:color w:val="000000"/>
+                  <w:sz w:val="56"/>
+                  <w:szCs w:val="56"/>
+                </w:rPr>
+                <m:t>T</m:t>
+              </m:r>
+            </m:den>
+          </m:f>
+        </m:oMath>
+      </m:oMathPara>
     </w:p>
     <w:p>
       <w:pPr>
@@ -1903,7 +1863,1866 @@
           <w:sz w:val="28"/>
           <w:szCs w:val="28"/>
         </w:rPr>
+        <w:t xml:space="preserve"> затраты рабочего времени. </w:t>
+      </w:r>
+    </w:p>
+    <w:p>
+      <w:pPr>
+        <w:spacing w:after="0" w:line="240" w:lineRule="auto"/>
+        <w:ind w:firstLine="709"/>
+        <w:jc w:val="both"/>
+        <w:rPr>
+          <w:rFonts w:ascii="PT Astra Serif" w:hAnsi="PT Astra Serif"/>
+          <w:color w:val="000000"/>
+          <w:sz w:val="28"/>
+          <w:szCs w:val="28"/>
+        </w:rPr>
+      </w:pPr>
+    </w:p>
+    <w:p>
+      <w:pPr>
+        <w:spacing w:after="0" w:line="240" w:lineRule="auto"/>
+        <w:ind w:firstLine="709"/>
+        <w:jc w:val="both"/>
+        <w:rPr>
+          <w:rFonts w:ascii="PT Astra Serif" w:hAnsi="PT Astra Serif"/>
+          <w:color w:val="000000"/>
+          <w:sz w:val="28"/>
+          <w:szCs w:val="28"/>
+        </w:rPr>
+      </w:pPr>
+      <w:r>
+        <w:rPr>
+          <w:rFonts w:ascii="PT Astra Serif" w:hAnsi="PT Astra Serif"/>
+          <w:color w:val="000000"/>
+          <w:sz w:val="28"/>
+          <w:szCs w:val="28"/>
+        </w:rPr>
+        <w:t>Чем выше производительность труда, тем эффективнее используется труд работников.</w:t>
+      </w:r>
+    </w:p>
+    <w:p>
+      <w:pPr>
+        <w:spacing w:after="0" w:line="240" w:lineRule="auto"/>
+        <w:ind w:firstLine="709"/>
+        <w:jc w:val="both"/>
+        <w:rPr>
+          <w:rFonts w:ascii="PT Astra Serif" w:hAnsi="PT Astra Serif"/>
+          <w:color w:val="000000"/>
+          <w:sz w:val="28"/>
+          <w:szCs w:val="28"/>
+        </w:rPr>
+      </w:pPr>
+    </w:p>
+    <w:p>
+      <w:pPr>
+        <w:spacing w:after="0" w:line="240" w:lineRule="auto"/>
+        <w:ind w:firstLine="709"/>
+        <w:jc w:val="both"/>
+        <w:rPr>
+          <w:rFonts w:ascii="PT Astra Serif" w:hAnsi="PT Astra Serif"/>
+          <w:color w:val="000000"/>
+          <w:sz w:val="28"/>
+          <w:szCs w:val="28"/>
+        </w:rPr>
+      </w:pPr>
+      <w:r>
+        <w:rPr>
+          <w:rFonts w:ascii="PT Astra Serif" w:hAnsi="PT Astra Serif"/>
+          <w:color w:val="000000"/>
+          <w:sz w:val="28"/>
+          <w:szCs w:val="28"/>
+        </w:rPr>
+        <w:t>2. Трудоёмкость</w:t>
+      </w:r>
+    </w:p>
+    <w:p>
+      <w:pPr>
+        <w:spacing w:after="0" w:line="240" w:lineRule="auto"/>
+        <w:ind w:firstLine="709"/>
+        <w:jc w:val="both"/>
+        <w:rPr>
+          <w:rFonts w:ascii="PT Astra Serif" w:hAnsi="PT Astra Serif"/>
+          <w:color w:val="000000"/>
+          <w:sz w:val="28"/>
+          <w:szCs w:val="28"/>
+        </w:rPr>
+      </w:pPr>
+    </w:p>
+    <w:p>
+      <w:pPr>
+        <w:spacing w:after="0" w:line="240" w:lineRule="auto"/>
+        <w:ind w:firstLine="709"/>
+        <w:jc w:val="both"/>
+        <w:rPr>
+          <w:rFonts w:ascii="PT Astra Serif" w:hAnsi="PT Astra Serif"/>
+          <w:color w:val="000000"/>
+          <w:sz w:val="28"/>
+          <w:szCs w:val="28"/>
+        </w:rPr>
+      </w:pPr>
+      <w:r>
+        <w:rPr>
+          <w:rFonts w:ascii="PT Astra Serif" w:hAnsi="PT Astra Serif"/>
+          <w:color w:val="000000"/>
+          <w:sz w:val="28"/>
+          <w:szCs w:val="28"/>
+        </w:rPr>
+        <w:t>Трудоёмкость является обратным показателем производительности труда и отражает количество рабочего времени, затраченного на изготовление единицы продукции.</w:t>
+      </w:r>
+    </w:p>
+    <w:p>
+      <w:pPr>
+        <w:spacing w:after="0" w:line="240" w:lineRule="auto"/>
+        <w:ind w:firstLine="709"/>
+        <w:jc w:val="both"/>
+        <w:rPr>
+          <w:rFonts w:ascii="PT Astra Serif" w:hAnsi="PT Astra Serif"/>
+          <w:color w:val="000000"/>
+          <w:sz w:val="28"/>
+          <w:szCs w:val="28"/>
+        </w:rPr>
+      </w:pPr>
+      <w:r>
+        <w:rPr>
+          <w:rFonts w:ascii="PT Astra Serif" w:hAnsi="PT Astra Serif"/>
+          <w:color w:val="000000"/>
+          <w:sz w:val="28"/>
+          <w:szCs w:val="28"/>
+        </w:rPr>
+        <w:t>Формула трудоёмкости:</w:t>
+      </w:r>
+    </w:p>
+    <w:p>
+      <w:pPr>
+        <w:spacing w:after="0" w:line="240" w:lineRule="auto"/>
+        <w:ind w:firstLine="709"/>
+        <w:jc w:val="both"/>
+        <w:rPr>
+          <w:rFonts w:ascii="Times New Roman" w:hAnsi="Times New Roman" w:cs="Times New Roman"/>
+          <w:color w:val="000000"/>
+          <w:sz w:val="56"/>
+          <w:szCs w:val="56"/>
+        </w:rPr>
+      </w:pPr>
+      <m:oMathPara>
+        <m:oMath>
+          <m:r>
+            <w:rPr>
+              <w:rFonts w:ascii="Cambria Math" w:hAnsi="Cambria Math" w:cs="Times New Roman"/>
+              <w:color w:val="000000"/>
+              <w:sz w:val="56"/>
+              <w:szCs w:val="56"/>
+            </w:rPr>
+            <m:t>P</m:t>
+          </m:r>
+          <m:r>
+            <w:rPr>
+              <w:rFonts w:ascii="Cambria Math" w:hAnsi="Cambria Math" w:cs="Times New Roman"/>
+              <w:color w:val="000000"/>
+              <w:sz w:val="56"/>
+              <w:szCs w:val="56"/>
+            </w:rPr>
+            <m:t>E</m:t>
+          </m:r>
+          <m:r>
+            <w:rPr>
+              <w:rFonts w:ascii="Cambria Math" w:hAnsi="Cambria Math" w:cs="Times New Roman"/>
+              <w:color w:val="000000"/>
+              <w:sz w:val="56"/>
+              <w:szCs w:val="56"/>
+            </w:rPr>
+            <m:t xml:space="preserve">= </m:t>
+          </m:r>
+          <m:f>
+            <m:fPr>
+              <m:ctrlPr>
+                <w:rPr>
+                  <w:rFonts w:ascii="Cambria Math" w:hAnsi="Cambria Math" w:cs="Times New Roman"/>
+                  <w:i/>
+                  <w:color w:val="000000"/>
+                  <w:sz w:val="56"/>
+                  <w:szCs w:val="56"/>
+                </w:rPr>
+              </m:ctrlPr>
+            </m:fPr>
+            <m:num>
+              <m:r>
+                <w:rPr>
+                  <w:rFonts w:ascii="Cambria Math" w:hAnsi="Cambria Math" w:cs="Times New Roman"/>
+                  <w:color w:val="000000"/>
+                  <w:sz w:val="56"/>
+                  <w:szCs w:val="56"/>
+                </w:rPr>
+                <m:t>T</m:t>
+              </m:r>
+            </m:num>
+            <m:den>
+              <m:r>
+                <w:rPr>
+                  <w:rFonts w:ascii="Cambria Math" w:hAnsi="Cambria Math" w:cs="Times New Roman"/>
+                  <w:color w:val="000000"/>
+                  <w:sz w:val="56"/>
+                  <w:szCs w:val="56"/>
+                </w:rPr>
+                <m:t>Q</m:t>
+              </m:r>
+            </m:den>
+          </m:f>
+        </m:oMath>
+      </m:oMathPara>
+    </w:p>
+    <w:p>
+      <w:pPr>
+        <w:spacing w:after="0" w:line="240" w:lineRule="auto"/>
+        <w:ind w:firstLine="709"/>
+        <w:jc w:val="both"/>
+        <w:rPr>
+          <w:rFonts w:ascii="PT Astra Serif" w:hAnsi="PT Astra Serif"/>
+          <w:color w:val="000000"/>
+          <w:sz w:val="28"/>
+          <w:szCs w:val="28"/>
+        </w:rPr>
+      </w:pPr>
+    </w:p>
+    <w:p>
+      <w:pPr>
+        <w:spacing w:after="0" w:line="240" w:lineRule="auto"/>
+        <w:ind w:firstLine="709"/>
+        <w:jc w:val="both"/>
+        <w:rPr>
+          <w:rFonts w:ascii="PT Astra Serif" w:hAnsi="PT Astra Serif"/>
+          <w:color w:val="000000"/>
+          <w:sz w:val="28"/>
+          <w:szCs w:val="28"/>
+        </w:rPr>
+      </w:pPr>
+      <w:r>
+        <w:rPr>
+          <w:rFonts w:ascii="PT Astra Serif" w:hAnsi="PT Astra Serif"/>
+          <w:color w:val="000000"/>
+          <w:sz w:val="28"/>
+          <w:szCs w:val="28"/>
+        </w:rPr>
+        <w:t>где:</w:t>
+      </w:r>
+    </w:p>
+    <w:p>
+      <w:pPr>
+        <w:spacing w:after="0" w:line="240" w:lineRule="auto"/>
+        <w:ind w:firstLine="709"/>
+        <w:jc w:val="both"/>
+        <w:rPr>
+          <w:rFonts w:ascii="PT Astra Serif" w:hAnsi="PT Astra Serif"/>
+          <w:color w:val="000000"/>
+          <w:sz w:val="28"/>
+          <w:szCs w:val="28"/>
+        </w:rPr>
+      </w:pPr>
+      <w:r>
+        <w:rPr>
+          <w:rFonts w:ascii="PT Astra Serif" w:hAnsi="PT Astra Serif"/>
+          <w:color w:val="000000"/>
+          <w:sz w:val="28"/>
+          <w:szCs w:val="28"/>
+        </w:rPr>
+        <w:t xml:space="preserve"> - TE </w:t>
+      </w:r>
+      <w:r>
+        <w:rPr>
+          <w:rFonts w:ascii="PT Astra Serif" w:hAnsi="PT Astra Serif"/>
+          <w:color w:val="000000"/>
+          <w:sz w:val="28"/>
+          <w:szCs w:val="28"/>
+        </w:rPr>
+        <w:t>–</w:t>
+      </w:r>
+      <w:r>
+        <w:rPr>
+          <w:rFonts w:ascii="PT Astra Serif" w:hAnsi="PT Astra Serif"/>
+          <w:color w:val="000000"/>
+          <w:sz w:val="28"/>
+          <w:szCs w:val="28"/>
+        </w:rPr>
+        <w:t xml:space="preserve"> трудоёмкость; </w:t>
+      </w:r>
+    </w:p>
+    <w:p>
+      <w:pPr>
+        <w:spacing w:after="0" w:line="240" w:lineRule="auto"/>
+        <w:ind w:firstLine="709"/>
+        <w:jc w:val="both"/>
+        <w:rPr>
+          <w:rFonts w:ascii="PT Astra Serif" w:hAnsi="PT Astra Serif"/>
+          <w:color w:val="000000"/>
+          <w:sz w:val="28"/>
+          <w:szCs w:val="28"/>
+        </w:rPr>
+      </w:pPr>
+      <w:r>
+        <w:rPr>
+          <w:rFonts w:ascii="PT Astra Serif" w:hAnsi="PT Astra Serif"/>
+          <w:color w:val="000000"/>
+          <w:sz w:val="28"/>
+          <w:szCs w:val="28"/>
+        </w:rPr>
+        <w:t xml:space="preserve"> - T </w:t>
+      </w:r>
+      <w:r>
+        <w:rPr>
+          <w:rFonts w:ascii="PT Astra Serif" w:hAnsi="PT Astra Serif"/>
+          <w:color w:val="000000"/>
+          <w:sz w:val="28"/>
+          <w:szCs w:val="28"/>
+        </w:rPr>
+        <w:t>–</w:t>
+      </w:r>
+      <w:r>
+        <w:rPr>
+          <w:rFonts w:ascii="PT Astra Serif" w:hAnsi="PT Astra Serif"/>
+          <w:color w:val="000000"/>
+          <w:sz w:val="28"/>
+          <w:szCs w:val="28"/>
+        </w:rPr>
         <w:t xml:space="preserve"> затраты</w:t>
+      </w:r>
+      <w:r>
+        <w:rPr>
+          <w:rFonts w:ascii="PT Astra Serif" w:hAnsi="PT Astra Serif"/>
+          <w:color w:val="000000"/>
+          <w:sz w:val="28"/>
+          <w:szCs w:val="28"/>
+          <w:lang w:val="en-US"/>
+        </w:rPr>
+        <w:t xml:space="preserve"> </w:t>
+      </w:r>
+      <w:r>
+        <w:rPr>
+          <w:rFonts w:ascii="PT Astra Serif" w:hAnsi="PT Astra Serif"/>
+          <w:color w:val="000000"/>
+          <w:sz w:val="28"/>
+          <w:szCs w:val="28"/>
+        </w:rPr>
+        <w:t xml:space="preserve">времени; </w:t>
+      </w:r>
+    </w:p>
+    <w:p>
+      <w:pPr>
+        <w:spacing w:after="0" w:line="240" w:lineRule="auto"/>
+        <w:ind w:firstLine="709"/>
+        <w:jc w:val="both"/>
+        <w:rPr>
+          <w:rFonts w:ascii="PT Astra Serif" w:hAnsi="PT Astra Serif"/>
+          <w:color w:val="000000"/>
+          <w:sz w:val="28"/>
+          <w:szCs w:val="28"/>
+        </w:rPr>
+      </w:pPr>
+      <w:r>
+        <w:rPr>
+          <w:rFonts w:ascii="PT Astra Serif" w:hAnsi="PT Astra Serif"/>
+          <w:color w:val="000000"/>
+          <w:sz w:val="28"/>
+          <w:szCs w:val="28"/>
+        </w:rPr>
+        <w:t xml:space="preserve"> </w:t>
+      </w:r>
+      <w:r>
+        <w:rPr>
+          <w:rFonts w:ascii="PT Astra Serif" w:hAnsi="PT Astra Serif"/>
+          <w:color w:val="000000"/>
+          <w:sz w:val="28"/>
+          <w:szCs w:val="28"/>
+          <w:lang w:val="en-US"/>
+        </w:rPr>
+        <w:t>-</w:t>
+      </w:r>
+      <w:r>
+        <w:rPr>
+          <w:rFonts w:ascii="PT Astra Serif" w:hAnsi="PT Astra Serif"/>
+          <w:color w:val="000000"/>
+          <w:sz w:val="28"/>
+          <w:szCs w:val="28"/>
+        </w:rPr>
+        <w:t>Q</w:t>
+      </w:r>
+      <w:r>
+        <w:rPr>
+          <w:rFonts w:ascii="PT Astra Serif" w:hAnsi="PT Astra Serif"/>
+          <w:color w:val="000000"/>
+          <w:sz w:val="28"/>
+          <w:szCs w:val="28"/>
+          <w:lang w:val="en-US"/>
+        </w:rPr>
+        <w:t xml:space="preserve"> –</w:t>
+      </w:r>
+      <w:r>
+        <w:rPr>
+          <w:rFonts w:ascii="PT Astra Serif" w:hAnsi="PT Astra Serif"/>
+          <w:color w:val="000000"/>
+          <w:sz w:val="28"/>
+          <w:szCs w:val="28"/>
+        </w:rPr>
+        <w:t xml:space="preserve"> объём</w:t>
+      </w:r>
+      <w:r>
+        <w:rPr>
+          <w:rFonts w:ascii="PT Astra Serif" w:hAnsi="PT Astra Serif"/>
+          <w:color w:val="000000"/>
+          <w:sz w:val="28"/>
+          <w:szCs w:val="28"/>
+          <w:lang w:val="en-US"/>
+        </w:rPr>
+        <w:t xml:space="preserve"> </w:t>
+      </w:r>
+      <w:r>
+        <w:rPr>
+          <w:rFonts w:ascii="PT Astra Serif" w:hAnsi="PT Astra Serif"/>
+          <w:color w:val="000000"/>
+          <w:sz w:val="28"/>
+          <w:szCs w:val="28"/>
+        </w:rPr>
+        <w:t xml:space="preserve">продукции. </w:t>
+      </w:r>
+    </w:p>
+    <w:p>
+      <w:pPr>
+        <w:spacing w:after="0" w:line="240" w:lineRule="auto"/>
+        <w:ind w:firstLine="709"/>
+        <w:jc w:val="both"/>
+        <w:rPr>
+          <w:rFonts w:ascii="PT Astra Serif" w:hAnsi="PT Astra Serif"/>
+          <w:color w:val="000000"/>
+          <w:sz w:val="28"/>
+          <w:szCs w:val="28"/>
+        </w:rPr>
+      </w:pPr>
+    </w:p>
+    <w:p>
+      <w:pPr>
+        <w:spacing w:after="0" w:line="240" w:lineRule="auto"/>
+        <w:ind w:firstLine="709"/>
+        <w:jc w:val="both"/>
+        <w:rPr>
+          <w:rFonts w:ascii="PT Astra Serif" w:hAnsi="PT Astra Serif"/>
+          <w:color w:val="000000"/>
+          <w:sz w:val="28"/>
+          <w:szCs w:val="28"/>
+        </w:rPr>
+      </w:pPr>
+      <w:r>
+        <w:rPr>
+          <w:rFonts w:ascii="PT Astra Serif" w:hAnsi="PT Astra Serif"/>
+          <w:color w:val="000000"/>
+          <w:sz w:val="28"/>
+          <w:szCs w:val="28"/>
+        </w:rPr>
+        <w:t>Снижение трудоёмкости свидетельствует о повышении эффективности труда.</w:t>
+      </w:r>
+    </w:p>
+    <w:p>
+      <w:pPr>
+        <w:spacing w:after="0" w:line="240" w:lineRule="auto"/>
+        <w:ind w:firstLine="709"/>
+        <w:jc w:val="both"/>
+        <w:rPr>
+          <w:rFonts w:ascii="PT Astra Serif" w:hAnsi="PT Astra Serif"/>
+          <w:color w:val="000000"/>
+          <w:sz w:val="28"/>
+          <w:szCs w:val="28"/>
+        </w:rPr>
+      </w:pPr>
+    </w:p>
+    <w:p>
+      <w:pPr>
+        <w:spacing w:after="0" w:line="240" w:lineRule="auto"/>
+        <w:ind w:firstLine="709"/>
+        <w:jc w:val="both"/>
+        <w:rPr>
+          <w:rFonts w:ascii="PT Astra Serif" w:hAnsi="PT Astra Serif"/>
+          <w:color w:val="000000"/>
+          <w:sz w:val="28"/>
+          <w:szCs w:val="28"/>
+        </w:rPr>
+      </w:pPr>
+      <w:r>
+        <w:rPr>
+          <w:rFonts w:ascii="PT Astra Serif" w:hAnsi="PT Astra Serif"/>
+          <w:color w:val="000000"/>
+          <w:sz w:val="28"/>
+          <w:szCs w:val="28"/>
+        </w:rPr>
+        <w:t>3. Выработка</w:t>
+      </w:r>
+    </w:p>
+    <w:p>
+      <w:pPr>
+        <w:spacing w:after="0" w:line="240" w:lineRule="auto"/>
+        <w:ind w:firstLine="709"/>
+        <w:jc w:val="both"/>
+        <w:rPr>
+          <w:rFonts w:ascii="PT Astra Serif" w:hAnsi="PT Astra Serif"/>
+          <w:color w:val="000000"/>
+          <w:sz w:val="28"/>
+          <w:szCs w:val="28"/>
+        </w:rPr>
+      </w:pPr>
+    </w:p>
+    <w:p>
+      <w:pPr>
+        <w:spacing w:after="0" w:line="240" w:lineRule="auto"/>
+        <w:ind w:firstLine="709"/>
+        <w:jc w:val="both"/>
+        <w:rPr>
+          <w:rFonts w:ascii="PT Astra Serif" w:hAnsi="PT Astra Serif"/>
+          <w:color w:val="000000"/>
+          <w:sz w:val="28"/>
+          <w:szCs w:val="28"/>
+        </w:rPr>
+      </w:pPr>
+      <w:r>
+        <w:rPr>
+          <w:rFonts w:ascii="PT Astra Serif" w:hAnsi="PT Astra Serif"/>
+          <w:color w:val="000000"/>
+          <w:sz w:val="28"/>
+          <w:szCs w:val="28"/>
+        </w:rPr>
+        <w:t>Выработка показывает объём продукции, произведённой одним работником за определённый период времени.</w:t>
+      </w:r>
+    </w:p>
+    <w:p>
+      <w:pPr>
+        <w:spacing w:after="0" w:line="240" w:lineRule="auto"/>
+        <w:ind w:firstLine="709"/>
+        <w:jc w:val="both"/>
+        <w:rPr>
+          <w:rFonts w:ascii="PT Astra Serif" w:hAnsi="PT Astra Serif"/>
+          <w:color w:val="000000"/>
+          <w:sz w:val="28"/>
+          <w:szCs w:val="28"/>
+        </w:rPr>
+      </w:pPr>
+    </w:p>
+    <w:p>
+      <w:pPr>
+        <w:spacing w:after="0" w:line="240" w:lineRule="auto"/>
+        <w:ind w:firstLine="709"/>
+        <w:jc w:val="both"/>
+        <w:rPr>
+          <w:rFonts w:ascii="PT Astra Serif" w:hAnsi="PT Astra Serif"/>
+          <w:color w:val="000000"/>
+          <w:sz w:val="28"/>
+          <w:szCs w:val="28"/>
+        </w:rPr>
+      </w:pPr>
+      <w:r>
+        <w:rPr>
+          <w:rFonts w:ascii="PT Astra Serif" w:hAnsi="PT Astra Serif"/>
+          <w:color w:val="000000"/>
+          <w:sz w:val="28"/>
+          <w:szCs w:val="28"/>
+        </w:rPr>
+        <w:t>Формула</w:t>
+      </w:r>
+      <w:r>
+        <w:rPr>
+          <w:rFonts w:ascii="PT Astra Serif" w:hAnsi="PT Astra Serif"/>
+          <w:color w:val="000000"/>
+          <w:sz w:val="28"/>
+          <w:szCs w:val="28"/>
+          <w:lang w:val="en-US"/>
+        </w:rPr>
+        <w:t xml:space="preserve"> </w:t>
+      </w:r>
+      <w:r>
+        <w:rPr>
+          <w:rFonts w:ascii="PT Astra Serif" w:hAnsi="PT Astra Serif"/>
+          <w:color w:val="000000"/>
+          <w:sz w:val="28"/>
+          <w:szCs w:val="28"/>
+        </w:rPr>
+        <w:t>выработки</w:t>
+      </w:r>
+      <w:r>
+        <w:rPr>
+          <w:rFonts w:ascii="PT Astra Serif" w:hAnsi="PT Astra Serif"/>
+          <w:color w:val="000000"/>
+          <w:sz w:val="28"/>
+          <w:szCs w:val="28"/>
+        </w:rPr>
+        <w:t>:</w:t>
+      </w:r>
+    </w:p>
+    <w:p>
+      <w:pPr>
+        <w:spacing w:after="0" w:line="240" w:lineRule="auto"/>
+        <w:ind w:firstLine="709"/>
+        <w:jc w:val="both"/>
+        <w:rPr>
+          <w:rFonts w:ascii="PT Astra Serif" w:hAnsi="PT Astra Serif"/>
+          <w:color w:val="000000"/>
+          <w:sz w:val="28"/>
+          <w:szCs w:val="28"/>
+          <w:lang w:val="en-US"/>
+        </w:rPr>
+      </w:pPr>
+      <m:oMathPara>
+        <m:oMath>
+          <m:r>
+            <w:rPr>
+              <w:rFonts w:ascii="Cambria Math" w:hAnsi="Cambria Math" w:cs="Times New Roman"/>
+              <w:color w:val="000000"/>
+              <w:sz w:val="56"/>
+              <w:szCs w:val="56"/>
+            </w:rPr>
+            <w:lastRenderedPageBreak/>
+            <m:t>W</m:t>
+          </m:r>
+          <m:r>
+            <w:rPr>
+              <w:rFonts w:ascii="Cambria Math" w:hAnsi="Cambria Math" w:cs="Times New Roman"/>
+              <w:color w:val="000000"/>
+              <w:sz w:val="56"/>
+              <w:szCs w:val="56"/>
+            </w:rPr>
+            <m:t xml:space="preserve">= </m:t>
+          </m:r>
+          <m:f>
+            <m:fPr>
+              <m:ctrlPr>
+                <w:rPr>
+                  <w:rFonts w:ascii="Cambria Math" w:hAnsi="Cambria Math" w:cs="Times New Roman"/>
+                  <w:i/>
+                  <w:color w:val="000000"/>
+                  <w:sz w:val="56"/>
+                  <w:szCs w:val="56"/>
+                </w:rPr>
+              </m:ctrlPr>
+            </m:fPr>
+            <m:num>
+              <m:r>
+                <w:rPr>
+                  <w:rFonts w:ascii="Cambria Math" w:hAnsi="Cambria Math" w:cs="Times New Roman"/>
+                  <w:color w:val="000000"/>
+                  <w:sz w:val="56"/>
+                  <w:szCs w:val="56"/>
+                </w:rPr>
+                <m:t>Q</m:t>
+              </m:r>
+            </m:num>
+            <m:den>
+              <m:r>
+                <w:rPr>
+                  <w:rFonts w:ascii="Cambria Math" w:hAnsi="Cambria Math" w:cs="Times New Roman"/>
+                  <w:color w:val="000000"/>
+                  <w:sz w:val="56"/>
+                  <w:szCs w:val="56"/>
+                </w:rPr>
+                <m:t>N</m:t>
+              </m:r>
+            </m:den>
+          </m:f>
+        </m:oMath>
+      </m:oMathPara>
+    </w:p>
+    <w:p>
+      <w:pPr>
+        <w:spacing w:after="0" w:line="240" w:lineRule="auto"/>
+        <w:ind w:firstLine="709"/>
+        <w:jc w:val="both"/>
+        <w:rPr>
+          <w:rFonts w:ascii="PT Astra Serif" w:hAnsi="PT Astra Serif"/>
+          <w:color w:val="000000"/>
+          <w:sz w:val="28"/>
+          <w:szCs w:val="28"/>
+        </w:rPr>
+      </w:pPr>
+      <w:r>
+        <w:rPr>
+          <w:rFonts w:ascii="PT Astra Serif" w:hAnsi="PT Astra Serif"/>
+          <w:color w:val="000000"/>
+          <w:sz w:val="28"/>
+          <w:szCs w:val="28"/>
+        </w:rPr>
+        <w:t>где:</w:t>
+      </w:r>
+    </w:p>
+    <w:p>
+      <w:pPr>
+        <w:spacing w:after="0" w:line="240" w:lineRule="auto"/>
+        <w:ind w:firstLine="709"/>
+        <w:jc w:val="both"/>
+        <w:rPr>
+          <w:rFonts w:ascii="PT Astra Serif" w:hAnsi="PT Astra Serif"/>
+          <w:color w:val="000000"/>
+          <w:sz w:val="28"/>
+          <w:szCs w:val="28"/>
+        </w:rPr>
+      </w:pPr>
+      <w:r>
+        <w:rPr>
+          <w:rFonts w:ascii="PT Astra Serif" w:hAnsi="PT Astra Serif"/>
+          <w:color w:val="000000"/>
+          <w:sz w:val="28"/>
+          <w:szCs w:val="28"/>
+        </w:rPr>
+        <w:t xml:space="preserve"> - </w:t>
+      </w:r>
+      <w:r>
+        <w:rPr>
+          <w:rFonts w:ascii="PT Astra Serif" w:hAnsi="PT Astra Serif"/>
+          <w:color w:val="000000"/>
+          <w:sz w:val="28"/>
+          <w:szCs w:val="28"/>
+        </w:rPr>
+        <w:t>W</w:t>
+      </w:r>
+      <w:r>
+        <w:rPr>
+          <w:rFonts w:ascii="PT Astra Serif" w:hAnsi="PT Astra Serif"/>
+          <w:color w:val="000000"/>
+          <w:sz w:val="28"/>
+          <w:szCs w:val="28"/>
+        </w:rPr>
+        <w:t xml:space="preserve"> </w:t>
+      </w:r>
+      <w:r>
+        <w:rPr>
+          <w:rFonts w:ascii="PT Astra Serif" w:hAnsi="PT Astra Serif"/>
+          <w:color w:val="000000"/>
+          <w:sz w:val="28"/>
+          <w:szCs w:val="28"/>
+        </w:rPr>
+        <w:t>–</w:t>
+      </w:r>
+      <w:r>
+        <w:rPr>
+          <w:rFonts w:ascii="PT Astra Serif" w:hAnsi="PT Astra Serif"/>
+          <w:color w:val="000000"/>
+          <w:sz w:val="28"/>
+          <w:szCs w:val="28"/>
+        </w:rPr>
+        <w:t xml:space="preserve"> </w:t>
+      </w:r>
+      <w:r>
+        <w:rPr>
+          <w:rFonts w:ascii="PT Astra Serif" w:hAnsi="PT Astra Serif"/>
+          <w:color w:val="000000"/>
+          <w:sz w:val="28"/>
+          <w:szCs w:val="28"/>
+        </w:rPr>
+        <w:t xml:space="preserve">выработка; </w:t>
+      </w:r>
+    </w:p>
+    <w:p>
+      <w:pPr>
+        <w:spacing w:after="0" w:line="240" w:lineRule="auto"/>
+        <w:ind w:firstLine="709"/>
+        <w:jc w:val="both"/>
+        <w:rPr>
+          <w:rFonts w:ascii="PT Astra Serif" w:hAnsi="PT Astra Serif"/>
+          <w:color w:val="000000"/>
+          <w:sz w:val="28"/>
+          <w:szCs w:val="28"/>
+        </w:rPr>
+      </w:pPr>
+      <w:r>
+        <w:rPr>
+          <w:rFonts w:ascii="PT Astra Serif" w:hAnsi="PT Astra Serif"/>
+          <w:color w:val="000000"/>
+          <w:sz w:val="28"/>
+          <w:szCs w:val="28"/>
+        </w:rPr>
+        <w:t xml:space="preserve"> - </w:t>
+      </w:r>
+      <w:r>
+        <w:rPr>
+          <w:rFonts w:ascii="PT Astra Serif" w:hAnsi="PT Astra Serif"/>
+          <w:color w:val="000000"/>
+          <w:sz w:val="28"/>
+          <w:szCs w:val="28"/>
+        </w:rPr>
+        <w:t>Q</w:t>
+      </w:r>
+      <w:r>
+        <w:rPr>
+          <w:rFonts w:ascii="PT Astra Serif" w:hAnsi="PT Astra Serif"/>
+          <w:color w:val="000000"/>
+          <w:sz w:val="28"/>
+          <w:szCs w:val="28"/>
+        </w:rPr>
+        <w:t xml:space="preserve"> </w:t>
+      </w:r>
+      <w:r>
+        <w:rPr>
+          <w:rFonts w:ascii="PT Astra Serif" w:hAnsi="PT Astra Serif"/>
+          <w:color w:val="000000"/>
+          <w:sz w:val="28"/>
+          <w:szCs w:val="28"/>
+        </w:rPr>
+        <w:t>–</w:t>
+      </w:r>
+      <w:r>
+        <w:rPr>
+          <w:rFonts w:ascii="PT Astra Serif" w:hAnsi="PT Astra Serif"/>
+          <w:color w:val="000000"/>
+          <w:sz w:val="28"/>
+          <w:szCs w:val="28"/>
+        </w:rPr>
+        <w:t xml:space="preserve"> </w:t>
+      </w:r>
+      <w:r>
+        <w:rPr>
+          <w:rFonts w:ascii="PT Astra Serif" w:hAnsi="PT Astra Serif"/>
+          <w:color w:val="000000"/>
+          <w:sz w:val="28"/>
+          <w:szCs w:val="28"/>
+        </w:rPr>
+        <w:t xml:space="preserve">объём продукции; </w:t>
+      </w:r>
+    </w:p>
+    <w:p>
+      <w:pPr>
+        <w:spacing w:after="0" w:line="240" w:lineRule="auto"/>
+        <w:ind w:firstLine="709"/>
+        <w:jc w:val="both"/>
+        <w:rPr>
+          <w:rFonts w:ascii="PT Astra Serif" w:hAnsi="PT Astra Serif"/>
+          <w:color w:val="000000"/>
+          <w:sz w:val="28"/>
+          <w:szCs w:val="28"/>
+        </w:rPr>
+      </w:pPr>
+      <w:r>
+        <w:rPr>
+          <w:rFonts w:ascii="PT Astra Serif" w:hAnsi="PT Astra Serif"/>
+          <w:color w:val="000000"/>
+          <w:sz w:val="28"/>
+          <w:szCs w:val="28"/>
+          <w:lang w:val="en-US"/>
+        </w:rPr>
+        <w:t xml:space="preserve"> - </w:t>
+      </w:r>
+      <w:r>
+        <w:rPr>
+          <w:rFonts w:ascii="PT Astra Serif" w:hAnsi="PT Astra Serif"/>
+          <w:color w:val="000000"/>
+          <w:sz w:val="28"/>
+          <w:szCs w:val="28"/>
+        </w:rPr>
+        <w:t>N</w:t>
+      </w:r>
+      <w:r>
+        <w:rPr>
+          <w:rFonts w:ascii="PT Astra Serif" w:hAnsi="PT Astra Serif"/>
+          <w:color w:val="000000"/>
+          <w:sz w:val="28"/>
+          <w:szCs w:val="28"/>
+        </w:rPr>
+        <w:t xml:space="preserve"> </w:t>
+      </w:r>
+      <w:r>
+        <w:rPr>
+          <w:rFonts w:ascii="PT Astra Serif" w:hAnsi="PT Astra Serif"/>
+          <w:color w:val="000000"/>
+          <w:sz w:val="28"/>
+          <w:szCs w:val="28"/>
+        </w:rPr>
+        <w:t>–</w:t>
+      </w:r>
+      <w:r>
+        <w:rPr>
+          <w:rFonts w:ascii="PT Astra Serif" w:hAnsi="PT Astra Serif"/>
+          <w:color w:val="000000"/>
+          <w:sz w:val="28"/>
+          <w:szCs w:val="28"/>
+          <w:lang w:val="en-US"/>
+        </w:rPr>
+        <w:t xml:space="preserve"> </w:t>
+      </w:r>
+      <w:r>
+        <w:rPr>
+          <w:rFonts w:ascii="PT Astra Serif" w:hAnsi="PT Astra Serif"/>
+          <w:color w:val="000000"/>
+          <w:sz w:val="28"/>
+          <w:szCs w:val="28"/>
+        </w:rPr>
+        <w:t xml:space="preserve">численность работников. </w:t>
+      </w:r>
+    </w:p>
+    <w:p>
+      <w:pPr>
+        <w:spacing w:after="0" w:line="240" w:lineRule="auto"/>
+        <w:ind w:firstLine="709"/>
+        <w:jc w:val="both"/>
+        <w:rPr>
+          <w:rFonts w:ascii="PT Astra Serif" w:hAnsi="PT Astra Serif"/>
+          <w:color w:val="000000"/>
+          <w:sz w:val="28"/>
+          <w:szCs w:val="28"/>
+        </w:rPr>
+      </w:pPr>
+    </w:p>
+    <w:p>
+      <w:pPr>
+        <w:spacing w:after="0" w:line="240" w:lineRule="auto"/>
+        <w:ind w:firstLine="709"/>
+        <w:jc w:val="both"/>
+        <w:rPr>
+          <w:rFonts w:ascii="PT Astra Serif" w:hAnsi="PT Astra Serif"/>
+          <w:color w:val="000000"/>
+          <w:sz w:val="28"/>
+          <w:szCs w:val="28"/>
+        </w:rPr>
+      </w:pPr>
+      <w:r>
+        <w:rPr>
+          <w:rFonts w:ascii="PT Astra Serif" w:hAnsi="PT Astra Serif"/>
+          <w:color w:val="000000"/>
+          <w:sz w:val="28"/>
+          <w:szCs w:val="28"/>
+        </w:rPr>
+        <w:t>Показатель широко используется для оценки деятельности организаций и отдельных подразделений.</w:t>
+      </w:r>
+    </w:p>
+    <w:p>
+      <w:pPr>
+        <w:spacing w:after="0" w:line="240" w:lineRule="auto"/>
+        <w:ind w:firstLine="709"/>
+        <w:jc w:val="both"/>
+        <w:rPr>
+          <w:rFonts w:ascii="PT Astra Serif" w:hAnsi="PT Astra Serif"/>
+          <w:color w:val="000000"/>
+          <w:sz w:val="28"/>
+          <w:szCs w:val="28"/>
+        </w:rPr>
+      </w:pPr>
+    </w:p>
+    <w:p>
+      <w:pPr>
+        <w:spacing w:after="0" w:line="240" w:lineRule="auto"/>
+        <w:ind w:firstLine="709"/>
+        <w:jc w:val="both"/>
+        <w:rPr>
+          <w:rFonts w:ascii="PT Astra Serif" w:hAnsi="PT Astra Serif"/>
+          <w:color w:val="000000"/>
+          <w:sz w:val="28"/>
+          <w:szCs w:val="28"/>
+        </w:rPr>
+      </w:pPr>
+      <w:r>
+        <w:rPr>
+          <w:rFonts w:ascii="PT Astra Serif" w:hAnsi="PT Astra Serif"/>
+          <w:color w:val="000000"/>
+          <w:sz w:val="28"/>
+          <w:szCs w:val="28"/>
+        </w:rPr>
+        <w:t>4. Коэффициент использования рабочего времени</w:t>
+      </w:r>
+    </w:p>
+    <w:p>
+      <w:pPr>
+        <w:spacing w:after="0" w:line="240" w:lineRule="auto"/>
+        <w:ind w:firstLine="709"/>
+        <w:jc w:val="both"/>
+        <w:rPr>
+          <w:rFonts w:ascii="PT Astra Serif" w:hAnsi="PT Astra Serif"/>
+          <w:color w:val="000000"/>
+          <w:sz w:val="28"/>
+          <w:szCs w:val="28"/>
+        </w:rPr>
+      </w:pPr>
+    </w:p>
+    <w:p>
+      <w:pPr>
+        <w:spacing w:after="0" w:line="240" w:lineRule="auto"/>
+        <w:ind w:firstLine="709"/>
+        <w:jc w:val="both"/>
+        <w:rPr>
+          <w:rFonts w:ascii="PT Astra Serif" w:hAnsi="PT Astra Serif"/>
+          <w:color w:val="000000"/>
+          <w:sz w:val="28"/>
+          <w:szCs w:val="28"/>
+        </w:rPr>
+      </w:pPr>
+      <w:r>
+        <w:rPr>
+          <w:rFonts w:ascii="PT Astra Serif" w:hAnsi="PT Astra Serif"/>
+          <w:color w:val="000000"/>
+          <w:sz w:val="28"/>
+          <w:szCs w:val="28"/>
+        </w:rPr>
+        <w:t>Данный показатель отражает степень рационального использования рабочего времени.</w:t>
+      </w:r>
+    </w:p>
+    <w:p>
+      <w:pPr>
+        <w:spacing w:after="0" w:line="240" w:lineRule="auto"/>
+        <w:ind w:firstLine="709"/>
+        <w:jc w:val="both"/>
+        <w:rPr>
+          <w:rFonts w:ascii="PT Astra Serif" w:hAnsi="PT Astra Serif"/>
+          <w:color w:val="000000"/>
+          <w:sz w:val="28"/>
+          <w:szCs w:val="28"/>
+        </w:rPr>
+      </w:pPr>
+    </w:p>
+    <w:p>
+      <w:pPr>
+        <w:spacing w:after="0" w:line="240" w:lineRule="auto"/>
+        <w:ind w:firstLine="709"/>
+        <w:jc w:val="both"/>
+        <w:rPr>
+          <w:rFonts w:ascii="PT Astra Serif" w:hAnsi="PT Astra Serif"/>
+          <w:color w:val="000000"/>
+          <w:sz w:val="28"/>
+          <w:szCs w:val="28"/>
+        </w:rPr>
+      </w:pPr>
+      <w:r>
+        <w:rPr>
+          <w:rFonts w:ascii="PT Astra Serif" w:hAnsi="PT Astra Serif"/>
+          <w:color w:val="000000"/>
+          <w:sz w:val="28"/>
+          <w:szCs w:val="28"/>
+        </w:rPr>
+        <w:t>Формула</w:t>
+      </w:r>
+      <w:r>
+        <w:rPr>
+          <w:rFonts w:ascii="PT Astra Serif" w:hAnsi="PT Astra Serif"/>
+          <w:color w:val="000000"/>
+          <w:sz w:val="28"/>
+          <w:szCs w:val="28"/>
+        </w:rPr>
+        <w:t xml:space="preserve"> </w:t>
+      </w:r>
+      <w:r>
+        <w:rPr>
+          <w:rFonts w:ascii="PT Astra Serif" w:hAnsi="PT Astra Serif"/>
+          <w:color w:val="000000"/>
+          <w:sz w:val="28"/>
+          <w:szCs w:val="28"/>
+        </w:rPr>
+        <w:t>коэффициент</w:t>
+      </w:r>
+      <w:r>
+        <w:rPr>
+          <w:rFonts w:ascii="PT Astra Serif" w:hAnsi="PT Astra Serif"/>
+          <w:color w:val="000000"/>
+          <w:sz w:val="28"/>
+          <w:szCs w:val="28"/>
+        </w:rPr>
+        <w:t>а</w:t>
+      </w:r>
+      <w:r>
+        <w:rPr>
+          <w:rFonts w:ascii="PT Astra Serif" w:hAnsi="PT Astra Serif"/>
+          <w:color w:val="000000"/>
+          <w:sz w:val="28"/>
+          <w:szCs w:val="28"/>
+        </w:rPr>
+        <w:t xml:space="preserve"> </w:t>
+      </w:r>
+      <w:r>
+        <w:rPr>
+          <w:rFonts w:ascii="PT Astra Serif" w:hAnsi="PT Astra Serif"/>
+          <w:color w:val="000000"/>
+          <w:sz w:val="28"/>
+          <w:szCs w:val="28"/>
+        </w:rPr>
+        <w:t>использования рабочего времени</w:t>
+      </w:r>
+      <w:r>
+        <w:rPr>
+          <w:rFonts w:ascii="PT Astra Serif" w:hAnsi="PT Astra Serif"/>
+          <w:color w:val="000000"/>
+          <w:sz w:val="28"/>
+          <w:szCs w:val="28"/>
+        </w:rPr>
+        <w:t>:</w:t>
+      </w:r>
+    </w:p>
+    <w:p>
+      <w:pPr>
+        <w:spacing w:after="0" w:line="240" w:lineRule="auto"/>
+        <w:ind w:firstLine="709"/>
+        <w:jc w:val="both"/>
+        <w:rPr>
+          <w:rFonts w:ascii="PT Astra Serif" w:hAnsi="PT Astra Serif"/>
+          <w:color w:val="000000"/>
+          <w:sz w:val="28"/>
+          <w:szCs w:val="28"/>
+        </w:rPr>
+      </w:pPr>
+    </w:p>
+    <w:p>
+      <w:pPr>
+        <w:spacing w:after="0" w:line="240" w:lineRule="auto"/>
+        <w:ind w:firstLine="709"/>
+        <w:jc w:val="both"/>
+        <w:rPr>
+          <w:rFonts w:ascii="PT Astra Serif" w:hAnsi="PT Astra Serif"/>
+          <w:color w:val="000000"/>
+          <w:sz w:val="28"/>
+          <w:szCs w:val="28"/>
+          <w:lang w:val="en-US"/>
+        </w:rPr>
+      </w:pPr>
+      <m:oMathPara>
+        <m:oMath>
+          <m:r>
+            <w:rPr>
+              <w:rFonts w:ascii="Cambria Math" w:hAnsi="Cambria Math" w:cs="Times New Roman"/>
+              <w:color w:val="000000"/>
+              <w:sz w:val="56"/>
+              <w:szCs w:val="56"/>
+            </w:rPr>
+            <m:t>K</m:t>
+          </m:r>
+          <m:r>
+            <w:rPr>
+              <w:rFonts w:ascii="Cambria Math" w:hAnsi="Cambria Math" w:cs="Times New Roman"/>
+              <w:color w:val="000000"/>
+              <w:sz w:val="56"/>
+              <w:szCs w:val="56"/>
+            </w:rPr>
+            <m:t xml:space="preserve">= </m:t>
+          </m:r>
+          <m:f>
+            <m:fPr>
+              <m:ctrlPr>
+                <w:rPr>
+                  <w:rFonts w:ascii="Cambria Math" w:hAnsi="Cambria Math" w:cs="Times New Roman"/>
+                  <w:i/>
+                  <w:color w:val="000000"/>
+                  <w:sz w:val="56"/>
+                  <w:szCs w:val="56"/>
+                </w:rPr>
+              </m:ctrlPr>
+            </m:fPr>
+            <m:num>
+              <m:sSub>
+                <m:sSubPr>
+                  <m:ctrlPr>
+                    <w:rPr>
+                      <w:rFonts w:ascii="Cambria Math" w:hAnsi="Cambria Math" w:cs="Times New Roman"/>
+                      <w:i/>
+                      <w:color w:val="000000"/>
+                      <w:sz w:val="56"/>
+                      <w:szCs w:val="56"/>
+                    </w:rPr>
+                  </m:ctrlPr>
+                </m:sSubPr>
+                <m:e>
+                  <m:r>
+                    <w:rPr>
+                      <w:rFonts w:ascii="Cambria Math" w:hAnsi="Cambria Math" w:cs="Times New Roman"/>
+                      <w:color w:val="000000"/>
+                      <w:sz w:val="56"/>
+                      <w:szCs w:val="56"/>
+                    </w:rPr>
+                    <m:t>T</m:t>
+                  </m:r>
+                </m:e>
+                <m:sub>
+                  <m:r>
+                    <w:rPr>
+                      <w:rFonts w:ascii="Cambria Math" w:hAnsi="Cambria Math" w:cs="Times New Roman"/>
+                      <w:color w:val="000000"/>
+                      <w:sz w:val="56"/>
+                      <w:szCs w:val="56"/>
+                    </w:rPr>
+                    <m:t>f</m:t>
+                  </m:r>
+                </m:sub>
+              </m:sSub>
+            </m:num>
+            <m:den>
+              <m:sSub>
+                <m:sSubPr>
+                  <m:ctrlPr>
+                    <w:rPr>
+                      <w:rFonts w:ascii="Cambria Math" w:hAnsi="Cambria Math" w:cs="Times New Roman"/>
+                      <w:i/>
+                      <w:color w:val="000000"/>
+                      <w:sz w:val="56"/>
+                      <w:szCs w:val="56"/>
+                    </w:rPr>
+                  </m:ctrlPr>
+                </m:sSubPr>
+                <m:e>
+                  <m:r>
+                    <w:rPr>
+                      <w:rFonts w:ascii="Cambria Math" w:hAnsi="Cambria Math" w:cs="Times New Roman"/>
+                      <w:color w:val="000000"/>
+                      <w:sz w:val="56"/>
+                      <w:szCs w:val="56"/>
+                    </w:rPr>
+                    <m:t>T</m:t>
+                  </m:r>
+                </m:e>
+                <m:sub>
+                  <m:r>
+                    <w:rPr>
+                      <w:rFonts w:ascii="Cambria Math" w:hAnsi="Cambria Math" w:cs="Times New Roman"/>
+                      <w:color w:val="000000"/>
+                      <w:sz w:val="56"/>
+                      <w:szCs w:val="56"/>
+                    </w:rPr>
+                    <m:t>n</m:t>
+                  </m:r>
+                </m:sub>
+              </m:sSub>
+            </m:den>
+          </m:f>
+        </m:oMath>
+      </m:oMathPara>
+    </w:p>
+    <w:p>
+      <w:pPr>
+        <w:spacing w:after="0" w:line="240" w:lineRule="auto"/>
+        <w:ind w:firstLine="709"/>
+        <w:jc w:val="both"/>
+        <w:rPr>
+          <w:rFonts w:ascii="PT Astra Serif" w:hAnsi="PT Astra Serif"/>
+          <w:color w:val="000000"/>
+          <w:sz w:val="28"/>
+          <w:szCs w:val="28"/>
+        </w:rPr>
+      </w:pPr>
+      <w:r>
+        <w:rPr>
+          <w:rFonts w:ascii="PT Astra Serif" w:hAnsi="PT Astra Serif"/>
+          <w:color w:val="000000"/>
+          <w:sz w:val="28"/>
+          <w:szCs w:val="28"/>
+        </w:rPr>
+        <w:t>где:</w:t>
+      </w:r>
+    </w:p>
+    <w:p>
+      <w:pPr>
+        <w:spacing w:after="0" w:line="240" w:lineRule="auto"/>
+        <w:ind w:firstLine="709"/>
+        <w:jc w:val="both"/>
+        <w:rPr>
+          <w:rFonts w:ascii="PT Astra Serif" w:hAnsi="PT Astra Serif"/>
+          <w:color w:val="000000"/>
+          <w:sz w:val="28"/>
+          <w:szCs w:val="28"/>
+        </w:rPr>
+      </w:pPr>
+      <w:r>
+        <w:rPr>
+          <w:rFonts w:ascii="PT Astra Serif" w:hAnsi="PT Astra Serif"/>
+          <w:color w:val="000000"/>
+          <w:sz w:val="28"/>
+          <w:szCs w:val="28"/>
+        </w:rPr>
+        <w:t xml:space="preserve"> - </w:t>
+      </w:r>
+      <w:r>
+        <w:rPr>
+          <w:rFonts w:ascii="PT Astra Serif" w:hAnsi="PT Astra Serif"/>
+          <w:color w:val="000000"/>
+          <w:sz w:val="28"/>
+          <w:szCs w:val="28"/>
+        </w:rPr>
+        <w:t>K</w:t>
+      </w:r>
+      <w:r>
+        <w:rPr>
+          <w:rFonts w:ascii="PT Astra Serif" w:hAnsi="PT Astra Serif"/>
+          <w:color w:val="000000"/>
+          <w:sz w:val="28"/>
+          <w:szCs w:val="28"/>
+        </w:rPr>
+        <w:t xml:space="preserve"> </w:t>
+      </w:r>
+      <w:r>
+        <w:rPr>
+          <w:rFonts w:ascii="PT Astra Serif" w:hAnsi="PT Astra Serif"/>
+          <w:color w:val="000000"/>
+          <w:sz w:val="28"/>
+          <w:szCs w:val="28"/>
+        </w:rPr>
+        <w:t>–</w:t>
+      </w:r>
+      <w:r>
+        <w:rPr>
+          <w:rFonts w:ascii="PT Astra Serif" w:hAnsi="PT Astra Serif"/>
+          <w:color w:val="000000"/>
+          <w:sz w:val="28"/>
+          <w:szCs w:val="28"/>
+        </w:rPr>
+        <w:t xml:space="preserve"> коэффициент использования времени; </w:t>
+      </w:r>
+    </w:p>
+    <w:p>
+      <w:pPr>
+        <w:spacing w:after="0" w:line="240" w:lineRule="auto"/>
+        <w:ind w:firstLine="709"/>
+        <w:jc w:val="both"/>
+        <w:rPr>
+          <w:rFonts w:ascii="PT Astra Serif" w:hAnsi="PT Astra Serif"/>
+          <w:color w:val="000000"/>
+          <w:sz w:val="28"/>
+          <w:szCs w:val="28"/>
+        </w:rPr>
+      </w:pPr>
+      <w:r>
+        <w:rPr>
+          <w:rFonts w:ascii="PT Astra Serif" w:hAnsi="PT Astra Serif"/>
+          <w:color w:val="000000"/>
+          <w:sz w:val="28"/>
+          <w:szCs w:val="28"/>
+        </w:rPr>
+        <w:t xml:space="preserve"> - </w:t>
+      </w:r>
+      <w:proofErr w:type="spellStart"/>
+      <w:r>
+        <w:rPr>
+          <w:rFonts w:ascii="PT Astra Serif" w:hAnsi="PT Astra Serif"/>
+          <w:color w:val="000000"/>
+          <w:sz w:val="28"/>
+          <w:szCs w:val="28"/>
+        </w:rPr>
+        <w:t>Tf</w:t>
+      </w:r>
+      <w:proofErr w:type="spellEnd"/>
+      <w:r>
+        <w:rPr>
+          <w:rFonts w:ascii="PT Astra Serif" w:hAnsi="PT Astra Serif"/>
+          <w:color w:val="000000"/>
+          <w:sz w:val="28"/>
+          <w:szCs w:val="28"/>
+        </w:rPr>
+        <w:t>​</w:t>
+      </w:r>
+      <w:r>
+        <w:rPr>
+          <w:rFonts w:ascii="PT Astra Serif" w:hAnsi="PT Astra Serif"/>
+          <w:color w:val="000000"/>
+          <w:sz w:val="28"/>
+          <w:szCs w:val="28"/>
+        </w:rPr>
+        <w:t xml:space="preserve"> </w:t>
+      </w:r>
+      <w:r>
+        <w:rPr>
+          <w:rFonts w:ascii="PT Astra Serif" w:hAnsi="PT Astra Serif"/>
+          <w:color w:val="000000"/>
+          <w:sz w:val="28"/>
+          <w:szCs w:val="28"/>
+        </w:rPr>
+        <w:t>–</w:t>
+      </w:r>
+      <w:r>
+        <w:rPr>
+          <w:rFonts w:ascii="PT Astra Serif" w:hAnsi="PT Astra Serif"/>
+          <w:color w:val="000000"/>
+          <w:sz w:val="28"/>
+          <w:szCs w:val="28"/>
+        </w:rPr>
+        <w:t xml:space="preserve"> фактически отработанное время; </w:t>
+      </w:r>
+    </w:p>
+    <w:p>
+      <w:pPr>
+        <w:spacing w:after="0" w:line="240" w:lineRule="auto"/>
+        <w:ind w:firstLine="709"/>
+        <w:jc w:val="both"/>
+        <w:rPr>
+          <w:rFonts w:ascii="PT Astra Serif" w:hAnsi="PT Astra Serif"/>
+          <w:color w:val="000000"/>
+          <w:sz w:val="28"/>
+          <w:szCs w:val="28"/>
+        </w:rPr>
+      </w:pPr>
+      <w:r>
+        <w:rPr>
+          <w:rFonts w:ascii="PT Astra Serif" w:hAnsi="PT Astra Serif"/>
+          <w:color w:val="000000"/>
+          <w:sz w:val="28"/>
+          <w:szCs w:val="28"/>
+          <w:lang w:val="en-US"/>
+        </w:rPr>
+        <w:t xml:space="preserve"> - </w:t>
+      </w:r>
+      <w:r>
+        <w:rPr>
+          <w:rFonts w:ascii="PT Astra Serif" w:hAnsi="PT Astra Serif"/>
+          <w:color w:val="000000"/>
+          <w:sz w:val="28"/>
+          <w:szCs w:val="28"/>
+        </w:rPr>
+        <w:t>Tn</w:t>
+      </w:r>
+      <w:proofErr w:type="gramStart"/>
+      <w:r>
+        <w:rPr>
+          <w:rFonts w:ascii="PT Astra Serif" w:hAnsi="PT Astra Serif"/>
+          <w:color w:val="000000"/>
+          <w:sz w:val="28"/>
+          <w:szCs w:val="28"/>
+        </w:rPr>
+        <w:t>​</w:t>
+      </w:r>
+      <w:r>
+        <w:rPr>
+          <w:rFonts w:ascii="PT Astra Serif" w:hAnsi="PT Astra Serif"/>
+          <w:color w:val="000000"/>
+          <w:sz w:val="28"/>
+          <w:szCs w:val="28"/>
+        </w:rPr>
+        <w:t xml:space="preserve"> </w:t>
+      </w:r>
+      <w:r>
+        <w:rPr>
+          <w:rFonts w:ascii="PT Astra Serif" w:hAnsi="PT Astra Serif"/>
+          <w:color w:val="000000"/>
+          <w:sz w:val="28"/>
+          <w:szCs w:val="28"/>
+        </w:rPr>
+        <w:t>–</w:t>
+      </w:r>
+      <w:proofErr w:type="gramEnd"/>
+      <w:r>
+        <w:rPr>
+          <w:rFonts w:ascii="PT Astra Serif" w:hAnsi="PT Astra Serif"/>
+          <w:color w:val="000000"/>
+          <w:sz w:val="28"/>
+          <w:szCs w:val="28"/>
+        </w:rPr>
+        <w:t xml:space="preserve"> нормативное рабочее время. </w:t>
+      </w:r>
+    </w:p>
+    <w:p>
+      <w:pPr>
+        <w:spacing w:after="0" w:line="240" w:lineRule="auto"/>
+        <w:ind w:firstLine="709"/>
+        <w:jc w:val="both"/>
+        <w:rPr>
+          <w:rFonts w:ascii="PT Astra Serif" w:hAnsi="PT Astra Serif"/>
+          <w:color w:val="000000"/>
+          <w:sz w:val="28"/>
+          <w:szCs w:val="28"/>
+        </w:rPr>
+      </w:pPr>
+    </w:p>
+    <w:p>
+      <w:pPr>
+        <w:spacing w:after="0" w:line="240" w:lineRule="auto"/>
+        <w:ind w:firstLine="709"/>
+        <w:jc w:val="both"/>
+        <w:rPr>
+          <w:rFonts w:ascii="PT Astra Serif" w:hAnsi="PT Astra Serif"/>
+          <w:color w:val="000000"/>
+          <w:sz w:val="28"/>
+          <w:szCs w:val="28"/>
+        </w:rPr>
+      </w:pPr>
+      <w:r>
+        <w:rPr>
+          <w:rFonts w:ascii="PT Astra Serif" w:hAnsi="PT Astra Serif"/>
+          <w:color w:val="000000"/>
+          <w:sz w:val="28"/>
+          <w:szCs w:val="28"/>
+        </w:rPr>
+        <w:t>Чем ближе показатель к единице, тем эффективнее используется рабочее время.</w:t>
+      </w:r>
+    </w:p>
+    <w:p>
+      <w:pPr>
+        <w:spacing w:after="0" w:line="240" w:lineRule="auto"/>
+        <w:ind w:firstLine="709"/>
+        <w:jc w:val="both"/>
+        <w:rPr>
+          <w:rFonts w:ascii="PT Astra Serif" w:hAnsi="PT Astra Serif"/>
+          <w:color w:val="000000"/>
+          <w:sz w:val="28"/>
+          <w:szCs w:val="28"/>
+        </w:rPr>
+      </w:pPr>
+    </w:p>
+    <w:p>
+      <w:pPr>
+        <w:spacing w:after="0" w:line="240" w:lineRule="auto"/>
+        <w:ind w:firstLine="709"/>
+        <w:jc w:val="both"/>
+        <w:rPr>
+          <w:rFonts w:ascii="PT Astra Serif" w:hAnsi="PT Astra Serif"/>
+          <w:color w:val="000000"/>
+          <w:sz w:val="28"/>
+          <w:szCs w:val="28"/>
+        </w:rPr>
+      </w:pPr>
+      <w:r>
+        <w:rPr>
+          <w:rFonts w:ascii="PT Astra Serif" w:hAnsi="PT Astra Serif"/>
+          <w:color w:val="000000"/>
+          <w:sz w:val="28"/>
+          <w:szCs w:val="28"/>
+        </w:rPr>
+        <w:t>5. Качество труда</w:t>
+      </w:r>
+    </w:p>
+    <w:p>
+      <w:pPr>
+        <w:spacing w:after="0" w:line="240" w:lineRule="auto"/>
+        <w:ind w:firstLine="709"/>
+        <w:jc w:val="both"/>
+        <w:rPr>
+          <w:rFonts w:ascii="PT Astra Serif" w:hAnsi="PT Astra Serif"/>
+          <w:color w:val="000000"/>
+          <w:sz w:val="28"/>
+          <w:szCs w:val="28"/>
+        </w:rPr>
+      </w:pPr>
+    </w:p>
+    <w:p>
+      <w:pPr>
+        <w:spacing w:after="0" w:line="240" w:lineRule="auto"/>
+        <w:ind w:firstLine="709"/>
+        <w:jc w:val="both"/>
+        <w:rPr>
+          <w:rFonts w:ascii="PT Astra Serif" w:hAnsi="PT Astra Serif"/>
+          <w:color w:val="000000"/>
+          <w:sz w:val="28"/>
+          <w:szCs w:val="28"/>
+        </w:rPr>
+      </w:pPr>
+      <w:r>
+        <w:rPr>
+          <w:rFonts w:ascii="PT Astra Serif" w:hAnsi="PT Astra Serif"/>
+          <w:color w:val="000000"/>
+          <w:sz w:val="28"/>
+          <w:szCs w:val="28"/>
+        </w:rPr>
+        <w:t>Эффективность труда определяется не только количеством выполненной работы, но и её качеством.</w:t>
+      </w:r>
+    </w:p>
+    <w:p>
+      <w:pPr>
+        <w:spacing w:after="0" w:line="240" w:lineRule="auto"/>
+        <w:ind w:firstLine="709"/>
+        <w:jc w:val="both"/>
+        <w:rPr>
+          <w:rFonts w:ascii="PT Astra Serif" w:hAnsi="PT Astra Serif"/>
+          <w:color w:val="000000"/>
+          <w:sz w:val="28"/>
+          <w:szCs w:val="28"/>
+        </w:rPr>
+      </w:pPr>
+      <w:r>
+        <w:rPr>
+          <w:rFonts w:ascii="PT Astra Serif" w:hAnsi="PT Astra Serif"/>
+          <w:color w:val="000000"/>
+          <w:sz w:val="28"/>
+          <w:szCs w:val="28"/>
+        </w:rPr>
+        <w:t>К показателям качества труда относятся:</w:t>
+      </w:r>
+    </w:p>
+    <w:p>
+      <w:pPr>
+        <w:spacing w:after="0" w:line="240" w:lineRule="auto"/>
+        <w:ind w:firstLine="709"/>
+        <w:jc w:val="both"/>
+        <w:rPr>
+          <w:rFonts w:ascii="PT Astra Serif" w:hAnsi="PT Astra Serif"/>
+          <w:color w:val="000000"/>
+          <w:sz w:val="28"/>
+          <w:szCs w:val="28"/>
+        </w:rPr>
+      </w:pPr>
+      <w:r>
+        <w:rPr>
+          <w:rFonts w:ascii="PT Astra Serif" w:hAnsi="PT Astra Serif"/>
+          <w:color w:val="000000"/>
+          <w:sz w:val="28"/>
+          <w:szCs w:val="28"/>
+        </w:rPr>
+        <w:t xml:space="preserve"> - количество ошибок; </w:t>
+      </w:r>
+    </w:p>
+    <w:p>
+      <w:pPr>
+        <w:spacing w:after="0" w:line="240" w:lineRule="auto"/>
+        <w:ind w:firstLine="709"/>
+        <w:jc w:val="both"/>
+        <w:rPr>
+          <w:rFonts w:ascii="PT Astra Serif" w:hAnsi="PT Astra Serif"/>
+          <w:color w:val="000000"/>
+          <w:sz w:val="28"/>
+          <w:szCs w:val="28"/>
+        </w:rPr>
+      </w:pPr>
+      <w:r>
+        <w:rPr>
+          <w:rFonts w:ascii="PT Astra Serif" w:hAnsi="PT Astra Serif"/>
+          <w:color w:val="000000"/>
+          <w:sz w:val="28"/>
+          <w:szCs w:val="28"/>
+        </w:rPr>
+        <w:t xml:space="preserve"> - уровень брака; </w:t>
+      </w:r>
+    </w:p>
+    <w:p>
+      <w:pPr>
+        <w:spacing w:after="0" w:line="240" w:lineRule="auto"/>
+        <w:ind w:firstLine="709"/>
+        <w:jc w:val="both"/>
+        <w:rPr>
+          <w:rFonts w:ascii="PT Astra Serif" w:hAnsi="PT Astra Serif"/>
+          <w:color w:val="000000"/>
+          <w:sz w:val="28"/>
+          <w:szCs w:val="28"/>
+        </w:rPr>
+      </w:pPr>
+      <w:r>
+        <w:rPr>
+          <w:rFonts w:ascii="PT Astra Serif" w:hAnsi="PT Astra Serif"/>
+          <w:color w:val="000000"/>
+          <w:sz w:val="28"/>
+          <w:szCs w:val="28"/>
+        </w:rPr>
+        <w:t xml:space="preserve"> - точность выполнения операций; </w:t>
+      </w:r>
+    </w:p>
+    <w:p>
+      <w:pPr>
+        <w:spacing w:after="0" w:line="240" w:lineRule="auto"/>
+        <w:ind w:firstLine="709"/>
+        <w:jc w:val="both"/>
+        <w:rPr>
+          <w:rFonts w:ascii="PT Astra Serif" w:hAnsi="PT Astra Serif"/>
+          <w:color w:val="000000"/>
+          <w:sz w:val="28"/>
+          <w:szCs w:val="28"/>
+        </w:rPr>
+      </w:pPr>
+      <w:r>
+        <w:rPr>
+          <w:rFonts w:ascii="PT Astra Serif" w:hAnsi="PT Astra Serif"/>
+          <w:color w:val="000000"/>
+          <w:sz w:val="28"/>
+          <w:szCs w:val="28"/>
+        </w:rPr>
+        <w:t xml:space="preserve"> - </w:t>
+      </w:r>
+      <w:proofErr w:type="gramStart"/>
+      <w:r>
+        <w:rPr>
+          <w:rFonts w:ascii="PT Astra Serif" w:hAnsi="PT Astra Serif"/>
+          <w:color w:val="000000"/>
+          <w:sz w:val="28"/>
+          <w:szCs w:val="28"/>
+        </w:rPr>
+        <w:t>соответствие</w:t>
+      </w:r>
+      <w:proofErr w:type="gramEnd"/>
+      <w:r>
+        <w:rPr>
+          <w:rFonts w:ascii="PT Astra Serif" w:hAnsi="PT Astra Serif"/>
+          <w:color w:val="000000"/>
+          <w:sz w:val="28"/>
+          <w:szCs w:val="28"/>
+        </w:rPr>
+        <w:t xml:space="preserve"> установленным требованиям.</w:t>
+      </w:r>
+    </w:p>
+    <w:p>
+      <w:pPr>
+        <w:spacing w:after="0" w:line="240" w:lineRule="auto"/>
+        <w:ind w:firstLine="709"/>
+        <w:jc w:val="both"/>
+        <w:rPr>
+          <w:rFonts w:ascii="PT Astra Serif" w:hAnsi="PT Astra Serif"/>
+          <w:color w:val="000000"/>
+          <w:sz w:val="28"/>
+          <w:szCs w:val="28"/>
+        </w:rPr>
+      </w:pPr>
+      <w:r>
+        <w:rPr>
+          <w:rFonts w:ascii="PT Astra Serif" w:hAnsi="PT Astra Serif"/>
+          <w:color w:val="000000"/>
+          <w:sz w:val="28"/>
+          <w:szCs w:val="28"/>
+        </w:rPr>
+        <w:t>В сфере документооборота и правоохранительной деятельности качество труда особенно важно, поскольку ошибки могут повлиять на юридическую значимость документов.</w:t>
+      </w:r>
+    </w:p>
+    <w:p>
+      <w:pPr>
+        <w:spacing w:after="0" w:line="240" w:lineRule="auto"/>
+        <w:ind w:firstLine="709"/>
+        <w:jc w:val="both"/>
+        <w:rPr>
+          <w:rFonts w:ascii="PT Astra Serif" w:hAnsi="PT Astra Serif"/>
+          <w:color w:val="000000"/>
+          <w:sz w:val="28"/>
+          <w:szCs w:val="28"/>
+        </w:rPr>
+      </w:pPr>
+    </w:p>
+    <w:p>
+      <w:pPr>
+        <w:spacing w:after="0" w:line="240" w:lineRule="auto"/>
+        <w:ind w:firstLine="709"/>
+        <w:jc w:val="both"/>
+        <w:rPr>
+          <w:rFonts w:ascii="PT Astra Serif" w:hAnsi="PT Astra Serif"/>
+          <w:color w:val="000000"/>
+          <w:sz w:val="28"/>
+          <w:szCs w:val="28"/>
+        </w:rPr>
+      </w:pPr>
+      <w:r>
+        <w:rPr>
+          <w:rFonts w:ascii="PT Astra Serif" w:hAnsi="PT Astra Serif"/>
+          <w:color w:val="000000"/>
+          <w:sz w:val="28"/>
+          <w:szCs w:val="28"/>
+        </w:rPr>
+        <w:t>6. Показатели эффективности труда в условиях цифровизации</w:t>
+      </w:r>
+    </w:p>
+    <w:p>
+      <w:pPr>
+        <w:spacing w:after="0" w:line="240" w:lineRule="auto"/>
+        <w:ind w:firstLine="709"/>
+        <w:jc w:val="both"/>
+        <w:rPr>
+          <w:rFonts w:ascii="PT Astra Serif" w:hAnsi="PT Astra Serif"/>
+          <w:color w:val="000000"/>
+          <w:sz w:val="28"/>
+          <w:szCs w:val="28"/>
+        </w:rPr>
+      </w:pPr>
+      <w:r>
+        <w:rPr>
+          <w:rFonts w:ascii="PT Astra Serif" w:hAnsi="PT Astra Serif"/>
+          <w:color w:val="000000"/>
+          <w:sz w:val="28"/>
+          <w:szCs w:val="28"/>
+        </w:rPr>
+        <w:lastRenderedPageBreak/>
+        <w:t>В современных условиях всё большее значение приобретают показатели, связанные с использованием информационных технологий:</w:t>
+      </w:r>
+    </w:p>
+    <w:p>
+      <w:pPr>
+        <w:spacing w:after="0" w:line="240" w:lineRule="auto"/>
+        <w:ind w:firstLine="709"/>
+        <w:jc w:val="both"/>
+        <w:rPr>
+          <w:rFonts w:ascii="PT Astra Serif" w:hAnsi="PT Astra Serif"/>
+          <w:color w:val="000000"/>
+          <w:sz w:val="28"/>
+          <w:szCs w:val="28"/>
+        </w:rPr>
+      </w:pPr>
+      <w:r>
+        <w:rPr>
+          <w:rFonts w:ascii="PT Astra Serif" w:hAnsi="PT Astra Serif"/>
+          <w:color w:val="000000"/>
+          <w:sz w:val="28"/>
+          <w:szCs w:val="28"/>
+        </w:rPr>
+        <w:t xml:space="preserve"> - скорость обработки информации; </w:t>
+      </w:r>
+    </w:p>
+    <w:p>
+      <w:pPr>
+        <w:spacing w:after="0" w:line="240" w:lineRule="auto"/>
+        <w:ind w:firstLine="709"/>
+        <w:jc w:val="both"/>
+        <w:rPr>
+          <w:rFonts w:ascii="PT Astra Serif" w:hAnsi="PT Astra Serif"/>
+          <w:color w:val="000000"/>
+          <w:sz w:val="28"/>
+          <w:szCs w:val="28"/>
+        </w:rPr>
+      </w:pPr>
+      <w:r>
+        <w:rPr>
+          <w:rFonts w:ascii="PT Astra Serif" w:hAnsi="PT Astra Serif"/>
+          <w:color w:val="000000"/>
+          <w:sz w:val="28"/>
+          <w:szCs w:val="28"/>
+        </w:rPr>
+        <w:t xml:space="preserve"> - время подготовки документов; </w:t>
+      </w:r>
+    </w:p>
+    <w:p>
+      <w:pPr>
+        <w:spacing w:after="0" w:line="240" w:lineRule="auto"/>
+        <w:ind w:firstLine="709"/>
+        <w:jc w:val="both"/>
+        <w:rPr>
+          <w:rFonts w:ascii="PT Astra Serif" w:hAnsi="PT Astra Serif"/>
+          <w:color w:val="000000"/>
+          <w:sz w:val="28"/>
+          <w:szCs w:val="28"/>
+        </w:rPr>
+      </w:pPr>
+      <w:r>
+        <w:rPr>
+          <w:rFonts w:ascii="PT Astra Serif" w:hAnsi="PT Astra Serif"/>
+          <w:color w:val="000000"/>
+          <w:sz w:val="28"/>
+          <w:szCs w:val="28"/>
+        </w:rPr>
+        <w:t xml:space="preserve"> - степень автоматизации процессов; </w:t>
+      </w:r>
+    </w:p>
+    <w:p>
+      <w:pPr>
+        <w:spacing w:after="0" w:line="240" w:lineRule="auto"/>
+        <w:ind w:firstLine="709"/>
+        <w:jc w:val="both"/>
+        <w:rPr>
+          <w:rFonts w:ascii="PT Astra Serif" w:hAnsi="PT Astra Serif"/>
+          <w:color w:val="000000"/>
+          <w:sz w:val="28"/>
+          <w:szCs w:val="28"/>
+        </w:rPr>
+      </w:pPr>
+      <w:r>
+        <w:rPr>
+          <w:rFonts w:ascii="PT Astra Serif" w:hAnsi="PT Astra Serif"/>
+          <w:color w:val="000000"/>
+          <w:sz w:val="28"/>
+          <w:szCs w:val="28"/>
+        </w:rPr>
+        <w:t xml:space="preserve"> - количество операций, выполняемых автоматически; </w:t>
+      </w:r>
+    </w:p>
+    <w:p>
+      <w:pPr>
+        <w:spacing w:after="0" w:line="240" w:lineRule="auto"/>
+        <w:ind w:firstLine="709"/>
+        <w:jc w:val="both"/>
+        <w:rPr>
+          <w:rFonts w:ascii="PT Astra Serif" w:hAnsi="PT Astra Serif"/>
+          <w:color w:val="000000"/>
+          <w:sz w:val="28"/>
+          <w:szCs w:val="28"/>
+        </w:rPr>
+      </w:pPr>
+      <w:r>
+        <w:rPr>
+          <w:rFonts w:ascii="PT Astra Serif" w:hAnsi="PT Astra Serif"/>
+          <w:color w:val="000000"/>
+          <w:sz w:val="28"/>
+          <w:szCs w:val="28"/>
+          <w:lang w:val="en-US"/>
+        </w:rPr>
+        <w:t xml:space="preserve"> - </w:t>
       </w:r>
       <w:bookmarkStart w:id="0" w:name="_GoBack"/>
       <w:bookmarkEnd w:id="0"/>
@@ -1914,43 +3733,43 @@
           <w:sz w:val="28"/>
           <w:szCs w:val="28"/>
         </w:rPr>
-        <w:t xml:space="preserve"> рабочего времени. </w:t>
-      </w:r>
-    </w:p>
-    <w:p>
-      <w:pPr>
-        <w:spacing w:after="0" w:line="240" w:lineRule="auto"/>
-        <w:ind w:firstLine="709"/>
-        <w:jc w:val="both"/>
-        <w:rPr>
-          <w:rFonts w:ascii="PT Astra Serif" w:hAnsi="PT Astra Serif"/>
-          <w:color w:val="000000"/>
-          <w:sz w:val="28"/>
-          <w:szCs w:val="28"/>
-        </w:rPr>
-      </w:pPr>
-    </w:p>
-    <w:p>
-      <w:pPr>
-        <w:spacing w:after="0" w:line="240" w:lineRule="auto"/>
-        <w:ind w:firstLine="709"/>
-        <w:jc w:val="both"/>
-        <w:rPr>
-          <w:rFonts w:ascii="PT Astra Serif" w:hAnsi="PT Astra Serif"/>
-          <w:color w:val="000000"/>
-          <w:sz w:val="28"/>
-          <w:szCs w:val="28"/>
-        </w:rPr>
-      </w:pPr>
-      <w:r>
-        <w:rPr>
-          <w:rFonts w:ascii="PT Astra Serif" w:hAnsi="PT Astra Serif"/>
-          <w:color w:val="000000"/>
-          <w:sz w:val="28"/>
-          <w:szCs w:val="28"/>
-        </w:rPr>
-        <w:t>Чем выше производительность труда, тем эффективнее используется труд работников.</w:t>
-      </w:r>
+        <w:t xml:space="preserve">снижение количества технических ошибок. </w:t>
+      </w:r>
+    </w:p>
+    <w:p>
+      <w:pPr>
+        <w:spacing w:after="0" w:line="240" w:lineRule="auto"/>
+        <w:ind w:firstLine="709"/>
+        <w:jc w:val="both"/>
+        <w:rPr>
+          <w:rFonts w:ascii="PT Astra Serif" w:hAnsi="PT Astra Serif"/>
+          <w:color w:val="000000"/>
+          <w:sz w:val="28"/>
+          <w:szCs w:val="28"/>
+        </w:rPr>
+      </w:pPr>
+      <w:r>
+        <w:rPr>
+          <w:rFonts w:ascii="PT Astra Serif" w:hAnsi="PT Astra Serif"/>
+          <w:color w:val="000000"/>
+          <w:sz w:val="28"/>
+          <w:szCs w:val="28"/>
+        </w:rPr>
+        <w:t>Использование программного обеспечения позволяет существенно повысить эффективность труда за счёт автоматизации рутинных операций.</w:t>
+      </w:r>
+    </w:p>
+    <w:p>
+      <w:pPr>
+        <w:spacing w:after="0" w:line="240" w:lineRule="auto"/>
+        <w:ind w:firstLine="709"/>
+        <w:jc w:val="both"/>
+        <w:rPr>
+          <w:rFonts w:ascii="PT Astra Serif" w:hAnsi="PT Astra Serif"/>
+          <w:color w:val="000000"/>
+          <w:sz w:val="28"/>
+          <w:szCs w:val="28"/>
+        </w:rPr>
+      </w:pPr>
     </w:p>
     <w:p>
       <w:pPr>
@@ -2122,7 +3941,7 @@
         </w:rPr>
         <w:t xml:space="preserve">. </w:t>
       </w:r>
-      <w:hyperlink r:id="rId6" w:history="1">
+      <w:hyperlink r:id="rId5" w:history="1">
         <w:r>
           <w:rPr>
             <w:color w:val="000000"/>
@@ -2187,7 +4006,7 @@
           <w:szCs w:val="28"/>
         </w:rPr>
       </w:pPr>
-      <w:hyperlink r:id="rId7" w:history="1">
+      <w:hyperlink r:id="rId6" w:history="1">
         <w:r>
           <w:rPr>
             <w:color w:val="000000"/>
@@ -2261,7 +4080,7 @@
           <w:szCs w:val="28"/>
         </w:rPr>
       </w:pPr>
-      <w:hyperlink r:id="rId8" w:history="1">
+      <w:hyperlink r:id="rId7" w:history="1">
         <w:r>
           <w:rPr>
             <w:color w:val="000000"/>
@@ -2302,7 +4121,6 @@
           <w:sz w:val="28"/>
           <w:szCs w:val="28"/>
         </w:rPr>
-        <w:lastRenderedPageBreak/>
         <w:t xml:space="preserve">4 </w:t>
       </w:r>
       <w:r>
@@ -2548,6 +4366,155 @@
 <file path=word/numbering.xml><?xml version="1.0" encoding="utf-8"?>
 <w:numbering xmlns:wpc="http://schemas.microsoft.com/office/word/2010/wordprocessingCanvas" xmlns:mc="http://schemas.openxmlformats.org/markup-compatibility/2006" xmlns:o="urn:schemas-microsoft-com:office:office" xmlns:r="http://schemas.openxmlformats.org/officeDocument/2006/relationships" xmlns:m="http://schemas.openxmlformats.org/officeDocument/2006/math" xmlns:v="urn:schemas-microsoft-com:vml" xmlns:wp14="http://schemas.microsoft.com/office/word/2010/wordprocessingDrawing" xmlns:wp="http://schemas.openxmlformats.org/drawingml/2006/wordprocessingDrawing" xmlns:w10="urn:schemas-microsoft-com:office:word" xmlns:w="http://schemas.openxmlformats.org/wordprocessingml/2006/main" xmlns:w14="http://schemas.microsoft.com/office/word/2010/wordml" xmlns:w15="http://schemas.microsoft.com/office/word/2012/wordml" xmlns:wpg="http://schemas.microsoft.com/office/word/2010/wordprocessingGroup" xmlns:wpi="http://schemas.microsoft.com/office/word/2010/wordprocessingInk" xmlns:wne="http://schemas.microsoft.com/office/word/2006/wordml" xmlns:wps="http://schemas.microsoft.com/office/word/2010/wordprocessingShape" mc:Ignorable="w14 w15 wp14">
   <w:abstractNum w:abstractNumId="0" w15:restartNumberingAfterBreak="0">
+    <w:nsid w:val="01473701"/>
+    <w:multiLevelType w:val="multilevel"/>
+    <w:tmpl w:val="C0E495A2"/>
+    <w:lvl w:ilvl="0">
+      <w:start w:val="1"/>
+      <w:numFmt w:val="bullet"/>
+      <w:lvlText w:val=""/>
+      <w:lvlJc w:val="left"/>
+      <w:pPr>
+        <w:tabs>
+          <w:tab w:val="num" w:pos="720"/>
+        </w:tabs>
+        <w:ind w:left="720" w:hanging="360"/>
+      </w:pPr>
+      <w:rPr>
+        <w:rFonts w:ascii="Symbol" w:hAnsi="Symbol" w:hint="default"/>
+        <w:sz w:val="20"/>
+      </w:rPr>
+    </w:lvl>
+    <w:lvl w:ilvl="1" w:tentative="1">
+      <w:start w:val="1"/>
+      <w:numFmt w:val="bullet"/>
+      <w:lvlText w:val="o"/>
+      <w:lvlJc w:val="left"/>
+      <w:pPr>
+        <w:tabs>
+          <w:tab w:val="num" w:pos="1440"/>
+        </w:tabs>
+        <w:ind w:left="1440" w:hanging="360"/>
+      </w:pPr>
+      <w:rPr>
+        <w:rFonts w:ascii="Courier New" w:hAnsi="Courier New" w:hint="default"/>
+        <w:sz w:val="20"/>
+      </w:rPr>
+    </w:lvl>
+    <w:lvl w:ilvl="2" w:tentative="1">
+      <w:start w:val="1"/>
+      <w:numFmt w:val="bullet"/>
+      <w:lvlText w:val=""/>
+      <w:lvlJc w:val="left"/>
+      <w:pPr>
+        <w:tabs>
+          <w:tab w:val="num" w:pos="2160"/>
+        </w:tabs>
+        <w:ind w:left="2160" w:hanging="360"/>
+      </w:pPr>
+      <w:rPr>
+        <w:rFonts w:ascii="Wingdings" w:hAnsi="Wingdings" w:hint="default"/>
+        <w:sz w:val="20"/>
+      </w:rPr>
+    </w:lvl>
+    <w:lvl w:ilvl="3" w:tentative="1">
+      <w:start w:val="1"/>
+      <w:numFmt w:val="bullet"/>
+      <w:lvlText w:val=""/>
+      <w:lvlJc w:val="left"/>
+      <w:pPr>
+        <w:tabs>
+          <w:tab w:val="num" w:pos="2880"/>
+        </w:tabs>
+        <w:ind w:left="2880" w:hanging="360"/>
+      </w:pPr>
+      <w:rPr>
+        <w:rFonts w:ascii="Wingdings" w:hAnsi="Wingdings" w:hint="default"/>
+        <w:sz w:val="20"/>
+      </w:rPr>
+    </w:lvl>
+    <w:lvl w:ilvl="4" w:tentative="1">
+      <w:start w:val="1"/>
+      <w:numFmt w:val="bullet"/>
+      <w:lvlText w:val=""/>
+      <w:lvlJc w:val="left"/>
+      <w:pPr>
+        <w:tabs>
+          <w:tab w:val="num" w:pos="3600"/>
+        </w:tabs>
+        <w:ind w:left="3600" w:hanging="360"/>
+      </w:pPr>
+      <w:rPr>
+        <w:rFonts w:ascii="Wingdings" w:hAnsi="Wingdings" w:hint="default"/>
+        <w:sz w:val="20"/>
+      </w:rPr>
+    </w:lvl>
+    <w:lvl w:ilvl="5" w:tentative="1">
+      <w:start w:val="1"/>
+      <w:numFmt w:val="bullet"/>
+      <w:lvlText w:val=""/>
+      <w:lvlJc w:val="left"/>
+      <w:pPr>
+        <w:tabs>
+          <w:tab w:val="num" w:pos="4320"/>
+        </w:tabs>
+        <w:ind w:left="4320" w:hanging="360"/>
+      </w:pPr>
+      <w:rPr>
+        <w:rFonts w:ascii="Wingdings" w:hAnsi="Wingdings" w:hint="default"/>
+        <w:sz w:val="20"/>
+      </w:rPr>
+    </w:lvl>
+    <w:lvl w:ilvl="6" w:tentative="1">
+      <w:start w:val="1"/>
+      <w:numFmt w:val="bullet"/>
+      <w:lvlText w:val=""/>
+      <w:lvlJc w:val="left"/>
+      <w:pPr>
+        <w:tabs>
+          <w:tab w:val="num" w:pos="5040"/>
+        </w:tabs>
+        <w:ind w:left="5040" w:hanging="360"/>
+      </w:pPr>
+      <w:rPr>
+        <w:rFonts w:ascii="Wingdings" w:hAnsi="Wingdings" w:hint="default"/>
+        <w:sz w:val="20"/>
+      </w:rPr>
+    </w:lvl>
+    <w:lvl w:ilvl="7" w:tentative="1">
+      <w:start w:val="1"/>
+      <w:numFmt w:val="bullet"/>
+      <w:lvlText w:val=""/>
+      <w:lvlJc w:val="left"/>
+      <w:pPr>
+        <w:tabs>
+          <w:tab w:val="num" w:pos="5760"/>
+        </w:tabs>
+        <w:ind w:left="5760" w:hanging="360"/>
+      </w:pPr>
+      <w:rPr>
+        <w:rFonts w:ascii="Wingdings" w:hAnsi="Wingdings" w:hint="default"/>
+        <w:sz w:val="20"/>
+      </w:rPr>
+    </w:lvl>
+    <w:lvl w:ilvl="8" w:tentative="1">
+      <w:start w:val="1"/>
+      <w:numFmt w:val="bullet"/>
+      <w:lvlText w:val=""/>
+      <w:lvlJc w:val="left"/>
+      <w:pPr>
+        <w:tabs>
+          <w:tab w:val="num" w:pos="6480"/>
+        </w:tabs>
+        <w:ind w:left="6480" w:hanging="360"/>
+      </w:pPr>
+      <w:rPr>
+        <w:rFonts w:ascii="Wingdings" w:hAnsi="Wingdings" w:hint="default"/>
+        <w:sz w:val="20"/>
+      </w:rPr>
+    </w:lvl>
+  </w:abstractNum>
+  <w:abstractNum w:abstractNumId="1" w15:restartNumberingAfterBreak="0">
     <w:nsid w:val="23B758CE"/>
     <w:multiLevelType w:val="multilevel"/>
     <w:tmpl w:val="32AC8038"/>
@@ -2696,7 +4663,305 @@
       </w:rPr>
     </w:lvl>
   </w:abstractNum>
-  <w:abstractNum w:abstractNumId="1" w15:restartNumberingAfterBreak="0">
+  <w:abstractNum w:abstractNumId="2" w15:restartNumberingAfterBreak="0">
+    <w:nsid w:val="2A122330"/>
+    <w:multiLevelType w:val="multilevel"/>
+    <w:tmpl w:val="666EF1B2"/>
+    <w:lvl w:ilvl="0">
+      <w:start w:val="1"/>
+      <w:numFmt w:val="bullet"/>
+      <w:lvlText w:val=""/>
+      <w:lvlJc w:val="left"/>
+      <w:pPr>
+        <w:tabs>
+          <w:tab w:val="num" w:pos="720"/>
+        </w:tabs>
+        <w:ind w:left="720" w:hanging="360"/>
+      </w:pPr>
+      <w:rPr>
+        <w:rFonts w:ascii="Symbol" w:hAnsi="Symbol" w:hint="default"/>
+        <w:sz w:val="20"/>
+      </w:rPr>
+    </w:lvl>
+    <w:lvl w:ilvl="1" w:tentative="1">
+      <w:start w:val="1"/>
+      <w:numFmt w:val="bullet"/>
+      <w:lvlText w:val="o"/>
+      <w:lvlJc w:val="left"/>
+      <w:pPr>
+        <w:tabs>
+          <w:tab w:val="num" w:pos="1440"/>
+        </w:tabs>
+        <w:ind w:left="1440" w:hanging="360"/>
+      </w:pPr>
+      <w:rPr>
+        <w:rFonts w:ascii="Courier New" w:hAnsi="Courier New" w:hint="default"/>
+        <w:sz w:val="20"/>
+      </w:rPr>
+    </w:lvl>
+    <w:lvl w:ilvl="2" w:tentative="1">
+      <w:start w:val="1"/>
+      <w:numFmt w:val="bullet"/>
+      <w:lvlText w:val=""/>
+      <w:lvlJc w:val="left"/>
+      <w:pPr>
+        <w:tabs>
+          <w:tab w:val="num" w:pos="2160"/>
+        </w:tabs>
+        <w:ind w:left="2160" w:hanging="360"/>
+      </w:pPr>
+      <w:rPr>
+        <w:rFonts w:ascii="Wingdings" w:hAnsi="Wingdings" w:hint="default"/>
+        <w:sz w:val="20"/>
+      </w:rPr>
+    </w:lvl>
+    <w:lvl w:ilvl="3" w:tentative="1">
+      <w:start w:val="1"/>
+      <w:numFmt w:val="bullet"/>
+      <w:lvlText w:val=""/>
+      <w:lvlJc w:val="left"/>
+      <w:pPr>
+        <w:tabs>
+          <w:tab w:val="num" w:pos="2880"/>
+        </w:tabs>
+        <w:ind w:left="2880" w:hanging="360"/>
+      </w:pPr>
+      <w:rPr>
+        <w:rFonts w:ascii="Wingdings" w:hAnsi="Wingdings" w:hint="default"/>
+        <w:sz w:val="20"/>
+      </w:rPr>
+    </w:lvl>
+    <w:lvl w:ilvl="4" w:tentative="1">
+      <w:start w:val="1"/>
+      <w:numFmt w:val="bullet"/>
+      <w:lvlText w:val=""/>
+      <w:lvlJc w:val="left"/>
+      <w:pPr>
+        <w:tabs>
+          <w:tab w:val="num" w:pos="3600"/>
+        </w:tabs>
+        <w:ind w:left="3600" w:hanging="360"/>
+      </w:pPr>
+      <w:rPr>
+        <w:rFonts w:ascii="Wingdings" w:hAnsi="Wingdings" w:hint="default"/>
+        <w:sz w:val="20"/>
+      </w:rPr>
+    </w:lvl>
+    <w:lvl w:ilvl="5" w:tentative="1">
+      <w:start w:val="1"/>
+      <w:numFmt w:val="bullet"/>
+      <w:lvlText w:val=""/>
+      <w:lvlJc w:val="left"/>
+      <w:pPr>
+        <w:tabs>
+          <w:tab w:val="num" w:pos="4320"/>
+        </w:tabs>
+        <w:ind w:left="4320" w:hanging="360"/>
+      </w:pPr>
+      <w:rPr>
+        <w:rFonts w:ascii="Wingdings" w:hAnsi="Wingdings" w:hint="default"/>
+        <w:sz w:val="20"/>
+      </w:rPr>
+    </w:lvl>
+    <w:lvl w:ilvl="6" w:tentative="1">
+      <w:start w:val="1"/>
+      <w:numFmt w:val="bullet"/>
+      <w:lvlText w:val=""/>
+      <w:lvlJc w:val="left"/>
+      <w:pPr>
+        <w:tabs>
+          <w:tab w:val="num" w:pos="5040"/>
+        </w:tabs>
+        <w:ind w:left="5040" w:hanging="360"/>
+      </w:pPr>
+      <w:rPr>
+        <w:rFonts w:ascii="Wingdings" w:hAnsi="Wingdings" w:hint="default"/>
+        <w:sz w:val="20"/>
+      </w:rPr>
+    </w:lvl>
+    <w:lvl w:ilvl="7" w:tentative="1">
+      <w:start w:val="1"/>
+      <w:numFmt w:val="bullet"/>
+      <w:lvlText w:val=""/>
+      <w:lvlJc w:val="left"/>
+      <w:pPr>
+        <w:tabs>
+          <w:tab w:val="num" w:pos="5760"/>
+        </w:tabs>
+        <w:ind w:left="5760" w:hanging="360"/>
+      </w:pPr>
+      <w:rPr>
+        <w:rFonts w:ascii="Wingdings" w:hAnsi="Wingdings" w:hint="default"/>
+        <w:sz w:val="20"/>
+      </w:rPr>
+    </w:lvl>
+    <w:lvl w:ilvl="8" w:tentative="1">
+      <w:start w:val="1"/>
+      <w:numFmt w:val="bullet"/>
+      <w:lvlText w:val=""/>
+      <w:lvlJc w:val="left"/>
+      <w:pPr>
+        <w:tabs>
+          <w:tab w:val="num" w:pos="6480"/>
+        </w:tabs>
+        <w:ind w:left="6480" w:hanging="360"/>
+      </w:pPr>
+      <w:rPr>
+        <w:rFonts w:ascii="Wingdings" w:hAnsi="Wingdings" w:hint="default"/>
+        <w:sz w:val="20"/>
+      </w:rPr>
+    </w:lvl>
+  </w:abstractNum>
+  <w:abstractNum w:abstractNumId="3" w15:restartNumberingAfterBreak="0">
+    <w:nsid w:val="30515BF1"/>
+    <w:multiLevelType w:val="multilevel"/>
+    <w:tmpl w:val="F402859E"/>
+    <w:lvl w:ilvl="0">
+      <w:start w:val="1"/>
+      <w:numFmt w:val="bullet"/>
+      <w:lvlText w:val=""/>
+      <w:lvlJc w:val="left"/>
+      <w:pPr>
+        <w:tabs>
+          <w:tab w:val="num" w:pos="720"/>
+        </w:tabs>
+        <w:ind w:left="720" w:hanging="360"/>
+      </w:pPr>
+      <w:rPr>
+        <w:rFonts w:ascii="Symbol" w:hAnsi="Symbol" w:hint="default"/>
+        <w:sz w:val="20"/>
+      </w:rPr>
+    </w:lvl>
+    <w:lvl w:ilvl="1" w:tentative="1">
+      <w:start w:val="1"/>
+      <w:numFmt w:val="bullet"/>
+      <w:lvlText w:val="o"/>
+      <w:lvlJc w:val="left"/>
+      <w:pPr>
+        <w:tabs>
+          <w:tab w:val="num" w:pos="1440"/>
+        </w:tabs>
+        <w:ind w:left="1440" w:hanging="360"/>
+      </w:pPr>
+      <w:rPr>
+        <w:rFonts w:ascii="Courier New" w:hAnsi="Courier New" w:hint="default"/>
+        <w:sz w:val="20"/>
+      </w:rPr>
+    </w:lvl>
+    <w:lvl w:ilvl="2" w:tentative="1">
+      <w:start w:val="1"/>
+      <w:numFmt w:val="bullet"/>
+      <w:lvlText w:val=""/>
+      <w:lvlJc w:val="left"/>
+      <w:pPr>
+        <w:tabs>
+          <w:tab w:val="num" w:pos="2160"/>
+        </w:tabs>
+        <w:ind w:left="2160" w:hanging="360"/>
+      </w:pPr>
+      <w:rPr>
+        <w:rFonts w:ascii="Wingdings" w:hAnsi="Wingdings" w:hint="default"/>
+        <w:sz w:val="20"/>
+      </w:rPr>
+    </w:lvl>
+    <w:lvl w:ilvl="3" w:tentative="1">
+      <w:start w:val="1"/>
+      <w:numFmt w:val="bullet"/>
+      <w:lvlText w:val=""/>
+      <w:lvlJc w:val="left"/>
+      <w:pPr>
+        <w:tabs>
+          <w:tab w:val="num" w:pos="2880"/>
+        </w:tabs>
+        <w:ind w:left="2880" w:hanging="360"/>
+      </w:pPr>
+      <w:rPr>
+        <w:rFonts w:ascii="Wingdings" w:hAnsi="Wingdings" w:hint="default"/>
+        <w:sz w:val="20"/>
+      </w:rPr>
+    </w:lvl>
+    <w:lvl w:ilvl="4" w:tentative="1">
+      <w:start w:val="1"/>
+      <w:numFmt w:val="bullet"/>
+      <w:lvlText w:val=""/>
+      <w:lvlJc w:val="left"/>
+      <w:pPr>
+        <w:tabs>
+          <w:tab w:val="num" w:pos="3600"/>
+        </w:tabs>
+        <w:ind w:left="3600" w:hanging="360"/>
+      </w:pPr>
+      <w:rPr>
+        <w:rFonts w:ascii="Wingdings" w:hAnsi="Wingdings" w:hint="default"/>
+        <w:sz w:val="20"/>
+      </w:rPr>
+    </w:lvl>
+    <w:lvl w:ilvl="5" w:tentative="1">
+      <w:start w:val="1"/>
+      <w:numFmt w:val="bullet"/>
+      <w:lvlText w:val=""/>
+      <w:lvlJc w:val="left"/>
+      <w:pPr>
+        <w:tabs>
+          <w:tab w:val="num" w:pos="4320"/>
+        </w:tabs>
+        <w:ind w:left="4320" w:hanging="360"/>
+      </w:pPr>
+      <w:rPr>
+        <w:rFonts w:ascii="Wingdings" w:hAnsi="Wingdings" w:hint="default"/>
+        <w:sz w:val="20"/>
+      </w:rPr>
+    </w:lvl>
+    <w:lvl w:ilvl="6" w:tentative="1">
+      <w:start w:val="1"/>
+      <w:numFmt w:val="bullet"/>
+      <w:lvlText w:val=""/>
+      <w:lvlJc w:val="left"/>
+      <w:pPr>
+        <w:tabs>
+          <w:tab w:val="num" w:pos="5040"/>
+        </w:tabs>
+        <w:ind w:left="5040" w:hanging="360"/>
+      </w:pPr>
+      <w:rPr>
+        <w:rFonts w:ascii="Wingdings" w:hAnsi="Wingdings" w:hint="default"/>
+        <w:sz w:val="20"/>
+      </w:rPr>
+    </w:lvl>
+    <w:lvl w:ilvl="7" w:tentative="1">
+      <w:start w:val="1"/>
+      <w:numFmt w:val="bullet"/>
+      <w:lvlText w:val=""/>
+      <w:lvlJc w:val="left"/>
+      <w:pPr>
+        <w:tabs>
+          <w:tab w:val="num" w:pos="5760"/>
+        </w:tabs>
+        <w:ind w:left="5760" w:hanging="360"/>
+      </w:pPr>
+      <w:rPr>
+        <w:rFonts w:ascii="Wingdings" w:hAnsi="Wingdings" w:hint="default"/>
+        <w:sz w:val="20"/>
+      </w:rPr>
+    </w:lvl>
+    <w:lvl w:ilvl="8" w:tentative="1">
+      <w:start w:val="1"/>
+      <w:numFmt w:val="bullet"/>
+      <w:lvlText w:val=""/>
+      <w:lvlJc w:val="left"/>
+      <w:pPr>
+        <w:tabs>
+          <w:tab w:val="num" w:pos="6480"/>
+        </w:tabs>
+        <w:ind w:left="6480" w:hanging="360"/>
+      </w:pPr>
+      <w:rPr>
+        <w:rFonts w:ascii="Wingdings" w:hAnsi="Wingdings" w:hint="default"/>
+        <w:sz w:val="20"/>
+      </w:rPr>
+    </w:lvl>
+  </w:abstractNum>
+  <w:abstractNum w:abstractNumId="4" w15:restartNumberingAfterBreak="0">
     <w:nsid w:val="35204ACF"/>
     <w:multiLevelType w:val="multilevel"/>
     <w:tmpl w:val="3D0C4760"/>
@@ -2845,7 +5110,7 @@
       </w:rPr>
     </w:lvl>
   </w:abstractNum>
-  <w:abstractNum w:abstractNumId="2" w15:restartNumberingAfterBreak="0">
+  <w:abstractNum w:abstractNumId="5" w15:restartNumberingAfterBreak="0">
     <w:nsid w:val="3DED7644"/>
     <w:multiLevelType w:val="multilevel"/>
     <w:tmpl w:val="A63AAA42"/>
@@ -2994,7 +5259,7 @@
       </w:rPr>
     </w:lvl>
   </w:abstractNum>
-  <w:abstractNum w:abstractNumId="3" w15:restartNumberingAfterBreak="0">
+  <w:abstractNum w:abstractNumId="6" w15:restartNumberingAfterBreak="0">
     <w:nsid w:val="44621634"/>
     <w:multiLevelType w:val="multilevel"/>
     <w:tmpl w:val="DE1C6B40"/>
@@ -3143,17 +5408,330 @@
       </w:rPr>
     </w:lvl>
   </w:abstractNum>
+  <w:abstractNum w:abstractNumId="7" w15:restartNumberingAfterBreak="0">
+    <w:nsid w:val="4D9100B6"/>
+    <w:multiLevelType w:val="multilevel"/>
+    <w:tmpl w:val="0C40620C"/>
+    <w:lvl w:ilvl="0">
+      <w:start w:val="1"/>
+      <w:numFmt w:val="bullet"/>
+      <w:lvlText w:val=""/>
+      <w:lvlJc w:val="left"/>
+      <w:pPr>
+        <w:tabs>
+          <w:tab w:val="num" w:pos="720"/>
+        </w:tabs>
+        <w:ind w:left="720" w:hanging="360"/>
+      </w:pPr>
+      <w:rPr>
+        <w:rFonts w:ascii="Symbol" w:hAnsi="Symbol" w:hint="default"/>
+        <w:sz w:val="20"/>
+      </w:rPr>
+    </w:lvl>
+    <w:lvl w:ilvl="1" w:tentative="1">
+      <w:start w:val="1"/>
+      <w:numFmt w:val="bullet"/>
+      <w:lvlText w:val="o"/>
+      <w:lvlJc w:val="left"/>
+      <w:pPr>
+        <w:tabs>
+          <w:tab w:val="num" w:pos="1440"/>
+        </w:tabs>
+        <w:ind w:left="1440" w:hanging="360"/>
+      </w:pPr>
+      <w:rPr>
+        <w:rFonts w:ascii="Courier New" w:hAnsi="Courier New" w:hint="default"/>
+        <w:sz w:val="20"/>
+      </w:rPr>
+    </w:lvl>
+    <w:lvl w:ilvl="2" w:tentative="1">
+      <w:start w:val="1"/>
+      <w:numFmt w:val="bullet"/>
+      <w:lvlText w:val=""/>
+      <w:lvlJc w:val="left"/>
+      <w:pPr>
+        <w:tabs>
+          <w:tab w:val="num" w:pos="2160"/>
+        </w:tabs>
+        <w:ind w:left="2160" w:hanging="360"/>
+      </w:pPr>
+      <w:rPr>
+        <w:rFonts w:ascii="Wingdings" w:hAnsi="Wingdings" w:hint="default"/>
+        <w:sz w:val="20"/>
+      </w:rPr>
+    </w:lvl>
+    <w:lvl w:ilvl="3" w:tentative="1">
+      <w:start w:val="1"/>
+      <w:numFmt w:val="bullet"/>
+      <w:lvlText w:val=""/>
+      <w:lvlJc w:val="left"/>
+      <w:pPr>
+        <w:tabs>
+          <w:tab w:val="num" w:pos="2880"/>
+        </w:tabs>
+        <w:ind w:left="2880" w:hanging="360"/>
+      </w:pPr>
+      <w:rPr>
+        <w:rFonts w:ascii="Wingdings" w:hAnsi="Wingdings" w:hint="default"/>
+        <w:sz w:val="20"/>
+      </w:rPr>
+    </w:lvl>
+    <w:lvl w:ilvl="4" w:tentative="1">
+      <w:start w:val="1"/>
+      <w:numFmt w:val="bullet"/>
+      <w:lvlText w:val=""/>
+      <w:lvlJc w:val="left"/>
+      <w:pPr>
+        <w:tabs>
+          <w:tab w:val="num" w:pos="3600"/>
+        </w:tabs>
+        <w:ind w:left="3600" w:hanging="360"/>
+      </w:pPr>
+      <w:rPr>
+        <w:rFonts w:ascii="Wingdings" w:hAnsi="Wingdings" w:hint="default"/>
+        <w:sz w:val="20"/>
+      </w:rPr>
+    </w:lvl>
+    <w:lvl w:ilvl="5" w:tentative="1">
+      <w:start w:val="1"/>
+      <w:numFmt w:val="bullet"/>
+      <w:lvlText w:val=""/>
+      <w:lvlJc w:val="left"/>
+      <w:pPr>
+        <w:tabs>
+          <w:tab w:val="num" w:pos="4320"/>
+        </w:tabs>
+        <w:ind w:left="4320" w:hanging="360"/>
+      </w:pPr>
+      <w:rPr>
+        <w:rFonts w:ascii="Wingdings" w:hAnsi="Wingdings" w:hint="default"/>
+        <w:sz w:val="20"/>
+      </w:rPr>
+    </w:lvl>
+    <w:lvl w:ilvl="6" w:tentative="1">
+      <w:start w:val="1"/>
+      <w:numFmt w:val="bullet"/>
+      <w:lvlText w:val=""/>
+      <w:lvlJc w:val="left"/>
+      <w:pPr>
+        <w:tabs>
+          <w:tab w:val="num" w:pos="5040"/>
+        </w:tabs>
+        <w:ind w:left="5040" w:hanging="360"/>
+      </w:pPr>
+      <w:rPr>
+        <w:rFonts w:ascii="Wingdings" w:hAnsi="Wingdings" w:hint="default"/>
+        <w:sz w:val="20"/>
+      </w:rPr>
+    </w:lvl>
+    <w:lvl w:ilvl="7" w:tentative="1">
+      <w:start w:val="1"/>
+      <w:numFmt w:val="bullet"/>
+      <w:lvlText w:val=""/>
+      <w:lvlJc w:val="left"/>
+      <w:pPr>
+        <w:tabs>
+          <w:tab w:val="num" w:pos="5760"/>
+        </w:tabs>
+        <w:ind w:left="5760" w:hanging="360"/>
+      </w:pPr>
+      <w:rPr>
+        <w:rFonts w:ascii="Wingdings" w:hAnsi="Wingdings" w:hint="default"/>
+        <w:sz w:val="20"/>
+      </w:rPr>
+    </w:lvl>
+    <w:lvl w:ilvl="8" w:tentative="1">
+      <w:start w:val="1"/>
+      <w:numFmt w:val="bullet"/>
+      <w:lvlText w:val=""/>
+      <w:lvlJc w:val="left"/>
+      <w:pPr>
+        <w:tabs>
+          <w:tab w:val="num" w:pos="6480"/>
+        </w:tabs>
+        <w:ind w:left="6480" w:hanging="360"/>
+      </w:pPr>
+      <w:rPr>
+        <w:rFonts w:ascii="Wingdings" w:hAnsi="Wingdings" w:hint="default"/>
+        <w:sz w:val="20"/>
+      </w:rPr>
+    </w:lvl>
+  </w:abstractNum>
+  <w:abstractNum w:abstractNumId="8" w15:restartNumberingAfterBreak="0">
+    <w:nsid w:val="56832975"/>
+    <w:multiLevelType w:val="multilevel"/>
+    <w:tmpl w:val="2A846572"/>
+    <w:lvl w:ilvl="0">
+      <w:start w:val="1"/>
+      <w:numFmt w:val="bullet"/>
+      <w:lvlText w:val=""/>
+      <w:lvlJc w:val="left"/>
+      <w:pPr>
+        <w:tabs>
+          <w:tab w:val="num" w:pos="720"/>
+        </w:tabs>
+        <w:ind w:left="720" w:hanging="360"/>
+      </w:pPr>
+      <w:rPr>
+        <w:rFonts w:ascii="Symbol" w:hAnsi="Symbol" w:hint="default"/>
+        <w:sz w:val="20"/>
+      </w:rPr>
+    </w:lvl>
+    <w:lvl w:ilvl="1" w:tentative="1">
+      <w:start w:val="1"/>
+      <w:numFmt w:val="bullet"/>
+      <w:lvlText w:val="o"/>
+      <w:lvlJc w:val="left"/>
+      <w:pPr>
+        <w:tabs>
+          <w:tab w:val="num" w:pos="1440"/>
+        </w:tabs>
+        <w:ind w:left="1440" w:hanging="360"/>
+      </w:pPr>
+      <w:rPr>
+        <w:rFonts w:ascii="Courier New" w:hAnsi="Courier New" w:hint="default"/>
+        <w:sz w:val="20"/>
+      </w:rPr>
+    </w:lvl>
+    <w:lvl w:ilvl="2" w:tentative="1">
+      <w:start w:val="1"/>
+      <w:numFmt w:val="bullet"/>
+      <w:lvlText w:val=""/>
+      <w:lvlJc w:val="left"/>
+      <w:pPr>
+        <w:tabs>
+          <w:tab w:val="num" w:pos="2160"/>
+        </w:tabs>
+        <w:ind w:left="2160" w:hanging="360"/>
+      </w:pPr>
+      <w:rPr>
+        <w:rFonts w:ascii="Wingdings" w:hAnsi="Wingdings" w:hint="default"/>
+        <w:sz w:val="20"/>
+      </w:rPr>
+    </w:lvl>
+    <w:lvl w:ilvl="3" w:tentative="1">
+      <w:start w:val="1"/>
+      <w:numFmt w:val="bullet"/>
+      <w:lvlText w:val=""/>
+      <w:lvlJc w:val="left"/>
+      <w:pPr>
+        <w:tabs>
+          <w:tab w:val="num" w:pos="2880"/>
+        </w:tabs>
+        <w:ind w:left="2880" w:hanging="360"/>
+      </w:pPr>
+      <w:rPr>
+        <w:rFonts w:ascii="Wingdings" w:hAnsi="Wingdings" w:hint="default"/>
+        <w:sz w:val="20"/>
+      </w:rPr>
+    </w:lvl>
+    <w:lvl w:ilvl="4" w:tentative="1">
+      <w:start w:val="1"/>
+      <w:numFmt w:val="bullet"/>
+      <w:lvlText w:val=""/>
+      <w:lvlJc w:val="left"/>
+      <w:pPr>
+        <w:tabs>
+          <w:tab w:val="num" w:pos="3600"/>
+        </w:tabs>
+        <w:ind w:left="3600" w:hanging="360"/>
+      </w:pPr>
+      <w:rPr>
+        <w:rFonts w:ascii="Wingdings" w:hAnsi="Wingdings" w:hint="default"/>
+        <w:sz w:val="20"/>
+      </w:rPr>
+    </w:lvl>
+    <w:lvl w:ilvl="5" w:tentative="1">
+      <w:start w:val="1"/>
+      <w:numFmt w:val="bullet"/>
+      <w:lvlText w:val=""/>
+      <w:lvlJc w:val="left"/>
+      <w:pPr>
+        <w:tabs>
+          <w:tab w:val="num" w:pos="4320"/>
+        </w:tabs>
+        <w:ind w:left="4320" w:hanging="360"/>
+      </w:pPr>
+      <w:rPr>
+        <w:rFonts w:ascii="Wingdings" w:hAnsi="Wingdings" w:hint="default"/>
+        <w:sz w:val="20"/>
+      </w:rPr>
+    </w:lvl>
+    <w:lvl w:ilvl="6" w:tentative="1">
+      <w:start w:val="1"/>
+      <w:numFmt w:val="bullet"/>
+      <w:lvlText w:val=""/>
+      <w:lvlJc w:val="left"/>
+      <w:pPr>
+        <w:tabs>
+          <w:tab w:val="num" w:pos="5040"/>
+        </w:tabs>
+        <w:ind w:left="5040" w:hanging="360"/>
+      </w:pPr>
+      <w:rPr>
+        <w:rFonts w:ascii="Wingdings" w:hAnsi="Wingdings" w:hint="default"/>
+        <w:sz w:val="20"/>
+      </w:rPr>
+    </w:lvl>
+    <w:lvl w:ilvl="7" w:tentative="1">
+      <w:start w:val="1"/>
+      <w:numFmt w:val="bullet"/>
+      <w:lvlText w:val=""/>
+      <w:lvlJc w:val="left"/>
+      <w:pPr>
+        <w:tabs>
+          <w:tab w:val="num" w:pos="5760"/>
+        </w:tabs>
+        <w:ind w:left="5760" w:hanging="360"/>
+      </w:pPr>
+      <w:rPr>
+        <w:rFonts w:ascii="Wingdings" w:hAnsi="Wingdings" w:hint="default"/>
+        <w:sz w:val="20"/>
+      </w:rPr>
+    </w:lvl>
+    <w:lvl w:ilvl="8" w:tentative="1">
+      <w:start w:val="1"/>
+      <w:numFmt w:val="bullet"/>
+      <w:lvlText w:val=""/>
+      <w:lvlJc w:val="left"/>
+      <w:pPr>
+        <w:tabs>
+          <w:tab w:val="num" w:pos="6480"/>
+        </w:tabs>
+        <w:ind w:left="6480" w:hanging="360"/>
+      </w:pPr>
+      <w:rPr>
+        <w:rFonts w:ascii="Wingdings" w:hAnsi="Wingdings" w:hint="default"/>
+        <w:sz w:val="20"/>
+      </w:rPr>
+    </w:lvl>
+  </w:abstractNum>
   <w:num w:numId="1">
+    <w:abstractNumId w:val="4"/>
+  </w:num>
+  <w:num w:numId="2">
     <w:abstractNumId w:val="1"/>
   </w:num>
-  <w:num w:numId="2">
+  <w:num w:numId="3">
+    <w:abstractNumId w:val="5"/>
+  </w:num>
+  <w:num w:numId="4">
+    <w:abstractNumId w:val="6"/>
+  </w:num>
+  <w:num w:numId="5">
     <w:abstractNumId w:val="0"/>
   </w:num>
-  <w:num w:numId="3">
+  <w:num w:numId="6">
+    <w:abstractNumId w:val="3"/>
+  </w:num>
+  <w:num w:numId="7">
+    <w:abstractNumId w:val="7"/>
+  </w:num>
+  <w:num w:numId="8">
     <w:abstractNumId w:val="2"/>
   </w:num>
-  <w:num w:numId="4">
-    <w:abstractNumId w:val="3"/>
+  <w:num w:numId="9">
+    <w:abstractNumId w:val="8"/>
   </w:num>
 </w:numbering>
 </file>
@@ -3745,6 +6323,16 @@
     <w:basedOn w:val="a0"/>
     <w:rsid w:val="00310BF1"/>
   </w:style>
+  <w:style w:type="character" w:styleId="a7">
+    <w:name w:val="Placeholder Text"/>
+    <w:basedOn w:val="a0"/>
+    <w:uiPriority w:val="99"/>
+    <w:semiHidden/>
+    <w:rsid w:val="00D60A5C"/>
+    <w:rPr>
+      <w:color w:val="808080"/>
+    </w:rPr>
+  </w:style>
 </w:styles>
 </file>
 

--- a/article.docx
+++ b/article.docx
@@ -1,6 +1,6 @@
 
 <file path=word/document.xml><?xml version="1.0" encoding="utf-8"?>
-<w:document xmlns:wpc="http://schemas.microsoft.com/office/word/2010/wordprocessingCanvas" xmlns:mc="http://schemas.openxmlformats.org/markup-compatibility/2006" xmlns:o="urn:schemas-microsoft-com:office:office" xmlns:r="http://schemas.openxmlformats.org/officeDocument/2006/relationships" xmlns:m="http://schemas.openxmlformats.org/officeDocument/2006/math" xmlns:v="urn:schemas-microsoft-com:vml" xmlns:wp14="http://schemas.microsoft.com/office/word/2010/wordprocessingDrawing" xmlns:wp="http://schemas.openxmlformats.org/drawingml/2006/wordprocessingDrawing" xmlns:w10="urn:schemas-microsoft-com:office:word" xmlns:w="http://schemas.openxmlformats.org/wordprocessingml/2006/main" xmlns:w14="http://schemas.microsoft.com/office/word/2010/wordml" xmlns:w15="http://schemas.microsoft.com/office/word/2012/wordml" xmlns:wpg="http://schemas.microsoft.com/office/word/2010/wordprocessingGroup" xmlns:wpi="http://schemas.microsoft.com/office/word/2010/wordprocessingInk" xmlns:wne="http://schemas.microsoft.com/office/word/2006/wordml" xmlns:wps="http://schemas.microsoft.com/office/word/2010/wordprocessingShape" mc:Ignorable="w14 w15 wp14">
+<w:document xmlns:wpc="http://schemas.microsoft.com/office/word/2010/wordprocessingCanvas" xmlns:cx="http://schemas.microsoft.com/office/drawing/2014/chartex" xmlns:cx1="http://schemas.microsoft.com/office/drawing/2015/9/8/chartex" xmlns:cx2="http://schemas.microsoft.com/office/drawing/2015/10/21/chartex" xmlns:cx3="http://schemas.microsoft.com/office/drawing/2016/5/9/chartex" xmlns:cx4="http://schemas.microsoft.com/office/drawing/2016/5/10/chartex" xmlns:cx5="http://schemas.microsoft.com/office/drawing/2016/5/11/chartex" xmlns:cx6="http://schemas.microsoft.com/office/drawing/2016/5/12/chartex" xmlns:cx7="http://schemas.microsoft.com/office/drawing/2016/5/13/chartex" xmlns:cx8="http://schemas.microsoft.com/office/drawing/2016/5/14/chartex" xmlns:mc="http://schemas.openxmlformats.org/markup-compatibility/2006" xmlns:aink="http://schemas.microsoft.com/office/drawing/2016/ink" xmlns:am3d="http://schemas.microsoft.com/office/drawing/2017/model3d" xmlns:o="urn:schemas-microsoft-com:office:office" xmlns:r="http://schemas.openxmlformats.org/officeDocument/2006/relationships" xmlns:m="http://schemas.openxmlformats.org/officeDocument/2006/math" xmlns:v="urn:schemas-microsoft-com:vml" xmlns:wp14="http://schemas.microsoft.com/office/word/2010/wordprocessingDrawing" xmlns:wp="http://schemas.openxmlformats.org/drawingml/2006/wordprocessingDrawing" xmlns:w10="urn:schemas-microsoft-com:office:word" xmlns:w="http://schemas.openxmlformats.org/wordprocessingml/2006/main" xmlns:w14="http://schemas.microsoft.com/office/word/2010/wordml" xmlns:w15="http://schemas.microsoft.com/office/word/2012/wordml" xmlns:w16cex="http://schemas.microsoft.com/office/word/2018/wordml/cex" xmlns:w16cid="http://schemas.microsoft.com/office/word/2016/wordml/cid" xmlns:w16="http://schemas.microsoft.com/office/word/2018/wordml" xmlns:w16se="http://schemas.microsoft.com/office/word/2015/wordml/symex" xmlns:wpg="http://schemas.microsoft.com/office/word/2010/wordprocessingGroup" xmlns:wpi="http://schemas.microsoft.com/office/word/2010/wordprocessingInk" xmlns:wne="http://schemas.microsoft.com/office/word/2006/wordml" xmlns:wps="http://schemas.microsoft.com/office/word/2010/wordprocessingShape" mc:Ignorable="w14 w15 w16se w16cid w16 w16cex wp14">
   <w:body>
     <w:p>
       <w:pPr>
@@ -21,25 +21,7 @@
           <w:sz w:val="28"/>
           <w:szCs w:val="28"/>
         </w:rPr>
-        <w:t>Название: «</w:t>
-      </w:r>
-      <w:r>
-        <w:rPr>
-          <w:rFonts w:ascii="PT Astra Serif" w:hAnsi="PT Astra Serif"/>
-          <w:color w:val="000000"/>
-          <w:sz w:val="28"/>
-          <w:szCs w:val="28"/>
-        </w:rPr>
-        <w:t xml:space="preserve">Использование </w:t>
-      </w:r>
-      <w:r>
-        <w:rPr>
-          <w:rFonts w:ascii="PT Astra Serif" w:hAnsi="PT Astra Serif"/>
-          <w:color w:val="000000"/>
-          <w:sz w:val="28"/>
-          <w:szCs w:val="28"/>
-        </w:rPr>
-        <w:t>программного обеспечения персональных компьютеров для повышения производительности труда при производстве фототаблиц к протоколу осмотра места происшествия.»</w:t>
+        <w:t>Название: «Использование программного обеспечения персональных компьютеров для повышения производительности труда при производстве фототаблиц к протоколу осмотра места происшествия.»</w:t>
       </w:r>
     </w:p>
     <w:p>
@@ -189,23 +171,35 @@
           <w:sz w:val="28"/>
           <w:szCs w:val="28"/>
         </w:rPr>
-        <w:t>2.2.</w:t>
-      </w:r>
-      <w:r>
-        <w:rPr>
-          <w:rFonts w:ascii="PT Astra Serif" w:hAnsi="PT Astra Serif"/>
-          <w:sz w:val="28"/>
-          <w:szCs w:val="28"/>
-        </w:rPr>
-        <w:t xml:space="preserve"> </w:t>
-      </w:r>
-      <w:r>
-        <w:rPr>
-          <w:rFonts w:ascii="PT Astra Serif" w:hAnsi="PT Astra Serif"/>
-          <w:sz w:val="28"/>
-          <w:szCs w:val="28"/>
-        </w:rPr>
-        <w:t>Теоретические основы производительности труда</w:t>
+        <w:t>2.2. Теоретические основы производительности труда.</w:t>
+      </w:r>
+    </w:p>
+    <w:p>
+      <w:pPr>
+        <w:spacing w:after="0" w:line="240" w:lineRule="auto"/>
+        <w:ind w:firstLine="709"/>
+        <w:jc w:val="both"/>
+        <w:rPr>
+          <w:rFonts w:ascii="PT Astra Serif" w:hAnsi="PT Astra Serif"/>
+          <w:sz w:val="28"/>
+          <w:szCs w:val="28"/>
+        </w:rPr>
+      </w:pPr>
+      <w:r>
+        <w:rPr>
+          <w:rFonts w:ascii="PT Astra Serif" w:hAnsi="PT Astra Serif"/>
+          <w:sz w:val="28"/>
+          <w:szCs w:val="28"/>
+        </w:rPr>
+        <w:t xml:space="preserve">2.3. Специалист. Алгоритм </w:t>
+      </w:r>
+      <w:r>
+        <w:rPr>
+          <w:rFonts w:ascii="PT Astra Serif" w:hAnsi="PT Astra Serif"/>
+          <w:sz w:val="28"/>
+          <w:szCs w:val="28"/>
+        </w:rPr>
+        <w:t>действий сотрудника ЭКП, участвующего в качестве специалиста в производстве осмотра места происшествия</w:t>
       </w:r>
       <w:r>
         <w:rPr>
@@ -233,6 +227,50 @@
           <w:sz w:val="28"/>
           <w:szCs w:val="28"/>
         </w:rPr>
+        <w:t xml:space="preserve">2.4. </w:t>
+      </w:r>
+      <w:r>
+        <w:rPr>
+          <w:rFonts w:ascii="PT Astra Serif" w:hAnsi="PT Astra Serif"/>
+          <w:sz w:val="28"/>
+          <w:szCs w:val="28"/>
+        </w:rPr>
+        <w:t xml:space="preserve">Требования, предъявляемые к изготовлению (оформлению) фототаблиц к протоколам </w:t>
+      </w:r>
+      <w:r>
+        <w:rPr>
+          <w:rFonts w:ascii="PT Astra Serif" w:hAnsi="PT Astra Serif"/>
+          <w:sz w:val="28"/>
+          <w:szCs w:val="28"/>
+        </w:rPr>
+        <w:t>ОМП</w:t>
+      </w:r>
+      <w:r>
+        <w:rPr>
+          <w:rFonts w:ascii="PT Astra Serif" w:hAnsi="PT Astra Serif"/>
+          <w:sz w:val="28"/>
+          <w:szCs w:val="28"/>
+        </w:rPr>
+        <w:t>.</w:t>
+      </w:r>
+    </w:p>
+    <w:p>
+      <w:pPr>
+        <w:spacing w:after="0" w:line="240" w:lineRule="auto"/>
+        <w:ind w:firstLine="709"/>
+        <w:jc w:val="both"/>
+        <w:rPr>
+          <w:rFonts w:ascii="PT Astra Serif" w:hAnsi="PT Astra Serif"/>
+          <w:sz w:val="28"/>
+          <w:szCs w:val="28"/>
+        </w:rPr>
+      </w:pPr>
+      <w:r>
+        <w:rPr>
+          <w:rFonts w:ascii="PT Astra Serif" w:hAnsi="PT Astra Serif"/>
+          <w:sz w:val="28"/>
+          <w:szCs w:val="28"/>
+        </w:rPr>
         <w:t>3. Заключение.</w:t>
       </w:r>
     </w:p>
@@ -542,25 +580,7 @@
           <w:sz w:val="28"/>
           <w:szCs w:val="28"/>
         </w:rPr>
-        <w:t>(</w:t>
-      </w:r>
-      <w:r>
-        <w:rPr>
-          <w:rFonts w:ascii="PT Astra Serif" w:hAnsi="PT Astra Serif"/>
-          <w:color w:val="000000"/>
-          <w:sz w:val="28"/>
-          <w:szCs w:val="28"/>
-        </w:rPr>
-        <w:t>Ссылка 1, 2</w:t>
-      </w:r>
-      <w:r>
-        <w:rPr>
-          <w:rFonts w:ascii="PT Astra Serif" w:hAnsi="PT Astra Serif"/>
-          <w:color w:val="000000"/>
-          <w:sz w:val="28"/>
-          <w:szCs w:val="28"/>
-        </w:rPr>
-        <w:t>)</w:t>
+        <w:t>(Ссылка 1, 2)</w:t>
       </w:r>
     </w:p>
     <w:p>
@@ -616,106 +636,71 @@
           <w:sz w:val="28"/>
           <w:szCs w:val="28"/>
         </w:rPr>
-        <w:t xml:space="preserve">- </w:t>
-      </w:r>
-      <w:r>
-        <w:rPr>
-          <w:rFonts w:ascii="PT Astra Serif" w:hAnsi="PT Astra Serif"/>
-          <w:color w:val="000000"/>
-          <w:sz w:val="28"/>
-          <w:szCs w:val="28"/>
-        </w:rPr>
-        <w:t xml:space="preserve">сокращение бумажного документооборота; </w:t>
-      </w:r>
-    </w:p>
-    <w:p>
-      <w:pPr>
-        <w:spacing w:after="0" w:line="240" w:lineRule="auto"/>
-        <w:jc w:val="both"/>
-        <w:rPr>
-          <w:rFonts w:ascii="PT Astra Serif" w:hAnsi="PT Astra Serif"/>
-          <w:color w:val="000000"/>
-          <w:sz w:val="28"/>
-          <w:szCs w:val="28"/>
-        </w:rPr>
-      </w:pPr>
-      <w:r>
-        <w:rPr>
-          <w:rFonts w:ascii="PT Astra Serif" w:hAnsi="PT Astra Serif"/>
-          <w:color w:val="000000"/>
-          <w:sz w:val="28"/>
-          <w:szCs w:val="28"/>
-        </w:rPr>
-        <w:t xml:space="preserve">- </w:t>
-      </w:r>
-      <w:r>
-        <w:rPr>
-          <w:rFonts w:ascii="PT Astra Serif" w:hAnsi="PT Astra Serif"/>
-          <w:color w:val="000000"/>
-          <w:sz w:val="28"/>
-          <w:szCs w:val="28"/>
-        </w:rPr>
-        <w:t xml:space="preserve">автоматизацию рутинных операций; </w:t>
-      </w:r>
-    </w:p>
-    <w:p>
-      <w:pPr>
-        <w:spacing w:after="0" w:line="240" w:lineRule="auto"/>
-        <w:jc w:val="both"/>
-        <w:rPr>
-          <w:rFonts w:ascii="PT Astra Serif" w:hAnsi="PT Astra Serif"/>
-          <w:color w:val="000000"/>
-          <w:sz w:val="28"/>
-          <w:szCs w:val="28"/>
-        </w:rPr>
-      </w:pPr>
-      <w:r>
-        <w:rPr>
-          <w:rFonts w:ascii="PT Astra Serif" w:hAnsi="PT Astra Serif"/>
-          <w:color w:val="000000"/>
-          <w:sz w:val="28"/>
-          <w:szCs w:val="28"/>
-        </w:rPr>
-        <w:t xml:space="preserve">- </w:t>
-      </w:r>
-      <w:r>
-        <w:rPr>
-          <w:rFonts w:ascii="PT Astra Serif" w:hAnsi="PT Astra Serif"/>
-          <w:color w:val="000000"/>
-          <w:sz w:val="28"/>
-          <w:szCs w:val="28"/>
-        </w:rPr>
-        <w:t xml:space="preserve">внедрение цифровых платформ; </w:t>
-      </w:r>
-    </w:p>
-    <w:p>
-      <w:pPr>
-        <w:spacing w:after="0" w:line="240" w:lineRule="auto"/>
-        <w:jc w:val="both"/>
-        <w:rPr>
-          <w:rFonts w:ascii="PT Astra Serif" w:hAnsi="PT Astra Serif"/>
-          <w:color w:val="000000"/>
-          <w:sz w:val="28"/>
-          <w:szCs w:val="28"/>
-        </w:rPr>
-      </w:pPr>
-      <w:r>
-        <w:rPr>
-          <w:rFonts w:ascii="PT Astra Serif" w:hAnsi="PT Astra Serif"/>
-          <w:color w:val="000000"/>
-          <w:sz w:val="28"/>
-          <w:szCs w:val="28"/>
-        </w:rPr>
-        <w:t xml:space="preserve">- </w:t>
-      </w:r>
-      <w:r>
-        <w:rPr>
-          <w:rFonts w:ascii="PT Astra Serif" w:hAnsi="PT Astra Serif"/>
-          <w:color w:val="000000"/>
-          <w:sz w:val="28"/>
-          <w:szCs w:val="28"/>
-        </w:rPr>
-        <w:t xml:space="preserve">развитие аналитических систем и ИИ. </w:t>
+        <w:t xml:space="preserve">- сокращение бумажного документооборота; </w:t>
+      </w:r>
+    </w:p>
+    <w:p>
+      <w:pPr>
+        <w:spacing w:after="0" w:line="240" w:lineRule="auto"/>
+        <w:jc w:val="both"/>
+        <w:rPr>
+          <w:rFonts w:ascii="PT Astra Serif" w:hAnsi="PT Astra Serif"/>
+          <w:color w:val="000000"/>
+          <w:sz w:val="28"/>
+          <w:szCs w:val="28"/>
+        </w:rPr>
+      </w:pPr>
+      <w:r>
+        <w:rPr>
+          <w:rFonts w:ascii="PT Astra Serif" w:hAnsi="PT Astra Serif"/>
+          <w:color w:val="000000"/>
+          <w:sz w:val="28"/>
+          <w:szCs w:val="28"/>
+        </w:rPr>
+        <w:t xml:space="preserve">- автоматизацию рутинных операций; </w:t>
+      </w:r>
+    </w:p>
+    <w:p>
+      <w:pPr>
+        <w:spacing w:after="0" w:line="240" w:lineRule="auto"/>
+        <w:jc w:val="both"/>
+        <w:rPr>
+          <w:rFonts w:ascii="PT Astra Serif" w:hAnsi="PT Astra Serif"/>
+          <w:color w:val="000000"/>
+          <w:sz w:val="28"/>
+          <w:szCs w:val="28"/>
+        </w:rPr>
+      </w:pPr>
+      <w:r>
+        <w:rPr>
+          <w:rFonts w:ascii="PT Astra Serif" w:hAnsi="PT Astra Serif"/>
+          <w:color w:val="000000"/>
+          <w:sz w:val="28"/>
+          <w:szCs w:val="28"/>
+        </w:rPr>
+        <w:t xml:space="preserve">- внедрение цифровых платформ; </w:t>
+      </w:r>
+    </w:p>
+    <w:p>
+      <w:pPr>
+        <w:spacing w:after="0" w:line="240" w:lineRule="auto"/>
+        <w:jc w:val="both"/>
+        <w:rPr>
+          <w:rFonts w:ascii="PT Astra Serif" w:hAnsi="PT Astra Serif"/>
+          <w:color w:val="000000"/>
+          <w:sz w:val="28"/>
+          <w:szCs w:val="28"/>
+        </w:rPr>
+      </w:pPr>
+      <w:r>
+        <w:rPr>
+          <w:rFonts w:ascii="PT Astra Serif" w:hAnsi="PT Astra Serif"/>
+          <w:color w:val="000000"/>
+          <w:sz w:val="28"/>
+          <w:szCs w:val="28"/>
+        </w:rPr>
+        <w:lastRenderedPageBreak/>
+        <w:t xml:space="preserve">- развитие аналитических систем и ИИ. </w:t>
       </w:r>
     </w:p>
     <w:p>
@@ -780,407 +765,325 @@
           <w:sz w:val="28"/>
           <w:szCs w:val="28"/>
         </w:rPr>
-        <w:t xml:space="preserve">- </w:t>
-      </w:r>
-      <w:r>
-        <w:rPr>
-          <w:rFonts w:ascii="PT Astra Serif" w:hAnsi="PT Astra Serif"/>
-          <w:color w:val="000000"/>
-          <w:sz w:val="28"/>
-          <w:szCs w:val="28"/>
-        </w:rPr>
-        <w:t xml:space="preserve">уменьшение времени на оформление документов; </w:t>
-      </w:r>
-    </w:p>
-    <w:p>
-      <w:pPr>
-        <w:spacing w:after="0" w:line="240" w:lineRule="auto"/>
-        <w:jc w:val="both"/>
-        <w:rPr>
-          <w:rFonts w:ascii="PT Astra Serif" w:hAnsi="PT Astra Serif"/>
-          <w:color w:val="000000"/>
-          <w:sz w:val="28"/>
-          <w:szCs w:val="28"/>
-        </w:rPr>
-      </w:pPr>
-      <w:r>
-        <w:rPr>
-          <w:rFonts w:ascii="PT Astra Serif" w:hAnsi="PT Astra Serif"/>
-          <w:color w:val="000000"/>
+        <w:t xml:space="preserve">- уменьшение времени на оформление документов; </w:t>
+      </w:r>
+    </w:p>
+    <w:p>
+      <w:pPr>
+        <w:spacing w:after="0" w:line="240" w:lineRule="auto"/>
+        <w:jc w:val="both"/>
+        <w:rPr>
+          <w:rFonts w:ascii="PT Astra Serif" w:hAnsi="PT Astra Serif"/>
+          <w:color w:val="000000"/>
+          <w:sz w:val="28"/>
+          <w:szCs w:val="28"/>
+        </w:rPr>
+      </w:pPr>
+      <w:r>
+        <w:rPr>
+          <w:rFonts w:ascii="PT Astra Serif" w:hAnsi="PT Astra Serif"/>
+          <w:color w:val="000000"/>
+          <w:sz w:val="28"/>
+          <w:szCs w:val="28"/>
+        </w:rPr>
+        <w:t xml:space="preserve">- ускорение обработки информации; </w:t>
+      </w:r>
+    </w:p>
+    <w:p>
+      <w:pPr>
+        <w:spacing w:after="0" w:line="240" w:lineRule="auto"/>
+        <w:jc w:val="both"/>
+        <w:rPr>
+          <w:rFonts w:ascii="PT Astra Serif" w:hAnsi="PT Astra Serif"/>
+          <w:color w:val="000000"/>
+          <w:sz w:val="28"/>
+          <w:szCs w:val="28"/>
+        </w:rPr>
+      </w:pPr>
+      <w:r>
+        <w:rPr>
+          <w:rFonts w:ascii="PT Astra Serif" w:hAnsi="PT Astra Serif"/>
+          <w:color w:val="000000"/>
+          <w:sz w:val="28"/>
+          <w:szCs w:val="28"/>
+        </w:rPr>
+        <w:t xml:space="preserve">- повышение скорости принятия решений; </w:t>
+      </w:r>
+    </w:p>
+    <w:p>
+      <w:pPr>
+        <w:spacing w:after="0" w:line="240" w:lineRule="auto"/>
+        <w:jc w:val="both"/>
+        <w:rPr>
+          <w:rFonts w:ascii="PT Astra Serif" w:hAnsi="PT Astra Serif"/>
+          <w:color w:val="000000"/>
+          <w:sz w:val="28"/>
+          <w:szCs w:val="28"/>
+        </w:rPr>
+      </w:pPr>
+      <w:r>
+        <w:rPr>
+          <w:rFonts w:ascii="PT Astra Serif" w:hAnsi="PT Astra Serif"/>
+          <w:color w:val="000000"/>
+          <w:sz w:val="28"/>
+          <w:szCs w:val="28"/>
+        </w:rPr>
+        <w:t>- снижение количества технических ошибок.</w:t>
+      </w:r>
+    </w:p>
+    <w:p>
+      <w:pPr>
+        <w:spacing w:after="0" w:line="240" w:lineRule="auto"/>
+        <w:ind w:firstLine="709"/>
+        <w:jc w:val="both"/>
+        <w:rPr>
+          <w:rFonts w:ascii="PT Astra Serif" w:hAnsi="PT Astra Serif"/>
+          <w:color w:val="000000"/>
+          <w:sz w:val="28"/>
+          <w:szCs w:val="28"/>
+        </w:rPr>
+      </w:pPr>
+    </w:p>
+    <w:p>
+      <w:pPr>
+        <w:spacing w:after="0" w:line="240" w:lineRule="auto"/>
+        <w:ind w:firstLine="709"/>
+        <w:jc w:val="both"/>
+        <w:rPr>
+          <w:rFonts w:ascii="PT Astra Serif" w:hAnsi="PT Astra Serif"/>
+          <w:color w:val="000000"/>
+          <w:sz w:val="28"/>
+          <w:szCs w:val="28"/>
+        </w:rPr>
+      </w:pPr>
+      <w:r>
+        <w:rPr>
+          <w:rFonts w:ascii="PT Astra Serif" w:hAnsi="PT Astra Serif"/>
+          <w:color w:val="000000"/>
+          <w:sz w:val="28"/>
+          <w:szCs w:val="28"/>
+        </w:rPr>
+        <w:t>Министр внутренних дел России Владимир Колокольцев поручил снизить нагрузку на сотрудников полиции, оптимизировав документооборот и внедрив цифровые решения для выполнения рутинных задач. Об этом он заявил 16 марта, представляя личному составу своего первого заместителя генерал-лейтенанта полиции Андрея Курносенко. (Ссылка 3)</w:t>
+      </w:r>
+    </w:p>
+    <w:p>
+      <w:pPr>
+        <w:spacing w:after="0" w:line="240" w:lineRule="auto"/>
+        <w:ind w:firstLine="709"/>
+        <w:jc w:val="both"/>
+        <w:rPr>
+          <w:rFonts w:ascii="PT Astra Serif" w:hAnsi="PT Astra Serif"/>
+          <w:color w:val="000000"/>
+          <w:sz w:val="28"/>
+          <w:szCs w:val="28"/>
+        </w:rPr>
+      </w:pPr>
+    </w:p>
+    <w:p>
+      <w:pPr>
+        <w:spacing w:after="0" w:line="240" w:lineRule="auto"/>
+        <w:ind w:firstLine="709"/>
+        <w:jc w:val="both"/>
+        <w:rPr>
+          <w:rFonts w:ascii="PT Astra Serif" w:hAnsi="PT Astra Serif"/>
+          <w:color w:val="000000"/>
+          <w:sz w:val="28"/>
+          <w:szCs w:val="28"/>
+        </w:rPr>
+      </w:pPr>
+      <w:r>
+        <w:rPr>
+          <w:rFonts w:ascii="PT Astra Serif" w:hAnsi="PT Astra Serif"/>
+          <w:color w:val="000000"/>
+          <w:sz w:val="28"/>
+          <w:szCs w:val="28"/>
+        </w:rPr>
+        <w:t>«Нужно максимально снизить нагрузку на сотрудников за счет сокращения документооборота и цифровизации рутинных функций. В очередной раз напоминаю о необходимости обеспечения социальных гарантий, включая такие чувствительные вопросы, как предоставление отпусков и оплату переработок», – сказал Колокольцев (Ссылка 4).</w:t>
+      </w:r>
+    </w:p>
+    <w:p>
+      <w:pPr>
+        <w:spacing w:after="0" w:line="240" w:lineRule="auto"/>
+        <w:ind w:firstLine="709"/>
+        <w:jc w:val="both"/>
+        <w:rPr>
+          <w:rFonts w:ascii="PT Astra Serif" w:hAnsi="PT Astra Serif"/>
+          <w:color w:val="000000"/>
+          <w:sz w:val="28"/>
+          <w:szCs w:val="28"/>
+        </w:rPr>
+      </w:pPr>
+    </w:p>
+    <w:p>
+      <w:pPr>
+        <w:spacing w:after="0" w:line="240" w:lineRule="auto"/>
+        <w:ind w:firstLine="709"/>
+        <w:jc w:val="both"/>
+        <w:rPr>
+          <w:rFonts w:ascii="PT Astra Serif" w:hAnsi="PT Astra Serif"/>
+          <w:color w:val="000000"/>
+          <w:sz w:val="28"/>
+          <w:szCs w:val="28"/>
+        </w:rPr>
+      </w:pPr>
+    </w:p>
+    <w:p>
+      <w:pPr>
+        <w:spacing w:after="0" w:line="240" w:lineRule="auto"/>
+        <w:ind w:firstLine="709"/>
+        <w:jc w:val="both"/>
+        <w:rPr>
+          <w:rFonts w:ascii="PT Astra Serif" w:hAnsi="PT Astra Serif"/>
+          <w:color w:val="000000"/>
+          <w:sz w:val="28"/>
+          <w:szCs w:val="28"/>
+        </w:rPr>
+      </w:pPr>
+    </w:p>
+    <w:p>
+      <w:pPr>
+        <w:spacing w:after="0" w:line="240" w:lineRule="auto"/>
+        <w:jc w:val="center"/>
+        <w:rPr>
+          <w:rFonts w:ascii="PT Astra Serif" w:hAnsi="PT Astra Serif"/>
+          <w:color w:val="000000"/>
+          <w:sz w:val="28"/>
+          <w:szCs w:val="28"/>
+        </w:rPr>
+      </w:pPr>
+      <w:r>
+        <w:rPr>
+          <w:rFonts w:ascii="PT Astra Serif" w:hAnsi="PT Astra Serif"/>
+          <w:color w:val="000000"/>
+          <w:sz w:val="28"/>
+          <w:szCs w:val="28"/>
+        </w:rPr>
+        <w:t>2. Текст статьи.</w:t>
+      </w:r>
+    </w:p>
+    <w:p>
+      <w:pPr>
+        <w:spacing w:after="0" w:line="240" w:lineRule="auto"/>
+        <w:ind w:firstLine="709"/>
+        <w:jc w:val="both"/>
+        <w:rPr>
+          <w:rFonts w:ascii="PT Astra Serif" w:hAnsi="PT Astra Serif"/>
+          <w:sz w:val="28"/>
+          <w:szCs w:val="28"/>
+        </w:rPr>
+      </w:pPr>
+    </w:p>
+    <w:p>
+      <w:pPr>
+        <w:spacing w:after="0" w:line="240" w:lineRule="auto"/>
+        <w:ind w:firstLine="709"/>
+        <w:jc w:val="both"/>
+        <w:rPr>
+          <w:rFonts w:ascii="PT Astra Serif" w:hAnsi="PT Astra Serif"/>
+          <w:sz w:val="28"/>
+          <w:szCs w:val="28"/>
+        </w:rPr>
+      </w:pPr>
+      <w:r>
+        <w:rPr>
+          <w:rFonts w:ascii="PT Astra Serif" w:hAnsi="PT Astra Serif"/>
+          <w:sz w:val="28"/>
+          <w:szCs w:val="28"/>
+        </w:rPr>
+        <w:t>2.1 Понятие труда. </w:t>
+      </w:r>
+    </w:p>
+    <w:p>
+      <w:pPr>
+        <w:spacing w:after="0" w:line="240" w:lineRule="auto"/>
+        <w:ind w:firstLine="709"/>
+        <w:jc w:val="both"/>
+        <w:rPr>
+          <w:rFonts w:ascii="PT Astra Serif" w:hAnsi="PT Astra Serif"/>
+          <w:sz w:val="28"/>
+          <w:szCs w:val="28"/>
+        </w:rPr>
+      </w:pPr>
+    </w:p>
+    <w:p>
+      <w:pPr>
+        <w:spacing w:after="0" w:line="240" w:lineRule="auto"/>
+        <w:ind w:firstLine="709"/>
+        <w:jc w:val="both"/>
+        <w:rPr>
+          <w:rFonts w:ascii="PT Astra Serif" w:hAnsi="PT Astra Serif"/>
+          <w:sz w:val="28"/>
+          <w:szCs w:val="28"/>
+        </w:rPr>
+      </w:pPr>
+      <w:r>
+        <w:rPr>
+          <w:rFonts w:ascii="PT Astra Serif" w:hAnsi="PT Astra Serif"/>
+          <w:sz w:val="28"/>
+          <w:szCs w:val="28"/>
+        </w:rPr>
+        <w:t>Труд является одной из фундаментальных категорий экономической теории, социологии, философии и права. С момента возникновения человеческого общества труд выступает основным средством удовлетворения потребностей человека и важнейшим условием развития цивилизации. Именно посредством труда создаются материальные и духовные ценности, обеспечивается функционирование государства, экономики и социальных институтов.</w:t>
+      </w:r>
+    </w:p>
+    <w:p>
+      <w:pPr>
+        <w:spacing w:after="0" w:line="240" w:lineRule="auto"/>
+        <w:ind w:firstLine="709"/>
+        <w:jc w:val="both"/>
+        <w:rPr>
+          <w:rFonts w:ascii="PT Astra Serif" w:hAnsi="PT Astra Serif"/>
+          <w:sz w:val="28"/>
+          <w:szCs w:val="28"/>
+        </w:rPr>
+      </w:pPr>
+      <w:r>
+        <w:rPr>
+          <w:rFonts w:ascii="PT Astra Serif" w:hAnsi="PT Astra Serif"/>
+          <w:sz w:val="28"/>
+          <w:szCs w:val="28"/>
+        </w:rPr>
+        <w:t>В современных условиях значение труда существенно возрастает в связи с развитием информационных технологий, цифровизации и автоматизации производства. Изменяется характер трудовой деятельности, возрастает роль интеллектуального и творческого труда, а также повышаются требования к квалификации работников.</w:t>
+      </w:r>
+    </w:p>
+    <w:p>
+      <w:pPr>
+        <w:spacing w:after="0" w:line="240" w:lineRule="auto"/>
+        <w:ind w:firstLine="709"/>
+        <w:jc w:val="both"/>
+        <w:rPr>
+          <w:rFonts w:ascii="PT Astra Serif" w:hAnsi="PT Astra Serif"/>
+          <w:sz w:val="28"/>
+          <w:szCs w:val="28"/>
+        </w:rPr>
+      </w:pPr>
+    </w:p>
+    <w:p>
+      <w:pPr>
+        <w:spacing w:after="0" w:line="240" w:lineRule="auto"/>
+        <w:ind w:firstLine="709"/>
+        <w:jc w:val="both"/>
+        <w:rPr>
+          <w:rFonts w:ascii="PT Astra Serif" w:hAnsi="PT Astra Serif"/>
+          <w:sz w:val="28"/>
+          <w:szCs w:val="28"/>
+        </w:rPr>
+      </w:pPr>
+      <w:r>
+        <w:rPr>
+          <w:rFonts w:ascii="PT Astra Serif" w:hAnsi="PT Astra Serif"/>
+          <w:sz w:val="28"/>
+          <w:szCs w:val="28"/>
+        </w:rPr>
+        <w:t xml:space="preserve">В научной литературе труд рассматривается как сознательная, целенаправленная деятельность человека, направленная на создание </w:t>
+      </w:r>
+      <w:r>
+        <w:rPr>
+          <w:rFonts w:ascii="PT Astra Serif" w:hAnsi="PT Astra Serif"/>
           <w:sz w:val="28"/>
           <w:szCs w:val="28"/>
         </w:rPr>
         <w:lastRenderedPageBreak/>
-        <w:t xml:space="preserve">- </w:t>
-      </w:r>
-      <w:r>
-        <w:rPr>
-          <w:rFonts w:ascii="PT Astra Serif" w:hAnsi="PT Astra Serif"/>
-          <w:color w:val="000000"/>
-          <w:sz w:val="28"/>
-          <w:szCs w:val="28"/>
-        </w:rPr>
-        <w:t xml:space="preserve">ускорение обработки информации; </w:t>
-      </w:r>
-    </w:p>
-    <w:p>
-      <w:pPr>
-        <w:spacing w:after="0" w:line="240" w:lineRule="auto"/>
-        <w:jc w:val="both"/>
-        <w:rPr>
-          <w:rFonts w:ascii="PT Astra Serif" w:hAnsi="PT Astra Serif"/>
-          <w:color w:val="000000"/>
-          <w:sz w:val="28"/>
-          <w:szCs w:val="28"/>
-        </w:rPr>
-      </w:pPr>
-      <w:r>
-        <w:rPr>
-          <w:rFonts w:ascii="PT Astra Serif" w:hAnsi="PT Astra Serif"/>
-          <w:color w:val="000000"/>
-          <w:sz w:val="28"/>
-          <w:szCs w:val="28"/>
-        </w:rPr>
-        <w:t xml:space="preserve">- </w:t>
-      </w:r>
-      <w:r>
-        <w:rPr>
-          <w:rFonts w:ascii="PT Astra Serif" w:hAnsi="PT Astra Serif"/>
-          <w:color w:val="000000"/>
-          <w:sz w:val="28"/>
-          <w:szCs w:val="28"/>
-        </w:rPr>
-        <w:t xml:space="preserve">повышение скорости принятия решений; </w:t>
-      </w:r>
-    </w:p>
-    <w:p>
-      <w:pPr>
-        <w:spacing w:after="0" w:line="240" w:lineRule="auto"/>
-        <w:jc w:val="both"/>
-        <w:rPr>
-          <w:rFonts w:ascii="PT Astra Serif" w:hAnsi="PT Astra Serif"/>
-          <w:color w:val="000000"/>
-          <w:sz w:val="28"/>
-          <w:szCs w:val="28"/>
-        </w:rPr>
-      </w:pPr>
-      <w:r>
-        <w:rPr>
-          <w:rFonts w:ascii="PT Astra Serif" w:hAnsi="PT Astra Serif"/>
-          <w:color w:val="000000"/>
-          <w:sz w:val="28"/>
-          <w:szCs w:val="28"/>
-        </w:rPr>
-        <w:t xml:space="preserve">- </w:t>
-      </w:r>
-      <w:r>
-        <w:rPr>
-          <w:rFonts w:ascii="PT Astra Serif" w:hAnsi="PT Astra Serif"/>
-          <w:color w:val="000000"/>
-          <w:sz w:val="28"/>
-          <w:szCs w:val="28"/>
-        </w:rPr>
-        <w:t>снижение количества технических ошибок.</w:t>
-      </w:r>
-    </w:p>
-    <w:p>
-      <w:pPr>
-        <w:spacing w:after="0" w:line="240" w:lineRule="auto"/>
-        <w:ind w:firstLine="709"/>
-        <w:jc w:val="both"/>
-        <w:rPr>
-          <w:rFonts w:ascii="PT Astra Serif" w:hAnsi="PT Astra Serif"/>
-          <w:color w:val="000000"/>
-          <w:sz w:val="28"/>
-          <w:szCs w:val="28"/>
-        </w:rPr>
-      </w:pPr>
-    </w:p>
-    <w:p>
-      <w:pPr>
-        <w:spacing w:after="0" w:line="240" w:lineRule="auto"/>
-        <w:ind w:firstLine="709"/>
-        <w:jc w:val="both"/>
-        <w:rPr>
-          <w:rFonts w:ascii="PT Astra Serif" w:hAnsi="PT Astra Serif"/>
-          <w:color w:val="000000"/>
-          <w:sz w:val="28"/>
-          <w:szCs w:val="28"/>
-        </w:rPr>
-      </w:pPr>
-      <w:r>
-        <w:rPr>
-          <w:rFonts w:ascii="PT Astra Serif" w:hAnsi="PT Astra Serif"/>
-          <w:color w:val="000000"/>
-          <w:sz w:val="28"/>
-          <w:szCs w:val="28"/>
-        </w:rPr>
-        <w:t>Министр внутренних дел России Владимир Колокольцев поручил снизить нагрузку на сотрудников полиции, оптимизировав документооборот и внедрив цифровые решения для выполнения рутинных задач. Об этом он заявил 16 марта, представляя личному составу своего первого заместителя генерал-лейтенанта полиции Андрея Курносенко.</w:t>
-      </w:r>
-      <w:r>
-        <w:rPr>
-          <w:rFonts w:ascii="PT Astra Serif" w:hAnsi="PT Astra Serif"/>
-          <w:color w:val="000000"/>
-          <w:sz w:val="28"/>
-          <w:szCs w:val="28"/>
-        </w:rPr>
-        <w:t xml:space="preserve"> </w:t>
-      </w:r>
-      <w:r>
-        <w:rPr>
-          <w:rFonts w:ascii="PT Astra Serif" w:hAnsi="PT Astra Serif"/>
-          <w:color w:val="000000"/>
-          <w:sz w:val="28"/>
-          <w:szCs w:val="28"/>
-        </w:rPr>
-        <w:t>(</w:t>
-      </w:r>
-      <w:r>
-        <w:rPr>
-          <w:rFonts w:ascii="PT Astra Serif" w:hAnsi="PT Astra Serif"/>
-          <w:color w:val="000000"/>
-          <w:sz w:val="28"/>
-          <w:szCs w:val="28"/>
-        </w:rPr>
-        <w:t>Ссылка 3</w:t>
-      </w:r>
-      <w:r>
-        <w:rPr>
-          <w:rFonts w:ascii="PT Astra Serif" w:hAnsi="PT Astra Serif"/>
-          <w:color w:val="000000"/>
-          <w:sz w:val="28"/>
-          <w:szCs w:val="28"/>
-        </w:rPr>
-        <w:t>)</w:t>
-      </w:r>
-    </w:p>
-    <w:p>
-      <w:pPr>
-        <w:spacing w:after="0" w:line="240" w:lineRule="auto"/>
-        <w:ind w:firstLine="709"/>
-        <w:jc w:val="both"/>
-        <w:rPr>
-          <w:rFonts w:ascii="PT Astra Serif" w:hAnsi="PT Astra Serif"/>
-          <w:color w:val="000000"/>
-          <w:sz w:val="28"/>
-          <w:szCs w:val="28"/>
-        </w:rPr>
-      </w:pPr>
-    </w:p>
-    <w:p>
-      <w:pPr>
-        <w:spacing w:after="0" w:line="240" w:lineRule="auto"/>
-        <w:ind w:firstLine="709"/>
-        <w:jc w:val="both"/>
-        <w:rPr>
-          <w:rFonts w:ascii="PT Astra Serif" w:hAnsi="PT Astra Serif"/>
-          <w:color w:val="000000"/>
-          <w:sz w:val="28"/>
-          <w:szCs w:val="28"/>
-        </w:rPr>
-      </w:pPr>
-      <w:r>
-        <w:rPr>
-          <w:rFonts w:ascii="PT Astra Serif" w:hAnsi="PT Astra Serif"/>
-          <w:color w:val="000000"/>
-          <w:sz w:val="28"/>
-          <w:szCs w:val="28"/>
-        </w:rPr>
-        <w:t>«Нужно максимально снизить нагрузку на сотрудников за счет сокращения документооборота и цифровизации рутинных функций. В очередной раз напоминаю о необходимости обеспечения социальных гарантий, включая такие чувствительные вопросы, как предоставление отпусков и оплату переработок», – сказал Колокольцев (</w:t>
-      </w:r>
-      <w:r>
-        <w:rPr>
-          <w:rFonts w:ascii="PT Astra Serif" w:hAnsi="PT Astra Serif"/>
-          <w:color w:val="000000"/>
-          <w:sz w:val="28"/>
-          <w:szCs w:val="28"/>
-        </w:rPr>
-        <w:t>Ссылка 4</w:t>
-      </w:r>
-      <w:r>
-        <w:rPr>
-          <w:rFonts w:ascii="PT Astra Serif" w:hAnsi="PT Astra Serif"/>
-          <w:color w:val="000000"/>
-          <w:sz w:val="28"/>
-          <w:szCs w:val="28"/>
-        </w:rPr>
-        <w:t>).</w:t>
-      </w:r>
-    </w:p>
-    <w:p>
-      <w:pPr>
-        <w:spacing w:after="0" w:line="240" w:lineRule="auto"/>
-        <w:ind w:firstLine="709"/>
-        <w:jc w:val="both"/>
-        <w:rPr>
-          <w:rFonts w:ascii="PT Astra Serif" w:hAnsi="PT Astra Serif"/>
-          <w:color w:val="000000"/>
-          <w:sz w:val="28"/>
-          <w:szCs w:val="28"/>
-        </w:rPr>
-      </w:pPr>
-    </w:p>
-    <w:p>
-      <w:pPr>
-        <w:spacing w:after="0" w:line="240" w:lineRule="auto"/>
-        <w:ind w:firstLine="709"/>
-        <w:jc w:val="both"/>
-        <w:rPr>
-          <w:rFonts w:ascii="PT Astra Serif" w:hAnsi="PT Astra Serif"/>
-          <w:color w:val="000000"/>
-          <w:sz w:val="28"/>
-          <w:szCs w:val="28"/>
-        </w:rPr>
-      </w:pPr>
-    </w:p>
-    <w:p>
-      <w:pPr>
-        <w:spacing w:after="0" w:line="240" w:lineRule="auto"/>
-        <w:ind w:firstLine="709"/>
-        <w:jc w:val="both"/>
-        <w:rPr>
-          <w:rFonts w:ascii="PT Astra Serif" w:hAnsi="PT Astra Serif"/>
-          <w:color w:val="000000"/>
-          <w:sz w:val="28"/>
-          <w:szCs w:val="28"/>
-        </w:rPr>
-      </w:pPr>
-    </w:p>
-    <w:p>
-      <w:pPr>
-        <w:spacing w:after="0" w:line="240" w:lineRule="auto"/>
-        <w:jc w:val="center"/>
-        <w:rPr>
-          <w:rFonts w:ascii="PT Astra Serif" w:hAnsi="PT Astra Serif"/>
-          <w:color w:val="000000"/>
-          <w:sz w:val="28"/>
-          <w:szCs w:val="28"/>
-        </w:rPr>
-      </w:pPr>
-      <w:r>
-        <w:rPr>
-          <w:rFonts w:ascii="PT Astra Serif" w:hAnsi="PT Astra Serif"/>
-          <w:color w:val="000000"/>
-          <w:sz w:val="28"/>
-          <w:szCs w:val="28"/>
-        </w:rPr>
-        <w:t>2. Текст статьи.</w:t>
-      </w:r>
-    </w:p>
-    <w:p>
-      <w:pPr>
-        <w:spacing w:after="0" w:line="240" w:lineRule="auto"/>
-        <w:ind w:firstLine="709"/>
-        <w:jc w:val="both"/>
-        <w:rPr>
-          <w:rFonts w:ascii="PT Astra Serif" w:hAnsi="PT Astra Serif"/>
-          <w:sz w:val="28"/>
-          <w:szCs w:val="28"/>
-        </w:rPr>
-      </w:pPr>
-    </w:p>
-    <w:p>
-      <w:pPr>
-        <w:spacing w:after="0" w:line="240" w:lineRule="auto"/>
-        <w:ind w:firstLine="709"/>
-        <w:jc w:val="both"/>
-        <w:rPr>
-          <w:rFonts w:ascii="PT Astra Serif" w:hAnsi="PT Astra Serif"/>
-          <w:sz w:val="28"/>
-          <w:szCs w:val="28"/>
-        </w:rPr>
-      </w:pPr>
-      <w:r>
-        <w:rPr>
-          <w:rFonts w:ascii="PT Astra Serif" w:hAnsi="PT Astra Serif"/>
-          <w:sz w:val="28"/>
-          <w:szCs w:val="28"/>
-        </w:rPr>
-        <w:t>2.1 Понятие труда. </w:t>
-      </w:r>
-    </w:p>
-    <w:p>
-      <w:pPr>
-        <w:spacing w:after="0" w:line="240" w:lineRule="auto"/>
-        <w:ind w:firstLine="709"/>
-        <w:jc w:val="both"/>
-        <w:rPr>
-          <w:rFonts w:ascii="PT Astra Serif" w:hAnsi="PT Astra Serif"/>
-          <w:sz w:val="28"/>
-          <w:szCs w:val="28"/>
-        </w:rPr>
-      </w:pPr>
-    </w:p>
-    <w:p>
-      <w:pPr>
-        <w:spacing w:after="0" w:line="240" w:lineRule="auto"/>
-        <w:ind w:firstLine="709"/>
-        <w:jc w:val="both"/>
-        <w:rPr>
-          <w:rFonts w:ascii="PT Astra Serif" w:hAnsi="PT Astra Serif"/>
-          <w:sz w:val="28"/>
-          <w:szCs w:val="28"/>
-        </w:rPr>
-      </w:pPr>
-      <w:r>
-        <w:rPr>
-          <w:rFonts w:ascii="PT Astra Serif" w:hAnsi="PT Astra Serif"/>
-          <w:sz w:val="28"/>
-          <w:szCs w:val="28"/>
-        </w:rPr>
-        <w:t>Труд является одной из фундаментальных категорий экономической теории, социологии, философии и права. С момента возникновения человеческого общества труд выступает основным средством удовлетворения потребностей человека и важнейшим условием развития цивилизации. Именно посредством труда создаются материальные и духовные ценности, обеспечивается функционирование государства, экономики и социальных институтов.</w:t>
-      </w:r>
-    </w:p>
-    <w:p>
-      <w:pPr>
-        <w:spacing w:after="0" w:line="240" w:lineRule="auto"/>
-        <w:ind w:firstLine="709"/>
-        <w:jc w:val="both"/>
-        <w:rPr>
-          <w:rFonts w:ascii="PT Astra Serif" w:hAnsi="PT Astra Serif"/>
-          <w:sz w:val="28"/>
-          <w:szCs w:val="28"/>
-        </w:rPr>
-      </w:pPr>
-      <w:r>
-        <w:rPr>
-          <w:rFonts w:ascii="PT Astra Serif" w:hAnsi="PT Astra Serif"/>
-          <w:sz w:val="28"/>
-          <w:szCs w:val="28"/>
-        </w:rPr>
-        <w:t>В современных условиях значение труда существенно возрастает в связи с развитием информационных технологий, цифровизации и автоматизации производства. Изменяется характер трудовой деятельности, возрастает роль интеллектуального и творческого труда, а также повышаются требования к квалификации работников.</w:t>
-      </w:r>
-    </w:p>
-    <w:p>
-      <w:pPr>
-        <w:spacing w:after="0" w:line="240" w:lineRule="auto"/>
-        <w:ind w:firstLine="709"/>
-        <w:jc w:val="both"/>
-        <w:rPr>
-          <w:rFonts w:ascii="PT Astra Serif" w:hAnsi="PT Astra Serif"/>
-          <w:sz w:val="28"/>
-          <w:szCs w:val="28"/>
-        </w:rPr>
-      </w:pPr>
-    </w:p>
-    <w:p>
-      <w:pPr>
-        <w:spacing w:after="0" w:line="240" w:lineRule="auto"/>
-        <w:ind w:firstLine="709"/>
-        <w:jc w:val="both"/>
-        <w:rPr>
-          <w:rFonts w:ascii="PT Astra Serif" w:hAnsi="PT Astra Serif"/>
-          <w:sz w:val="28"/>
-          <w:szCs w:val="28"/>
-        </w:rPr>
-      </w:pPr>
-      <w:r>
-        <w:rPr>
-          <w:rFonts w:ascii="PT Astra Serif" w:hAnsi="PT Astra Serif"/>
-          <w:sz w:val="28"/>
-          <w:szCs w:val="28"/>
-        </w:rPr>
-        <w:t>В научной литературе труд рассматривается как сознательная, целенаправленная деятельность человека, направленная на создание материальных и нематериальных благ для удовлетворения потребностей общества.</w:t>
+        <w:t>материальных и нематериальных благ для удовлетворения потребностей общества.</w:t>
       </w:r>
     </w:p>
     <w:p>
@@ -1234,236 +1137,218 @@
           <w:sz w:val="28"/>
           <w:szCs w:val="28"/>
         </w:rPr>
+        <w:t xml:space="preserve">Труд — особая система, состоящая из трёх компонентов: предметов труда, средств труда и людей как субъектов труда, преобразующих в </w:t>
+      </w:r>
+      <w:r>
+        <w:rPr>
+          <w:rFonts w:ascii="PT Astra Serif" w:hAnsi="PT Astra Serif"/>
+          <w:color w:val="000000"/>
+          <w:sz w:val="28"/>
+          <w:szCs w:val="28"/>
+        </w:rPr>
+        <w:t>процессе труда предметы в продукты с помощью средств труда.</w:t>
+      </w:r>
+    </w:p>
+    <w:p>
+      <w:pPr>
+        <w:spacing w:after="0" w:line="240" w:lineRule="auto"/>
+        <w:ind w:firstLine="709"/>
+        <w:jc w:val="both"/>
+        <w:rPr>
+          <w:rFonts w:ascii="PT Astra Serif" w:hAnsi="PT Astra Serif"/>
+          <w:color w:val="000000"/>
+          <w:sz w:val="28"/>
+          <w:szCs w:val="28"/>
+        </w:rPr>
+      </w:pPr>
+      <w:r>
+        <w:rPr>
+          <w:rFonts w:ascii="PT Astra Serif" w:hAnsi="PT Astra Serif"/>
+          <w:color w:val="000000"/>
+          <w:sz w:val="28"/>
+          <w:szCs w:val="28"/>
+        </w:rPr>
+        <w:t>Предметы труда — это природные вещества, вещи или их комплексы, на которые человек воздействует в процессе работы с помощью различных инструментов и оборудования, чтобы преобразовать их для удовлетворения личных и производственных нужд. Если эти предметы составляют основу конечного продукта, то их называют основными материалами. В широком смысле к предметам труда относятся все ресурсы, которые человек находит, добывает, обрабатывает или создает, включая материальные ресурсы и научные знания.</w:t>
+      </w:r>
+    </w:p>
+    <w:p>
+      <w:pPr>
+        <w:spacing w:after="0" w:line="240" w:lineRule="auto"/>
+        <w:ind w:firstLine="709"/>
+        <w:jc w:val="both"/>
+        <w:rPr>
+          <w:rFonts w:ascii="PT Astra Serif" w:hAnsi="PT Astra Serif"/>
+          <w:color w:val="000000"/>
+          <w:sz w:val="28"/>
+          <w:szCs w:val="28"/>
+        </w:rPr>
+      </w:pPr>
+      <w:r>
+        <w:rPr>
+          <w:rFonts w:ascii="PT Astra Serif" w:hAnsi="PT Astra Serif"/>
+          <w:color w:val="000000"/>
+          <w:sz w:val="28"/>
+          <w:szCs w:val="28"/>
+        </w:rPr>
+        <w:t xml:space="preserve">Средства труда — это предметы или их совокупность, находящихся между человеком и предметом труда, которые человек использует для воздействия на материалы и получения нужных благ. К ним относятся инструменты и рабочее место. </w:t>
+      </w:r>
+      <w:r>
+        <w:rPr>
+          <w:rFonts w:ascii="PT Astra Serif" w:hAnsi="PT Astra Serif"/>
+          <w:color w:val="000000"/>
+          <w:sz w:val="28"/>
+          <w:szCs w:val="28"/>
+        </w:rPr>
+        <w:t>(Ссылка 4)</w:t>
+      </w:r>
+    </w:p>
+    <w:p>
+      <w:pPr>
+        <w:spacing w:after="0" w:line="240" w:lineRule="auto"/>
+        <w:ind w:firstLine="709"/>
+        <w:jc w:val="both"/>
+        <w:rPr>
+          <w:rFonts w:ascii="PT Astra Serif" w:hAnsi="PT Astra Serif"/>
+          <w:color w:val="000000"/>
+          <w:sz w:val="28"/>
+          <w:szCs w:val="28"/>
+        </w:rPr>
+      </w:pPr>
+    </w:p>
+    <w:p>
+      <w:pPr>
+        <w:spacing w:after="0" w:line="240" w:lineRule="auto"/>
+        <w:ind w:firstLine="709"/>
+        <w:jc w:val="both"/>
+        <w:rPr>
+          <w:rFonts w:ascii="PT Astra Serif" w:hAnsi="PT Astra Serif"/>
+          <w:color w:val="000000"/>
+          <w:sz w:val="28"/>
+          <w:szCs w:val="28"/>
+        </w:rPr>
+      </w:pPr>
+      <w:r>
+        <w:rPr>
+          <w:rFonts w:ascii="PT Astra Serif" w:hAnsi="PT Astra Serif"/>
+          <w:color w:val="000000"/>
+          <w:sz w:val="28"/>
+          <w:szCs w:val="28"/>
+        </w:rPr>
+        <w:t>Разработка программного обеспечения значительно улучшает средства труда, делая процесс работы более эффективным, удобным и быстрым. Современное программное обеспечение автоматизирует многие процессы, снижает количество ручного труда и повышает точность выполнения задач.</w:t>
+      </w:r>
+    </w:p>
+    <w:p>
+      <w:pPr>
+        <w:spacing w:after="0" w:line="240" w:lineRule="auto"/>
+        <w:ind w:firstLine="709"/>
+        <w:jc w:val="both"/>
+        <w:rPr>
+          <w:rFonts w:ascii="PT Astra Serif" w:hAnsi="PT Astra Serif"/>
+          <w:color w:val="000000"/>
+          <w:sz w:val="28"/>
+          <w:szCs w:val="28"/>
+        </w:rPr>
+      </w:pPr>
+      <w:r>
+        <w:rPr>
+          <w:rFonts w:ascii="PT Astra Serif" w:hAnsi="PT Astra Serif"/>
+          <w:color w:val="000000"/>
+          <w:sz w:val="28"/>
+          <w:szCs w:val="28"/>
+        </w:rPr>
+        <w:t>Например, специализированные программы позволяют быстрее обрабатывать информацию, создавать проекты, выполнять расчёты и контролировать производственные процессы. Благодаря этому работники тратят меньше времени на рутинные операции и могут сосредоточиться на более важных задачах. Кроме того, программное обеспечение улучшает организацию рабочего места: появляются удобные интерфейсы, системы хранения данных и средства коммуникации.</w:t>
+      </w:r>
+    </w:p>
+    <w:p>
+      <w:pPr>
+        <w:spacing w:after="0" w:line="240" w:lineRule="auto"/>
+        <w:ind w:firstLine="709"/>
+        <w:jc w:val="both"/>
+        <w:rPr>
+          <w:rFonts w:ascii="PT Astra Serif" w:hAnsi="PT Astra Serif"/>
+          <w:color w:val="000000"/>
+          <w:sz w:val="28"/>
+          <w:szCs w:val="28"/>
+        </w:rPr>
+      </w:pPr>
+      <w:r>
+        <w:rPr>
+          <w:rFonts w:ascii="PT Astra Serif" w:hAnsi="PT Astra Serif"/>
+          <w:color w:val="000000"/>
+          <w:sz w:val="28"/>
+          <w:szCs w:val="28"/>
+        </w:rPr>
+        <w:t>Также разработка ПО способствует созданию новых цифровых инструментов, которые повышают производительность труда и уменьшают вероятность ошибок. В результате средства труда становятся более современными, технологичными и эффективными, что положительно влияет на качество работы и конечный результат.</w:t>
+      </w:r>
+    </w:p>
+    <w:p>
+      <w:pPr>
+        <w:spacing w:after="0" w:line="240" w:lineRule="auto"/>
+        <w:ind w:firstLine="709"/>
+        <w:jc w:val="both"/>
+        <w:rPr>
+          <w:rFonts w:ascii="PT Astra Serif" w:hAnsi="PT Astra Serif"/>
+          <w:color w:val="000000"/>
+          <w:sz w:val="28"/>
+          <w:szCs w:val="28"/>
+        </w:rPr>
+      </w:pPr>
+    </w:p>
+    <w:p>
+      <w:pPr>
+        <w:spacing w:after="0" w:line="240" w:lineRule="auto"/>
+        <w:ind w:firstLine="709"/>
+        <w:jc w:val="both"/>
+        <w:rPr>
+          <w:rFonts w:ascii="PT Astra Serif" w:hAnsi="PT Astra Serif"/>
+          <w:color w:val="000000"/>
+          <w:sz w:val="28"/>
+          <w:szCs w:val="28"/>
+        </w:rPr>
+      </w:pPr>
+      <w:r>
+        <w:rPr>
+          <w:rFonts w:ascii="PT Astra Serif" w:hAnsi="PT Astra Serif"/>
+          <w:color w:val="000000"/>
+          <w:sz w:val="28"/>
+          <w:szCs w:val="28"/>
+        </w:rPr>
+        <w:t>2.2. Теоретические основы производительности труда.</w:t>
+      </w:r>
+    </w:p>
+    <w:p>
+      <w:pPr>
+        <w:spacing w:after="0" w:line="240" w:lineRule="auto"/>
+        <w:ind w:firstLine="709"/>
+        <w:jc w:val="both"/>
+        <w:rPr>
+          <w:rFonts w:ascii="PT Astra Serif" w:hAnsi="PT Astra Serif"/>
+          <w:color w:val="000000"/>
+          <w:sz w:val="28"/>
+          <w:szCs w:val="28"/>
+        </w:rPr>
+      </w:pPr>
+    </w:p>
+    <w:p>
+      <w:pPr>
+        <w:spacing w:after="0" w:line="240" w:lineRule="auto"/>
+        <w:ind w:firstLine="709"/>
+        <w:jc w:val="both"/>
+        <w:rPr>
+          <w:rFonts w:ascii="PT Astra Serif" w:hAnsi="PT Astra Serif"/>
+          <w:color w:val="000000"/>
+          <w:sz w:val="28"/>
+          <w:szCs w:val="28"/>
+        </w:rPr>
+      </w:pPr>
+      <w:r>
+        <w:rPr>
+          <w:rFonts w:ascii="PT Astra Serif" w:hAnsi="PT Astra Serif"/>
+          <w:color w:val="000000"/>
+          <w:sz w:val="28"/>
+          <w:szCs w:val="28"/>
+        </w:rPr>
         <w:lastRenderedPageBreak/>
-        <w:t xml:space="preserve">Труд — особая система, состоящая из трёх компонентов: предметов труда, средств труда и людей как субъектов труда, преобразующих в </w:t>
-      </w:r>
-      <w:r>
-        <w:rPr>
-          <w:rFonts w:ascii="PT Astra Serif" w:hAnsi="PT Astra Serif"/>
-          <w:color w:val="000000"/>
-          <w:sz w:val="28"/>
-          <w:szCs w:val="28"/>
-        </w:rPr>
-        <w:t>процессе труда предметы в продукты с помощью средств труда.</w:t>
-      </w:r>
-    </w:p>
-    <w:p>
-      <w:pPr>
-        <w:spacing w:after="0" w:line="240" w:lineRule="auto"/>
-        <w:ind w:firstLine="709"/>
-        <w:jc w:val="both"/>
-        <w:rPr>
-          <w:rFonts w:ascii="PT Astra Serif" w:hAnsi="PT Astra Serif"/>
-          <w:color w:val="000000"/>
-          <w:sz w:val="28"/>
-          <w:szCs w:val="28"/>
-        </w:rPr>
-      </w:pPr>
-      <w:r>
-        <w:rPr>
-          <w:rFonts w:ascii="PT Astra Serif" w:hAnsi="PT Astra Serif"/>
-          <w:color w:val="000000"/>
-          <w:sz w:val="28"/>
-          <w:szCs w:val="28"/>
-        </w:rPr>
-        <w:t>Предметы труда — это природные вещества, вещи или их комплексы, на которые человек воздействует в процессе работы с помощью различных инструментов и оборудования, чтобы преобразовать их для удовлетворения личных и производственных нужд. Если эти предметы составляют основу конечного продукта, то их называют основными материалами. В широком смысле к предметам труда относятся все ресурсы, которые человек находит, добывает, обрабатывает или создает, включая материальные ресурсы и научные знания.</w:t>
-      </w:r>
-    </w:p>
-    <w:p>
-      <w:pPr>
-        <w:spacing w:after="0" w:line="240" w:lineRule="auto"/>
-        <w:ind w:firstLine="709"/>
-        <w:jc w:val="both"/>
-        <w:rPr>
-          <w:rFonts w:ascii="PT Astra Serif" w:hAnsi="PT Astra Serif"/>
-          <w:color w:val="000000"/>
-          <w:sz w:val="28"/>
-          <w:szCs w:val="28"/>
-        </w:rPr>
-      </w:pPr>
-      <w:r>
-        <w:rPr>
-          <w:rFonts w:ascii="PT Astra Serif" w:hAnsi="PT Astra Serif"/>
-          <w:color w:val="000000"/>
-          <w:sz w:val="28"/>
-          <w:szCs w:val="28"/>
-        </w:rPr>
-        <w:t xml:space="preserve">Средства труда — это предметы или их совокупность, находящихся между человеком и предметом труда, которые человек использует для воздействия на материалы и получения нужных благ. К ним относятся инструменты и рабочее место. </w:t>
-      </w:r>
-      <w:r>
-        <w:rPr>
-          <w:rFonts w:ascii="PT Astra Serif" w:hAnsi="PT Astra Serif"/>
-          <w:color w:val="000000"/>
-          <w:sz w:val="28"/>
-          <w:szCs w:val="28"/>
-        </w:rPr>
-        <w:t>(</w:t>
-      </w:r>
-      <w:r>
-        <w:rPr>
-          <w:rFonts w:ascii="PT Astra Serif" w:hAnsi="PT Astra Serif"/>
-          <w:color w:val="000000"/>
-          <w:sz w:val="28"/>
-          <w:szCs w:val="28"/>
-        </w:rPr>
-        <w:t>Ссылка 4</w:t>
-      </w:r>
-      <w:r>
-        <w:rPr>
-          <w:rFonts w:ascii="PT Astra Serif" w:hAnsi="PT Astra Serif"/>
-          <w:color w:val="000000"/>
-          <w:sz w:val="28"/>
-          <w:szCs w:val="28"/>
-        </w:rPr>
-        <w:t>)</w:t>
-      </w:r>
-    </w:p>
-    <w:p>
-      <w:pPr>
-        <w:spacing w:after="0" w:line="240" w:lineRule="auto"/>
-        <w:ind w:firstLine="709"/>
-        <w:jc w:val="both"/>
-        <w:rPr>
-          <w:rFonts w:ascii="PT Astra Serif" w:hAnsi="PT Astra Serif"/>
-          <w:color w:val="000000"/>
-          <w:sz w:val="28"/>
-          <w:szCs w:val="28"/>
-        </w:rPr>
-      </w:pPr>
-    </w:p>
-    <w:p>
-      <w:pPr>
-        <w:spacing w:after="0" w:line="240" w:lineRule="auto"/>
-        <w:ind w:firstLine="709"/>
-        <w:jc w:val="both"/>
-        <w:rPr>
-          <w:rFonts w:ascii="PT Astra Serif" w:hAnsi="PT Astra Serif"/>
-          <w:color w:val="000000"/>
-          <w:sz w:val="28"/>
-          <w:szCs w:val="28"/>
-        </w:rPr>
-      </w:pPr>
-      <w:r>
-        <w:rPr>
-          <w:rFonts w:ascii="PT Astra Serif" w:hAnsi="PT Astra Serif"/>
-          <w:color w:val="000000"/>
-          <w:sz w:val="28"/>
-          <w:szCs w:val="28"/>
-        </w:rPr>
-        <w:t>Разработка программного обеспечения значительно улучшает средства труда, делая процесс работы более эффективным, удобным и быстрым. Современное программное обеспечение автоматизирует многие процессы, снижает количество ручного труда и повышает точность выполнения задач.</w:t>
-      </w:r>
-    </w:p>
-    <w:p>
-      <w:pPr>
-        <w:spacing w:after="0" w:line="240" w:lineRule="auto"/>
-        <w:ind w:firstLine="709"/>
-        <w:jc w:val="both"/>
-        <w:rPr>
-          <w:rFonts w:ascii="PT Astra Serif" w:hAnsi="PT Astra Serif"/>
-          <w:color w:val="000000"/>
-          <w:sz w:val="28"/>
-          <w:szCs w:val="28"/>
-        </w:rPr>
-      </w:pPr>
-      <w:r>
-        <w:rPr>
-          <w:rFonts w:ascii="PT Astra Serif" w:hAnsi="PT Astra Serif"/>
-          <w:color w:val="000000"/>
-          <w:sz w:val="28"/>
-          <w:szCs w:val="28"/>
-        </w:rPr>
-        <w:t>Например, специализированные программы позволяют быстрее обрабатывать информацию, создавать проекты, выполнять расчёты и контролировать производственные процессы. Благодаря этому работники тратят меньше времени на рутинные операции и могут сосредоточиться на более важных задачах. Кроме того, программное обеспечение улучшает организацию рабочего места: появляются удобные интерфейсы, системы хранения данных и средства коммуникации.</w:t>
-      </w:r>
-    </w:p>
-    <w:p>
-      <w:pPr>
-        <w:spacing w:after="0" w:line="240" w:lineRule="auto"/>
-        <w:ind w:firstLine="709"/>
-        <w:jc w:val="both"/>
-        <w:rPr>
-          <w:rFonts w:ascii="PT Astra Serif" w:hAnsi="PT Astra Serif"/>
-          <w:color w:val="000000"/>
-          <w:sz w:val="28"/>
-          <w:szCs w:val="28"/>
-        </w:rPr>
-      </w:pPr>
-      <w:r>
-        <w:rPr>
-          <w:rFonts w:ascii="PT Astra Serif" w:hAnsi="PT Astra Serif"/>
-          <w:color w:val="000000"/>
-          <w:sz w:val="28"/>
-          <w:szCs w:val="28"/>
-        </w:rPr>
-        <w:t>Также разработка ПО способствует созданию новых цифровых инструментов, которые повышают производительность труда и уменьшают вероятность ошибок. В результате средства труда становятся более современными, технологичными и эффективными, что положительно влияет на качество работы и конечный результат.</w:t>
-      </w:r>
-    </w:p>
-    <w:p>
-      <w:pPr>
-        <w:spacing w:after="0" w:line="240" w:lineRule="auto"/>
-        <w:ind w:firstLine="709"/>
-        <w:jc w:val="both"/>
-        <w:rPr>
-          <w:rFonts w:ascii="PT Astra Serif" w:hAnsi="PT Astra Serif"/>
-          <w:color w:val="000000"/>
-          <w:sz w:val="28"/>
-          <w:szCs w:val="28"/>
-        </w:rPr>
-      </w:pPr>
-    </w:p>
-    <w:p>
-      <w:pPr>
-        <w:spacing w:after="0" w:line="240" w:lineRule="auto"/>
-        <w:ind w:firstLine="709"/>
-        <w:jc w:val="both"/>
-        <w:rPr>
-          <w:rFonts w:ascii="PT Astra Serif" w:hAnsi="PT Astra Serif"/>
-          <w:color w:val="000000"/>
-          <w:sz w:val="28"/>
-          <w:szCs w:val="28"/>
-        </w:rPr>
-      </w:pPr>
-      <w:r>
-        <w:rPr>
-          <w:rFonts w:ascii="PT Astra Serif" w:hAnsi="PT Astra Serif"/>
-          <w:color w:val="000000"/>
-          <w:sz w:val="28"/>
-          <w:szCs w:val="28"/>
-        </w:rPr>
-        <w:t>2.2. Теоретические основы производительности труда.</w:t>
-      </w:r>
-    </w:p>
-    <w:p>
-      <w:pPr>
-        <w:spacing w:after="0" w:line="240" w:lineRule="auto"/>
-        <w:ind w:firstLine="709"/>
-        <w:jc w:val="both"/>
-        <w:rPr>
-          <w:rFonts w:ascii="PT Astra Serif" w:hAnsi="PT Astra Serif"/>
-          <w:color w:val="000000"/>
-          <w:sz w:val="28"/>
-          <w:szCs w:val="28"/>
-        </w:rPr>
-      </w:pPr>
-    </w:p>
-    <w:p>
-      <w:pPr>
-        <w:spacing w:after="0" w:line="240" w:lineRule="auto"/>
-        <w:ind w:firstLine="709"/>
-        <w:jc w:val="both"/>
-        <w:rPr>
-          <w:rFonts w:ascii="PT Astra Serif" w:hAnsi="PT Astra Serif"/>
-          <w:color w:val="000000"/>
-          <w:sz w:val="28"/>
-          <w:szCs w:val="28"/>
-        </w:rPr>
-      </w:pPr>
-      <w:r>
-        <w:rPr>
-          <w:rFonts w:ascii="PT Astra Serif" w:hAnsi="PT Astra Serif"/>
-          <w:color w:val="000000"/>
-          <w:sz w:val="28"/>
-          <w:szCs w:val="28"/>
-        </w:rPr>
         <w:t>Эффективность труда представляет собой экономическую категорию, характеризующую результативность трудовой деятельности работников и степень рационального использования трудовых ресурсов. Оценка эффективности труда осуществляется при помощи системы количественных и качественных показателей, позволяющих определить уровень использования рабочего времени, производительность работников и конечные результаты деятельности организации.</w:t>
       </w:r>
     </w:p>
@@ -1486,16 +1371,7 @@
           <w:sz w:val="28"/>
           <w:szCs w:val="28"/>
         </w:rPr>
-        <w:t>Показатели эффективности труда</w:t>
-      </w:r>
-      <w:r>
-        <w:rPr>
-          <w:rFonts w:ascii="PT Astra Serif" w:hAnsi="PT Astra Serif"/>
-          <w:color w:val="000000"/>
-          <w:sz w:val="28"/>
-          <w:szCs w:val="28"/>
-        </w:rPr>
-        <w:t>:</w:t>
+        <w:t>Показатели эффективности труда:</w:t>
       </w:r>
     </w:p>
     <w:p>
@@ -1552,7 +1428,6 @@
           <w:sz w:val="28"/>
           <w:szCs w:val="28"/>
         </w:rPr>
-        <w:lastRenderedPageBreak/>
         <w:t>Основным показателем эффективности труда является производительность труда.</w:t>
       </w:r>
     </w:p>
@@ -1606,7 +1481,7 @@
         <w:ind w:firstLine="709"/>
         <w:jc w:val="both"/>
         <w:rPr>
-          <w:rFonts w:ascii="Times New Roman" w:hAnsi="Times New Roman" w:cs="Times New Roman"/>
+          <w:rFonts w:ascii="PT Astra Serif" w:hAnsi="PT Astra Serif" w:cs="Times New Roman"/>
           <w:color w:val="000000"/>
           <w:sz w:val="56"/>
           <w:szCs w:val="56"/>
@@ -1702,168 +1577,51 @@
           <w:sz w:val="28"/>
           <w:szCs w:val="28"/>
         </w:rPr>
-        <w:t xml:space="preserve"> - </w:t>
-      </w:r>
-      <w:r>
-        <w:rPr>
-          <w:rFonts w:ascii="PT Astra Serif" w:hAnsi="PT Astra Serif"/>
-          <w:color w:val="000000"/>
-          <w:sz w:val="28"/>
-          <w:szCs w:val="28"/>
-        </w:rPr>
-        <w:t xml:space="preserve">P </w:t>
-      </w:r>
-      <w:r>
-        <w:rPr>
-          <w:rFonts w:ascii="PT Astra Serif" w:hAnsi="PT Astra Serif"/>
-          <w:color w:val="000000"/>
-          <w:sz w:val="28"/>
-          <w:szCs w:val="28"/>
-        </w:rPr>
-        <w:t>–</w:t>
-      </w:r>
-      <w:r>
-        <w:rPr>
-          <w:rFonts w:ascii="PT Astra Serif" w:hAnsi="PT Astra Serif"/>
-          <w:color w:val="000000"/>
-          <w:sz w:val="28"/>
-          <w:szCs w:val="28"/>
-        </w:rPr>
-        <w:t xml:space="preserve"> производительность</w:t>
-      </w:r>
-      <w:r>
-        <w:rPr>
-          <w:rFonts w:ascii="PT Astra Serif" w:hAnsi="PT Astra Serif"/>
-          <w:color w:val="000000"/>
-          <w:sz w:val="28"/>
-          <w:szCs w:val="28"/>
-        </w:rPr>
-        <w:t xml:space="preserve"> </w:t>
-      </w:r>
-      <w:r>
-        <w:rPr>
-          <w:rFonts w:ascii="PT Astra Serif" w:hAnsi="PT Astra Serif"/>
-          <w:color w:val="000000"/>
-          <w:sz w:val="28"/>
-          <w:szCs w:val="28"/>
-        </w:rPr>
-        <w:t xml:space="preserve">труда; </w:t>
-      </w:r>
-    </w:p>
-    <w:p>
-      <w:pPr>
-        <w:spacing w:after="0" w:line="240" w:lineRule="auto"/>
-        <w:ind w:firstLine="709"/>
-        <w:jc w:val="both"/>
-        <w:rPr>
-          <w:rFonts w:ascii="PT Astra Serif" w:hAnsi="PT Astra Serif"/>
-          <w:color w:val="000000"/>
-          <w:sz w:val="28"/>
-          <w:szCs w:val="28"/>
-        </w:rPr>
-      </w:pPr>
-      <w:r>
-        <w:rPr>
-          <w:rFonts w:ascii="PT Astra Serif" w:hAnsi="PT Astra Serif"/>
-          <w:color w:val="000000"/>
-          <w:sz w:val="28"/>
-          <w:szCs w:val="28"/>
-        </w:rPr>
-        <w:t xml:space="preserve"> - </w:t>
-      </w:r>
-      <w:r>
-        <w:rPr>
-          <w:rFonts w:ascii="PT Astra Serif" w:hAnsi="PT Astra Serif"/>
-          <w:color w:val="000000"/>
-          <w:sz w:val="28"/>
-          <w:szCs w:val="28"/>
-        </w:rPr>
-        <w:t xml:space="preserve">Q </w:t>
-      </w:r>
-      <w:r>
-        <w:rPr>
-          <w:rFonts w:ascii="PT Astra Serif" w:hAnsi="PT Astra Serif"/>
-          <w:color w:val="000000"/>
-          <w:sz w:val="28"/>
-          <w:szCs w:val="28"/>
-        </w:rPr>
-        <w:t>–</w:t>
-      </w:r>
-      <w:r>
-        <w:rPr>
-          <w:rFonts w:ascii="PT Astra Serif" w:hAnsi="PT Astra Serif"/>
-          <w:color w:val="000000"/>
-          <w:sz w:val="28"/>
-          <w:szCs w:val="28"/>
-        </w:rPr>
-        <w:t xml:space="preserve"> объём</w:t>
-      </w:r>
-      <w:r>
-        <w:rPr>
-          <w:rFonts w:ascii="PT Astra Serif" w:hAnsi="PT Astra Serif"/>
-          <w:color w:val="000000"/>
-          <w:sz w:val="28"/>
-          <w:szCs w:val="28"/>
-        </w:rPr>
-        <w:t xml:space="preserve"> </w:t>
-      </w:r>
-      <w:r>
-        <w:rPr>
-          <w:rFonts w:ascii="PT Astra Serif" w:hAnsi="PT Astra Serif"/>
-          <w:color w:val="000000"/>
-          <w:sz w:val="28"/>
-          <w:szCs w:val="28"/>
-        </w:rPr>
-        <w:t xml:space="preserve">произведённой продукции; </w:t>
-      </w:r>
-    </w:p>
-    <w:p>
-      <w:pPr>
-        <w:spacing w:after="0" w:line="240" w:lineRule="auto"/>
-        <w:ind w:firstLine="709"/>
-        <w:jc w:val="both"/>
-        <w:rPr>
-          <w:rFonts w:ascii="PT Astra Serif" w:hAnsi="PT Astra Serif"/>
-          <w:color w:val="000000"/>
-          <w:sz w:val="28"/>
-          <w:szCs w:val="28"/>
-        </w:rPr>
-      </w:pPr>
-      <w:r>
-        <w:rPr>
-          <w:rFonts w:ascii="PT Astra Serif" w:hAnsi="PT Astra Serif"/>
-          <w:color w:val="000000"/>
-          <w:sz w:val="28"/>
-          <w:szCs w:val="28"/>
-        </w:rPr>
-        <w:t xml:space="preserve"> - </w:t>
-      </w:r>
-      <w:r>
-        <w:rPr>
-          <w:rFonts w:ascii="PT Astra Serif" w:hAnsi="PT Astra Serif"/>
-          <w:color w:val="000000"/>
-          <w:sz w:val="28"/>
-          <w:szCs w:val="28"/>
-        </w:rPr>
-        <w:t xml:space="preserve">T </w:t>
-      </w:r>
-      <w:r>
-        <w:rPr>
-          <w:rFonts w:ascii="PT Astra Serif" w:hAnsi="PT Astra Serif"/>
-          <w:color w:val="000000"/>
-          <w:sz w:val="28"/>
-          <w:szCs w:val="28"/>
-        </w:rPr>
-        <w:t>–</w:t>
-      </w:r>
-      <w:r>
-        <w:rPr>
-          <w:rFonts w:ascii="PT Astra Serif" w:hAnsi="PT Astra Serif"/>
-          <w:color w:val="000000"/>
-          <w:sz w:val="28"/>
-          <w:szCs w:val="28"/>
-        </w:rPr>
-        <w:t xml:space="preserve"> затраты рабочего времени. </w:t>
+        <w:t xml:space="preserve"> - P – производительность труда; </w:t>
+      </w:r>
+    </w:p>
+    <w:p>
+      <w:pPr>
+        <w:spacing w:after="0" w:line="240" w:lineRule="auto"/>
+        <w:ind w:firstLine="709"/>
+        <w:jc w:val="both"/>
+        <w:rPr>
+          <w:rFonts w:ascii="PT Astra Serif" w:hAnsi="PT Astra Serif"/>
+          <w:color w:val="000000"/>
+          <w:sz w:val="28"/>
+          <w:szCs w:val="28"/>
+        </w:rPr>
+      </w:pPr>
+      <w:r>
+        <w:rPr>
+          <w:rFonts w:ascii="PT Astra Serif" w:hAnsi="PT Astra Serif"/>
+          <w:color w:val="000000"/>
+          <w:sz w:val="28"/>
+          <w:szCs w:val="28"/>
+        </w:rPr>
+        <w:t xml:space="preserve"> - Q – объём произведённой продукции; </w:t>
+      </w:r>
+    </w:p>
+    <w:p>
+      <w:pPr>
+        <w:spacing w:after="0" w:line="240" w:lineRule="auto"/>
+        <w:ind w:firstLine="709"/>
+        <w:jc w:val="both"/>
+        <w:rPr>
+          <w:rFonts w:ascii="PT Astra Serif" w:hAnsi="PT Astra Serif"/>
+          <w:color w:val="000000"/>
+          <w:sz w:val="28"/>
+          <w:szCs w:val="28"/>
+        </w:rPr>
+      </w:pPr>
+      <w:r>
+        <w:rPr>
+          <w:rFonts w:ascii="PT Astra Serif" w:hAnsi="PT Astra Serif"/>
+          <w:color w:val="000000"/>
+          <w:sz w:val="28"/>
+          <w:szCs w:val="28"/>
+        </w:rPr>
+        <w:t xml:space="preserve"> - T – затраты рабочего времени. </w:t>
       </w:r>
     </w:p>
     <w:p>
@@ -1999,7 +1757,7 @@
         <w:ind w:firstLine="709"/>
         <w:jc w:val="both"/>
         <w:rPr>
-          <w:rFonts w:ascii="Times New Roman" w:hAnsi="Times New Roman" w:cs="Times New Roman"/>
+          <w:rFonts w:ascii="PT Astra Serif" w:hAnsi="PT Astra Serif" w:cs="Times New Roman"/>
           <w:color w:val="000000"/>
           <w:sz w:val="56"/>
           <w:szCs w:val="56"/>
@@ -2014,25 +1772,7 @@
               <w:sz w:val="56"/>
               <w:szCs w:val="56"/>
             </w:rPr>
-            <m:t>P</m:t>
-          </m:r>
-          <m:r>
-            <w:rPr>
-              <w:rFonts w:ascii="Cambria Math" w:hAnsi="Cambria Math" w:cs="Times New Roman"/>
-              <w:color w:val="000000"/>
-              <w:sz w:val="56"/>
-              <w:szCs w:val="56"/>
-            </w:rPr>
-            <m:t>E</m:t>
-          </m:r>
-          <m:r>
-            <w:rPr>
-              <w:rFonts w:ascii="Cambria Math" w:hAnsi="Cambria Math" w:cs="Times New Roman"/>
-              <w:color w:val="000000"/>
-              <w:sz w:val="56"/>
-              <w:szCs w:val="56"/>
-            </w:rPr>
-            <m:t xml:space="preserve">= </m:t>
+            <m:t xml:space="preserve">PE= </m:t>
           </m:r>
           <m:f>
             <m:fPr>
@@ -2126,197 +1866,86 @@
           <w:sz w:val="28"/>
           <w:szCs w:val="28"/>
         </w:rPr>
-        <w:t xml:space="preserve"> - TE </w:t>
-      </w:r>
-      <w:r>
-        <w:rPr>
-          <w:rFonts w:ascii="PT Astra Serif" w:hAnsi="PT Astra Serif"/>
-          <w:color w:val="000000"/>
-          <w:sz w:val="28"/>
-          <w:szCs w:val="28"/>
-        </w:rPr>
-        <w:t>–</w:t>
-      </w:r>
-      <w:r>
-        <w:rPr>
-          <w:rFonts w:ascii="PT Astra Serif" w:hAnsi="PT Astra Serif"/>
-          <w:color w:val="000000"/>
-          <w:sz w:val="28"/>
-          <w:szCs w:val="28"/>
-        </w:rPr>
-        <w:t xml:space="preserve"> трудоёмкость; </w:t>
-      </w:r>
-    </w:p>
-    <w:p>
-      <w:pPr>
-        <w:spacing w:after="0" w:line="240" w:lineRule="auto"/>
-        <w:ind w:firstLine="709"/>
-        <w:jc w:val="both"/>
-        <w:rPr>
-          <w:rFonts w:ascii="PT Astra Serif" w:hAnsi="PT Astra Serif"/>
-          <w:color w:val="000000"/>
-          <w:sz w:val="28"/>
-          <w:szCs w:val="28"/>
-        </w:rPr>
-      </w:pPr>
-      <w:r>
-        <w:rPr>
-          <w:rFonts w:ascii="PT Astra Serif" w:hAnsi="PT Astra Serif"/>
-          <w:color w:val="000000"/>
-          <w:sz w:val="28"/>
-          <w:szCs w:val="28"/>
-        </w:rPr>
-        <w:t xml:space="preserve"> - T </w:t>
-      </w:r>
-      <w:r>
-        <w:rPr>
-          <w:rFonts w:ascii="PT Astra Serif" w:hAnsi="PT Astra Serif"/>
-          <w:color w:val="000000"/>
-          <w:sz w:val="28"/>
-          <w:szCs w:val="28"/>
-        </w:rPr>
-        <w:t>–</w:t>
-      </w:r>
-      <w:r>
-        <w:rPr>
-          <w:rFonts w:ascii="PT Astra Serif" w:hAnsi="PT Astra Serif"/>
-          <w:color w:val="000000"/>
-          <w:sz w:val="28"/>
-          <w:szCs w:val="28"/>
-        </w:rPr>
-        <w:t xml:space="preserve"> затраты</w:t>
-      </w:r>
-      <w:r>
-        <w:rPr>
-          <w:rFonts w:ascii="PT Astra Serif" w:hAnsi="PT Astra Serif"/>
-          <w:color w:val="000000"/>
-          <w:sz w:val="28"/>
-          <w:szCs w:val="28"/>
-          <w:lang w:val="en-US"/>
-        </w:rPr>
-        <w:t xml:space="preserve"> </w:t>
-      </w:r>
-      <w:r>
-        <w:rPr>
-          <w:rFonts w:ascii="PT Astra Serif" w:hAnsi="PT Astra Serif"/>
-          <w:color w:val="000000"/>
-          <w:sz w:val="28"/>
-          <w:szCs w:val="28"/>
-        </w:rPr>
-        <w:t xml:space="preserve">времени; </w:t>
-      </w:r>
-    </w:p>
-    <w:p>
-      <w:pPr>
-        <w:spacing w:after="0" w:line="240" w:lineRule="auto"/>
-        <w:ind w:firstLine="709"/>
-        <w:jc w:val="both"/>
-        <w:rPr>
-          <w:rFonts w:ascii="PT Astra Serif" w:hAnsi="PT Astra Serif"/>
-          <w:color w:val="000000"/>
-          <w:sz w:val="28"/>
-          <w:szCs w:val="28"/>
-        </w:rPr>
-      </w:pPr>
-      <w:r>
-        <w:rPr>
-          <w:rFonts w:ascii="PT Astra Serif" w:hAnsi="PT Astra Serif"/>
-          <w:color w:val="000000"/>
-          <w:sz w:val="28"/>
-          <w:szCs w:val="28"/>
-        </w:rPr>
-        <w:t xml:space="preserve"> </w:t>
-      </w:r>
-      <w:r>
-        <w:rPr>
-          <w:rFonts w:ascii="PT Astra Serif" w:hAnsi="PT Astra Serif"/>
-          <w:color w:val="000000"/>
-          <w:sz w:val="28"/>
-          <w:szCs w:val="28"/>
-          <w:lang w:val="en-US"/>
-        </w:rPr>
-        <w:t>-</w:t>
-      </w:r>
-      <w:r>
-        <w:rPr>
-          <w:rFonts w:ascii="PT Astra Serif" w:hAnsi="PT Astra Serif"/>
-          <w:color w:val="000000"/>
-          <w:sz w:val="28"/>
-          <w:szCs w:val="28"/>
-        </w:rPr>
-        <w:t>Q</w:t>
-      </w:r>
-      <w:r>
-        <w:rPr>
-          <w:rFonts w:ascii="PT Astra Serif" w:hAnsi="PT Astra Serif"/>
-          <w:color w:val="000000"/>
-          <w:sz w:val="28"/>
-          <w:szCs w:val="28"/>
-          <w:lang w:val="en-US"/>
-        </w:rPr>
-        <w:t xml:space="preserve"> –</w:t>
-      </w:r>
-      <w:r>
-        <w:rPr>
-          <w:rFonts w:ascii="PT Astra Serif" w:hAnsi="PT Astra Serif"/>
-          <w:color w:val="000000"/>
-          <w:sz w:val="28"/>
-          <w:szCs w:val="28"/>
-        </w:rPr>
-        <w:t xml:space="preserve"> объём</w:t>
-      </w:r>
-      <w:r>
-        <w:rPr>
-          <w:rFonts w:ascii="PT Astra Serif" w:hAnsi="PT Astra Serif"/>
-          <w:color w:val="000000"/>
-          <w:sz w:val="28"/>
-          <w:szCs w:val="28"/>
-          <w:lang w:val="en-US"/>
-        </w:rPr>
-        <w:t xml:space="preserve"> </w:t>
-      </w:r>
-      <w:r>
-        <w:rPr>
-          <w:rFonts w:ascii="PT Astra Serif" w:hAnsi="PT Astra Serif"/>
-          <w:color w:val="000000"/>
-          <w:sz w:val="28"/>
-          <w:szCs w:val="28"/>
-        </w:rPr>
-        <w:t xml:space="preserve">продукции. </w:t>
-      </w:r>
-    </w:p>
-    <w:p>
-      <w:pPr>
-        <w:spacing w:after="0" w:line="240" w:lineRule="auto"/>
-        <w:ind w:firstLine="709"/>
-        <w:jc w:val="both"/>
-        <w:rPr>
-          <w:rFonts w:ascii="PT Astra Serif" w:hAnsi="PT Astra Serif"/>
-          <w:color w:val="000000"/>
-          <w:sz w:val="28"/>
-          <w:szCs w:val="28"/>
-        </w:rPr>
-      </w:pPr>
-    </w:p>
-    <w:p>
-      <w:pPr>
-        <w:spacing w:after="0" w:line="240" w:lineRule="auto"/>
-        <w:ind w:firstLine="709"/>
-        <w:jc w:val="both"/>
-        <w:rPr>
-          <w:rFonts w:ascii="PT Astra Serif" w:hAnsi="PT Astra Serif"/>
-          <w:color w:val="000000"/>
-          <w:sz w:val="28"/>
-          <w:szCs w:val="28"/>
-        </w:rPr>
-      </w:pPr>
-      <w:r>
-        <w:rPr>
-          <w:rFonts w:ascii="PT Astra Serif" w:hAnsi="PT Astra Serif"/>
-          <w:color w:val="000000"/>
-          <w:sz w:val="28"/>
-          <w:szCs w:val="28"/>
-        </w:rPr>
+        <w:t xml:space="preserve"> - TE – трудоёмкость; </w:t>
+      </w:r>
+    </w:p>
+    <w:p>
+      <w:pPr>
+        <w:spacing w:after="0" w:line="240" w:lineRule="auto"/>
+        <w:ind w:firstLine="709"/>
+        <w:jc w:val="both"/>
+        <w:rPr>
+          <w:rFonts w:ascii="PT Astra Serif" w:hAnsi="PT Astra Serif"/>
+          <w:color w:val="000000"/>
+          <w:sz w:val="28"/>
+          <w:szCs w:val="28"/>
+        </w:rPr>
+      </w:pPr>
+      <w:r>
+        <w:rPr>
+          <w:rFonts w:ascii="PT Astra Serif" w:hAnsi="PT Astra Serif"/>
+          <w:color w:val="000000"/>
+          <w:sz w:val="28"/>
+          <w:szCs w:val="28"/>
+        </w:rPr>
+        <w:t xml:space="preserve"> - T – затраты времени; </w:t>
+      </w:r>
+    </w:p>
+    <w:p>
+      <w:pPr>
+        <w:spacing w:after="0" w:line="240" w:lineRule="auto"/>
+        <w:ind w:firstLine="709"/>
+        <w:jc w:val="both"/>
+        <w:rPr>
+          <w:rFonts w:ascii="PT Astra Serif" w:hAnsi="PT Astra Serif"/>
+          <w:color w:val="000000"/>
+          <w:sz w:val="28"/>
+          <w:szCs w:val="28"/>
+        </w:rPr>
+      </w:pPr>
+      <w:r>
+        <w:rPr>
+          <w:rFonts w:ascii="PT Astra Serif" w:hAnsi="PT Astra Serif"/>
+          <w:color w:val="000000"/>
+          <w:sz w:val="28"/>
+          <w:szCs w:val="28"/>
+        </w:rPr>
+        <w:t xml:space="preserve"> -Q – объём продукции. </w:t>
+      </w:r>
+    </w:p>
+    <w:p>
+      <w:pPr>
+        <w:spacing w:after="0" w:line="240" w:lineRule="auto"/>
+        <w:ind w:firstLine="709"/>
+        <w:jc w:val="both"/>
+        <w:rPr>
+          <w:rFonts w:ascii="PT Astra Serif" w:hAnsi="PT Astra Serif"/>
+          <w:color w:val="000000"/>
+          <w:sz w:val="28"/>
+          <w:szCs w:val="28"/>
+        </w:rPr>
+      </w:pPr>
+    </w:p>
+    <w:p>
+      <w:pPr>
+        <w:spacing w:after="0" w:line="240" w:lineRule="auto"/>
+        <w:ind w:firstLine="709"/>
+        <w:jc w:val="both"/>
+        <w:rPr>
+          <w:rFonts w:ascii="PT Astra Serif" w:hAnsi="PT Astra Serif"/>
+          <w:color w:val="000000"/>
+          <w:sz w:val="28"/>
+          <w:szCs w:val="28"/>
+        </w:rPr>
+      </w:pPr>
+      <w:r>
+        <w:rPr>
+          <w:rFonts w:ascii="PT Astra Serif" w:hAnsi="PT Astra Serif"/>
+          <w:color w:val="000000"/>
+          <w:sz w:val="28"/>
+          <w:szCs w:val="28"/>
+        </w:rPr>
+        <w:lastRenderedPageBreak/>
         <w:t>Снижение трудоёмкости свидетельствует о повышении эффективности труда.</w:t>
       </w:r>
     </w:p>
@@ -2475,17 +2104,7 @@
               <w:sz w:val="56"/>
               <w:szCs w:val="56"/>
             </w:rPr>
-            <w:lastRenderedPageBreak/>
-            <m:t>W</m:t>
-          </m:r>
-          <m:r>
-            <w:rPr>
-              <w:rFonts w:ascii="Cambria Math" w:hAnsi="Cambria Math" w:cs="Times New Roman"/>
-              <w:color w:val="000000"/>
-              <w:sz w:val="56"/>
-              <w:szCs w:val="56"/>
-            </w:rPr>
-            <m:t xml:space="preserve">= </m:t>
+            <m:t xml:space="preserve">W= </m:t>
           </m:r>
           <m:f>
             <m:fPr>
@@ -2575,34 +2194,16 @@
           <w:sz w:val="28"/>
           <w:szCs w:val="28"/>
         </w:rPr>
-        <w:t>W</w:t>
-      </w:r>
-      <w:r>
-        <w:rPr>
-          <w:rFonts w:ascii="PT Astra Serif" w:hAnsi="PT Astra Serif"/>
-          <w:color w:val="000000"/>
-          <w:sz w:val="28"/>
-          <w:szCs w:val="28"/>
-        </w:rPr>
-        <w:t xml:space="preserve"> </w:t>
-      </w:r>
-      <w:r>
-        <w:rPr>
-          <w:rFonts w:ascii="PT Astra Serif" w:hAnsi="PT Astra Serif"/>
-          <w:color w:val="000000"/>
-          <w:sz w:val="28"/>
-          <w:szCs w:val="28"/>
-        </w:rPr>
-        <w:t>–</w:t>
-      </w:r>
-      <w:r>
-        <w:rPr>
-          <w:rFonts w:ascii="PT Astra Serif" w:hAnsi="PT Astra Serif"/>
-          <w:color w:val="000000"/>
-          <w:sz w:val="28"/>
-          <w:szCs w:val="28"/>
-        </w:rPr>
-        <w:t xml:space="preserve"> </w:t>
+        <w:t xml:space="preserve">W </w:t>
+      </w:r>
+      <w:r>
+        <w:rPr>
+          <w:rFonts w:ascii="PT Astra Serif" w:hAnsi="PT Astra Serif"/>
+          <w:color w:val="000000"/>
+          <w:sz w:val="28"/>
+          <w:szCs w:val="28"/>
+        </w:rPr>
+        <w:t xml:space="preserve">– </w:t>
       </w:r>
       <w:r>
         <w:rPr>
@@ -2642,34 +2243,16 @@
           <w:sz w:val="28"/>
           <w:szCs w:val="28"/>
         </w:rPr>
-        <w:t>Q</w:t>
-      </w:r>
-      <w:r>
-        <w:rPr>
-          <w:rFonts w:ascii="PT Astra Serif" w:hAnsi="PT Astra Serif"/>
-          <w:color w:val="000000"/>
-          <w:sz w:val="28"/>
-          <w:szCs w:val="28"/>
-        </w:rPr>
-        <w:t xml:space="preserve"> </w:t>
-      </w:r>
-      <w:r>
-        <w:rPr>
-          <w:rFonts w:ascii="PT Astra Serif" w:hAnsi="PT Astra Serif"/>
-          <w:color w:val="000000"/>
-          <w:sz w:val="28"/>
-          <w:szCs w:val="28"/>
-        </w:rPr>
-        <w:t>–</w:t>
-      </w:r>
-      <w:r>
-        <w:rPr>
-          <w:rFonts w:ascii="PT Astra Serif" w:hAnsi="PT Astra Serif"/>
-          <w:color w:val="000000"/>
-          <w:sz w:val="28"/>
-          <w:szCs w:val="28"/>
-        </w:rPr>
-        <w:t xml:space="preserve"> </w:t>
+        <w:t xml:space="preserve">Q </w:t>
+      </w:r>
+      <w:r>
+        <w:rPr>
+          <w:rFonts w:ascii="PT Astra Serif" w:hAnsi="PT Astra Serif"/>
+          <w:color w:val="000000"/>
+          <w:sz w:val="28"/>
+          <w:szCs w:val="28"/>
+        </w:rPr>
+        <w:t xml:space="preserve">– </w:t>
       </w:r>
       <w:r>
         <w:rPr>
@@ -2699,7 +2282,6 @@
           <w:color w:val="000000"/>
           <w:sz w:val="28"/>
           <w:szCs w:val="28"/>
-          <w:lang w:val="en-US"/>
         </w:rPr>
         <w:t xml:space="preserve"> - </w:t>
       </w:r>
@@ -2710,35 +2292,16 @@
           <w:sz w:val="28"/>
           <w:szCs w:val="28"/>
         </w:rPr>
-        <w:t>N</w:t>
-      </w:r>
-      <w:r>
-        <w:rPr>
-          <w:rFonts w:ascii="PT Astra Serif" w:hAnsi="PT Astra Serif"/>
-          <w:color w:val="000000"/>
-          <w:sz w:val="28"/>
-          <w:szCs w:val="28"/>
-        </w:rPr>
-        <w:t xml:space="preserve"> </w:t>
-      </w:r>
-      <w:r>
-        <w:rPr>
-          <w:rFonts w:ascii="PT Astra Serif" w:hAnsi="PT Astra Serif"/>
-          <w:color w:val="000000"/>
-          <w:sz w:val="28"/>
-          <w:szCs w:val="28"/>
-        </w:rPr>
-        <w:t>–</w:t>
-      </w:r>
-      <w:r>
-        <w:rPr>
-          <w:rFonts w:ascii="PT Astra Serif" w:hAnsi="PT Astra Serif"/>
-          <w:color w:val="000000"/>
-          <w:sz w:val="28"/>
-          <w:szCs w:val="28"/>
-          <w:lang w:val="en-US"/>
-        </w:rPr>
-        <w:t xml:space="preserve"> </w:t>
+        <w:t xml:space="preserve">N </w:t>
+      </w:r>
+      <w:r>
+        <w:rPr>
+          <w:rFonts w:ascii="PT Astra Serif" w:hAnsi="PT Astra Serif"/>
+          <w:color w:val="000000"/>
+          <w:sz w:val="28"/>
+          <w:szCs w:val="28"/>
+        </w:rPr>
+        <w:t xml:space="preserve">– </w:t>
       </w:r>
       <w:r>
         <w:rPr>
@@ -2896,43 +2459,7 @@
           <w:sz w:val="28"/>
           <w:szCs w:val="28"/>
         </w:rPr>
-        <w:t xml:space="preserve"> </w:t>
-      </w:r>
-      <w:r>
-        <w:rPr>
-          <w:rFonts w:ascii="PT Astra Serif" w:hAnsi="PT Astra Serif"/>
-          <w:color w:val="000000"/>
-          <w:sz w:val="28"/>
-          <w:szCs w:val="28"/>
-        </w:rPr>
-        <w:t>коэффициент</w:t>
-      </w:r>
-      <w:r>
-        <w:rPr>
-          <w:rFonts w:ascii="PT Astra Serif" w:hAnsi="PT Astra Serif"/>
-          <w:color w:val="000000"/>
-          <w:sz w:val="28"/>
-          <w:szCs w:val="28"/>
-        </w:rPr>
-        <w:t>а</w:t>
-      </w:r>
-      <w:r>
-        <w:rPr>
-          <w:rFonts w:ascii="PT Astra Serif" w:hAnsi="PT Astra Serif"/>
-          <w:color w:val="000000"/>
-          <w:sz w:val="28"/>
-          <w:szCs w:val="28"/>
-        </w:rPr>
-        <w:t xml:space="preserve"> </w:t>
-      </w:r>
-      <w:r>
-        <w:rPr>
-          <w:rFonts w:ascii="PT Astra Serif" w:hAnsi="PT Astra Serif"/>
-          <w:color w:val="000000"/>
-          <w:sz w:val="28"/>
-          <w:szCs w:val="28"/>
-        </w:rPr>
-        <w:t>использования рабочего времени</w:t>
+        <w:t xml:space="preserve"> коэффициента использования рабочего времени</w:t>
       </w:r>
       <w:r>
         <w:rPr>
@@ -2979,16 +2506,7 @@
               <w:sz w:val="56"/>
               <w:szCs w:val="56"/>
             </w:rPr>
-            <m:t>K</m:t>
-          </m:r>
-          <m:r>
-            <w:rPr>
-              <w:rFonts w:ascii="Cambria Math" w:hAnsi="Cambria Math" w:cs="Times New Roman"/>
-              <w:color w:val="000000"/>
-              <w:sz w:val="56"/>
-              <w:szCs w:val="56"/>
-            </w:rPr>
-            <m:t xml:space="preserve">= </m:t>
+            <m:t xml:space="preserve">K= </m:t>
           </m:r>
           <m:f>
             <m:fPr>
@@ -3130,7 +2648,67 @@
           <w:sz w:val="28"/>
           <w:szCs w:val="28"/>
         </w:rPr>
-        <w:t>K</w:t>
+        <w:t xml:space="preserve">K </w:t>
+      </w:r>
+      <w:r>
+        <w:rPr>
+          <w:rFonts w:ascii="PT Astra Serif" w:hAnsi="PT Astra Serif"/>
+          <w:color w:val="000000"/>
+          <w:sz w:val="28"/>
+          <w:szCs w:val="28"/>
+        </w:rPr>
+        <w:t>–</w:t>
+      </w:r>
+      <w:r>
+        <w:rPr>
+          <w:rFonts w:ascii="PT Astra Serif" w:hAnsi="PT Astra Serif"/>
+          <w:color w:val="000000"/>
+          <w:sz w:val="28"/>
+          <w:szCs w:val="28"/>
+        </w:rPr>
+        <w:t xml:space="preserve"> коэффициент использования времени; </w:t>
+      </w:r>
+    </w:p>
+    <w:p>
+      <w:pPr>
+        <w:spacing w:after="0" w:line="240" w:lineRule="auto"/>
+        <w:ind w:firstLine="709"/>
+        <w:jc w:val="both"/>
+        <w:rPr>
+          <w:rFonts w:ascii="PT Astra Serif" w:hAnsi="PT Astra Serif"/>
+          <w:color w:val="000000"/>
+          <w:sz w:val="28"/>
+          <w:szCs w:val="28"/>
+        </w:rPr>
+      </w:pPr>
+      <w:r>
+        <w:rPr>
+          <w:rFonts w:ascii="PT Astra Serif" w:hAnsi="PT Astra Serif"/>
+          <w:color w:val="000000"/>
+          <w:sz w:val="28"/>
+          <w:szCs w:val="28"/>
+        </w:rPr>
+        <w:t xml:space="preserve"> - </w:t>
+      </w:r>
+      <w:proofErr w:type="spellStart"/>
+      <w:r>
+        <w:rPr>
+          <w:rFonts w:ascii="PT Astra Serif" w:hAnsi="PT Astra Serif"/>
+          <w:color w:val="000000"/>
+          <w:sz w:val="28"/>
+          <w:szCs w:val="28"/>
+        </w:rPr>
+        <w:t>Tf</w:t>
+      </w:r>
+      <w:proofErr w:type="spellEnd"/>
+      <w:r>
+        <w:rPr>
+          <w:rFonts w:ascii="Times New Roman" w:hAnsi="Times New Roman" w:cs="Times New Roman"/>
+          <w:color w:val="000000"/>
+          <w:sz w:val="28"/>
+          <w:szCs w:val="28"/>
+        </w:rPr>
+        <w:t>​</w:t>
       </w:r>
       <w:r>
         <w:rPr>
@@ -3157,7 +2735,7 @@
           <w:sz w:val="28"/>
           <w:szCs w:val="28"/>
         </w:rPr>
-        <w:t xml:space="preserve"> коэффициент использования времени; </w:t>
+        <w:t xml:space="preserve"> фактически отработанное время; </w:t>
       </w:r>
     </w:p>
     <w:p>
@@ -3189,12 +2767,12 @@
           <w:sz w:val="28"/>
           <w:szCs w:val="28"/>
         </w:rPr>
-        <w:t>Tf</w:t>
+        <w:t>Tn</w:t>
       </w:r>
       <w:proofErr w:type="spellEnd"/>
       <w:r>
         <w:rPr>
-          <w:rFonts w:ascii="PT Astra Serif" w:hAnsi="PT Astra Serif"/>
+          <w:rFonts w:ascii="Times New Roman" w:hAnsi="Times New Roman" w:cs="Times New Roman"/>
           <w:color w:val="000000"/>
           <w:sz w:val="28"/>
           <w:szCs w:val="28"/>
@@ -3226,28 +2804,1219 @@
           <w:sz w:val="28"/>
           <w:szCs w:val="28"/>
         </w:rPr>
-        <w:t xml:space="preserve"> фактически отработанное время; </w:t>
-      </w:r>
-    </w:p>
-    <w:p>
-      <w:pPr>
-        <w:spacing w:after="0" w:line="240" w:lineRule="auto"/>
-        <w:ind w:firstLine="709"/>
-        <w:jc w:val="both"/>
-        <w:rPr>
-          <w:rFonts w:ascii="PT Astra Serif" w:hAnsi="PT Astra Serif"/>
-          <w:color w:val="000000"/>
-          <w:sz w:val="28"/>
-          <w:szCs w:val="28"/>
-        </w:rPr>
-      </w:pPr>
-      <w:r>
-        <w:rPr>
-          <w:rFonts w:ascii="PT Astra Serif" w:hAnsi="PT Astra Serif"/>
-          <w:color w:val="000000"/>
-          <w:sz w:val="28"/>
-          <w:szCs w:val="28"/>
-          <w:lang w:val="en-US"/>
+        <w:t xml:space="preserve"> нормативное рабочее время. </w:t>
+      </w:r>
+    </w:p>
+    <w:p>
+      <w:pPr>
+        <w:spacing w:after="0" w:line="240" w:lineRule="auto"/>
+        <w:ind w:firstLine="709"/>
+        <w:jc w:val="both"/>
+        <w:rPr>
+          <w:rFonts w:ascii="PT Astra Serif" w:hAnsi="PT Astra Serif"/>
+          <w:color w:val="000000"/>
+          <w:sz w:val="28"/>
+          <w:szCs w:val="28"/>
+        </w:rPr>
+      </w:pPr>
+    </w:p>
+    <w:p>
+      <w:pPr>
+        <w:spacing w:after="0" w:line="240" w:lineRule="auto"/>
+        <w:ind w:firstLine="709"/>
+        <w:jc w:val="both"/>
+        <w:rPr>
+          <w:rFonts w:ascii="PT Astra Serif" w:hAnsi="PT Astra Serif"/>
+          <w:color w:val="000000"/>
+          <w:sz w:val="28"/>
+          <w:szCs w:val="28"/>
+        </w:rPr>
+      </w:pPr>
+      <w:r>
+        <w:rPr>
+          <w:rFonts w:ascii="PT Astra Serif" w:hAnsi="PT Astra Serif"/>
+          <w:color w:val="000000"/>
+          <w:sz w:val="28"/>
+          <w:szCs w:val="28"/>
+        </w:rPr>
+        <w:t>Чем ближе показатель к единице, тем эффективнее используется рабочее время.</w:t>
+      </w:r>
+    </w:p>
+    <w:p>
+      <w:pPr>
+        <w:spacing w:after="0" w:line="240" w:lineRule="auto"/>
+        <w:ind w:firstLine="709"/>
+        <w:jc w:val="both"/>
+        <w:rPr>
+          <w:rFonts w:ascii="PT Astra Serif" w:hAnsi="PT Astra Serif"/>
+          <w:color w:val="000000"/>
+          <w:sz w:val="28"/>
+          <w:szCs w:val="28"/>
+        </w:rPr>
+      </w:pPr>
+    </w:p>
+    <w:p>
+      <w:pPr>
+        <w:spacing w:after="0" w:line="240" w:lineRule="auto"/>
+        <w:ind w:firstLine="709"/>
+        <w:jc w:val="both"/>
+        <w:rPr>
+          <w:rFonts w:ascii="PT Astra Serif" w:hAnsi="PT Astra Serif"/>
+          <w:color w:val="000000"/>
+          <w:sz w:val="28"/>
+          <w:szCs w:val="28"/>
+        </w:rPr>
+      </w:pPr>
+      <w:r>
+        <w:rPr>
+          <w:rFonts w:ascii="PT Astra Serif" w:hAnsi="PT Astra Serif"/>
+          <w:color w:val="000000"/>
+          <w:sz w:val="28"/>
+          <w:szCs w:val="28"/>
+        </w:rPr>
+        <w:t>5. Качество труда</w:t>
+      </w:r>
+    </w:p>
+    <w:p>
+      <w:pPr>
+        <w:spacing w:after="0" w:line="240" w:lineRule="auto"/>
+        <w:ind w:firstLine="709"/>
+        <w:jc w:val="both"/>
+        <w:rPr>
+          <w:rFonts w:ascii="PT Astra Serif" w:hAnsi="PT Astra Serif"/>
+          <w:color w:val="000000"/>
+          <w:sz w:val="28"/>
+          <w:szCs w:val="28"/>
+        </w:rPr>
+      </w:pPr>
+    </w:p>
+    <w:p>
+      <w:pPr>
+        <w:spacing w:after="0" w:line="240" w:lineRule="auto"/>
+        <w:ind w:firstLine="709"/>
+        <w:jc w:val="both"/>
+        <w:rPr>
+          <w:rFonts w:ascii="PT Astra Serif" w:hAnsi="PT Astra Serif"/>
+          <w:color w:val="000000"/>
+          <w:sz w:val="28"/>
+          <w:szCs w:val="28"/>
+        </w:rPr>
+      </w:pPr>
+      <w:r>
+        <w:rPr>
+          <w:rFonts w:ascii="PT Astra Serif" w:hAnsi="PT Astra Serif"/>
+          <w:color w:val="000000"/>
+          <w:sz w:val="28"/>
+          <w:szCs w:val="28"/>
+        </w:rPr>
+        <w:t>Эффективность труда определяется не только количеством выполненной работы, но и её качеством.</w:t>
+      </w:r>
+    </w:p>
+    <w:p>
+      <w:pPr>
+        <w:spacing w:after="0" w:line="240" w:lineRule="auto"/>
+        <w:ind w:firstLine="709"/>
+        <w:jc w:val="both"/>
+        <w:rPr>
+          <w:rFonts w:ascii="PT Astra Serif" w:hAnsi="PT Astra Serif"/>
+          <w:color w:val="000000"/>
+          <w:sz w:val="28"/>
+          <w:szCs w:val="28"/>
+        </w:rPr>
+      </w:pPr>
+      <w:r>
+        <w:rPr>
+          <w:rFonts w:ascii="PT Astra Serif" w:hAnsi="PT Astra Serif"/>
+          <w:color w:val="000000"/>
+          <w:sz w:val="28"/>
+          <w:szCs w:val="28"/>
+        </w:rPr>
+        <w:t>К показателям качества труда относятся:</w:t>
+      </w:r>
+    </w:p>
+    <w:p>
+      <w:pPr>
+        <w:spacing w:after="0" w:line="240" w:lineRule="auto"/>
+        <w:ind w:firstLine="709"/>
+        <w:jc w:val="both"/>
+        <w:rPr>
+          <w:rFonts w:ascii="PT Astra Serif" w:hAnsi="PT Astra Serif"/>
+          <w:color w:val="000000"/>
+          <w:sz w:val="28"/>
+          <w:szCs w:val="28"/>
+        </w:rPr>
+      </w:pPr>
+      <w:r>
+        <w:rPr>
+          <w:rFonts w:ascii="PT Astra Serif" w:hAnsi="PT Astra Serif"/>
+          <w:color w:val="000000"/>
+          <w:sz w:val="28"/>
+          <w:szCs w:val="28"/>
+        </w:rPr>
+        <w:lastRenderedPageBreak/>
+        <w:t xml:space="preserve"> - количество ошибок; </w:t>
+      </w:r>
+    </w:p>
+    <w:p>
+      <w:pPr>
+        <w:spacing w:after="0" w:line="240" w:lineRule="auto"/>
+        <w:ind w:firstLine="709"/>
+        <w:jc w:val="both"/>
+        <w:rPr>
+          <w:rFonts w:ascii="PT Astra Serif" w:hAnsi="PT Astra Serif"/>
+          <w:color w:val="000000"/>
+          <w:sz w:val="28"/>
+          <w:szCs w:val="28"/>
+        </w:rPr>
+      </w:pPr>
+      <w:r>
+        <w:rPr>
+          <w:rFonts w:ascii="PT Astra Serif" w:hAnsi="PT Astra Serif"/>
+          <w:color w:val="000000"/>
+          <w:sz w:val="28"/>
+          <w:szCs w:val="28"/>
+        </w:rPr>
+        <w:t xml:space="preserve"> - уровень брака; </w:t>
+      </w:r>
+    </w:p>
+    <w:p>
+      <w:pPr>
+        <w:spacing w:after="0" w:line="240" w:lineRule="auto"/>
+        <w:ind w:firstLine="709"/>
+        <w:jc w:val="both"/>
+        <w:rPr>
+          <w:rFonts w:ascii="PT Astra Serif" w:hAnsi="PT Astra Serif"/>
+          <w:color w:val="000000"/>
+          <w:sz w:val="28"/>
+          <w:szCs w:val="28"/>
+        </w:rPr>
+      </w:pPr>
+      <w:r>
+        <w:rPr>
+          <w:rFonts w:ascii="PT Astra Serif" w:hAnsi="PT Astra Serif"/>
+          <w:color w:val="000000"/>
+          <w:sz w:val="28"/>
+          <w:szCs w:val="28"/>
+        </w:rPr>
+        <w:t xml:space="preserve"> - точность выполнения операций; </w:t>
+      </w:r>
+    </w:p>
+    <w:p>
+      <w:pPr>
+        <w:spacing w:after="0" w:line="240" w:lineRule="auto"/>
+        <w:ind w:firstLine="709"/>
+        <w:jc w:val="both"/>
+        <w:rPr>
+          <w:rFonts w:ascii="PT Astra Serif" w:hAnsi="PT Astra Serif"/>
+          <w:color w:val="000000"/>
+          <w:sz w:val="28"/>
+          <w:szCs w:val="28"/>
+        </w:rPr>
+      </w:pPr>
+      <w:r>
+        <w:rPr>
+          <w:rFonts w:ascii="PT Astra Serif" w:hAnsi="PT Astra Serif"/>
+          <w:color w:val="000000"/>
+          <w:sz w:val="28"/>
+          <w:szCs w:val="28"/>
+        </w:rPr>
+        <w:t xml:space="preserve"> - соответствие установленным требованиям.</w:t>
+      </w:r>
+    </w:p>
+    <w:p>
+      <w:pPr>
+        <w:spacing w:after="0" w:line="240" w:lineRule="auto"/>
+        <w:ind w:firstLine="709"/>
+        <w:jc w:val="both"/>
+        <w:rPr>
+          <w:rFonts w:ascii="PT Astra Serif" w:hAnsi="PT Astra Serif"/>
+          <w:color w:val="000000"/>
+          <w:sz w:val="28"/>
+          <w:szCs w:val="28"/>
+        </w:rPr>
+      </w:pPr>
+      <w:r>
+        <w:rPr>
+          <w:rFonts w:ascii="PT Astra Serif" w:hAnsi="PT Astra Serif"/>
+          <w:color w:val="000000"/>
+          <w:sz w:val="28"/>
+          <w:szCs w:val="28"/>
+        </w:rPr>
+        <w:t>В сфере документооборота и правоохранительной деятельности качество труда особенно важно, поскольку ошибки могут повлиять на юридическую значимость документов.</w:t>
+      </w:r>
+    </w:p>
+    <w:p>
+      <w:pPr>
+        <w:spacing w:after="0" w:line="240" w:lineRule="auto"/>
+        <w:ind w:firstLine="709"/>
+        <w:jc w:val="both"/>
+        <w:rPr>
+          <w:rFonts w:ascii="PT Astra Serif" w:hAnsi="PT Astra Serif"/>
+          <w:color w:val="000000"/>
+          <w:sz w:val="28"/>
+          <w:szCs w:val="28"/>
+        </w:rPr>
+      </w:pPr>
+    </w:p>
+    <w:p>
+      <w:pPr>
+        <w:spacing w:after="0" w:line="240" w:lineRule="auto"/>
+        <w:ind w:firstLine="709"/>
+        <w:jc w:val="both"/>
+        <w:rPr>
+          <w:rFonts w:ascii="PT Astra Serif" w:hAnsi="PT Astra Serif"/>
+          <w:color w:val="000000"/>
+          <w:sz w:val="28"/>
+          <w:szCs w:val="28"/>
+        </w:rPr>
+      </w:pPr>
+      <w:r>
+        <w:rPr>
+          <w:rFonts w:ascii="PT Astra Serif" w:hAnsi="PT Astra Serif"/>
+          <w:color w:val="000000"/>
+          <w:sz w:val="28"/>
+          <w:szCs w:val="28"/>
+        </w:rPr>
+        <w:t>6. Показатели эффективности труда в условиях цифровизации</w:t>
+      </w:r>
+    </w:p>
+    <w:p>
+      <w:pPr>
+        <w:spacing w:after="0" w:line="240" w:lineRule="auto"/>
+        <w:ind w:firstLine="709"/>
+        <w:jc w:val="both"/>
+        <w:rPr>
+          <w:rFonts w:ascii="PT Astra Serif" w:hAnsi="PT Astra Serif"/>
+          <w:color w:val="000000"/>
+          <w:sz w:val="28"/>
+          <w:szCs w:val="28"/>
+        </w:rPr>
+      </w:pPr>
+      <w:r>
+        <w:rPr>
+          <w:rFonts w:ascii="PT Astra Serif" w:hAnsi="PT Astra Serif"/>
+          <w:color w:val="000000"/>
+          <w:sz w:val="28"/>
+          <w:szCs w:val="28"/>
+        </w:rPr>
+        <w:t>В современных условиях всё большее значение приобретают показатели, связанные с использованием информационных технологий:</w:t>
+      </w:r>
+    </w:p>
+    <w:p>
+      <w:pPr>
+        <w:spacing w:after="0" w:line="240" w:lineRule="auto"/>
+        <w:ind w:firstLine="709"/>
+        <w:jc w:val="both"/>
+        <w:rPr>
+          <w:rFonts w:ascii="PT Astra Serif" w:hAnsi="PT Astra Serif"/>
+          <w:color w:val="000000"/>
+          <w:sz w:val="28"/>
+          <w:szCs w:val="28"/>
+        </w:rPr>
+      </w:pPr>
+      <w:r>
+        <w:rPr>
+          <w:rFonts w:ascii="PT Astra Serif" w:hAnsi="PT Astra Serif"/>
+          <w:color w:val="000000"/>
+          <w:sz w:val="28"/>
+          <w:szCs w:val="28"/>
+        </w:rPr>
+        <w:t xml:space="preserve"> - скорость обработки информации; </w:t>
+      </w:r>
+    </w:p>
+    <w:p>
+      <w:pPr>
+        <w:spacing w:after="0" w:line="240" w:lineRule="auto"/>
+        <w:ind w:firstLine="709"/>
+        <w:jc w:val="both"/>
+        <w:rPr>
+          <w:rFonts w:ascii="PT Astra Serif" w:hAnsi="PT Astra Serif"/>
+          <w:color w:val="000000"/>
+          <w:sz w:val="28"/>
+          <w:szCs w:val="28"/>
+        </w:rPr>
+      </w:pPr>
+      <w:r>
+        <w:rPr>
+          <w:rFonts w:ascii="PT Astra Serif" w:hAnsi="PT Astra Serif"/>
+          <w:color w:val="000000"/>
+          <w:sz w:val="28"/>
+          <w:szCs w:val="28"/>
+        </w:rPr>
+        <w:t xml:space="preserve"> - время подготовки документов; </w:t>
+      </w:r>
+    </w:p>
+    <w:p>
+      <w:pPr>
+        <w:spacing w:after="0" w:line="240" w:lineRule="auto"/>
+        <w:ind w:firstLine="709"/>
+        <w:jc w:val="both"/>
+        <w:rPr>
+          <w:rFonts w:ascii="PT Astra Serif" w:hAnsi="PT Astra Serif"/>
+          <w:color w:val="000000"/>
+          <w:sz w:val="28"/>
+          <w:szCs w:val="28"/>
+        </w:rPr>
+      </w:pPr>
+      <w:r>
+        <w:rPr>
+          <w:rFonts w:ascii="PT Astra Serif" w:hAnsi="PT Astra Serif"/>
+          <w:color w:val="000000"/>
+          <w:sz w:val="28"/>
+          <w:szCs w:val="28"/>
+        </w:rPr>
+        <w:t xml:space="preserve"> - степень автоматизации процессов; </w:t>
+      </w:r>
+    </w:p>
+    <w:p>
+      <w:pPr>
+        <w:spacing w:after="0" w:line="240" w:lineRule="auto"/>
+        <w:ind w:firstLine="709"/>
+        <w:jc w:val="both"/>
+        <w:rPr>
+          <w:rFonts w:ascii="PT Astra Serif" w:hAnsi="PT Astra Serif"/>
+          <w:color w:val="000000"/>
+          <w:sz w:val="28"/>
+          <w:szCs w:val="28"/>
+        </w:rPr>
+      </w:pPr>
+      <w:r>
+        <w:rPr>
+          <w:rFonts w:ascii="PT Astra Serif" w:hAnsi="PT Astra Serif"/>
+          <w:color w:val="000000"/>
+          <w:sz w:val="28"/>
+          <w:szCs w:val="28"/>
+        </w:rPr>
+        <w:t xml:space="preserve"> - количество операций, выполняемых автоматически; </w:t>
+      </w:r>
+    </w:p>
+    <w:p>
+      <w:pPr>
+        <w:spacing w:after="0" w:line="240" w:lineRule="auto"/>
+        <w:ind w:firstLine="709"/>
+        <w:jc w:val="both"/>
+        <w:rPr>
+          <w:rFonts w:ascii="PT Astra Serif" w:hAnsi="PT Astra Serif"/>
+          <w:color w:val="000000"/>
+          <w:sz w:val="28"/>
+          <w:szCs w:val="28"/>
+        </w:rPr>
+      </w:pPr>
+      <w:r>
+        <w:rPr>
+          <w:rFonts w:ascii="PT Astra Serif" w:hAnsi="PT Astra Serif"/>
+          <w:color w:val="000000"/>
+          <w:sz w:val="28"/>
+          <w:szCs w:val="28"/>
+        </w:rPr>
+        <w:t xml:space="preserve"> - снижение количества технических ошибок. </w:t>
+      </w:r>
+    </w:p>
+    <w:p>
+      <w:pPr>
+        <w:spacing w:after="0" w:line="240" w:lineRule="auto"/>
+        <w:ind w:firstLine="709"/>
+        <w:jc w:val="both"/>
+        <w:rPr>
+          <w:rFonts w:ascii="PT Astra Serif" w:hAnsi="PT Astra Serif"/>
+          <w:color w:val="000000"/>
+          <w:sz w:val="28"/>
+          <w:szCs w:val="28"/>
+        </w:rPr>
+      </w:pPr>
+      <w:r>
+        <w:rPr>
+          <w:rFonts w:ascii="PT Astra Serif" w:hAnsi="PT Astra Serif"/>
+          <w:color w:val="000000"/>
+          <w:sz w:val="28"/>
+          <w:szCs w:val="28"/>
+        </w:rPr>
+        <w:t>Использование программного обеспечения позволяет существенно повысить эффективность труда за счёт автоматизации рутинных операций.</w:t>
+      </w:r>
+    </w:p>
+    <w:p>
+      <w:pPr>
+        <w:spacing w:after="0" w:line="240" w:lineRule="auto"/>
+        <w:ind w:firstLine="709"/>
+        <w:jc w:val="both"/>
+        <w:rPr>
+          <w:rFonts w:ascii="PT Astra Serif" w:hAnsi="PT Astra Serif"/>
+          <w:color w:val="000000"/>
+          <w:sz w:val="28"/>
+          <w:szCs w:val="28"/>
+        </w:rPr>
+      </w:pPr>
+    </w:p>
+    <w:p>
+      <w:pPr>
+        <w:spacing w:after="0" w:line="240" w:lineRule="auto"/>
+        <w:ind w:firstLine="709"/>
+        <w:jc w:val="both"/>
+        <w:rPr>
+          <w:rFonts w:ascii="PT Astra Serif" w:hAnsi="PT Astra Serif"/>
+          <w:color w:val="000000"/>
+          <w:sz w:val="28"/>
+          <w:szCs w:val="28"/>
+        </w:rPr>
+      </w:pPr>
+      <w:r>
+        <w:rPr>
+          <w:rFonts w:ascii="PT Astra Serif" w:hAnsi="PT Astra Serif"/>
+          <w:color w:val="000000"/>
+          <w:sz w:val="28"/>
+          <w:szCs w:val="28"/>
+        </w:rPr>
+        <w:t>2.3. Специалист. Алгоритм действий сотрудника ЭКП, участвующего в качестве специалиста в производстве осмотра места происшествия.</w:t>
+      </w:r>
+    </w:p>
+    <w:p>
+      <w:pPr>
+        <w:spacing w:after="0" w:line="240" w:lineRule="auto"/>
+        <w:ind w:firstLine="709"/>
+        <w:jc w:val="both"/>
+        <w:rPr>
+          <w:rFonts w:ascii="PT Astra Serif" w:hAnsi="PT Astra Serif"/>
+          <w:color w:val="000000"/>
+          <w:sz w:val="28"/>
+          <w:szCs w:val="28"/>
+        </w:rPr>
+      </w:pPr>
+    </w:p>
+    <w:p>
+      <w:pPr>
+        <w:spacing w:after="0" w:line="240" w:lineRule="auto"/>
+        <w:ind w:firstLine="709"/>
+        <w:jc w:val="both"/>
+        <w:rPr>
+          <w:rFonts w:ascii="PT Astra Serif" w:hAnsi="PT Astra Serif"/>
+          <w:color w:val="000000"/>
+          <w:sz w:val="28"/>
+          <w:szCs w:val="28"/>
+        </w:rPr>
+      </w:pPr>
+      <w:r>
+        <w:rPr>
+          <w:rFonts w:ascii="PT Astra Serif" w:hAnsi="PT Astra Serif"/>
+          <w:color w:val="000000"/>
+          <w:sz w:val="28"/>
+          <w:szCs w:val="28"/>
+        </w:rPr>
+        <w:t>В соответствии со ст. 58 УПК РФ:</w:t>
+      </w:r>
+    </w:p>
+    <w:p>
+      <w:pPr>
+        <w:spacing w:after="0" w:line="240" w:lineRule="auto"/>
+        <w:ind w:firstLine="709"/>
+        <w:jc w:val="both"/>
+        <w:rPr>
+          <w:rFonts w:ascii="PT Astra Serif" w:hAnsi="PT Astra Serif"/>
+          <w:color w:val="000000"/>
+          <w:sz w:val="28"/>
+          <w:szCs w:val="28"/>
+        </w:rPr>
+      </w:pPr>
+      <w:r>
+        <w:rPr>
+          <w:rFonts w:ascii="PT Astra Serif" w:hAnsi="PT Astra Serif"/>
+          <w:color w:val="000000"/>
+          <w:sz w:val="28"/>
+          <w:szCs w:val="28"/>
+        </w:rPr>
+        <w:t>«</w:t>
+      </w:r>
+      <w:r>
+        <w:rPr>
+          <w:rFonts w:ascii="PT Astra Serif" w:hAnsi="PT Astra Serif"/>
+          <w:color w:val="000000"/>
+          <w:sz w:val="28"/>
+          <w:szCs w:val="28"/>
+        </w:rPr>
+        <w:t>1. Специалист — лицо, обладающее специальными знаниями, привлекаемое к участию в процессуальных действиях в порядке, установленном настоящим Кодексом, для содействия в обнаружении, закреплении и изъятии предметов и документов, применении технических средств в исследовании материалов уголовного дела, для постановки вопросов эксперту, а также для разъяснения сторонам и суду вопросов, входящих в его профессиональную компетенцию.</w:t>
+      </w:r>
+      <w:r>
+        <w:rPr>
+          <w:rFonts w:ascii="PT Astra Serif" w:hAnsi="PT Astra Serif"/>
+          <w:color w:val="000000"/>
+          <w:sz w:val="28"/>
+          <w:szCs w:val="28"/>
+        </w:rPr>
+        <w:t>»,</w:t>
+      </w:r>
+    </w:p>
+    <w:p>
+      <w:pPr>
+        <w:spacing w:after="0" w:line="240" w:lineRule="auto"/>
+        <w:ind w:firstLine="709"/>
+        <w:jc w:val="both"/>
+        <w:rPr>
+          <w:rFonts w:ascii="PT Astra Serif" w:hAnsi="PT Astra Serif"/>
+          <w:color w:val="000000"/>
+          <w:sz w:val="28"/>
+          <w:szCs w:val="28"/>
+        </w:rPr>
+      </w:pPr>
+      <w:r>
+        <w:rPr>
+          <w:rFonts w:ascii="PT Astra Serif" w:hAnsi="PT Astra Serif"/>
+          <w:color w:val="000000"/>
+          <w:sz w:val="28"/>
+          <w:szCs w:val="28"/>
+        </w:rPr>
+        <w:t>«</w:t>
+      </w:r>
+      <w:r>
+        <w:rPr>
+          <w:rFonts w:ascii="PT Astra Serif" w:hAnsi="PT Astra Serif"/>
+          <w:color w:val="000000"/>
+          <w:sz w:val="28"/>
+          <w:szCs w:val="28"/>
+        </w:rPr>
+        <w:t>4. Специалист не вправе уклоняться от явки по вызовам дознавателя, следователя или в суд, а также разглашать данные предварительного расследования, ставшие ему известными в связи с участием в производстве по уголовному делу в качестве специалиста, если он был об этом заранее предупреждён в порядке, установленном статьёй 161 настоящего Кодекса. За разглашение данных предварительного расследования специалист несёт ответственность в соответствии со статьёй 310 Уголовного кодекса Российской Федерации.</w:t>
+      </w:r>
+      <w:r>
+        <w:rPr>
+          <w:rFonts w:ascii="PT Astra Serif" w:hAnsi="PT Astra Serif"/>
+          <w:color w:val="000000"/>
+          <w:sz w:val="28"/>
+          <w:szCs w:val="28"/>
+        </w:rPr>
+        <w:t>»</w:t>
+      </w:r>
+      <w:r>
+        <w:rPr>
+          <w:rFonts w:ascii="PT Astra Serif" w:hAnsi="PT Astra Serif"/>
+          <w:color w:val="000000"/>
+          <w:sz w:val="28"/>
+          <w:szCs w:val="28"/>
+        </w:rPr>
+        <w:t xml:space="preserve"> </w:t>
+      </w:r>
+      <w:r>
+        <w:rPr>
+          <w:rFonts w:ascii="PT Astra Serif" w:hAnsi="PT Astra Serif"/>
+          <w:color w:val="000000"/>
+          <w:sz w:val="28"/>
+          <w:szCs w:val="28"/>
+        </w:rPr>
+        <w:t xml:space="preserve">(Ссылка </w:t>
+      </w:r>
+      <w:r>
+        <w:rPr>
+          <w:rFonts w:ascii="PT Astra Serif" w:hAnsi="PT Astra Serif"/>
+          <w:color w:val="000000"/>
+          <w:sz w:val="28"/>
+          <w:szCs w:val="28"/>
+        </w:rPr>
+        <w:t>5</w:t>
+      </w:r>
+      <w:r>
+        <w:rPr>
+          <w:rFonts w:ascii="PT Astra Serif" w:hAnsi="PT Astra Serif"/>
+          <w:color w:val="000000"/>
+          <w:sz w:val="28"/>
+          <w:szCs w:val="28"/>
+        </w:rPr>
+        <w:t>)</w:t>
+      </w:r>
+    </w:p>
+    <w:p>
+      <w:pPr>
+        <w:spacing w:after="0" w:line="240" w:lineRule="auto"/>
+        <w:ind w:firstLine="709"/>
+        <w:jc w:val="both"/>
+        <w:rPr>
+          <w:rFonts w:ascii="PT Astra Serif" w:hAnsi="PT Astra Serif"/>
+          <w:color w:val="000000"/>
+          <w:sz w:val="28"/>
+          <w:szCs w:val="28"/>
+        </w:rPr>
+      </w:pPr>
+    </w:p>
+    <w:p>
+      <w:pPr>
+        <w:spacing w:after="0" w:line="240" w:lineRule="auto"/>
+        <w:ind w:firstLine="709"/>
+        <w:jc w:val="both"/>
+        <w:rPr>
+          <w:rFonts w:ascii="PT Astra Serif" w:hAnsi="PT Astra Serif"/>
+          <w:color w:val="000000"/>
+          <w:sz w:val="28"/>
+          <w:szCs w:val="28"/>
+        </w:rPr>
+      </w:pPr>
+      <w:r>
+        <w:rPr>
+          <w:rFonts w:ascii="PT Astra Serif" w:hAnsi="PT Astra Serif"/>
+          <w:color w:val="000000"/>
+          <w:sz w:val="28"/>
+          <w:szCs w:val="28"/>
+        </w:rPr>
+        <w:t>Осмотр места происшествия является одним из важнейших следственных действий, направленных на обнаружение, фиксацию и изъятие следов преступления, предметов и иных доказательств, имеющих значение для уголовного дела. Эффективность проведения осмотра места происшествия во многом зависит от полноты и качества фиксации криминалистически значимой информации.</w:t>
+      </w:r>
+    </w:p>
+    <w:p>
+      <w:pPr>
+        <w:spacing w:after="0" w:line="240" w:lineRule="auto"/>
+        <w:ind w:firstLine="709"/>
+        <w:jc w:val="both"/>
+        <w:rPr>
+          <w:rFonts w:ascii="PT Astra Serif" w:hAnsi="PT Astra Serif"/>
+          <w:color w:val="000000"/>
+          <w:sz w:val="28"/>
+          <w:szCs w:val="28"/>
+        </w:rPr>
+      </w:pPr>
+      <w:r>
+        <w:rPr>
+          <w:rFonts w:ascii="PT Astra Serif" w:hAnsi="PT Astra Serif"/>
+          <w:color w:val="000000"/>
+          <w:sz w:val="28"/>
+          <w:szCs w:val="28"/>
+        </w:rPr>
+        <w:lastRenderedPageBreak/>
+        <w:t>В современных условиях значительную роль в проведении осмотра места происшествия играет сотрудник экспертно-криминалистического подразделения (ЭКП), участвующий в следственном действии в качестве специалиста. Его участие способствует применению специальных знаний, технических средств и криминалистических методов при обнаружении и исследовании следов преступления.</w:t>
+      </w:r>
+    </w:p>
+    <w:p>
+      <w:pPr>
+        <w:spacing w:after="0" w:line="240" w:lineRule="auto"/>
+        <w:ind w:firstLine="709"/>
+        <w:jc w:val="both"/>
+        <w:rPr>
+          <w:rFonts w:ascii="PT Astra Serif" w:hAnsi="PT Astra Serif"/>
+          <w:color w:val="000000"/>
+          <w:sz w:val="28"/>
+          <w:szCs w:val="28"/>
+        </w:rPr>
+      </w:pPr>
+    </w:p>
+    <w:p>
+      <w:pPr>
+        <w:spacing w:after="0" w:line="240" w:lineRule="auto"/>
+        <w:ind w:firstLine="709"/>
+        <w:jc w:val="both"/>
+        <w:rPr>
+          <w:rFonts w:ascii="PT Astra Serif" w:hAnsi="PT Astra Serif"/>
+          <w:color w:val="000000"/>
+          <w:sz w:val="28"/>
+          <w:szCs w:val="28"/>
+        </w:rPr>
+      </w:pPr>
+      <w:r>
+        <w:rPr>
+          <w:rFonts w:ascii="PT Astra Serif" w:hAnsi="PT Astra Serif"/>
+          <w:color w:val="000000"/>
+          <w:sz w:val="28"/>
+          <w:szCs w:val="28"/>
+        </w:rPr>
+        <w:t>Алгоритм действий сотрудника ЭКП, участвующего в качестве специалиста в производстве осмотра места происшествия</w:t>
+      </w:r>
+      <w:r>
+        <w:rPr>
+          <w:rFonts w:ascii="PT Astra Serif" w:hAnsi="PT Astra Serif"/>
+          <w:color w:val="000000"/>
+          <w:sz w:val="28"/>
+          <w:szCs w:val="28"/>
+        </w:rPr>
+        <w:t>:</w:t>
+      </w:r>
+    </w:p>
+    <w:p>
+      <w:pPr>
+        <w:spacing w:after="0" w:line="240" w:lineRule="auto"/>
+        <w:ind w:firstLine="709"/>
+        <w:jc w:val="both"/>
+        <w:rPr>
+          <w:rFonts w:ascii="PT Astra Serif" w:hAnsi="PT Astra Serif"/>
+          <w:color w:val="000000"/>
+          <w:sz w:val="28"/>
+          <w:szCs w:val="28"/>
+        </w:rPr>
+      </w:pPr>
+    </w:p>
+    <w:p>
+      <w:pPr>
+        <w:spacing w:after="0" w:line="240" w:lineRule="auto"/>
+        <w:ind w:firstLine="709"/>
+        <w:jc w:val="both"/>
+        <w:rPr>
+          <w:rFonts w:ascii="PT Astra Serif" w:hAnsi="PT Astra Serif"/>
+          <w:color w:val="000000"/>
+          <w:sz w:val="28"/>
+          <w:szCs w:val="28"/>
+        </w:rPr>
+      </w:pPr>
+      <w:r>
+        <w:rPr>
+          <w:rFonts w:ascii="PT Astra Serif" w:hAnsi="PT Astra Serif"/>
+          <w:color w:val="000000"/>
+          <w:sz w:val="28"/>
+          <w:szCs w:val="28"/>
+        </w:rPr>
+        <w:t xml:space="preserve">1. </w:t>
+      </w:r>
+      <w:r>
+        <w:rPr>
+          <w:rFonts w:ascii="PT Astra Serif" w:hAnsi="PT Astra Serif"/>
+          <w:color w:val="000000"/>
+          <w:sz w:val="28"/>
+          <w:szCs w:val="28"/>
+        </w:rPr>
+        <w:t>По указанию оперативного дежурного выезжает в составе СОГ на место происшествия, имея при себе всё необходимое для качественной работы по выявлению (обнаружению), фиксации, изъятию, упаковки всего комплекса следов, объектов и иных доказательств.</w:t>
+      </w:r>
+    </w:p>
+    <w:p>
+      <w:pPr>
+        <w:spacing w:after="0" w:line="240" w:lineRule="auto"/>
+        <w:ind w:firstLine="709"/>
+        <w:jc w:val="both"/>
+        <w:rPr>
+          <w:rFonts w:ascii="PT Astra Serif" w:hAnsi="PT Astra Serif"/>
+          <w:color w:val="000000"/>
+          <w:sz w:val="28"/>
+          <w:szCs w:val="28"/>
+        </w:rPr>
+      </w:pPr>
+      <w:r>
+        <w:rPr>
+          <w:rFonts w:ascii="PT Astra Serif" w:hAnsi="PT Astra Serif"/>
+          <w:color w:val="000000"/>
+          <w:sz w:val="28"/>
+          <w:szCs w:val="28"/>
+        </w:rPr>
+        <w:t xml:space="preserve">2. </w:t>
+      </w:r>
+      <w:r>
+        <w:rPr>
+          <w:rFonts w:ascii="PT Astra Serif" w:hAnsi="PT Astra Serif"/>
+          <w:color w:val="000000"/>
+          <w:sz w:val="28"/>
+          <w:szCs w:val="28"/>
+        </w:rPr>
+        <w:t>По прибытии на место происшествия поступает в распоряжение старшего СОГ (следователя, дознавателя), получив инструктаж об обстоятельствах данного происшествия, а также о своих правах и обязанностях, приступает к производству осмотра места происшествия в качестве специалиста — криминалиста.</w:t>
+      </w:r>
+    </w:p>
+    <w:p>
+      <w:pPr>
+        <w:spacing w:after="0" w:line="240" w:lineRule="auto"/>
+        <w:ind w:firstLine="709"/>
+        <w:jc w:val="both"/>
+        <w:rPr>
+          <w:rFonts w:ascii="PT Astra Serif" w:hAnsi="PT Astra Serif"/>
+          <w:color w:val="000000"/>
+          <w:sz w:val="28"/>
+          <w:szCs w:val="28"/>
+        </w:rPr>
+      </w:pPr>
+      <w:r>
+        <w:rPr>
+          <w:rFonts w:ascii="PT Astra Serif" w:hAnsi="PT Astra Serif"/>
+          <w:color w:val="000000"/>
+          <w:sz w:val="28"/>
+          <w:szCs w:val="28"/>
+        </w:rPr>
+        <w:t xml:space="preserve">3. </w:t>
+      </w:r>
+      <w:r>
+        <w:rPr>
+          <w:rFonts w:ascii="PT Astra Serif" w:hAnsi="PT Astra Serif"/>
+          <w:color w:val="000000"/>
+          <w:sz w:val="28"/>
+          <w:szCs w:val="28"/>
+        </w:rPr>
+        <w:t>По необходимости, используя специальные познания, оказывает помощь старшему СОГ (следователю, дознавателю) в определении границ и способа осмотра места происшествия.</w:t>
+      </w:r>
+    </w:p>
+    <w:p>
+      <w:pPr>
+        <w:spacing w:after="0" w:line="240" w:lineRule="auto"/>
+        <w:ind w:firstLine="709"/>
+        <w:jc w:val="both"/>
+        <w:rPr>
+          <w:rFonts w:ascii="PT Astra Serif" w:hAnsi="PT Astra Serif"/>
+          <w:color w:val="000000"/>
+          <w:sz w:val="28"/>
+          <w:szCs w:val="28"/>
+        </w:rPr>
+      </w:pPr>
+      <w:r>
+        <w:rPr>
+          <w:rFonts w:ascii="PT Astra Serif" w:hAnsi="PT Astra Serif"/>
+          <w:color w:val="000000"/>
+          <w:sz w:val="28"/>
+          <w:szCs w:val="28"/>
+        </w:rPr>
+        <w:t xml:space="preserve">4. </w:t>
+      </w:r>
+      <w:r>
+        <w:rPr>
+          <w:rFonts w:ascii="PT Astra Serif" w:hAnsi="PT Astra Serif"/>
+          <w:color w:val="000000"/>
+          <w:sz w:val="28"/>
+          <w:szCs w:val="28"/>
+        </w:rPr>
+        <w:t>До внесения изменений в обстановку места происшествия, в соответствии с требованиями производства криминалистической фотосъёмки в ходе ОМП или других процессуальных действий, производит фотосъёмку места происшествия:</w:t>
+      </w:r>
+      <w:r>
+        <w:rPr>
+          <w:rFonts w:ascii="PT Astra Serif" w:hAnsi="PT Astra Serif"/>
+          <w:color w:val="000000"/>
+          <w:sz w:val="28"/>
+          <w:szCs w:val="28"/>
+        </w:rPr>
+        <w:t xml:space="preserve"> </w:t>
+      </w:r>
+      <w:r>
+        <w:rPr>
+          <w:rFonts w:ascii="PT Astra Serif" w:hAnsi="PT Astra Serif"/>
+          <w:color w:val="000000"/>
+          <w:sz w:val="28"/>
+          <w:szCs w:val="28"/>
+        </w:rPr>
+        <w:t>ориентирующую (фотосъёмку места происшествия с прилегающей территорией с наличием на ней ориентиров (отдельных зданий, технических сооружений и т. д.), к которым осуществляется «привязка» этого места, а также путей подхода (подъезда) и отхода (отъезда))</w:t>
+      </w:r>
+      <w:r>
+        <w:rPr>
+          <w:rFonts w:ascii="PT Astra Serif" w:hAnsi="PT Astra Serif"/>
+          <w:color w:val="000000"/>
+          <w:sz w:val="28"/>
+          <w:szCs w:val="28"/>
+        </w:rPr>
+        <w:t xml:space="preserve">, </w:t>
+      </w:r>
+      <w:r>
+        <w:rPr>
+          <w:rFonts w:ascii="PT Astra Serif" w:hAnsi="PT Astra Serif"/>
+          <w:color w:val="000000"/>
+          <w:sz w:val="28"/>
+          <w:szCs w:val="28"/>
+        </w:rPr>
+        <w:t>обзорную (фотосъёмку места происшествия без прилегающей территории).</w:t>
+      </w:r>
+    </w:p>
+    <w:p>
+      <w:pPr>
+        <w:spacing w:after="0" w:line="240" w:lineRule="auto"/>
+        <w:ind w:firstLine="709"/>
+        <w:jc w:val="both"/>
+        <w:rPr>
+          <w:rFonts w:ascii="PT Astra Serif" w:hAnsi="PT Astra Serif"/>
+          <w:color w:val="000000"/>
+          <w:sz w:val="28"/>
+          <w:szCs w:val="28"/>
+        </w:rPr>
+      </w:pPr>
+      <w:r>
+        <w:rPr>
+          <w:rFonts w:ascii="PT Astra Serif" w:hAnsi="PT Astra Serif"/>
+          <w:color w:val="000000"/>
+          <w:sz w:val="28"/>
+          <w:szCs w:val="28"/>
+        </w:rPr>
+        <w:t>4.1. В пределах своей компетенции использует имеющиеся в своём распоряжении экспертно-криминалистические средства и методы для обнаружения (выявления), фиксации, изъятия и упаковки следов, объектов и иных доказательств, способствующих расследованию и раскрытию преступления.</w:t>
+      </w:r>
+    </w:p>
+    <w:p>
+      <w:pPr>
+        <w:spacing w:after="0" w:line="240" w:lineRule="auto"/>
+        <w:ind w:firstLine="709"/>
+        <w:jc w:val="both"/>
+        <w:rPr>
+          <w:rFonts w:ascii="PT Astra Serif" w:hAnsi="PT Astra Serif"/>
+          <w:color w:val="000000"/>
+          <w:sz w:val="28"/>
+          <w:szCs w:val="28"/>
+        </w:rPr>
+      </w:pPr>
+      <w:r>
+        <w:rPr>
+          <w:rFonts w:ascii="PT Astra Serif" w:hAnsi="PT Astra Serif"/>
+          <w:color w:val="000000"/>
+          <w:sz w:val="28"/>
+          <w:szCs w:val="28"/>
+        </w:rPr>
+        <w:t>4.2. Поэтапно осуществляет производство узловой (фотосъёмка части места происшествия с находящимися там следами, объектами и иными доказательствами) и детальной (фотосъёмка следов и объектов по правилам репродукционной фотосъёмки с использованием масштабной линейки) фотосъёмки.</w:t>
+      </w:r>
+    </w:p>
+    <w:p>
+      <w:pPr>
+        <w:spacing w:after="0" w:line="240" w:lineRule="auto"/>
+        <w:ind w:firstLine="709"/>
+        <w:jc w:val="both"/>
+        <w:rPr>
+          <w:rFonts w:ascii="PT Astra Serif" w:hAnsi="PT Astra Serif"/>
+          <w:color w:val="000000"/>
+          <w:sz w:val="28"/>
+          <w:szCs w:val="28"/>
+        </w:rPr>
+      </w:pPr>
+      <w:r>
+        <w:rPr>
+          <w:rFonts w:ascii="PT Astra Serif" w:hAnsi="PT Astra Serif"/>
+          <w:color w:val="000000"/>
+          <w:sz w:val="28"/>
+          <w:szCs w:val="28"/>
+        </w:rPr>
+        <w:t>4.3. Работая со следами, объектами или иными вещественными доказательствами в ходе осмотра места происшествия, в пределах своей компетенции полученную оперативную информацию сообщает старшему СОГ (следователю, дознавателю).</w:t>
+      </w:r>
+    </w:p>
+    <w:p>
+      <w:pPr>
+        <w:spacing w:after="0" w:line="240" w:lineRule="auto"/>
+        <w:ind w:firstLine="709"/>
+        <w:jc w:val="both"/>
+        <w:rPr>
+          <w:rFonts w:ascii="PT Astra Serif" w:hAnsi="PT Astra Serif"/>
+          <w:color w:val="000000"/>
+          <w:sz w:val="28"/>
+          <w:szCs w:val="28"/>
+        </w:rPr>
+      </w:pPr>
+      <w:r>
+        <w:rPr>
+          <w:rFonts w:ascii="PT Astra Serif" w:hAnsi="PT Astra Serif"/>
+          <w:color w:val="000000"/>
+          <w:sz w:val="28"/>
+          <w:szCs w:val="28"/>
+        </w:rPr>
+        <w:lastRenderedPageBreak/>
+        <w:t>4.4. Оказывает помощь старшему СОГ (следователю, дознавателю) правильно описывать в протоколе осмотра места происшествия обнаруженные (выявленные) следы (объекты).</w:t>
+      </w:r>
+    </w:p>
+    <w:p>
+      <w:pPr>
+        <w:spacing w:after="0" w:line="240" w:lineRule="auto"/>
+        <w:ind w:firstLine="709"/>
+        <w:jc w:val="both"/>
+        <w:rPr>
+          <w:rFonts w:ascii="PT Astra Serif" w:hAnsi="PT Astra Serif"/>
+          <w:color w:val="000000"/>
+          <w:sz w:val="28"/>
+          <w:szCs w:val="28"/>
+        </w:rPr>
+      </w:pPr>
+      <w:r>
+        <w:rPr>
+          <w:rFonts w:ascii="PT Astra Serif" w:hAnsi="PT Astra Serif"/>
+          <w:color w:val="000000"/>
+          <w:sz w:val="28"/>
+          <w:szCs w:val="28"/>
+        </w:rPr>
+        <w:t>4.5. Упакованные следы, объекты и иные доказательства передаёт старшему СОГ (следователю, дознавателю).</w:t>
+      </w:r>
+    </w:p>
+    <w:p>
+      <w:pPr>
+        <w:spacing w:after="0" w:line="240" w:lineRule="auto"/>
+        <w:ind w:firstLine="709"/>
+        <w:jc w:val="both"/>
+        <w:rPr>
+          <w:rFonts w:ascii="PT Astra Serif" w:hAnsi="PT Astra Serif"/>
+          <w:color w:val="000000"/>
+          <w:sz w:val="28"/>
+          <w:szCs w:val="28"/>
+        </w:rPr>
+      </w:pPr>
+      <w:r>
+        <w:rPr>
+          <w:rFonts w:ascii="PT Astra Serif" w:hAnsi="PT Astra Serif"/>
+          <w:color w:val="000000"/>
+          <w:sz w:val="28"/>
+          <w:szCs w:val="28"/>
+        </w:rPr>
+        <w:t>4.6. Для внесения в протокол осмотра места происшествия сообщает старшему СОГ (следователю, дознавателю) сведения о</w:t>
+      </w:r>
+      <w:r>
+        <w:rPr>
+          <w:rFonts w:ascii="PT Astra Serif" w:hAnsi="PT Astra Serif"/>
+          <w:color w:val="000000"/>
+          <w:sz w:val="28"/>
+          <w:szCs w:val="28"/>
+        </w:rPr>
+        <w:t xml:space="preserve"> </w:t>
+      </w:r>
+      <w:r>
+        <w:rPr>
+          <w:rFonts w:ascii="PT Astra Serif" w:hAnsi="PT Astra Serif"/>
+          <w:color w:val="000000"/>
+          <w:sz w:val="28"/>
+          <w:szCs w:val="28"/>
+        </w:rPr>
+        <w:t>криминалистической технике, применяемой им в ходе производства ОМП или иных процессуальных действий (марку, тип, модель, основные характеристики).</w:t>
+      </w:r>
+    </w:p>
+    <w:p>
+      <w:pPr>
+        <w:spacing w:after="0" w:line="240" w:lineRule="auto"/>
+        <w:ind w:firstLine="709"/>
+        <w:jc w:val="both"/>
+        <w:rPr>
+          <w:rFonts w:ascii="PT Astra Serif" w:hAnsi="PT Astra Serif"/>
+          <w:color w:val="000000"/>
+          <w:sz w:val="28"/>
+          <w:szCs w:val="28"/>
+        </w:rPr>
+      </w:pPr>
+      <w:r>
+        <w:rPr>
+          <w:rFonts w:ascii="PT Astra Serif" w:hAnsi="PT Astra Serif"/>
+          <w:color w:val="000000"/>
+          <w:sz w:val="28"/>
+          <w:szCs w:val="28"/>
+        </w:rPr>
+        <w:t xml:space="preserve">5. </w:t>
+      </w:r>
+      <w:r>
+        <w:rPr>
+          <w:rFonts w:ascii="PT Astra Serif" w:hAnsi="PT Astra Serif"/>
+          <w:color w:val="000000"/>
+          <w:sz w:val="28"/>
+          <w:szCs w:val="28"/>
+        </w:rPr>
+        <w:t>По окончанию производства осмотра места происшествия (процессуального действия) фиксирует результаты работы в Журнале участия сотрудников ЭКП в ОМП или процессуальных действиях соответственно.</w:t>
+      </w:r>
+    </w:p>
+    <w:p>
+      <w:pPr>
+        <w:spacing w:after="0" w:line="240" w:lineRule="auto"/>
+        <w:ind w:firstLine="709"/>
+        <w:jc w:val="both"/>
+        <w:rPr>
+          <w:rFonts w:ascii="PT Astra Serif" w:hAnsi="PT Astra Serif"/>
+          <w:color w:val="000000"/>
+          <w:sz w:val="28"/>
+          <w:szCs w:val="28"/>
+        </w:rPr>
+      </w:pPr>
+      <w:r>
+        <w:rPr>
+          <w:rFonts w:ascii="PT Astra Serif" w:hAnsi="PT Astra Serif"/>
+          <w:color w:val="000000"/>
+          <w:sz w:val="28"/>
+          <w:szCs w:val="28"/>
+        </w:rPr>
+        <w:t xml:space="preserve">6. </w:t>
+      </w:r>
+      <w:r>
+        <w:rPr>
+          <w:rFonts w:ascii="PT Astra Serif" w:hAnsi="PT Astra Serif"/>
+          <w:color w:val="000000"/>
+          <w:sz w:val="28"/>
+          <w:szCs w:val="28"/>
+        </w:rPr>
+        <w:t xml:space="preserve">В срок до 5 суток изготавливает </w:t>
+      </w:r>
+      <w:proofErr w:type="spellStart"/>
+      <w:r>
+        <w:rPr>
+          <w:rFonts w:ascii="PT Astra Serif" w:hAnsi="PT Astra Serif"/>
+          <w:color w:val="000000"/>
+          <w:sz w:val="28"/>
+          <w:szCs w:val="28"/>
+        </w:rPr>
+        <w:t>фототаблицу</w:t>
+      </w:r>
+      <w:proofErr w:type="spellEnd"/>
+      <w:r>
+        <w:rPr>
+          <w:rFonts w:ascii="PT Astra Serif" w:hAnsi="PT Astra Serif"/>
+          <w:color w:val="000000"/>
+          <w:sz w:val="28"/>
+          <w:szCs w:val="28"/>
+        </w:rPr>
+        <w:t xml:space="preserve"> к протоколу осмотра места происшествия или иного процессуального действия, а в случае видеосъемки — видеоматериалы, и предоставляет (направляет) их с сопроводительным письмом в адрес старшего СОГ (следователя, дознавателя), привлекавшего специалиста.</w:t>
+      </w:r>
+      <w:r>
+        <w:rPr>
+          <w:rFonts w:ascii="PT Astra Serif" w:hAnsi="PT Astra Serif"/>
+          <w:color w:val="000000"/>
+          <w:sz w:val="28"/>
+          <w:szCs w:val="28"/>
+        </w:rPr>
+        <w:t xml:space="preserve"> </w:t>
+      </w:r>
+      <w:r>
+        <w:rPr>
+          <w:rFonts w:ascii="PT Astra Serif" w:hAnsi="PT Astra Serif"/>
+          <w:color w:val="000000"/>
+          <w:sz w:val="28"/>
+          <w:szCs w:val="28"/>
+        </w:rPr>
+        <w:t xml:space="preserve">(Ссылка </w:t>
+      </w:r>
+      <w:r>
+        <w:rPr>
+          <w:rFonts w:ascii="PT Astra Serif" w:hAnsi="PT Astra Serif"/>
+          <w:color w:val="000000"/>
+          <w:sz w:val="28"/>
+          <w:szCs w:val="28"/>
+        </w:rPr>
+        <w:t>6</w:t>
+      </w:r>
+      <w:r>
+        <w:rPr>
+          <w:rFonts w:ascii="PT Astra Serif" w:hAnsi="PT Astra Serif"/>
+          <w:color w:val="000000"/>
+          <w:sz w:val="28"/>
+          <w:szCs w:val="28"/>
+        </w:rPr>
+        <w:t>)</w:t>
+      </w:r>
+    </w:p>
+    <w:p>
+      <w:pPr>
+        <w:spacing w:after="0" w:line="240" w:lineRule="auto"/>
+        <w:ind w:firstLine="709"/>
+        <w:jc w:val="both"/>
+        <w:rPr>
+          <w:rFonts w:ascii="PT Astra Serif" w:hAnsi="PT Astra Serif"/>
+          <w:color w:val="000000"/>
+          <w:sz w:val="28"/>
+          <w:szCs w:val="28"/>
+        </w:rPr>
+      </w:pPr>
+    </w:p>
+    <w:p>
+      <w:pPr>
+        <w:spacing w:after="0" w:line="240" w:lineRule="auto"/>
+        <w:ind w:firstLine="709"/>
+        <w:jc w:val="both"/>
+        <w:rPr>
+          <w:rFonts w:ascii="PT Astra Serif" w:hAnsi="PT Astra Serif"/>
+          <w:color w:val="000000"/>
+          <w:sz w:val="28"/>
+          <w:szCs w:val="28"/>
+        </w:rPr>
+      </w:pPr>
+      <w:r>
+        <w:rPr>
+          <w:rFonts w:ascii="PT Astra Serif" w:hAnsi="PT Astra Serif"/>
+          <w:color w:val="000000"/>
+          <w:sz w:val="28"/>
+          <w:szCs w:val="28"/>
+        </w:rPr>
+        <w:t>В ходе производства ОМП применяются три основных способа фиксации:</w:t>
+      </w:r>
+    </w:p>
+    <w:p>
+      <w:pPr>
+        <w:spacing w:after="0" w:line="240" w:lineRule="auto"/>
+        <w:ind w:firstLine="709"/>
+        <w:jc w:val="both"/>
+        <w:rPr>
+          <w:rFonts w:ascii="PT Astra Serif" w:hAnsi="PT Astra Serif"/>
+          <w:color w:val="000000"/>
+          <w:sz w:val="28"/>
+          <w:szCs w:val="28"/>
+        </w:rPr>
+      </w:pPr>
+      <w:r>
+        <w:rPr>
+          <w:rFonts w:ascii="PT Astra Serif" w:hAnsi="PT Astra Serif"/>
+          <w:color w:val="000000"/>
+          <w:sz w:val="28"/>
+          <w:szCs w:val="28"/>
         </w:rPr>
         <w:t xml:space="preserve"> - </w:t>
       </w:r>
@@ -3258,21 +4027,357 @@
           <w:sz w:val="28"/>
           <w:szCs w:val="28"/>
         </w:rPr>
-        <w:t>Tn</w:t>
-      </w:r>
-      <w:proofErr w:type="gramStart"/>
-      <w:r>
-        <w:rPr>
-          <w:rFonts w:ascii="PT Astra Serif" w:hAnsi="PT Astra Serif"/>
-          <w:color w:val="000000"/>
-          <w:sz w:val="28"/>
-          <w:szCs w:val="28"/>
-        </w:rPr>
-        <w:t>​</w:t>
-      </w:r>
-      <w:r>
-        <w:rPr>
-          <w:rFonts w:ascii="PT Astra Serif" w:hAnsi="PT Astra Serif"/>
+        <w:t>Описание в протоколе — данная обязанность, как правило, возложена на следователя (дознавателя), старшего СОГ.</w:t>
+      </w:r>
+    </w:p>
+    <w:p>
+      <w:pPr>
+        <w:spacing w:after="0" w:line="240" w:lineRule="auto"/>
+        <w:ind w:firstLine="709"/>
+        <w:jc w:val="both"/>
+        <w:rPr>
+          <w:rFonts w:ascii="PT Astra Serif" w:hAnsi="PT Astra Serif"/>
+          <w:color w:val="000000"/>
+          <w:sz w:val="28"/>
+          <w:szCs w:val="28"/>
+        </w:rPr>
+      </w:pPr>
+      <w:r>
+        <w:rPr>
+          <w:rFonts w:ascii="PT Astra Serif" w:hAnsi="PT Astra Serif"/>
+          <w:color w:val="000000"/>
+          <w:sz w:val="28"/>
+          <w:szCs w:val="28"/>
+        </w:rPr>
+        <w:t xml:space="preserve"> - </w:t>
+      </w:r>
+      <w:r>
+        <w:rPr>
+          <w:rFonts w:ascii="PT Astra Serif" w:hAnsi="PT Astra Serif"/>
+          <w:color w:val="000000"/>
+          <w:sz w:val="28"/>
+          <w:szCs w:val="28"/>
+        </w:rPr>
+        <w:t>Составление план-схемы (чертежа, рисунка) — данная обязанность, как правило, возложена на оперативного сотрудника.</w:t>
+      </w:r>
+    </w:p>
+    <w:p>
+      <w:pPr>
+        <w:spacing w:after="0" w:line="240" w:lineRule="auto"/>
+        <w:ind w:firstLine="709"/>
+        <w:jc w:val="both"/>
+        <w:rPr>
+          <w:rFonts w:ascii="PT Astra Serif" w:hAnsi="PT Astra Serif"/>
+          <w:color w:val="000000"/>
+          <w:sz w:val="28"/>
+          <w:szCs w:val="28"/>
+        </w:rPr>
+      </w:pPr>
+      <w:r>
+        <w:rPr>
+          <w:rFonts w:ascii="PT Astra Serif" w:hAnsi="PT Astra Serif"/>
+          <w:color w:val="000000"/>
+          <w:sz w:val="28"/>
+          <w:szCs w:val="28"/>
+        </w:rPr>
+        <w:t xml:space="preserve"> - </w:t>
+      </w:r>
+      <w:r>
+        <w:rPr>
+          <w:rFonts w:ascii="PT Astra Serif" w:hAnsi="PT Astra Serif"/>
+          <w:color w:val="000000"/>
+          <w:sz w:val="28"/>
+          <w:szCs w:val="28"/>
+        </w:rPr>
+        <w:t>Производство криминалистической фотосъёмки в ходе производства ОМП и изготовление фототаблицы к протоколу ОМП — данная обязанность, как правило, возложена на специалиста (сотрудника ЭКП).</w:t>
+      </w:r>
+    </w:p>
+    <w:p>
+      <w:pPr>
+        <w:spacing w:after="0" w:line="240" w:lineRule="auto"/>
+        <w:ind w:firstLine="709"/>
+        <w:jc w:val="both"/>
+        <w:rPr>
+          <w:rFonts w:ascii="PT Astra Serif" w:hAnsi="PT Astra Serif"/>
+          <w:color w:val="000000"/>
+          <w:sz w:val="28"/>
+          <w:szCs w:val="28"/>
+        </w:rPr>
+      </w:pPr>
+    </w:p>
+    <w:p>
+      <w:pPr>
+        <w:spacing w:after="0" w:line="240" w:lineRule="auto"/>
+        <w:ind w:firstLine="709"/>
+        <w:jc w:val="both"/>
+        <w:rPr>
+          <w:rFonts w:ascii="PT Astra Serif" w:hAnsi="PT Astra Serif"/>
+          <w:sz w:val="28"/>
+          <w:szCs w:val="28"/>
+        </w:rPr>
+      </w:pPr>
+      <w:r>
+        <w:rPr>
+          <w:rFonts w:ascii="PT Astra Serif" w:hAnsi="PT Astra Serif"/>
+          <w:sz w:val="28"/>
+          <w:szCs w:val="28"/>
+        </w:rPr>
+        <w:t>2.4. Требования, предъявляемые к изготовлению (оформлению) фототаблиц к протоколам ОМП.</w:t>
+      </w:r>
+    </w:p>
+    <w:p>
+      <w:pPr>
+        <w:spacing w:after="0" w:line="240" w:lineRule="auto"/>
+        <w:ind w:firstLine="709"/>
+        <w:jc w:val="both"/>
+        <w:rPr>
+          <w:rFonts w:ascii="PT Astra Serif" w:hAnsi="PT Astra Serif"/>
+          <w:color w:val="000000"/>
+          <w:sz w:val="28"/>
+          <w:szCs w:val="28"/>
+        </w:rPr>
+      </w:pPr>
+    </w:p>
+    <w:p>
+      <w:pPr>
+        <w:spacing w:after="0" w:line="240" w:lineRule="auto"/>
+        <w:ind w:firstLine="709"/>
+        <w:jc w:val="both"/>
+        <w:rPr>
+          <w:rFonts w:ascii="PT Astra Serif" w:hAnsi="PT Astra Serif"/>
+          <w:color w:val="000000"/>
+          <w:sz w:val="28"/>
+          <w:szCs w:val="28"/>
+        </w:rPr>
+      </w:pPr>
+      <w:r>
+        <w:rPr>
+          <w:rFonts w:ascii="PT Astra Serif" w:hAnsi="PT Astra Serif"/>
+          <w:color w:val="000000"/>
+          <w:sz w:val="28"/>
+          <w:szCs w:val="28"/>
+        </w:rPr>
+        <w:t>Основные требования к оформлению фототаблиц</w:t>
+      </w:r>
+      <w:r>
+        <w:rPr>
+          <w:rFonts w:ascii="PT Astra Serif" w:hAnsi="PT Astra Serif"/>
+          <w:color w:val="000000"/>
+          <w:sz w:val="28"/>
+          <w:szCs w:val="28"/>
+        </w:rPr>
+        <w:t>:</w:t>
+      </w:r>
+    </w:p>
+    <w:p>
+      <w:pPr>
+        <w:spacing w:after="0" w:line="240" w:lineRule="auto"/>
+        <w:ind w:firstLine="709"/>
+        <w:jc w:val="both"/>
+        <w:rPr>
+          <w:rFonts w:ascii="PT Astra Serif" w:hAnsi="PT Astra Serif"/>
+          <w:color w:val="000000"/>
+          <w:sz w:val="28"/>
+          <w:szCs w:val="28"/>
+        </w:rPr>
+      </w:pPr>
+    </w:p>
+    <w:p>
+      <w:pPr>
+        <w:spacing w:after="0" w:line="240" w:lineRule="auto"/>
+        <w:ind w:firstLine="709"/>
+        <w:jc w:val="both"/>
+        <w:rPr>
+          <w:rFonts w:ascii="PT Astra Serif" w:hAnsi="PT Astra Serif"/>
+          <w:color w:val="000000"/>
+          <w:sz w:val="28"/>
+          <w:szCs w:val="28"/>
+        </w:rPr>
+      </w:pPr>
+      <w:r>
+        <w:rPr>
+          <w:rFonts w:ascii="PT Astra Serif" w:hAnsi="PT Astra Serif"/>
+          <w:b/>
+          <w:bCs/>
+          <w:color w:val="000000"/>
+          <w:sz w:val="28"/>
+          <w:szCs w:val="28"/>
+        </w:rPr>
+        <w:t>Материальный носитель:</w:t>
+      </w:r>
+    </w:p>
+    <w:p>
+      <w:pPr>
+        <w:spacing w:after="0" w:line="240" w:lineRule="auto"/>
+        <w:ind w:firstLine="709"/>
+        <w:jc w:val="both"/>
+        <w:rPr>
+          <w:rFonts w:ascii="PT Astra Serif" w:hAnsi="PT Astra Serif"/>
+          <w:color w:val="000000"/>
+          <w:sz w:val="28"/>
+          <w:szCs w:val="28"/>
+        </w:rPr>
+      </w:pPr>
+      <w:r>
+        <w:rPr>
+          <w:rFonts w:ascii="PT Astra Serif" w:hAnsi="PT Astra Serif"/>
+          <w:color w:val="000000"/>
+          <w:sz w:val="28"/>
+          <w:szCs w:val="28"/>
+        </w:rPr>
+        <w:t xml:space="preserve">- </w:t>
+      </w:r>
+      <w:r>
+        <w:rPr>
+          <w:rFonts w:ascii="PT Astra Serif" w:hAnsi="PT Astra Serif"/>
+          <w:color w:val="000000"/>
+          <w:sz w:val="28"/>
+          <w:szCs w:val="28"/>
+        </w:rPr>
+        <w:t>Формат А4 (допускается больший формат в исключительных случаях)</w:t>
+      </w:r>
+      <w:r>
+        <w:rPr>
+          <w:rFonts w:ascii="PT Astra Serif" w:hAnsi="PT Astra Serif"/>
+          <w:color w:val="000000"/>
+          <w:sz w:val="28"/>
+          <w:szCs w:val="28"/>
+        </w:rPr>
+        <w:t>;</w:t>
+      </w:r>
+    </w:p>
+    <w:p>
+      <w:pPr>
+        <w:spacing w:after="0" w:line="240" w:lineRule="auto"/>
+        <w:ind w:firstLine="709"/>
+        <w:jc w:val="both"/>
+        <w:rPr>
+          <w:rFonts w:ascii="PT Astra Serif" w:hAnsi="PT Astra Serif"/>
+          <w:color w:val="000000"/>
+          <w:sz w:val="28"/>
+          <w:szCs w:val="28"/>
+        </w:rPr>
+      </w:pPr>
+      <w:r>
+        <w:rPr>
+          <w:rFonts w:ascii="PT Astra Serif" w:hAnsi="PT Astra Serif"/>
+          <w:color w:val="000000"/>
+          <w:sz w:val="28"/>
+          <w:szCs w:val="28"/>
+        </w:rPr>
+        <w:t xml:space="preserve">- </w:t>
+      </w:r>
+      <w:r>
+        <w:rPr>
+          <w:rFonts w:ascii="PT Astra Serif" w:hAnsi="PT Astra Serif"/>
+          <w:color w:val="000000"/>
+          <w:sz w:val="28"/>
+          <w:szCs w:val="28"/>
+        </w:rPr>
+        <w:t>Белая писчая бумага или белый картон</w:t>
+      </w:r>
+      <w:r>
+        <w:rPr>
+          <w:rFonts w:ascii="PT Astra Serif" w:hAnsi="PT Astra Serif"/>
+          <w:color w:val="000000"/>
+          <w:sz w:val="28"/>
+          <w:szCs w:val="28"/>
+        </w:rPr>
+        <w:t>;</w:t>
+      </w:r>
+    </w:p>
+    <w:p>
+      <w:pPr>
+        <w:spacing w:after="0" w:line="240" w:lineRule="auto"/>
+        <w:ind w:firstLine="709"/>
+        <w:jc w:val="both"/>
+        <w:rPr>
+          <w:rFonts w:ascii="PT Astra Serif" w:hAnsi="PT Astra Serif"/>
+          <w:color w:val="000000"/>
+          <w:sz w:val="28"/>
+          <w:szCs w:val="28"/>
+        </w:rPr>
+      </w:pPr>
+      <w:r>
+        <w:rPr>
+          <w:rFonts w:ascii="PT Astra Serif" w:hAnsi="PT Astra Serif"/>
+          <w:color w:val="000000"/>
+          <w:sz w:val="28"/>
+          <w:szCs w:val="28"/>
+        </w:rPr>
+        <w:t xml:space="preserve">- </w:t>
+      </w:r>
+      <w:r>
+        <w:rPr>
+          <w:rFonts w:ascii="PT Astra Serif" w:hAnsi="PT Astra Serif"/>
+          <w:color w:val="000000"/>
+          <w:sz w:val="28"/>
+          <w:szCs w:val="28"/>
+        </w:rPr>
+        <w:t>Возможно использование листов с рамкой</w:t>
+      </w:r>
+      <w:r>
+        <w:rPr>
+          <w:rFonts w:ascii="PT Astra Serif" w:hAnsi="PT Astra Serif"/>
+          <w:color w:val="000000"/>
+          <w:sz w:val="28"/>
+          <w:szCs w:val="28"/>
+        </w:rPr>
+        <w:t>;</w:t>
+      </w:r>
+    </w:p>
+    <w:p>
+      <w:pPr>
+        <w:spacing w:after="0" w:line="240" w:lineRule="auto"/>
+        <w:ind w:firstLine="709"/>
+        <w:jc w:val="both"/>
+        <w:rPr>
+          <w:rFonts w:ascii="PT Astra Serif" w:hAnsi="PT Astra Serif"/>
+          <w:b/>
+          <w:bCs/>
+          <w:color w:val="000000"/>
+          <w:sz w:val="28"/>
+          <w:szCs w:val="28"/>
+        </w:rPr>
+      </w:pPr>
+      <w:r>
+        <w:rPr>
+          <w:rFonts w:ascii="PT Astra Serif" w:hAnsi="PT Astra Serif"/>
+          <w:b/>
+          <w:bCs/>
+          <w:color w:val="000000"/>
+          <w:sz w:val="28"/>
+          <w:szCs w:val="28"/>
+        </w:rPr>
+        <w:t>Титульный лист:</w:t>
+      </w:r>
+    </w:p>
+    <w:p>
+      <w:pPr>
+        <w:spacing w:after="0" w:line="240" w:lineRule="auto"/>
+        <w:ind w:firstLine="709"/>
+        <w:jc w:val="both"/>
+        <w:rPr>
+          <w:rFonts w:ascii="PT Astra Serif" w:hAnsi="PT Astra Serif"/>
+          <w:color w:val="000000"/>
+          <w:sz w:val="28"/>
+          <w:szCs w:val="28"/>
+        </w:rPr>
+      </w:pPr>
+      <w:r>
+        <w:rPr>
+          <w:rFonts w:ascii="PT Astra Serif" w:hAnsi="PT Astra Serif"/>
+          <w:color w:val="000000"/>
+          <w:sz w:val="28"/>
+          <w:szCs w:val="28"/>
+        </w:rPr>
+        <w:t>-</w:t>
+      </w:r>
+      <w:r>
+        <w:rPr>
+          <w:rFonts w:ascii="PT Astra Serif" w:hAnsi="PT Astra Serif"/>
+          <w:b/>
+          <w:bCs/>
           <w:color w:val="000000"/>
           <w:sz w:val="28"/>
           <w:szCs w:val="28"/>
@@ -3286,309 +4391,187 @@
           <w:sz w:val="28"/>
           <w:szCs w:val="28"/>
         </w:rPr>
-        <w:t>–</w:t>
-      </w:r>
-      <w:proofErr w:type="gramEnd"/>
-      <w:r>
-        <w:rPr>
-          <w:rFonts w:ascii="PT Astra Serif" w:hAnsi="PT Astra Serif"/>
-          <w:color w:val="000000"/>
-          <w:sz w:val="28"/>
-          <w:szCs w:val="28"/>
-        </w:rPr>
-        <w:t xml:space="preserve"> нормативное рабочее время. </w:t>
-      </w:r>
-    </w:p>
-    <w:p>
-      <w:pPr>
-        <w:spacing w:after="0" w:line="240" w:lineRule="auto"/>
-        <w:ind w:firstLine="709"/>
-        <w:jc w:val="both"/>
-        <w:rPr>
-          <w:rFonts w:ascii="PT Astra Serif" w:hAnsi="PT Astra Serif"/>
-          <w:color w:val="000000"/>
-          <w:sz w:val="28"/>
-          <w:szCs w:val="28"/>
-        </w:rPr>
-      </w:pPr>
-    </w:p>
-    <w:p>
-      <w:pPr>
-        <w:spacing w:after="0" w:line="240" w:lineRule="auto"/>
-        <w:ind w:firstLine="709"/>
-        <w:jc w:val="both"/>
-        <w:rPr>
-          <w:rFonts w:ascii="PT Astra Serif" w:hAnsi="PT Astra Serif"/>
-          <w:color w:val="000000"/>
-          <w:sz w:val="28"/>
-          <w:szCs w:val="28"/>
-        </w:rPr>
-      </w:pPr>
-      <w:r>
-        <w:rPr>
-          <w:rFonts w:ascii="PT Astra Serif" w:hAnsi="PT Astra Serif"/>
-          <w:color w:val="000000"/>
-          <w:sz w:val="28"/>
-          <w:szCs w:val="28"/>
-        </w:rPr>
-        <w:t>Чем ближе показатель к единице, тем эффективнее используется рабочее время.</w:t>
-      </w:r>
-    </w:p>
-    <w:p>
-      <w:pPr>
-        <w:spacing w:after="0" w:line="240" w:lineRule="auto"/>
-        <w:ind w:firstLine="709"/>
-        <w:jc w:val="both"/>
-        <w:rPr>
-          <w:rFonts w:ascii="PT Astra Serif" w:hAnsi="PT Astra Serif"/>
-          <w:color w:val="000000"/>
-          <w:sz w:val="28"/>
-          <w:szCs w:val="28"/>
-        </w:rPr>
-      </w:pPr>
-    </w:p>
-    <w:p>
-      <w:pPr>
-        <w:spacing w:after="0" w:line="240" w:lineRule="auto"/>
-        <w:ind w:firstLine="709"/>
-        <w:jc w:val="both"/>
-        <w:rPr>
-          <w:rFonts w:ascii="PT Astra Serif" w:hAnsi="PT Astra Serif"/>
-          <w:color w:val="000000"/>
-          <w:sz w:val="28"/>
-          <w:szCs w:val="28"/>
-        </w:rPr>
-      </w:pPr>
-      <w:r>
-        <w:rPr>
-          <w:rFonts w:ascii="PT Astra Serif" w:hAnsi="PT Astra Serif"/>
-          <w:color w:val="000000"/>
-          <w:sz w:val="28"/>
-          <w:szCs w:val="28"/>
-        </w:rPr>
-        <w:t>5. Качество труда</w:t>
-      </w:r>
-    </w:p>
-    <w:p>
-      <w:pPr>
-        <w:spacing w:after="0" w:line="240" w:lineRule="auto"/>
-        <w:ind w:firstLine="709"/>
-        <w:jc w:val="both"/>
-        <w:rPr>
-          <w:rFonts w:ascii="PT Astra Serif" w:hAnsi="PT Astra Serif"/>
-          <w:color w:val="000000"/>
-          <w:sz w:val="28"/>
-          <w:szCs w:val="28"/>
-        </w:rPr>
-      </w:pPr>
-    </w:p>
-    <w:p>
-      <w:pPr>
-        <w:spacing w:after="0" w:line="240" w:lineRule="auto"/>
-        <w:ind w:firstLine="709"/>
-        <w:jc w:val="both"/>
-        <w:rPr>
-          <w:rFonts w:ascii="PT Astra Serif" w:hAnsi="PT Astra Serif"/>
-          <w:color w:val="000000"/>
-          <w:sz w:val="28"/>
-          <w:szCs w:val="28"/>
-        </w:rPr>
-      </w:pPr>
-      <w:r>
-        <w:rPr>
-          <w:rFonts w:ascii="PT Astra Serif" w:hAnsi="PT Astra Serif"/>
-          <w:color w:val="000000"/>
-          <w:sz w:val="28"/>
-          <w:szCs w:val="28"/>
-        </w:rPr>
-        <w:t>Эффективность труда определяется не только количеством выполненной работы, но и её качеством.</w:t>
-      </w:r>
-    </w:p>
-    <w:p>
-      <w:pPr>
-        <w:spacing w:after="0" w:line="240" w:lineRule="auto"/>
-        <w:ind w:firstLine="709"/>
-        <w:jc w:val="both"/>
-        <w:rPr>
-          <w:rFonts w:ascii="PT Astra Serif" w:hAnsi="PT Astra Serif"/>
-          <w:color w:val="000000"/>
-          <w:sz w:val="28"/>
-          <w:szCs w:val="28"/>
-        </w:rPr>
-      </w:pPr>
-      <w:r>
-        <w:rPr>
-          <w:rFonts w:ascii="PT Astra Serif" w:hAnsi="PT Astra Serif"/>
-          <w:color w:val="000000"/>
-          <w:sz w:val="28"/>
-          <w:szCs w:val="28"/>
-        </w:rPr>
-        <w:t>К показателям качества труда относятся:</w:t>
-      </w:r>
-    </w:p>
-    <w:p>
-      <w:pPr>
-        <w:spacing w:after="0" w:line="240" w:lineRule="auto"/>
-        <w:ind w:firstLine="709"/>
-        <w:jc w:val="both"/>
-        <w:rPr>
-          <w:rFonts w:ascii="PT Astra Serif" w:hAnsi="PT Astra Serif"/>
-          <w:color w:val="000000"/>
-          <w:sz w:val="28"/>
-          <w:szCs w:val="28"/>
-        </w:rPr>
-      </w:pPr>
-      <w:r>
-        <w:rPr>
-          <w:rFonts w:ascii="PT Astra Serif" w:hAnsi="PT Astra Serif"/>
-          <w:color w:val="000000"/>
-          <w:sz w:val="28"/>
-          <w:szCs w:val="28"/>
-        </w:rPr>
-        <w:t xml:space="preserve"> - количество ошибок; </w:t>
-      </w:r>
-    </w:p>
-    <w:p>
-      <w:pPr>
-        <w:spacing w:after="0" w:line="240" w:lineRule="auto"/>
-        <w:ind w:firstLine="709"/>
-        <w:jc w:val="both"/>
-        <w:rPr>
-          <w:rFonts w:ascii="PT Astra Serif" w:hAnsi="PT Astra Serif"/>
-          <w:color w:val="000000"/>
-          <w:sz w:val="28"/>
-          <w:szCs w:val="28"/>
-        </w:rPr>
-      </w:pPr>
-      <w:r>
-        <w:rPr>
-          <w:rFonts w:ascii="PT Astra Serif" w:hAnsi="PT Astra Serif"/>
-          <w:color w:val="000000"/>
-          <w:sz w:val="28"/>
-          <w:szCs w:val="28"/>
-        </w:rPr>
-        <w:t xml:space="preserve"> - уровень брака; </w:t>
-      </w:r>
-    </w:p>
-    <w:p>
-      <w:pPr>
-        <w:spacing w:after="0" w:line="240" w:lineRule="auto"/>
-        <w:ind w:firstLine="709"/>
-        <w:jc w:val="both"/>
-        <w:rPr>
-          <w:rFonts w:ascii="PT Astra Serif" w:hAnsi="PT Astra Serif"/>
-          <w:color w:val="000000"/>
-          <w:sz w:val="28"/>
-          <w:szCs w:val="28"/>
-        </w:rPr>
-      </w:pPr>
-      <w:r>
-        <w:rPr>
-          <w:rFonts w:ascii="PT Astra Serif" w:hAnsi="PT Astra Serif"/>
-          <w:color w:val="000000"/>
-          <w:sz w:val="28"/>
-          <w:szCs w:val="28"/>
-        </w:rPr>
-        <w:t xml:space="preserve"> - точность выполнения операций; </w:t>
-      </w:r>
-    </w:p>
-    <w:p>
-      <w:pPr>
-        <w:spacing w:after="0" w:line="240" w:lineRule="auto"/>
-        <w:ind w:firstLine="709"/>
-        <w:jc w:val="both"/>
-        <w:rPr>
-          <w:rFonts w:ascii="PT Astra Serif" w:hAnsi="PT Astra Serif"/>
-          <w:color w:val="000000"/>
-          <w:sz w:val="28"/>
-          <w:szCs w:val="28"/>
-        </w:rPr>
-      </w:pPr>
-      <w:r>
-        <w:rPr>
-          <w:rFonts w:ascii="PT Astra Serif" w:hAnsi="PT Astra Serif"/>
-          <w:color w:val="000000"/>
-          <w:sz w:val="28"/>
-          <w:szCs w:val="28"/>
-        </w:rPr>
-        <w:t xml:space="preserve"> - </w:t>
-      </w:r>
-      <w:proofErr w:type="gramStart"/>
-      <w:r>
-        <w:rPr>
-          <w:rFonts w:ascii="PT Astra Serif" w:hAnsi="PT Astra Serif"/>
-          <w:color w:val="000000"/>
-          <w:sz w:val="28"/>
-          <w:szCs w:val="28"/>
-        </w:rPr>
-        <w:t>соответствие</w:t>
-      </w:r>
-      <w:proofErr w:type="gramEnd"/>
-      <w:r>
-        <w:rPr>
-          <w:rFonts w:ascii="PT Astra Serif" w:hAnsi="PT Astra Serif"/>
-          <w:color w:val="000000"/>
-          <w:sz w:val="28"/>
-          <w:szCs w:val="28"/>
-        </w:rPr>
-        <w:t xml:space="preserve"> установленным требованиям.</w:t>
-      </w:r>
-    </w:p>
-    <w:p>
-      <w:pPr>
-        <w:spacing w:after="0" w:line="240" w:lineRule="auto"/>
-        <w:ind w:firstLine="709"/>
-        <w:jc w:val="both"/>
-        <w:rPr>
-          <w:rFonts w:ascii="PT Astra Serif" w:hAnsi="PT Astra Serif"/>
-          <w:color w:val="000000"/>
-          <w:sz w:val="28"/>
-          <w:szCs w:val="28"/>
-        </w:rPr>
-      </w:pPr>
-      <w:r>
-        <w:rPr>
-          <w:rFonts w:ascii="PT Astra Serif" w:hAnsi="PT Astra Serif"/>
-          <w:color w:val="000000"/>
-          <w:sz w:val="28"/>
-          <w:szCs w:val="28"/>
-        </w:rPr>
-        <w:t>В сфере документооборота и правоохранительной деятельности качество труда особенно важно, поскольку ошибки могут повлиять на юридическую значимость документов.</w:t>
-      </w:r>
-    </w:p>
-    <w:p>
-      <w:pPr>
-        <w:spacing w:after="0" w:line="240" w:lineRule="auto"/>
-        <w:ind w:firstLine="709"/>
-        <w:jc w:val="both"/>
-        <w:rPr>
-          <w:rFonts w:ascii="PT Astra Serif" w:hAnsi="PT Astra Serif"/>
-          <w:color w:val="000000"/>
-          <w:sz w:val="28"/>
-          <w:szCs w:val="28"/>
-        </w:rPr>
-      </w:pPr>
-    </w:p>
-    <w:p>
-      <w:pPr>
-        <w:spacing w:after="0" w:line="240" w:lineRule="auto"/>
-        <w:ind w:firstLine="709"/>
-        <w:jc w:val="both"/>
-        <w:rPr>
-          <w:rFonts w:ascii="PT Astra Serif" w:hAnsi="PT Astra Serif"/>
-          <w:color w:val="000000"/>
-          <w:sz w:val="28"/>
-          <w:szCs w:val="28"/>
-        </w:rPr>
-      </w:pPr>
-      <w:r>
-        <w:rPr>
-          <w:rFonts w:ascii="PT Astra Serif" w:hAnsi="PT Astra Serif"/>
-          <w:color w:val="000000"/>
-          <w:sz w:val="28"/>
-          <w:szCs w:val="28"/>
-        </w:rPr>
-        <w:t>6. Показатели эффективности труда в условиях цифровизации</w:t>
+        <w:t xml:space="preserve">Шрифт </w:t>
+      </w:r>
+      <w:proofErr w:type="spellStart"/>
+      <w:r>
+        <w:rPr>
+          <w:rFonts w:ascii="PT Astra Serif" w:hAnsi="PT Astra Serif"/>
+          <w:color w:val="000000"/>
+          <w:sz w:val="28"/>
+          <w:szCs w:val="28"/>
+        </w:rPr>
+        <w:t>Times</w:t>
+      </w:r>
+      <w:proofErr w:type="spellEnd"/>
+      <w:r>
+        <w:rPr>
+          <w:rFonts w:ascii="PT Astra Serif" w:hAnsi="PT Astra Serif"/>
+          <w:color w:val="000000"/>
+          <w:sz w:val="28"/>
+          <w:szCs w:val="28"/>
+        </w:rPr>
+        <w:t xml:space="preserve"> </w:t>
+      </w:r>
+      <w:proofErr w:type="spellStart"/>
+      <w:r>
+        <w:rPr>
+          <w:rFonts w:ascii="PT Astra Serif" w:hAnsi="PT Astra Serif"/>
+          <w:color w:val="000000"/>
+          <w:sz w:val="28"/>
+          <w:szCs w:val="28"/>
+        </w:rPr>
+        <w:t>New</w:t>
+      </w:r>
+      <w:proofErr w:type="spellEnd"/>
+      <w:r>
+        <w:rPr>
+          <w:rFonts w:ascii="PT Astra Serif" w:hAnsi="PT Astra Serif"/>
+          <w:color w:val="000000"/>
+          <w:sz w:val="28"/>
+          <w:szCs w:val="28"/>
+        </w:rPr>
+        <w:t xml:space="preserve"> </w:t>
+      </w:r>
+      <w:proofErr w:type="spellStart"/>
+      <w:r>
+        <w:rPr>
+          <w:rFonts w:ascii="PT Astra Serif" w:hAnsi="PT Astra Serif"/>
+          <w:color w:val="000000"/>
+          <w:sz w:val="28"/>
+          <w:szCs w:val="28"/>
+        </w:rPr>
+        <w:t>Roman</w:t>
+      </w:r>
+      <w:proofErr w:type="spellEnd"/>
+      <w:r>
+        <w:rPr>
+          <w:rFonts w:ascii="PT Astra Serif" w:hAnsi="PT Astra Serif"/>
+          <w:color w:val="000000"/>
+          <w:sz w:val="28"/>
+          <w:szCs w:val="28"/>
+        </w:rPr>
+        <w:t>;</w:t>
+      </w:r>
+    </w:p>
+    <w:p>
+      <w:pPr>
+        <w:spacing w:after="0" w:line="240" w:lineRule="auto"/>
+        <w:ind w:firstLine="709"/>
+        <w:jc w:val="both"/>
+        <w:rPr>
+          <w:rFonts w:ascii="PT Astra Serif" w:hAnsi="PT Astra Serif"/>
+          <w:color w:val="000000"/>
+          <w:sz w:val="28"/>
+          <w:szCs w:val="28"/>
+        </w:rPr>
+      </w:pPr>
+      <w:r>
+        <w:rPr>
+          <w:rFonts w:ascii="PT Astra Serif" w:hAnsi="PT Astra Serif"/>
+          <w:color w:val="000000"/>
+          <w:sz w:val="28"/>
+          <w:szCs w:val="28"/>
+        </w:rPr>
+        <w:t xml:space="preserve">- </w:t>
+      </w:r>
+      <w:r>
+        <w:rPr>
+          <w:rFonts w:ascii="PT Astra Serif" w:hAnsi="PT Astra Serif"/>
+          <w:color w:val="000000"/>
+          <w:sz w:val="28"/>
+          <w:szCs w:val="28"/>
+        </w:rPr>
+        <w:t xml:space="preserve">Указание наименования ОВД и ЭКП (14 </w:t>
+      </w:r>
+      <w:proofErr w:type="spellStart"/>
+      <w:r>
+        <w:rPr>
+          <w:rFonts w:ascii="PT Astra Serif" w:hAnsi="PT Astra Serif"/>
+          <w:color w:val="000000"/>
+          <w:sz w:val="28"/>
+          <w:szCs w:val="28"/>
+        </w:rPr>
+        <w:t>пт</w:t>
+      </w:r>
+      <w:proofErr w:type="spellEnd"/>
+      <w:r>
+        <w:rPr>
+          <w:rFonts w:ascii="PT Astra Serif" w:hAnsi="PT Astra Serif"/>
+          <w:color w:val="000000"/>
+          <w:sz w:val="28"/>
+          <w:szCs w:val="28"/>
+        </w:rPr>
+        <w:t>, жирный)</w:t>
+      </w:r>
+      <w:r>
+        <w:rPr>
+          <w:rFonts w:ascii="PT Astra Serif" w:hAnsi="PT Astra Serif"/>
+          <w:color w:val="000000"/>
+          <w:sz w:val="28"/>
+          <w:szCs w:val="28"/>
+        </w:rPr>
+        <w:t>;</w:t>
+      </w:r>
+    </w:p>
+    <w:p>
+      <w:pPr>
+        <w:spacing w:after="0" w:line="240" w:lineRule="auto"/>
+        <w:ind w:firstLine="709"/>
+        <w:jc w:val="both"/>
+        <w:rPr>
+          <w:rFonts w:ascii="PT Astra Serif" w:hAnsi="PT Astra Serif"/>
+          <w:color w:val="000000"/>
+          <w:sz w:val="28"/>
+          <w:szCs w:val="28"/>
+        </w:rPr>
+      </w:pPr>
+      <w:r>
+        <w:rPr>
+          <w:rFonts w:ascii="PT Astra Serif" w:hAnsi="PT Astra Serif"/>
+          <w:color w:val="000000"/>
+          <w:sz w:val="28"/>
+          <w:szCs w:val="28"/>
+        </w:rPr>
+        <w:t xml:space="preserve">- </w:t>
+      </w:r>
+      <w:r>
+        <w:rPr>
+          <w:rFonts w:ascii="PT Astra Serif" w:hAnsi="PT Astra Serif"/>
+          <w:color w:val="000000"/>
+          <w:sz w:val="28"/>
+          <w:szCs w:val="28"/>
+        </w:rPr>
+        <w:t xml:space="preserve">Адрес и телефон (12 </w:t>
+      </w:r>
+      <w:proofErr w:type="spellStart"/>
+      <w:r>
+        <w:rPr>
+          <w:rFonts w:ascii="PT Astra Serif" w:hAnsi="PT Astra Serif"/>
+          <w:color w:val="000000"/>
+          <w:sz w:val="28"/>
+          <w:szCs w:val="28"/>
+        </w:rPr>
+        <w:t>пт</w:t>
+      </w:r>
+      <w:proofErr w:type="spellEnd"/>
+      <w:r>
+        <w:rPr>
+          <w:rFonts w:ascii="PT Astra Serif" w:hAnsi="PT Astra Serif"/>
+          <w:color w:val="000000"/>
+          <w:sz w:val="28"/>
+          <w:szCs w:val="28"/>
+        </w:rPr>
+        <w:t>)</w:t>
+      </w:r>
+      <w:r>
+        <w:rPr>
+          <w:rFonts w:ascii="PT Astra Serif" w:hAnsi="PT Astra Serif"/>
+          <w:color w:val="000000"/>
+          <w:sz w:val="28"/>
+          <w:szCs w:val="28"/>
+        </w:rPr>
+        <w:t>;</w:t>
       </w:r>
     </w:p>
     <w:p>
@@ -3611,118 +4594,1383 @@
           <w:szCs w:val="28"/>
         </w:rPr>
         <w:lastRenderedPageBreak/>
-        <w:t>В современных условиях всё большее значение приобретают показатели, связанные с использованием информационных технологий:</w:t>
-      </w:r>
-    </w:p>
-    <w:p>
-      <w:pPr>
-        <w:spacing w:after="0" w:line="240" w:lineRule="auto"/>
-        <w:ind w:firstLine="709"/>
-        <w:jc w:val="both"/>
-        <w:rPr>
-          <w:rFonts w:ascii="PT Astra Serif" w:hAnsi="PT Astra Serif"/>
-          <w:color w:val="000000"/>
-          <w:sz w:val="28"/>
-          <w:szCs w:val="28"/>
-        </w:rPr>
-      </w:pPr>
-      <w:r>
-        <w:rPr>
-          <w:rFonts w:ascii="PT Astra Serif" w:hAnsi="PT Astra Serif"/>
-          <w:color w:val="000000"/>
-          <w:sz w:val="28"/>
-          <w:szCs w:val="28"/>
-        </w:rPr>
-        <w:t xml:space="preserve"> - скорость обработки информации; </w:t>
-      </w:r>
-    </w:p>
-    <w:p>
-      <w:pPr>
-        <w:spacing w:after="0" w:line="240" w:lineRule="auto"/>
-        <w:ind w:firstLine="709"/>
-        <w:jc w:val="both"/>
-        <w:rPr>
-          <w:rFonts w:ascii="PT Astra Serif" w:hAnsi="PT Astra Serif"/>
-          <w:color w:val="000000"/>
-          <w:sz w:val="28"/>
-          <w:szCs w:val="28"/>
-        </w:rPr>
-      </w:pPr>
-      <w:r>
-        <w:rPr>
-          <w:rFonts w:ascii="PT Astra Serif" w:hAnsi="PT Astra Serif"/>
-          <w:color w:val="000000"/>
-          <w:sz w:val="28"/>
-          <w:szCs w:val="28"/>
-        </w:rPr>
-        <w:t xml:space="preserve"> - время подготовки документов; </w:t>
-      </w:r>
-    </w:p>
-    <w:p>
-      <w:pPr>
-        <w:spacing w:after="0" w:line="240" w:lineRule="auto"/>
-        <w:ind w:firstLine="709"/>
-        <w:jc w:val="both"/>
-        <w:rPr>
-          <w:rFonts w:ascii="PT Astra Serif" w:hAnsi="PT Astra Serif"/>
-          <w:color w:val="000000"/>
-          <w:sz w:val="28"/>
-          <w:szCs w:val="28"/>
-        </w:rPr>
-      </w:pPr>
-      <w:r>
-        <w:rPr>
-          <w:rFonts w:ascii="PT Astra Serif" w:hAnsi="PT Astra Serif"/>
-          <w:color w:val="000000"/>
-          <w:sz w:val="28"/>
-          <w:szCs w:val="28"/>
-        </w:rPr>
-        <w:t xml:space="preserve"> - степень автоматизации процессов; </w:t>
-      </w:r>
-    </w:p>
-    <w:p>
-      <w:pPr>
-        <w:spacing w:after="0" w:line="240" w:lineRule="auto"/>
-        <w:ind w:firstLine="709"/>
-        <w:jc w:val="both"/>
-        <w:rPr>
-          <w:rFonts w:ascii="PT Astra Serif" w:hAnsi="PT Astra Serif"/>
-          <w:color w:val="000000"/>
-          <w:sz w:val="28"/>
-          <w:szCs w:val="28"/>
-        </w:rPr>
-      </w:pPr>
-      <w:r>
-        <w:rPr>
-          <w:rFonts w:ascii="PT Astra Serif" w:hAnsi="PT Astra Serif"/>
-          <w:color w:val="000000"/>
-          <w:sz w:val="28"/>
-          <w:szCs w:val="28"/>
-        </w:rPr>
-        <w:t xml:space="preserve"> - количество операций, выполняемых автоматически; </w:t>
-      </w:r>
-    </w:p>
-    <w:p>
-      <w:pPr>
-        <w:spacing w:after="0" w:line="240" w:lineRule="auto"/>
-        <w:ind w:firstLine="709"/>
-        <w:jc w:val="both"/>
-        <w:rPr>
-          <w:rFonts w:ascii="PT Astra Serif" w:hAnsi="PT Astra Serif"/>
-          <w:color w:val="000000"/>
-          <w:sz w:val="28"/>
-          <w:szCs w:val="28"/>
-        </w:rPr>
-      </w:pPr>
-      <w:r>
-        <w:rPr>
-          <w:rFonts w:ascii="PT Astra Serif" w:hAnsi="PT Astra Serif"/>
-          <w:color w:val="000000"/>
-          <w:sz w:val="28"/>
-          <w:szCs w:val="28"/>
-          <w:lang w:val="en-US"/>
-        </w:rPr>
-        <w:t xml:space="preserve"> - </w:t>
+        <w:t xml:space="preserve">- </w:t>
+      </w:r>
+      <w:r>
+        <w:rPr>
+          <w:rFonts w:ascii="PT Astra Serif" w:hAnsi="PT Astra Serif"/>
+          <w:color w:val="000000"/>
+          <w:sz w:val="28"/>
+          <w:szCs w:val="28"/>
+        </w:rPr>
+        <w:t xml:space="preserve">Название документа (18 </w:t>
+      </w:r>
+      <w:proofErr w:type="spellStart"/>
+      <w:r>
+        <w:rPr>
+          <w:rFonts w:ascii="PT Astra Serif" w:hAnsi="PT Astra Serif"/>
+          <w:color w:val="000000"/>
+          <w:sz w:val="28"/>
+          <w:szCs w:val="28"/>
+        </w:rPr>
+        <w:t>пт</w:t>
+      </w:r>
+      <w:proofErr w:type="spellEnd"/>
+      <w:r>
+        <w:rPr>
+          <w:rFonts w:ascii="PT Astra Serif" w:hAnsi="PT Astra Serif"/>
+          <w:color w:val="000000"/>
+          <w:sz w:val="28"/>
+          <w:szCs w:val="28"/>
+        </w:rPr>
+        <w:t>, жирный)</w:t>
+      </w:r>
+      <w:r>
+        <w:rPr>
+          <w:rFonts w:ascii="PT Astra Serif" w:hAnsi="PT Astra Serif"/>
+          <w:color w:val="000000"/>
+          <w:sz w:val="28"/>
+          <w:szCs w:val="28"/>
+        </w:rPr>
+        <w:t>;</w:t>
+      </w:r>
+    </w:p>
+    <w:p>
+      <w:pPr>
+        <w:spacing w:after="0" w:line="240" w:lineRule="auto"/>
+        <w:ind w:firstLine="709"/>
+        <w:jc w:val="both"/>
+        <w:rPr>
+          <w:rFonts w:ascii="PT Astra Serif" w:hAnsi="PT Astra Serif"/>
+          <w:color w:val="000000"/>
+          <w:sz w:val="28"/>
+          <w:szCs w:val="28"/>
+        </w:rPr>
+      </w:pPr>
+      <w:r>
+        <w:rPr>
+          <w:rFonts w:ascii="PT Astra Serif" w:hAnsi="PT Astra Serif"/>
+          <w:color w:val="000000"/>
+          <w:sz w:val="28"/>
+          <w:szCs w:val="28"/>
+        </w:rPr>
+        <w:t xml:space="preserve">- </w:t>
+      </w:r>
+      <w:r>
+        <w:rPr>
+          <w:rFonts w:ascii="PT Astra Serif" w:hAnsi="PT Astra Serif"/>
+          <w:color w:val="000000"/>
+          <w:sz w:val="28"/>
+          <w:szCs w:val="28"/>
+        </w:rPr>
+        <w:t xml:space="preserve">Краткая фабула (14 </w:t>
+      </w:r>
+      <w:proofErr w:type="spellStart"/>
+      <w:r>
+        <w:rPr>
+          <w:rFonts w:ascii="PT Astra Serif" w:hAnsi="PT Astra Serif"/>
+          <w:color w:val="000000"/>
+          <w:sz w:val="28"/>
+          <w:szCs w:val="28"/>
+        </w:rPr>
+        <w:t>пт</w:t>
+      </w:r>
+      <w:proofErr w:type="spellEnd"/>
+      <w:r>
+        <w:rPr>
+          <w:rFonts w:ascii="PT Astra Serif" w:hAnsi="PT Astra Serif"/>
+          <w:color w:val="000000"/>
+          <w:sz w:val="28"/>
+          <w:szCs w:val="28"/>
+        </w:rPr>
+        <w:t>)</w:t>
+      </w:r>
+      <w:r>
+        <w:rPr>
+          <w:rFonts w:ascii="PT Astra Serif" w:hAnsi="PT Astra Serif"/>
+          <w:color w:val="000000"/>
+          <w:sz w:val="28"/>
+          <w:szCs w:val="28"/>
+        </w:rPr>
+        <w:t>;</w:t>
+      </w:r>
+    </w:p>
+    <w:p>
+      <w:pPr>
+        <w:spacing w:after="0" w:line="240" w:lineRule="auto"/>
+        <w:ind w:firstLine="709"/>
+        <w:jc w:val="both"/>
+        <w:rPr>
+          <w:rFonts w:ascii="PT Astra Serif" w:hAnsi="PT Astra Serif"/>
+          <w:color w:val="000000"/>
+          <w:sz w:val="28"/>
+          <w:szCs w:val="28"/>
+        </w:rPr>
+      </w:pPr>
+      <w:r>
+        <w:rPr>
+          <w:rFonts w:ascii="PT Astra Serif" w:hAnsi="PT Astra Serif"/>
+          <w:color w:val="000000"/>
+          <w:sz w:val="28"/>
+          <w:szCs w:val="28"/>
+        </w:rPr>
+        <w:t xml:space="preserve">- </w:t>
+      </w:r>
+      <w:r>
+        <w:rPr>
+          <w:rFonts w:ascii="PT Astra Serif" w:hAnsi="PT Astra Serif"/>
+          <w:color w:val="000000"/>
+          <w:sz w:val="28"/>
+          <w:szCs w:val="28"/>
+        </w:rPr>
+        <w:t xml:space="preserve">Статус и ФИО специалиста (14 </w:t>
+      </w:r>
+      <w:proofErr w:type="spellStart"/>
+      <w:r>
+        <w:rPr>
+          <w:rFonts w:ascii="PT Astra Serif" w:hAnsi="PT Astra Serif"/>
+          <w:color w:val="000000"/>
+          <w:sz w:val="28"/>
+          <w:szCs w:val="28"/>
+        </w:rPr>
+        <w:t>пт</w:t>
+      </w:r>
+      <w:proofErr w:type="spellEnd"/>
+      <w:r>
+        <w:rPr>
+          <w:rFonts w:ascii="PT Astra Serif" w:hAnsi="PT Astra Serif"/>
+          <w:color w:val="000000"/>
+          <w:sz w:val="28"/>
+          <w:szCs w:val="28"/>
+        </w:rPr>
+        <w:t>)</w:t>
+      </w:r>
+      <w:r>
+        <w:rPr>
+          <w:rFonts w:ascii="PT Astra Serif" w:hAnsi="PT Astra Serif"/>
+          <w:color w:val="000000"/>
+          <w:sz w:val="28"/>
+          <w:szCs w:val="28"/>
+        </w:rPr>
+        <w:t>;</w:t>
+      </w:r>
+    </w:p>
+    <w:p>
+      <w:pPr>
+        <w:spacing w:after="0" w:line="240" w:lineRule="auto"/>
+        <w:ind w:firstLine="709"/>
+        <w:jc w:val="both"/>
+        <w:rPr>
+          <w:rFonts w:ascii="PT Astra Serif" w:hAnsi="PT Astra Serif"/>
+          <w:color w:val="000000"/>
+          <w:sz w:val="28"/>
+          <w:szCs w:val="28"/>
+        </w:rPr>
+      </w:pPr>
+      <w:r>
+        <w:rPr>
+          <w:rFonts w:ascii="PT Astra Serif" w:hAnsi="PT Astra Serif"/>
+          <w:b/>
+          <w:bCs/>
+          <w:color w:val="000000"/>
+          <w:sz w:val="28"/>
+          <w:szCs w:val="28"/>
+        </w:rPr>
+        <w:t>Нумерация страниц:</w:t>
+      </w:r>
+    </w:p>
+    <w:p>
+      <w:pPr>
+        <w:spacing w:after="0" w:line="240" w:lineRule="auto"/>
+        <w:ind w:firstLine="709"/>
+        <w:jc w:val="both"/>
+        <w:rPr>
+          <w:rFonts w:ascii="PT Astra Serif" w:hAnsi="PT Astra Serif"/>
+          <w:color w:val="000000"/>
+          <w:sz w:val="28"/>
+          <w:szCs w:val="28"/>
+        </w:rPr>
+      </w:pPr>
+      <w:r>
+        <w:rPr>
+          <w:rFonts w:ascii="PT Astra Serif" w:hAnsi="PT Astra Serif"/>
+          <w:color w:val="000000"/>
+          <w:sz w:val="28"/>
+          <w:szCs w:val="28"/>
+        </w:rPr>
+        <w:t xml:space="preserve">- </w:t>
+      </w:r>
+      <w:r>
+        <w:rPr>
+          <w:rFonts w:ascii="PT Astra Serif" w:hAnsi="PT Astra Serif"/>
+          <w:color w:val="000000"/>
+          <w:sz w:val="28"/>
+          <w:szCs w:val="28"/>
+        </w:rPr>
+        <w:t>Номер размещается в верхней части по центру</w:t>
+      </w:r>
+      <w:r>
+        <w:rPr>
+          <w:rFonts w:ascii="PT Astra Serif" w:hAnsi="PT Astra Serif"/>
+          <w:color w:val="000000"/>
+          <w:sz w:val="28"/>
+          <w:szCs w:val="28"/>
+        </w:rPr>
+        <w:t>;</w:t>
+      </w:r>
+    </w:p>
+    <w:p>
+      <w:pPr>
+        <w:spacing w:after="0" w:line="240" w:lineRule="auto"/>
+        <w:ind w:firstLine="709"/>
+        <w:jc w:val="both"/>
+        <w:rPr>
+          <w:rFonts w:ascii="PT Astra Serif" w:hAnsi="PT Astra Serif"/>
+          <w:color w:val="000000"/>
+          <w:sz w:val="28"/>
+          <w:szCs w:val="28"/>
+        </w:rPr>
+      </w:pPr>
+      <w:r>
+        <w:rPr>
+          <w:rFonts w:ascii="PT Astra Serif" w:hAnsi="PT Astra Serif"/>
+          <w:color w:val="000000"/>
+          <w:sz w:val="28"/>
+          <w:szCs w:val="28"/>
+        </w:rPr>
+        <w:t xml:space="preserve">- </w:t>
+      </w:r>
+      <w:r>
+        <w:rPr>
+          <w:rFonts w:ascii="PT Astra Serif" w:hAnsi="PT Astra Serif"/>
+          <w:color w:val="000000"/>
+          <w:sz w:val="28"/>
+          <w:szCs w:val="28"/>
+        </w:rPr>
+        <w:t>Для листов с рамкой - над рамкой</w:t>
+      </w:r>
+      <w:r>
+        <w:rPr>
+          <w:rFonts w:ascii="PT Astra Serif" w:hAnsi="PT Astra Serif"/>
+          <w:color w:val="000000"/>
+          <w:sz w:val="28"/>
+          <w:szCs w:val="28"/>
+        </w:rPr>
+        <w:t>;</w:t>
+      </w:r>
+    </w:p>
+    <w:p>
+      <w:pPr>
+        <w:spacing w:after="0" w:line="240" w:lineRule="auto"/>
+        <w:ind w:firstLine="709"/>
+        <w:jc w:val="both"/>
+        <w:rPr>
+          <w:rFonts w:ascii="PT Astra Serif" w:hAnsi="PT Astra Serif"/>
+          <w:color w:val="000000"/>
+          <w:sz w:val="28"/>
+          <w:szCs w:val="28"/>
+        </w:rPr>
+      </w:pPr>
+      <w:r>
+        <w:rPr>
+          <w:rFonts w:ascii="PT Astra Serif" w:hAnsi="PT Astra Serif"/>
+          <w:color w:val="000000"/>
+          <w:sz w:val="28"/>
+          <w:szCs w:val="28"/>
+        </w:rPr>
+        <w:t xml:space="preserve">- </w:t>
+      </w:r>
+      <w:r>
+        <w:rPr>
+          <w:rFonts w:ascii="PT Astra Serif" w:hAnsi="PT Astra Serif"/>
+          <w:color w:val="000000"/>
+          <w:sz w:val="28"/>
+          <w:szCs w:val="28"/>
+        </w:rPr>
+        <w:t>Особые требования к расположению рамки на нечетных и четных страницах</w:t>
+      </w:r>
+      <w:r>
+        <w:rPr>
+          <w:rFonts w:ascii="PT Astra Serif" w:hAnsi="PT Astra Serif"/>
+          <w:color w:val="000000"/>
+          <w:sz w:val="28"/>
+          <w:szCs w:val="28"/>
+        </w:rPr>
+        <w:t>;</w:t>
+      </w:r>
+    </w:p>
+    <w:p>
+      <w:pPr>
+        <w:spacing w:after="0" w:line="240" w:lineRule="auto"/>
+        <w:ind w:firstLine="709"/>
+        <w:jc w:val="both"/>
+        <w:rPr>
+          <w:rFonts w:ascii="PT Astra Serif" w:hAnsi="PT Astra Serif"/>
+          <w:color w:val="000000"/>
+          <w:sz w:val="28"/>
+          <w:szCs w:val="28"/>
+        </w:rPr>
+      </w:pPr>
+      <w:r>
+        <w:rPr>
+          <w:rFonts w:ascii="PT Astra Serif" w:hAnsi="PT Astra Serif"/>
+          <w:b/>
+          <w:bCs/>
+          <w:color w:val="000000"/>
+          <w:sz w:val="28"/>
+          <w:szCs w:val="28"/>
+        </w:rPr>
+        <w:t>Требования к фотографиям:</w:t>
+      </w:r>
+    </w:p>
+    <w:p>
+      <w:pPr>
+        <w:spacing w:after="0" w:line="240" w:lineRule="auto"/>
+        <w:ind w:firstLine="709"/>
+        <w:jc w:val="both"/>
+        <w:rPr>
+          <w:rFonts w:ascii="PT Astra Serif" w:hAnsi="PT Astra Serif"/>
+          <w:color w:val="000000"/>
+          <w:sz w:val="28"/>
+          <w:szCs w:val="28"/>
+        </w:rPr>
+      </w:pPr>
+      <w:r>
+        <w:rPr>
+          <w:rFonts w:ascii="PT Astra Serif" w:hAnsi="PT Astra Serif"/>
+          <w:color w:val="000000"/>
+          <w:sz w:val="28"/>
+          <w:szCs w:val="28"/>
+        </w:rPr>
+        <w:t xml:space="preserve">- </w:t>
+      </w:r>
+      <w:r>
+        <w:rPr>
+          <w:rFonts w:ascii="PT Astra Serif" w:hAnsi="PT Astra Serif"/>
+          <w:color w:val="000000"/>
+          <w:sz w:val="28"/>
+          <w:szCs w:val="28"/>
+        </w:rPr>
+        <w:t>Размер: 9×12 см или 10×15 см</w:t>
+      </w:r>
+      <w:r>
+        <w:rPr>
+          <w:rFonts w:ascii="PT Astra Serif" w:hAnsi="PT Astra Serif"/>
+          <w:color w:val="000000"/>
+          <w:sz w:val="28"/>
+          <w:szCs w:val="28"/>
+        </w:rPr>
+        <w:t>;</w:t>
+      </w:r>
+    </w:p>
+    <w:p>
+      <w:pPr>
+        <w:spacing w:after="0" w:line="240" w:lineRule="auto"/>
+        <w:ind w:firstLine="709"/>
+        <w:jc w:val="both"/>
+        <w:rPr>
+          <w:rFonts w:ascii="PT Astra Serif" w:hAnsi="PT Astra Serif"/>
+          <w:color w:val="000000"/>
+          <w:sz w:val="28"/>
+          <w:szCs w:val="28"/>
+        </w:rPr>
+      </w:pPr>
+      <w:r>
+        <w:rPr>
+          <w:rFonts w:ascii="PT Astra Serif" w:hAnsi="PT Astra Serif"/>
+          <w:color w:val="000000"/>
+          <w:sz w:val="28"/>
+          <w:szCs w:val="28"/>
+        </w:rPr>
+        <w:t xml:space="preserve">- </w:t>
+      </w:r>
+      <w:r>
+        <w:rPr>
+          <w:rFonts w:ascii="PT Astra Serif" w:hAnsi="PT Astra Serif"/>
+          <w:color w:val="000000"/>
+          <w:sz w:val="28"/>
+          <w:szCs w:val="28"/>
+        </w:rPr>
+        <w:t>Единая нумерация</w:t>
+      </w:r>
+      <w:r>
+        <w:rPr>
+          <w:rFonts w:ascii="PT Astra Serif" w:hAnsi="PT Astra Serif"/>
+          <w:color w:val="000000"/>
+          <w:sz w:val="28"/>
+          <w:szCs w:val="28"/>
+        </w:rPr>
+        <w:t>;</w:t>
+      </w:r>
+    </w:p>
+    <w:p>
+      <w:pPr>
+        <w:spacing w:after="0" w:line="240" w:lineRule="auto"/>
+        <w:ind w:firstLine="709"/>
+        <w:jc w:val="both"/>
+        <w:rPr>
+          <w:rFonts w:ascii="PT Astra Serif" w:hAnsi="PT Astra Serif"/>
+          <w:color w:val="000000"/>
+          <w:sz w:val="28"/>
+          <w:szCs w:val="28"/>
+        </w:rPr>
+      </w:pPr>
+      <w:r>
+        <w:rPr>
+          <w:rFonts w:ascii="PT Astra Serif" w:hAnsi="PT Astra Serif"/>
+          <w:color w:val="000000"/>
+          <w:sz w:val="28"/>
+          <w:szCs w:val="28"/>
+        </w:rPr>
+        <w:t xml:space="preserve">- </w:t>
+      </w:r>
+      <w:r>
+        <w:rPr>
+          <w:rFonts w:ascii="PT Astra Serif" w:hAnsi="PT Astra Serif"/>
+          <w:color w:val="000000"/>
+          <w:sz w:val="28"/>
+          <w:szCs w:val="28"/>
+        </w:rPr>
+        <w:t>Пояснительные надписи</w:t>
+      </w:r>
+      <w:r>
+        <w:rPr>
+          <w:rFonts w:ascii="PT Astra Serif" w:hAnsi="PT Astra Serif"/>
+          <w:color w:val="000000"/>
+          <w:sz w:val="28"/>
+          <w:szCs w:val="28"/>
+        </w:rPr>
+        <w:t>;</w:t>
+      </w:r>
+    </w:p>
+    <w:p>
+      <w:pPr>
+        <w:spacing w:after="0" w:line="240" w:lineRule="auto"/>
+        <w:ind w:firstLine="709"/>
+        <w:jc w:val="both"/>
+        <w:rPr>
+          <w:rFonts w:ascii="PT Astra Serif" w:hAnsi="PT Astra Serif"/>
+          <w:color w:val="000000"/>
+          <w:sz w:val="28"/>
+          <w:szCs w:val="28"/>
+        </w:rPr>
+      </w:pPr>
+      <w:r>
+        <w:rPr>
+          <w:rFonts w:ascii="PT Astra Serif" w:hAnsi="PT Astra Serif"/>
+          <w:color w:val="000000"/>
+          <w:sz w:val="28"/>
+          <w:szCs w:val="28"/>
+        </w:rPr>
+        <w:t xml:space="preserve">- </w:t>
+      </w:r>
+      <w:r>
+        <w:rPr>
+          <w:rFonts w:ascii="PT Astra Serif" w:hAnsi="PT Astra Serif"/>
+          <w:color w:val="000000"/>
+          <w:sz w:val="28"/>
+          <w:szCs w:val="28"/>
+        </w:rPr>
+        <w:t>Четкость и информативность</w:t>
+      </w:r>
+      <w:r>
+        <w:rPr>
+          <w:rFonts w:ascii="PT Astra Serif" w:hAnsi="PT Astra Serif"/>
+          <w:color w:val="000000"/>
+          <w:sz w:val="28"/>
+          <w:szCs w:val="28"/>
+        </w:rPr>
+        <w:t>;</w:t>
+      </w:r>
+    </w:p>
+    <w:p>
+      <w:pPr>
+        <w:spacing w:after="0" w:line="240" w:lineRule="auto"/>
+        <w:ind w:firstLine="709"/>
+        <w:jc w:val="both"/>
+        <w:rPr>
+          <w:rFonts w:ascii="PT Astra Serif" w:hAnsi="PT Astra Serif"/>
+          <w:color w:val="000000"/>
+          <w:sz w:val="28"/>
+          <w:szCs w:val="28"/>
+        </w:rPr>
+      </w:pPr>
+      <w:r>
+        <w:rPr>
+          <w:rFonts w:ascii="PT Astra Serif" w:hAnsi="PT Astra Serif"/>
+          <w:color w:val="000000"/>
+          <w:sz w:val="28"/>
+          <w:szCs w:val="28"/>
+        </w:rPr>
+        <w:t xml:space="preserve">- </w:t>
+      </w:r>
+      <w:r>
+        <w:rPr>
+          <w:rFonts w:ascii="PT Astra Serif" w:hAnsi="PT Astra Serif"/>
+          <w:color w:val="000000"/>
+          <w:sz w:val="28"/>
+          <w:szCs w:val="28"/>
+        </w:rPr>
+        <w:t>Размещение внутри рамки или мысленно обозначенной рамки</w:t>
+      </w:r>
+      <w:r>
+        <w:rPr>
+          <w:rFonts w:ascii="PT Astra Serif" w:hAnsi="PT Astra Serif"/>
+          <w:color w:val="000000"/>
+          <w:sz w:val="28"/>
+          <w:szCs w:val="28"/>
+        </w:rPr>
+        <w:t>;</w:t>
+      </w:r>
+    </w:p>
+    <w:p>
+      <w:pPr>
+        <w:spacing w:after="0" w:line="240" w:lineRule="auto"/>
+        <w:ind w:firstLine="709"/>
+        <w:jc w:val="both"/>
+        <w:rPr>
+          <w:rFonts w:ascii="PT Astra Serif" w:hAnsi="PT Astra Serif"/>
+          <w:color w:val="000000"/>
+          <w:sz w:val="28"/>
+          <w:szCs w:val="28"/>
+        </w:rPr>
+      </w:pPr>
+      <w:r>
+        <w:rPr>
+          <w:rFonts w:ascii="PT Astra Serif" w:hAnsi="PT Astra Serif"/>
+          <w:b/>
+          <w:bCs/>
+          <w:color w:val="000000"/>
+          <w:sz w:val="28"/>
+          <w:szCs w:val="28"/>
+        </w:rPr>
+        <w:t>Порядок размещения снимков:</w:t>
+      </w:r>
+    </w:p>
+    <w:p>
+      <w:pPr>
+        <w:spacing w:after="0" w:line="240" w:lineRule="auto"/>
+        <w:ind w:firstLine="709"/>
+        <w:jc w:val="both"/>
+        <w:rPr>
+          <w:rFonts w:ascii="PT Astra Serif" w:hAnsi="PT Astra Serif"/>
+          <w:color w:val="000000"/>
+          <w:sz w:val="28"/>
+          <w:szCs w:val="28"/>
+        </w:rPr>
+      </w:pPr>
+      <w:r>
+        <w:rPr>
+          <w:rFonts w:ascii="PT Astra Serif" w:hAnsi="PT Astra Serif"/>
+          <w:color w:val="000000"/>
+          <w:sz w:val="28"/>
+          <w:szCs w:val="28"/>
+        </w:rPr>
+        <w:t xml:space="preserve">- </w:t>
+      </w:r>
+      <w:r>
+        <w:rPr>
+          <w:rFonts w:ascii="PT Astra Serif" w:hAnsi="PT Astra Serif"/>
+          <w:color w:val="000000"/>
+          <w:sz w:val="28"/>
+          <w:szCs w:val="28"/>
+        </w:rPr>
+        <w:t>Ориентирующая съемка</w:t>
+      </w:r>
+      <w:r>
+        <w:rPr>
+          <w:rFonts w:ascii="PT Astra Serif" w:hAnsi="PT Astra Serif"/>
+          <w:color w:val="000000"/>
+          <w:sz w:val="28"/>
+          <w:szCs w:val="28"/>
+        </w:rPr>
+        <w:t>;</w:t>
+      </w:r>
+    </w:p>
+    <w:p>
+      <w:pPr>
+        <w:spacing w:after="0" w:line="240" w:lineRule="auto"/>
+        <w:ind w:firstLine="709"/>
+        <w:jc w:val="both"/>
+        <w:rPr>
+          <w:rFonts w:ascii="PT Astra Serif" w:hAnsi="PT Astra Serif"/>
+          <w:color w:val="000000"/>
+          <w:sz w:val="28"/>
+          <w:szCs w:val="28"/>
+        </w:rPr>
+      </w:pPr>
+      <w:r>
+        <w:rPr>
+          <w:rFonts w:ascii="PT Astra Serif" w:hAnsi="PT Astra Serif"/>
+          <w:color w:val="000000"/>
+          <w:sz w:val="28"/>
+          <w:szCs w:val="28"/>
+        </w:rPr>
+        <w:t xml:space="preserve">- </w:t>
+      </w:r>
+      <w:r>
+        <w:rPr>
+          <w:rFonts w:ascii="PT Astra Serif" w:hAnsi="PT Astra Serif"/>
+          <w:color w:val="000000"/>
+          <w:sz w:val="28"/>
+          <w:szCs w:val="28"/>
+        </w:rPr>
+        <w:t>Обзорная съемка</w:t>
+      </w:r>
+      <w:r>
+        <w:rPr>
+          <w:rFonts w:ascii="PT Astra Serif" w:hAnsi="PT Astra Serif"/>
+          <w:color w:val="000000"/>
+          <w:sz w:val="28"/>
+          <w:szCs w:val="28"/>
+        </w:rPr>
+        <w:t>;</w:t>
+      </w:r>
+    </w:p>
+    <w:p>
+      <w:pPr>
+        <w:spacing w:after="0" w:line="240" w:lineRule="auto"/>
+        <w:ind w:firstLine="709"/>
+        <w:jc w:val="both"/>
+        <w:rPr>
+          <w:rFonts w:ascii="PT Astra Serif" w:hAnsi="PT Astra Serif"/>
+          <w:color w:val="000000"/>
+          <w:sz w:val="28"/>
+          <w:szCs w:val="28"/>
+        </w:rPr>
+      </w:pPr>
+      <w:r>
+        <w:rPr>
+          <w:rFonts w:ascii="PT Astra Serif" w:hAnsi="PT Astra Serif"/>
+          <w:color w:val="000000"/>
+          <w:sz w:val="28"/>
+          <w:szCs w:val="28"/>
+        </w:rPr>
+        <w:t xml:space="preserve">- </w:t>
+      </w:r>
+      <w:r>
+        <w:rPr>
+          <w:rFonts w:ascii="PT Astra Serif" w:hAnsi="PT Astra Serif"/>
+          <w:color w:val="000000"/>
+          <w:sz w:val="28"/>
+          <w:szCs w:val="28"/>
+        </w:rPr>
+        <w:t>Узловая съемка</w:t>
+      </w:r>
+      <w:r>
+        <w:rPr>
+          <w:rFonts w:ascii="PT Astra Serif" w:hAnsi="PT Astra Serif"/>
+          <w:color w:val="000000"/>
+          <w:sz w:val="28"/>
+          <w:szCs w:val="28"/>
+        </w:rPr>
+        <w:t>;</w:t>
+      </w:r>
+    </w:p>
+    <w:p>
+      <w:pPr>
+        <w:spacing w:after="0" w:line="240" w:lineRule="auto"/>
+        <w:ind w:firstLine="709"/>
+        <w:jc w:val="both"/>
+        <w:rPr>
+          <w:rFonts w:ascii="PT Astra Serif" w:hAnsi="PT Astra Serif"/>
+          <w:color w:val="000000"/>
+          <w:sz w:val="28"/>
+          <w:szCs w:val="28"/>
+        </w:rPr>
+      </w:pPr>
+      <w:r>
+        <w:rPr>
+          <w:rFonts w:ascii="PT Astra Serif" w:hAnsi="PT Astra Serif"/>
+          <w:color w:val="000000"/>
+          <w:sz w:val="28"/>
+          <w:szCs w:val="28"/>
+        </w:rPr>
+        <w:t xml:space="preserve">- </w:t>
+      </w:r>
+      <w:r>
+        <w:rPr>
+          <w:rFonts w:ascii="PT Astra Serif" w:hAnsi="PT Astra Serif"/>
+          <w:color w:val="000000"/>
+          <w:sz w:val="28"/>
+          <w:szCs w:val="28"/>
+        </w:rPr>
+        <w:t>Детальная съемка</w:t>
+      </w:r>
+      <w:r>
+        <w:rPr>
+          <w:rFonts w:ascii="PT Astra Serif" w:hAnsi="PT Astra Serif"/>
+          <w:color w:val="000000"/>
+          <w:sz w:val="28"/>
+          <w:szCs w:val="28"/>
+        </w:rPr>
+        <w:t>;</w:t>
+      </w:r>
+    </w:p>
+    <w:p>
+      <w:pPr>
+        <w:spacing w:after="0" w:line="240" w:lineRule="auto"/>
+        <w:ind w:firstLine="709"/>
+        <w:jc w:val="both"/>
+        <w:rPr>
+          <w:rFonts w:ascii="PT Astra Serif" w:hAnsi="PT Astra Serif"/>
+          <w:color w:val="000000"/>
+          <w:sz w:val="28"/>
+          <w:szCs w:val="28"/>
+        </w:rPr>
+      </w:pPr>
+      <w:r>
+        <w:rPr>
+          <w:rFonts w:ascii="PT Astra Serif" w:hAnsi="PT Astra Serif"/>
+          <w:b/>
+          <w:bCs/>
+          <w:color w:val="000000"/>
+          <w:sz w:val="28"/>
+          <w:szCs w:val="28"/>
+        </w:rPr>
+        <w:t>Особенности оформления:</w:t>
+      </w:r>
+    </w:p>
+    <w:p>
+      <w:pPr>
+        <w:spacing w:after="0" w:line="240" w:lineRule="auto"/>
+        <w:ind w:firstLine="709"/>
+        <w:jc w:val="both"/>
+        <w:rPr>
+          <w:rFonts w:ascii="PT Astra Serif" w:hAnsi="PT Astra Serif"/>
+          <w:color w:val="000000"/>
+          <w:sz w:val="28"/>
+          <w:szCs w:val="28"/>
+        </w:rPr>
+      </w:pPr>
+      <w:r>
+        <w:rPr>
+          <w:rFonts w:ascii="PT Astra Serif" w:hAnsi="PT Astra Serif"/>
+          <w:color w:val="000000"/>
+          <w:sz w:val="28"/>
+          <w:szCs w:val="28"/>
+        </w:rPr>
+        <w:t xml:space="preserve">- </w:t>
+      </w:r>
+      <w:r>
+        <w:rPr>
+          <w:rFonts w:ascii="PT Astra Serif" w:hAnsi="PT Astra Serif"/>
+          <w:color w:val="000000"/>
+          <w:sz w:val="28"/>
+          <w:szCs w:val="28"/>
+        </w:rPr>
+        <w:t>Панорамные снимки складываются без выхода за пределы страницы</w:t>
+      </w:r>
+      <w:r>
+        <w:rPr>
+          <w:rFonts w:ascii="PT Astra Serif" w:hAnsi="PT Astra Serif"/>
+          <w:color w:val="000000"/>
+          <w:sz w:val="28"/>
+          <w:szCs w:val="28"/>
+        </w:rPr>
+        <w:t>;</w:t>
+      </w:r>
+    </w:p>
+    <w:p>
+      <w:pPr>
+        <w:spacing w:after="0" w:line="240" w:lineRule="auto"/>
+        <w:ind w:firstLine="709"/>
+        <w:jc w:val="both"/>
+        <w:rPr>
+          <w:rFonts w:ascii="PT Astra Serif" w:hAnsi="PT Astra Serif"/>
+          <w:color w:val="000000"/>
+          <w:sz w:val="28"/>
+          <w:szCs w:val="28"/>
+        </w:rPr>
+      </w:pPr>
+      <w:r>
+        <w:rPr>
+          <w:rFonts w:ascii="PT Astra Serif" w:hAnsi="PT Astra Serif"/>
+          <w:color w:val="000000"/>
+          <w:sz w:val="28"/>
+          <w:szCs w:val="28"/>
+        </w:rPr>
+        <w:t xml:space="preserve">- </w:t>
+      </w:r>
+      <w:r>
+        <w:rPr>
+          <w:rFonts w:ascii="PT Astra Serif" w:hAnsi="PT Astra Serif"/>
+          <w:color w:val="000000"/>
+          <w:sz w:val="28"/>
+          <w:szCs w:val="28"/>
+        </w:rPr>
+        <w:t>Каждая приклеенная фотография опечатывается двумя оттисками печати</w:t>
+      </w:r>
+      <w:r>
+        <w:rPr>
+          <w:rFonts w:ascii="PT Astra Serif" w:hAnsi="PT Astra Serif"/>
+          <w:color w:val="000000"/>
+          <w:sz w:val="28"/>
+          <w:szCs w:val="28"/>
+        </w:rPr>
+        <w:t>;</w:t>
+      </w:r>
+    </w:p>
+    <w:p>
+      <w:pPr>
+        <w:spacing w:after="0" w:line="240" w:lineRule="auto"/>
+        <w:ind w:firstLine="709"/>
+        <w:jc w:val="both"/>
+        <w:rPr>
+          <w:rFonts w:ascii="PT Astra Serif" w:hAnsi="PT Astra Serif"/>
+          <w:color w:val="000000"/>
+          <w:sz w:val="28"/>
+          <w:szCs w:val="28"/>
+        </w:rPr>
+      </w:pPr>
+      <w:r>
+        <w:rPr>
+          <w:rFonts w:ascii="PT Astra Serif" w:hAnsi="PT Astra Serif"/>
+          <w:color w:val="000000"/>
+          <w:sz w:val="28"/>
+          <w:szCs w:val="28"/>
+        </w:rPr>
+        <w:t xml:space="preserve">- </w:t>
+      </w:r>
+      <w:r>
+        <w:rPr>
+          <w:rFonts w:ascii="PT Astra Serif" w:hAnsi="PT Astra Serif"/>
+          <w:color w:val="000000"/>
+          <w:sz w:val="28"/>
+          <w:szCs w:val="28"/>
+        </w:rPr>
+        <w:t>Распечатанные фото не требуют скрепления печатью</w:t>
+      </w:r>
+      <w:r>
+        <w:rPr>
+          <w:rFonts w:ascii="PT Astra Serif" w:hAnsi="PT Astra Serif"/>
+          <w:color w:val="000000"/>
+          <w:sz w:val="28"/>
+          <w:szCs w:val="28"/>
+        </w:rPr>
+        <w:t>;</w:t>
+      </w:r>
+    </w:p>
+    <w:p>
+      <w:pPr>
+        <w:spacing w:after="0" w:line="240" w:lineRule="auto"/>
+        <w:ind w:firstLine="709"/>
+        <w:jc w:val="both"/>
+        <w:rPr>
+          <w:rFonts w:ascii="PT Astra Serif" w:hAnsi="PT Astra Serif"/>
+          <w:color w:val="000000"/>
+          <w:sz w:val="28"/>
+          <w:szCs w:val="28"/>
+        </w:rPr>
+      </w:pPr>
+      <w:r>
+        <w:rPr>
+          <w:rFonts w:ascii="PT Astra Serif" w:hAnsi="PT Astra Serif"/>
+          <w:b/>
+          <w:bCs/>
+          <w:color w:val="000000"/>
+          <w:sz w:val="28"/>
+          <w:szCs w:val="28"/>
+        </w:rPr>
+        <w:t>Завершающие элементы:</w:t>
+      </w:r>
+    </w:p>
+    <w:p>
+      <w:pPr>
+        <w:spacing w:after="0" w:line="240" w:lineRule="auto"/>
+        <w:ind w:firstLine="709"/>
+        <w:jc w:val="both"/>
+        <w:rPr>
+          <w:rFonts w:ascii="PT Astra Serif" w:hAnsi="PT Astra Serif"/>
+          <w:color w:val="000000"/>
+          <w:sz w:val="28"/>
+          <w:szCs w:val="28"/>
+        </w:rPr>
+      </w:pPr>
+      <w:r>
+        <w:rPr>
+          <w:rFonts w:ascii="PT Astra Serif" w:hAnsi="PT Astra Serif"/>
+          <w:color w:val="000000"/>
+          <w:sz w:val="28"/>
+          <w:szCs w:val="28"/>
+        </w:rPr>
+        <w:t xml:space="preserve">- </w:t>
+      </w:r>
+      <w:r>
+        <w:rPr>
+          <w:rFonts w:ascii="PT Astra Serif" w:hAnsi="PT Astra Serif"/>
+          <w:color w:val="000000"/>
+          <w:sz w:val="28"/>
+          <w:szCs w:val="28"/>
+        </w:rPr>
+        <w:t>На последней странице размещается примечание с указанием технических средств</w:t>
+      </w:r>
+      <w:r>
+        <w:rPr>
+          <w:rFonts w:ascii="PT Astra Serif" w:hAnsi="PT Astra Serif"/>
+          <w:color w:val="000000"/>
+          <w:sz w:val="28"/>
+          <w:szCs w:val="28"/>
+        </w:rPr>
+        <w:t>;</w:t>
+      </w:r>
+    </w:p>
+    <w:p>
+      <w:pPr>
+        <w:spacing w:after="0" w:line="240" w:lineRule="auto"/>
+        <w:ind w:firstLine="709"/>
+        <w:jc w:val="both"/>
+        <w:rPr>
+          <w:rFonts w:ascii="PT Astra Serif" w:hAnsi="PT Astra Serif"/>
+          <w:color w:val="000000"/>
+          <w:sz w:val="28"/>
+          <w:szCs w:val="28"/>
+        </w:rPr>
+      </w:pPr>
+      <w:r>
+        <w:rPr>
+          <w:rFonts w:ascii="PT Astra Serif" w:hAnsi="PT Astra Serif"/>
+          <w:color w:val="000000"/>
+          <w:sz w:val="28"/>
+          <w:szCs w:val="28"/>
+        </w:rPr>
+        <w:t xml:space="preserve">- </w:t>
+      </w:r>
+      <w:r>
+        <w:rPr>
+          <w:rFonts w:ascii="PT Astra Serif" w:hAnsi="PT Astra Serif"/>
+          <w:color w:val="000000"/>
+          <w:sz w:val="28"/>
+          <w:szCs w:val="28"/>
+        </w:rPr>
+        <w:t>Запрещено указывать графические редакторы в примечании</w:t>
+      </w:r>
+      <w:r>
+        <w:rPr>
+          <w:rFonts w:ascii="PT Astra Serif" w:hAnsi="PT Astra Serif"/>
+          <w:color w:val="000000"/>
+          <w:sz w:val="28"/>
+          <w:szCs w:val="28"/>
+        </w:rPr>
+        <w:t>;</w:t>
+      </w:r>
+    </w:p>
+    <w:p>
+      <w:pPr>
+        <w:spacing w:after="0" w:line="240" w:lineRule="auto"/>
+        <w:ind w:firstLine="709"/>
+        <w:jc w:val="both"/>
+        <w:rPr>
+          <w:rFonts w:ascii="PT Astra Serif" w:hAnsi="PT Astra Serif"/>
+          <w:color w:val="000000"/>
+          <w:sz w:val="28"/>
+          <w:szCs w:val="28"/>
+        </w:rPr>
+      </w:pPr>
+      <w:r>
+        <w:rPr>
+          <w:rFonts w:ascii="PT Astra Serif" w:hAnsi="PT Astra Serif"/>
+          <w:color w:val="000000"/>
+          <w:sz w:val="28"/>
+          <w:szCs w:val="28"/>
+        </w:rPr>
+        <w:t xml:space="preserve">- </w:t>
+      </w:r>
+      <w:r>
+        <w:rPr>
+          <w:rFonts w:ascii="PT Astra Serif" w:hAnsi="PT Astra Serif"/>
+          <w:color w:val="000000"/>
+          <w:sz w:val="28"/>
+          <w:szCs w:val="28"/>
+        </w:rPr>
+        <w:t>Прилагается конверт с:</w:t>
+      </w:r>
+      <w:r>
+        <w:rPr>
+          <w:rFonts w:ascii="PT Astra Serif" w:hAnsi="PT Astra Serif"/>
+          <w:color w:val="000000"/>
+          <w:sz w:val="28"/>
+          <w:szCs w:val="28"/>
+        </w:rPr>
+        <w:t xml:space="preserve"> </w:t>
+      </w:r>
+      <w:r>
+        <w:rPr>
+          <w:rFonts w:ascii="PT Astra Serif" w:hAnsi="PT Astra Serif"/>
+          <w:color w:val="000000"/>
+          <w:sz w:val="28"/>
+          <w:szCs w:val="28"/>
+        </w:rPr>
+        <w:t>CD-R диском (для цифровых камер)</w:t>
+      </w:r>
+      <w:r>
+        <w:rPr>
+          <w:rFonts w:ascii="PT Astra Serif" w:hAnsi="PT Astra Serif"/>
+          <w:color w:val="000000"/>
+          <w:sz w:val="28"/>
+          <w:szCs w:val="28"/>
+        </w:rPr>
+        <w:t>, н</w:t>
+      </w:r>
+      <w:r>
+        <w:rPr>
+          <w:rFonts w:ascii="PT Astra Serif" w:hAnsi="PT Astra Serif"/>
+          <w:color w:val="000000"/>
+          <w:sz w:val="28"/>
+          <w:szCs w:val="28"/>
+        </w:rPr>
+        <w:t>егативами (для пленочных камер)</w:t>
+      </w:r>
+      <w:r>
+        <w:rPr>
+          <w:rFonts w:ascii="PT Astra Serif" w:hAnsi="PT Astra Serif"/>
+          <w:color w:val="000000"/>
+          <w:sz w:val="28"/>
+          <w:szCs w:val="28"/>
+        </w:rPr>
+        <w:t>;</w:t>
+      </w:r>
+    </w:p>
+    <w:p>
+      <w:pPr>
+        <w:spacing w:after="0" w:line="240" w:lineRule="auto"/>
+        <w:ind w:firstLine="709"/>
+        <w:jc w:val="both"/>
+        <w:rPr>
+          <w:rFonts w:ascii="PT Astra Serif" w:hAnsi="PT Astra Serif"/>
+          <w:color w:val="000000"/>
+          <w:sz w:val="28"/>
+          <w:szCs w:val="28"/>
+        </w:rPr>
+      </w:pPr>
+      <w:r>
+        <w:rPr>
+          <w:rFonts w:ascii="PT Astra Serif" w:hAnsi="PT Astra Serif"/>
+          <w:color w:val="000000"/>
+          <w:sz w:val="28"/>
+          <w:szCs w:val="28"/>
+        </w:rPr>
+        <w:t xml:space="preserve">- </w:t>
+      </w:r>
+      <w:r>
+        <w:rPr>
+          <w:rFonts w:ascii="PT Astra Serif" w:hAnsi="PT Astra Serif"/>
+          <w:color w:val="000000"/>
+          <w:sz w:val="28"/>
+          <w:szCs w:val="28"/>
+        </w:rPr>
+        <w:t>Конверт опечатывается печатью</w:t>
+      </w:r>
+      <w:r>
+        <w:rPr>
+          <w:rFonts w:ascii="PT Astra Serif" w:hAnsi="PT Astra Serif"/>
+          <w:color w:val="000000"/>
+          <w:sz w:val="28"/>
+          <w:szCs w:val="28"/>
+        </w:rPr>
+        <w:t>;</w:t>
+      </w:r>
+    </w:p>
+    <w:p>
+      <w:pPr>
+        <w:spacing w:after="0" w:line="240" w:lineRule="auto"/>
+        <w:ind w:firstLine="709"/>
+        <w:jc w:val="both"/>
+        <w:rPr>
+          <w:rFonts w:ascii="PT Astra Serif" w:hAnsi="PT Astra Serif"/>
+          <w:color w:val="000000"/>
+          <w:sz w:val="28"/>
+          <w:szCs w:val="28"/>
+        </w:rPr>
+      </w:pPr>
+      <w:r>
+        <w:rPr>
+          <w:rFonts w:ascii="PT Astra Serif" w:hAnsi="PT Astra Serif"/>
+          <w:b/>
+          <w:bCs/>
+          <w:color w:val="000000"/>
+          <w:sz w:val="28"/>
+          <w:szCs w:val="28"/>
+        </w:rPr>
+        <w:t>Подпись и заверение:</w:t>
+      </w:r>
+    </w:p>
+    <w:p>
+      <w:pPr>
+        <w:spacing w:after="0" w:line="240" w:lineRule="auto"/>
+        <w:ind w:firstLine="709"/>
+        <w:jc w:val="both"/>
+        <w:rPr>
+          <w:rFonts w:ascii="PT Astra Serif" w:hAnsi="PT Astra Serif"/>
+          <w:color w:val="000000"/>
+          <w:sz w:val="28"/>
+          <w:szCs w:val="28"/>
+        </w:rPr>
+      </w:pPr>
+      <w:r>
+        <w:rPr>
+          <w:rFonts w:ascii="PT Astra Serif" w:hAnsi="PT Astra Serif"/>
+          <w:color w:val="000000"/>
+          <w:sz w:val="28"/>
+          <w:szCs w:val="28"/>
+        </w:rPr>
+        <w:t xml:space="preserve">- </w:t>
+      </w:r>
+      <w:r>
+        <w:rPr>
+          <w:rFonts w:ascii="PT Astra Serif" w:hAnsi="PT Astra Serif"/>
+          <w:color w:val="000000"/>
+          <w:sz w:val="28"/>
+          <w:szCs w:val="28"/>
+        </w:rPr>
+        <w:t>На каждой странице указывается статус и ФИО специалиста</w:t>
+      </w:r>
+      <w:r>
+        <w:rPr>
+          <w:rFonts w:ascii="PT Astra Serif" w:hAnsi="PT Astra Serif"/>
+          <w:color w:val="000000"/>
+          <w:sz w:val="28"/>
+          <w:szCs w:val="28"/>
+        </w:rPr>
+        <w:t>;</w:t>
+      </w:r>
+    </w:p>
+    <w:p>
+      <w:pPr>
+        <w:spacing w:after="0" w:line="240" w:lineRule="auto"/>
+        <w:ind w:firstLine="709"/>
+        <w:jc w:val="both"/>
+        <w:rPr>
+          <w:rFonts w:ascii="PT Astra Serif" w:hAnsi="PT Astra Serif"/>
+          <w:color w:val="000000"/>
+          <w:sz w:val="28"/>
+          <w:szCs w:val="28"/>
+        </w:rPr>
+      </w:pPr>
+      <w:r>
+        <w:rPr>
+          <w:rFonts w:ascii="PT Astra Serif" w:hAnsi="PT Astra Serif"/>
+          <w:color w:val="000000"/>
+          <w:sz w:val="28"/>
+          <w:szCs w:val="28"/>
+        </w:rPr>
+        <w:t xml:space="preserve">- </w:t>
+      </w:r>
+      <w:r>
+        <w:rPr>
+          <w:rFonts w:ascii="PT Astra Serif" w:hAnsi="PT Astra Serif"/>
+          <w:color w:val="000000"/>
+          <w:sz w:val="28"/>
+          <w:szCs w:val="28"/>
+        </w:rPr>
+        <w:t>Каждая страница подписывается и заверяется печатью</w:t>
+      </w:r>
+      <w:r>
+        <w:rPr>
+          <w:rFonts w:ascii="PT Astra Serif" w:hAnsi="PT Astra Serif"/>
+          <w:color w:val="000000"/>
+          <w:sz w:val="28"/>
+          <w:szCs w:val="28"/>
+        </w:rPr>
+        <w:t>;</w:t>
+      </w:r>
+    </w:p>
+    <w:p>
+      <w:pPr>
+        <w:spacing w:after="0" w:line="240" w:lineRule="auto"/>
+        <w:ind w:firstLine="709"/>
+        <w:jc w:val="both"/>
+        <w:rPr>
+          <w:rFonts w:ascii="PT Astra Serif" w:hAnsi="PT Astra Serif"/>
+          <w:color w:val="000000"/>
+          <w:sz w:val="28"/>
+          <w:szCs w:val="28"/>
+        </w:rPr>
+      </w:pPr>
+      <w:r>
+        <w:rPr>
+          <w:rFonts w:ascii="PT Astra Serif" w:hAnsi="PT Astra Serif"/>
+          <w:color w:val="000000"/>
+          <w:sz w:val="28"/>
+          <w:szCs w:val="28"/>
+        </w:rPr>
+        <w:t xml:space="preserve">- </w:t>
+      </w:r>
+      <w:r>
+        <w:rPr>
+          <w:rFonts w:ascii="PT Astra Serif" w:hAnsi="PT Astra Serif"/>
+          <w:color w:val="000000"/>
+          <w:sz w:val="28"/>
+          <w:szCs w:val="28"/>
+        </w:rPr>
+        <w:t>Листы скрепляются одним из способов:</w:t>
+      </w:r>
+      <w:r>
+        <w:rPr>
+          <w:rFonts w:ascii="PT Astra Serif" w:hAnsi="PT Astra Serif"/>
+          <w:color w:val="000000"/>
+          <w:sz w:val="28"/>
+          <w:szCs w:val="28"/>
+        </w:rPr>
+        <w:t xml:space="preserve"> с</w:t>
+      </w:r>
+      <w:r>
+        <w:rPr>
+          <w:rFonts w:ascii="PT Astra Serif" w:hAnsi="PT Astra Serif"/>
+          <w:color w:val="000000"/>
+          <w:sz w:val="28"/>
+          <w:szCs w:val="28"/>
+        </w:rPr>
+        <w:t>кобами степлера</w:t>
+      </w:r>
+      <w:r>
+        <w:rPr>
+          <w:rFonts w:ascii="PT Astra Serif" w:hAnsi="PT Astra Serif"/>
+          <w:color w:val="000000"/>
+          <w:sz w:val="28"/>
+          <w:szCs w:val="28"/>
+        </w:rPr>
+        <w:t>, п</w:t>
+      </w:r>
+      <w:r>
+        <w:rPr>
+          <w:rFonts w:ascii="PT Astra Serif" w:hAnsi="PT Astra Serif"/>
+          <w:color w:val="000000"/>
+          <w:sz w:val="28"/>
+          <w:szCs w:val="28"/>
+        </w:rPr>
+        <w:t>розрачной лентой</w:t>
+      </w:r>
+      <w:r>
+        <w:rPr>
+          <w:rFonts w:ascii="PT Astra Serif" w:hAnsi="PT Astra Serif"/>
+          <w:color w:val="000000"/>
+          <w:sz w:val="28"/>
+          <w:szCs w:val="28"/>
+        </w:rPr>
+        <w:t>, н</w:t>
+      </w:r>
+      <w:r>
+        <w:rPr>
+          <w:rFonts w:ascii="PT Astra Serif" w:hAnsi="PT Astra Serif"/>
+          <w:color w:val="000000"/>
+          <w:sz w:val="28"/>
+          <w:szCs w:val="28"/>
+        </w:rPr>
+        <w:t>итками белого цвета</w:t>
+      </w:r>
+      <w:r>
+        <w:rPr>
+          <w:rFonts w:ascii="PT Astra Serif" w:hAnsi="PT Astra Serif"/>
+          <w:color w:val="000000"/>
+          <w:sz w:val="28"/>
+          <w:szCs w:val="28"/>
+        </w:rPr>
+        <w:t xml:space="preserve"> или к</w:t>
+      </w:r>
+      <w:r>
+        <w:rPr>
+          <w:rFonts w:ascii="PT Astra Serif" w:hAnsi="PT Astra Serif"/>
+          <w:color w:val="000000"/>
+          <w:sz w:val="28"/>
+          <w:szCs w:val="28"/>
+        </w:rPr>
+        <w:t>леем</w:t>
+      </w:r>
+      <w:r>
+        <w:rPr>
+          <w:rFonts w:ascii="PT Astra Serif" w:hAnsi="PT Astra Serif"/>
+          <w:color w:val="000000"/>
+          <w:sz w:val="28"/>
+          <w:szCs w:val="28"/>
+        </w:rPr>
+        <w:t>;</w:t>
+      </w:r>
+    </w:p>
+    <w:p>
+      <w:pPr>
+        <w:spacing w:after="0" w:line="240" w:lineRule="auto"/>
+        <w:ind w:firstLine="709"/>
+        <w:jc w:val="both"/>
+        <w:rPr>
+          <w:rFonts w:ascii="PT Astra Serif" w:hAnsi="PT Astra Serif"/>
+          <w:color w:val="000000"/>
+          <w:sz w:val="28"/>
+          <w:szCs w:val="28"/>
+        </w:rPr>
+      </w:pPr>
+      <w:r>
+        <w:rPr>
+          <w:rFonts w:ascii="PT Astra Serif" w:hAnsi="PT Astra Serif"/>
+          <w:b/>
+          <w:bCs/>
+          <w:color w:val="000000"/>
+          <w:sz w:val="28"/>
+          <w:szCs w:val="28"/>
+        </w:rPr>
+        <w:t>Важные примечания:</w:t>
+      </w:r>
+    </w:p>
+    <w:p>
+      <w:pPr>
+        <w:spacing w:after="0" w:line="240" w:lineRule="auto"/>
+        <w:ind w:firstLine="709"/>
+        <w:jc w:val="both"/>
+        <w:rPr>
+          <w:rFonts w:ascii="PT Astra Serif" w:hAnsi="PT Astra Serif"/>
+          <w:color w:val="000000"/>
+          <w:sz w:val="28"/>
+          <w:szCs w:val="28"/>
+        </w:rPr>
+      </w:pPr>
+      <w:r>
+        <w:rPr>
+          <w:rFonts w:ascii="PT Astra Serif" w:hAnsi="PT Astra Serif"/>
+          <w:color w:val="000000"/>
+          <w:sz w:val="28"/>
+          <w:szCs w:val="28"/>
+        </w:rPr>
+        <w:t xml:space="preserve">- </w:t>
+      </w:r>
+      <w:r>
+        <w:rPr>
+          <w:rFonts w:ascii="PT Astra Serif" w:hAnsi="PT Astra Serif"/>
+          <w:color w:val="000000"/>
+          <w:sz w:val="28"/>
+          <w:szCs w:val="28"/>
+        </w:rPr>
+        <w:t>Способ скрепления должен исключать самопроизвольное раскрепление</w:t>
+      </w:r>
+      <w:r>
+        <w:rPr>
+          <w:rFonts w:ascii="PT Astra Serif" w:hAnsi="PT Astra Serif"/>
+          <w:color w:val="000000"/>
+          <w:sz w:val="28"/>
+          <w:szCs w:val="28"/>
+        </w:rPr>
+        <w:t>;</w:t>
+      </w:r>
+    </w:p>
+    <w:p>
+      <w:pPr>
+        <w:spacing w:after="0" w:line="240" w:lineRule="auto"/>
+        <w:ind w:firstLine="709"/>
+        <w:jc w:val="both"/>
+        <w:rPr>
+          <w:rFonts w:ascii="PT Astra Serif" w:hAnsi="PT Astra Serif"/>
+          <w:color w:val="000000"/>
+          <w:sz w:val="28"/>
+          <w:szCs w:val="28"/>
+        </w:rPr>
+      </w:pPr>
+      <w:r>
+        <w:rPr>
+          <w:rFonts w:ascii="PT Astra Serif" w:hAnsi="PT Astra Serif"/>
+          <w:color w:val="000000"/>
+          <w:sz w:val="28"/>
+          <w:szCs w:val="28"/>
+        </w:rPr>
+        <w:t xml:space="preserve">- </w:t>
       </w:r>
       <w:bookmarkStart w:id="0" w:name="_GoBack"/>
       <w:bookmarkEnd w:id="0"/>
@@ -3733,43 +5981,8 @@
           <w:sz w:val="28"/>
           <w:szCs w:val="28"/>
         </w:rPr>
-        <w:t xml:space="preserve">снижение количества технических ошибок. </w:t>
-      </w:r>
-    </w:p>
-    <w:p>
-      <w:pPr>
-        <w:spacing w:after="0" w:line="240" w:lineRule="auto"/>
-        <w:ind w:firstLine="709"/>
-        <w:jc w:val="both"/>
-        <w:rPr>
-          <w:rFonts w:ascii="PT Astra Serif" w:hAnsi="PT Astra Serif"/>
-          <w:color w:val="000000"/>
-          <w:sz w:val="28"/>
-          <w:szCs w:val="28"/>
-        </w:rPr>
-      </w:pPr>
-      <w:r>
-        <w:rPr>
-          <w:rFonts w:ascii="PT Astra Serif" w:hAnsi="PT Astra Serif"/>
-          <w:color w:val="000000"/>
-          <w:sz w:val="28"/>
-          <w:szCs w:val="28"/>
-        </w:rPr>
-        <w:t>Использование программного обеспечения позволяет существенно повысить эффективность труда за счёт автоматизации рутинных операций.</w:t>
-      </w:r>
-    </w:p>
-    <w:p>
-      <w:pPr>
-        <w:spacing w:after="0" w:line="240" w:lineRule="auto"/>
-        <w:ind w:firstLine="709"/>
-        <w:jc w:val="both"/>
-        <w:rPr>
-          <w:rFonts w:ascii="PT Astra Serif" w:hAnsi="PT Astra Serif"/>
-          <w:color w:val="000000"/>
-          <w:sz w:val="28"/>
-          <w:szCs w:val="28"/>
-        </w:rPr>
-      </w:pPr>
+        <w:t>При сложной структуре места происшествия (много помещений) снимки размещаются по порядку описания в протоколе</w:t>
+      </w:r>
     </w:p>
     <w:p>
       <w:pPr>
@@ -3851,6 +6064,7 @@
           <w:sz w:val="28"/>
           <w:szCs w:val="28"/>
         </w:rPr>
+        <w:lastRenderedPageBreak/>
         <w:t>В условиях кадрового дефицита и возрастающей нагрузки на сотрудников органов внутренних дел Российской Федерации особую актуальность приобретает повышение производительности труда посредством цифровизации служебной деятельности. Одним из перспективных направлений является использование программного обеспечения при изготовлении фототаблиц к протоколу осмотра места происшествия, позволяющее сократить временные затраты сотрудников, минимизировать технические ошибки и повысить качество фиксации доказательственной информации.</w:t>
       </w:r>
     </w:p>
@@ -3921,29 +6135,12 @@
           <w:sz w:val="28"/>
           <w:szCs w:val="28"/>
         </w:rPr>
-        <w:t xml:space="preserve">1 – </w:t>
-      </w:r>
-      <w:r>
-        <w:rPr>
-          <w:rFonts w:ascii="PT Astra Serif" w:hAnsi="PT Astra Serif"/>
-          <w:color w:val="000000"/>
-          <w:sz w:val="28"/>
-          <w:szCs w:val="28"/>
-        </w:rPr>
-        <w:t>Глава МВД озвучил масштабы кадрового кризиса в полиции</w:t>
-      </w:r>
-      <w:r>
-        <w:rPr>
-          <w:rFonts w:ascii="PT Astra Serif" w:hAnsi="PT Astra Serif"/>
-          <w:color w:val="000000"/>
-          <w:sz w:val="28"/>
-          <w:szCs w:val="28"/>
-        </w:rPr>
-        <w:t xml:space="preserve">. </w:t>
+        <w:t xml:space="preserve">1 – Глава МВД озвучил масштабы кадрового кризиса в полиции. </w:t>
       </w:r>
       <w:hyperlink r:id="rId5" w:history="1">
         <w:r>
           <w:rPr>
+            <w:rFonts w:ascii="PT Astra Serif" w:hAnsi="PT Astra Serif"/>
             <w:color w:val="000000"/>
           </w:rPr>
           <w:t>https://www.mk.ru/social/2026/02/19/glava-mvd-ozvuchil-masshtaby-kadrovogo-krizisa-v-policii.html</w:t>
@@ -3982,16 +6179,7 @@
           <w:sz w:val="28"/>
           <w:szCs w:val="28"/>
         </w:rPr>
-        <w:t xml:space="preserve">2 – </w:t>
-      </w:r>
-      <w:r>
-        <w:rPr>
-          <w:rFonts w:ascii="PT Astra Serif" w:hAnsi="PT Astra Serif"/>
-          <w:color w:val="000000"/>
-          <w:sz w:val="28"/>
-          <w:szCs w:val="28"/>
-        </w:rPr>
-        <w:t>Число открытых вакансий в МВД достигло 212 тыс.</w:t>
+        <w:t>2 – Число открытых вакансий в МВД достигло 212 тыс.</w:t>
       </w:r>
     </w:p>
     <w:p>
@@ -4009,6 +6197,7 @@
       <w:hyperlink r:id="rId6" w:history="1">
         <w:r>
           <w:rPr>
+            <w:rFonts w:ascii="PT Astra Serif" w:hAnsi="PT Astra Serif"/>
             <w:color w:val="000000"/>
           </w:rPr>
           <w:t>https://iz.ru/2045632/2026-02-19/chislo-otkrytykh-vakansii-v-mvd-dostiglo-212-tys</w:t>
@@ -4056,16 +6245,7 @@
           <w:sz w:val="28"/>
           <w:szCs w:val="28"/>
         </w:rPr>
-        <w:t>Глава МВД поручил сократить нагрузку на полицейских за счет цифровизации</w:t>
-      </w:r>
-      <w:r>
-        <w:rPr>
-          <w:rFonts w:ascii="PT Astra Serif" w:hAnsi="PT Astra Serif"/>
-          <w:color w:val="000000"/>
-          <w:sz w:val="28"/>
-          <w:szCs w:val="28"/>
-        </w:rPr>
-        <w:t>.</w:t>
+        <w:t>Глава МВД поручил сократить нагрузку на полицейских за счет цифровизации.</w:t>
       </w:r>
     </w:p>
     <w:p>
@@ -4083,9 +6263,10 @@
       <w:hyperlink r:id="rId7" w:history="1">
         <w:r>
           <w:rPr>
+            <w:rFonts w:ascii="PT Astra Serif" w:hAnsi="PT Astra Serif"/>
             <w:color w:val="000000"/>
           </w:rPr>
-          <w:t>https://www.vedomosti.ru/society/news/2026/03/16/1183150-sokratit-nagruzku-na-politseiskih?from=newsline&amp;utm_source=chatgpt.com</w:t>
+          <w:t>https://www.vedomosti.ru/society/news/2026/03/16/1183150-sokratit-nagruzku-na-politseiskih</w:t>
         </w:r>
       </w:hyperlink>
     </w:p>
@@ -4148,27 +6329,7 @@
           <w:sz w:val="28"/>
           <w:szCs w:val="28"/>
         </w:rPr>
-        <w:t xml:space="preserve">Экономика </w:t>
-      </w:r>
-      <w:proofErr w:type="gramStart"/>
-      <w:r>
-        <w:rPr>
-          <w:rFonts w:ascii="PT Astra Serif" w:hAnsi="PT Astra Serif"/>
-          <w:color w:val="000000"/>
-          <w:sz w:val="28"/>
-          <w:szCs w:val="28"/>
-        </w:rPr>
-        <w:t>труда :</w:t>
-      </w:r>
-      <w:proofErr w:type="gramEnd"/>
-      <w:r>
-        <w:rPr>
-          <w:rFonts w:ascii="PT Astra Serif" w:hAnsi="PT Astra Serif"/>
-          <w:color w:val="000000"/>
-          <w:sz w:val="28"/>
-          <w:szCs w:val="28"/>
-        </w:rPr>
-        <w:t xml:space="preserve"> учебник. 2-е изд., </w:t>
+        <w:t xml:space="preserve">Экономика труда: учебник. 2-е изд., </w:t>
       </w:r>
       <w:proofErr w:type="spellStart"/>
       <w:r>
@@ -4181,25 +6342,14 @@
         <w:t>перераб</w:t>
       </w:r>
       <w:proofErr w:type="spellEnd"/>
-      <w:proofErr w:type="gramStart"/>
-      <w:r>
-        <w:rPr>
-          <w:rFonts w:ascii="PT Astra Serif" w:hAnsi="PT Astra Serif"/>
-          <w:color w:val="000000"/>
-          <w:sz w:val="28"/>
-          <w:szCs w:val="28"/>
-        </w:rPr>
-        <w:t>.</w:t>
-      </w:r>
-      <w:proofErr w:type="gramEnd"/>
-      <w:r>
-        <w:rPr>
-          <w:rFonts w:ascii="PT Astra Serif" w:hAnsi="PT Astra Serif"/>
-          <w:color w:val="000000"/>
-          <w:sz w:val="28"/>
-          <w:szCs w:val="28"/>
-        </w:rPr>
-        <w:t xml:space="preserve"> и доп. / под ред. проф. Ю. П. </w:t>
+      <w:r>
+        <w:rPr>
+          <w:rFonts w:ascii="PT Astra Serif" w:hAnsi="PT Astra Serif"/>
+          <w:color w:val="000000"/>
+          <w:sz w:val="28"/>
+          <w:szCs w:val="28"/>
+        </w:rPr>
+        <w:t xml:space="preserve">. и доп. / под ред. проф. Ю. П. </w:t>
       </w:r>
       <w:proofErr w:type="spellStart"/>
       <w:r>
@@ -4239,27 +6389,51 @@
           <w:sz w:val="28"/>
           <w:szCs w:val="28"/>
         </w:rPr>
-        <w:t xml:space="preserve">. — </w:t>
-      </w:r>
-      <w:proofErr w:type="gramStart"/>
-      <w:r>
-        <w:rPr>
-          <w:rFonts w:ascii="PT Astra Serif" w:hAnsi="PT Astra Serif"/>
-          <w:color w:val="000000"/>
-          <w:sz w:val="28"/>
-          <w:szCs w:val="28"/>
-        </w:rPr>
-        <w:t>М. :</w:t>
-      </w:r>
-      <w:proofErr w:type="gramEnd"/>
-      <w:r>
-        <w:rPr>
-          <w:rFonts w:ascii="PT Astra Serif" w:hAnsi="PT Astra Serif"/>
-          <w:color w:val="000000"/>
-          <w:sz w:val="28"/>
-          <w:szCs w:val="28"/>
-        </w:rPr>
-        <w:t xml:space="preserve"> Магистр, 2010. — 686 с.</w:t>
+        <w:t>. — М.: Магистр, 2010. — 686 с. ISBN 978-5-9776-0062-0 (в пер.) на стр. 19</w:t>
+      </w:r>
+    </w:p>
+    <w:p>
+      <w:pPr>
+        <w:spacing w:after="0" w:line="240" w:lineRule="auto"/>
+        <w:ind w:firstLine="709"/>
+        <w:jc w:val="both"/>
+        <w:rPr>
+          <w:rFonts w:ascii="PT Astra Serif" w:hAnsi="PT Astra Serif"/>
+          <w:color w:val="000000"/>
+          <w:sz w:val="28"/>
+          <w:szCs w:val="28"/>
+        </w:rPr>
+      </w:pPr>
+    </w:p>
+    <w:p>
+      <w:pPr>
+        <w:spacing w:after="0" w:line="240" w:lineRule="auto"/>
+        <w:ind w:firstLine="709"/>
+        <w:jc w:val="both"/>
+        <w:rPr>
+          <w:rFonts w:ascii="PT Astra Serif" w:hAnsi="PT Astra Serif"/>
+          <w:color w:val="000000"/>
+          <w:sz w:val="28"/>
+          <w:szCs w:val="28"/>
+        </w:rPr>
+      </w:pPr>
+      <w:r>
+        <w:rPr>
+          <w:rFonts w:ascii="PT Astra Serif" w:hAnsi="PT Astra Serif"/>
+          <w:color w:val="000000"/>
+          <w:sz w:val="28"/>
+          <w:szCs w:val="28"/>
+        </w:rPr>
+        <w:t xml:space="preserve">5 </w:t>
+      </w:r>
+      <w:r>
+        <w:rPr>
+          <w:rFonts w:ascii="PT Astra Serif" w:hAnsi="PT Astra Serif"/>
+          <w:color w:val="000000"/>
+          <w:sz w:val="28"/>
+          <w:szCs w:val="28"/>
+        </w:rPr>
+        <w:t>–</w:t>
       </w:r>
       <w:r>
         <w:rPr>
@@ -4277,69 +6451,70 @@
           <w:sz w:val="28"/>
           <w:szCs w:val="28"/>
         </w:rPr>
-        <w:t>ISBN 978-5-9776-0062-0 (в пер.)</w:t>
-      </w:r>
-      <w:r>
-        <w:rPr>
-          <w:rFonts w:ascii="PT Astra Serif" w:hAnsi="PT Astra Serif"/>
-          <w:color w:val="000000"/>
-          <w:sz w:val="28"/>
-          <w:szCs w:val="28"/>
-        </w:rPr>
-        <w:t xml:space="preserve"> на стр. 19</w:t>
-      </w:r>
-    </w:p>
-    <w:p>
-      <w:pPr>
-        <w:spacing w:after="0" w:line="240" w:lineRule="auto"/>
-        <w:ind w:firstLine="709"/>
-        <w:jc w:val="both"/>
-        <w:rPr>
-          <w:rFonts w:ascii="PT Astra Serif" w:hAnsi="PT Astra Serif"/>
-          <w:color w:val="000000"/>
-          <w:sz w:val="28"/>
-          <w:szCs w:val="28"/>
-        </w:rPr>
-      </w:pPr>
-    </w:p>
-    <w:p>
-      <w:pPr>
-        <w:spacing w:after="0" w:line="240" w:lineRule="auto"/>
-        <w:ind w:firstLine="709"/>
-        <w:jc w:val="both"/>
-        <w:rPr>
-          <w:rFonts w:ascii="PT Astra Serif" w:hAnsi="PT Astra Serif"/>
-          <w:color w:val="000000"/>
-          <w:sz w:val="28"/>
-          <w:szCs w:val="28"/>
-        </w:rPr>
-      </w:pPr>
-    </w:p>
-    <w:p>
-      <w:pPr>
-        <w:spacing w:after="0" w:line="240" w:lineRule="auto"/>
-        <w:ind w:firstLine="709"/>
-        <w:jc w:val="both"/>
-        <w:rPr>
-          <w:rFonts w:ascii="PT Astra Serif" w:hAnsi="PT Astra Serif"/>
-          <w:color w:val="000000"/>
-          <w:sz w:val="28"/>
-          <w:szCs w:val="28"/>
-        </w:rPr>
-      </w:pPr>
-    </w:p>
-    <w:p>
-      <w:pPr>
-        <w:spacing w:after="0" w:line="240" w:lineRule="auto"/>
-        <w:ind w:firstLine="709"/>
-        <w:jc w:val="both"/>
-        <w:rPr>
-          <w:rFonts w:ascii="PT Astra Serif" w:hAnsi="PT Astra Serif"/>
-          <w:color w:val="000000"/>
-          <w:sz w:val="28"/>
-          <w:szCs w:val="28"/>
-        </w:rPr>
-      </w:pPr>
+        <w:t>УПК</w:t>
+      </w:r>
+      <w:r>
+        <w:rPr>
+          <w:rFonts w:ascii="PT Astra Serif" w:hAnsi="PT Astra Serif"/>
+          <w:color w:val="000000"/>
+          <w:sz w:val="28"/>
+          <w:szCs w:val="28"/>
+        </w:rPr>
+        <w:t xml:space="preserve"> </w:t>
+      </w:r>
+      <w:r>
+        <w:rPr>
+          <w:rFonts w:ascii="PT Astra Serif" w:hAnsi="PT Astra Serif"/>
+          <w:color w:val="000000"/>
+          <w:sz w:val="28"/>
+          <w:szCs w:val="28"/>
+        </w:rPr>
+        <w:t>РФ Статья 58. Специалист</w:t>
+      </w:r>
+    </w:p>
+    <w:p>
+      <w:pPr>
+        <w:spacing w:after="0" w:line="240" w:lineRule="auto"/>
+        <w:ind w:firstLine="709"/>
+        <w:jc w:val="both"/>
+        <w:rPr>
+          <w:rFonts w:ascii="PT Astra Serif" w:hAnsi="PT Astra Serif"/>
+          <w:color w:val="000000"/>
+          <w:sz w:val="28"/>
+          <w:szCs w:val="28"/>
+        </w:rPr>
+      </w:pPr>
+    </w:p>
+    <w:p>
+      <w:pPr>
+        <w:spacing w:after="0" w:line="240" w:lineRule="auto"/>
+        <w:ind w:firstLine="709"/>
+        <w:jc w:val="both"/>
+        <w:rPr>
+          <w:rFonts w:ascii="PT Astra Serif" w:hAnsi="PT Astra Serif"/>
+          <w:color w:val="000000"/>
+          <w:sz w:val="28"/>
+          <w:szCs w:val="28"/>
+        </w:rPr>
+      </w:pPr>
+      <w:r>
+        <w:rPr>
+          <w:rFonts w:ascii="PT Astra Serif" w:hAnsi="PT Astra Serif"/>
+          <w:color w:val="000000"/>
+          <w:sz w:val="28"/>
+          <w:szCs w:val="28"/>
+        </w:rPr>
+        <w:t xml:space="preserve">6 – Экспресс-бюллетень № 67. </w:t>
+      </w:r>
+      <w:r>
+        <w:rPr>
+          <w:rFonts w:ascii="PT Astra Serif" w:hAnsi="PT Astra Serif"/>
+          <w:color w:val="000000"/>
+          <w:sz w:val="28"/>
+          <w:szCs w:val="28"/>
+        </w:rPr>
+        <w:t>Справочное пособие ЭКЦ ГУ МВД России по г. Москве, 2016 год — 199 л.</w:t>
+      </w:r>
     </w:p>
     <w:p>
       <w:pPr>
@@ -4355,7 +6530,7 @@
     </w:p>
     <w:sectPr>
       <w:pgSz w:w="11906" w:h="16838"/>
-      <w:pgMar w:top="1134" w:right="851" w:bottom="1134" w:left="1701" w:header="709" w:footer="709" w:gutter="0"/>
+      <w:pgMar w:top="1134" w:right="1134" w:bottom="1134" w:left="1701" w:header="709" w:footer="709" w:gutter="0"/>
       <w:cols w:space="708"/>
       <w:docGrid w:linePitch="360"/>
     </w:sectPr>
@@ -4364,7 +6539,7 @@
 </file>
 
 <file path=word/numbering.xml><?xml version="1.0" encoding="utf-8"?>
-<w:numbering xmlns:wpc="http://schemas.microsoft.com/office/word/2010/wordprocessingCanvas" xmlns:mc="http://schemas.openxmlformats.org/markup-compatibility/2006" xmlns:o="urn:schemas-microsoft-com:office:office" xmlns:r="http://schemas.openxmlformats.org/officeDocument/2006/relationships" xmlns:m="http://schemas.openxmlformats.org/officeDocument/2006/math" xmlns:v="urn:schemas-microsoft-com:vml" xmlns:wp14="http://schemas.microsoft.com/office/word/2010/wordprocessingDrawing" xmlns:wp="http://schemas.openxmlformats.org/drawingml/2006/wordprocessingDrawing" xmlns:w10="urn:schemas-microsoft-com:office:word" xmlns:w="http://schemas.openxmlformats.org/wordprocessingml/2006/main" xmlns:w14="http://schemas.microsoft.com/office/word/2010/wordml" xmlns:w15="http://schemas.microsoft.com/office/word/2012/wordml" xmlns:wpg="http://schemas.microsoft.com/office/word/2010/wordprocessingGroup" xmlns:wpi="http://schemas.microsoft.com/office/word/2010/wordprocessingInk" xmlns:wne="http://schemas.microsoft.com/office/word/2006/wordml" xmlns:wps="http://schemas.microsoft.com/office/word/2010/wordprocessingShape" mc:Ignorable="w14 w15 wp14">
+<w:numbering xmlns:wpc="http://schemas.microsoft.com/office/word/2010/wordprocessingCanvas" xmlns:cx="http://schemas.microsoft.com/office/drawing/2014/chartex" xmlns:cx1="http://schemas.microsoft.com/office/drawing/2015/9/8/chartex" xmlns:cx2="http://schemas.microsoft.com/office/drawing/2015/10/21/chartex" xmlns:cx3="http://schemas.microsoft.com/office/drawing/2016/5/9/chartex" xmlns:cx4="http://schemas.microsoft.com/office/drawing/2016/5/10/chartex" xmlns:cx5="http://schemas.microsoft.com/office/drawing/2016/5/11/chartex" xmlns:cx6="http://schemas.microsoft.com/office/drawing/2016/5/12/chartex" xmlns:cx7="http://schemas.microsoft.com/office/drawing/2016/5/13/chartex" xmlns:cx8="http://schemas.microsoft.com/office/drawing/2016/5/14/chartex" xmlns:mc="http://schemas.openxmlformats.org/markup-compatibility/2006" xmlns:aink="http://schemas.microsoft.com/office/drawing/2016/ink" xmlns:am3d="http://schemas.microsoft.com/office/drawing/2017/model3d" xmlns:o="urn:schemas-microsoft-com:office:office" xmlns:r="http://schemas.openxmlformats.org/officeDocument/2006/relationships" xmlns:m="http://schemas.openxmlformats.org/officeDocument/2006/math" xmlns:v="urn:schemas-microsoft-com:vml" xmlns:wp14="http://schemas.microsoft.com/office/word/2010/wordprocessingDrawing" xmlns:wp="http://schemas.openxmlformats.org/drawingml/2006/wordprocessingDrawing" xmlns:w10="urn:schemas-microsoft-com:office:word" xmlns:w="http://schemas.openxmlformats.org/wordprocessingml/2006/main" xmlns:w14="http://schemas.microsoft.com/office/word/2010/wordml" xmlns:w15="http://schemas.microsoft.com/office/word/2012/wordml" xmlns:w16cex="http://schemas.microsoft.com/office/word/2018/wordml/cex" xmlns:w16cid="http://schemas.microsoft.com/office/word/2016/wordml/cid" xmlns:w16="http://schemas.microsoft.com/office/word/2018/wordml" xmlns:w16se="http://schemas.microsoft.com/office/word/2015/wordml/symex" xmlns:wpg="http://schemas.microsoft.com/office/word/2010/wordprocessingGroup" xmlns:wpi="http://schemas.microsoft.com/office/word/2010/wordprocessingInk" xmlns:wne="http://schemas.microsoft.com/office/word/2006/wordml" xmlns:wps="http://schemas.microsoft.com/office/word/2010/wordprocessingShape" mc:Ignorable="w14 w15 w16se w16cid w16 w16cex wp14">
   <w:abstractNum w:abstractNumId="0" w15:restartNumberingAfterBreak="0">
     <w:nsid w:val="01473701"/>
     <w:multiLevelType w:val="multilevel"/>
@@ -4664,6 +6839,155 @@
     </w:lvl>
   </w:abstractNum>
   <w:abstractNum w:abstractNumId="2" w15:restartNumberingAfterBreak="0">
+    <w:nsid w:val="286C0248"/>
+    <w:multiLevelType w:val="multilevel"/>
+    <w:tmpl w:val="468AA894"/>
+    <w:lvl w:ilvl="0">
+      <w:start w:val="1"/>
+      <w:numFmt w:val="bullet"/>
+      <w:lvlText w:val=""/>
+      <w:lvlJc w:val="left"/>
+      <w:pPr>
+        <w:tabs>
+          <w:tab w:val="num" w:pos="720"/>
+        </w:tabs>
+        <w:ind w:left="720" w:hanging="360"/>
+      </w:pPr>
+      <w:rPr>
+        <w:rFonts w:ascii="Symbol" w:hAnsi="Symbol" w:hint="default"/>
+        <w:sz w:val="20"/>
+      </w:rPr>
+    </w:lvl>
+    <w:lvl w:ilvl="1">
+      <w:start w:val="1"/>
+      <w:numFmt w:val="bullet"/>
+      <w:lvlText w:val="o"/>
+      <w:lvlJc w:val="left"/>
+      <w:pPr>
+        <w:tabs>
+          <w:tab w:val="num" w:pos="1440"/>
+        </w:tabs>
+        <w:ind w:left="1440" w:hanging="360"/>
+      </w:pPr>
+      <w:rPr>
+        <w:rFonts w:ascii="Courier New" w:hAnsi="Courier New" w:hint="default"/>
+        <w:sz w:val="20"/>
+      </w:rPr>
+    </w:lvl>
+    <w:lvl w:ilvl="2" w:tentative="1">
+      <w:start w:val="1"/>
+      <w:numFmt w:val="bullet"/>
+      <w:lvlText w:val=""/>
+      <w:lvlJc w:val="left"/>
+      <w:pPr>
+        <w:tabs>
+          <w:tab w:val="num" w:pos="2160"/>
+        </w:tabs>
+        <w:ind w:left="2160" w:hanging="360"/>
+      </w:pPr>
+      <w:rPr>
+        <w:rFonts w:ascii="Wingdings" w:hAnsi="Wingdings" w:hint="default"/>
+        <w:sz w:val="20"/>
+      </w:rPr>
+    </w:lvl>
+    <w:lvl w:ilvl="3" w:tentative="1">
+      <w:start w:val="1"/>
+      <w:numFmt w:val="bullet"/>
+      <w:lvlText w:val=""/>
+      <w:lvlJc w:val="left"/>
+      <w:pPr>
+        <w:tabs>
+          <w:tab w:val="num" w:pos="2880"/>
+        </w:tabs>
+        <w:ind w:left="2880" w:hanging="360"/>
+      </w:pPr>
+      <w:rPr>
+        <w:rFonts w:ascii="Wingdings" w:hAnsi="Wingdings" w:hint="default"/>
+        <w:sz w:val="20"/>
+      </w:rPr>
+    </w:lvl>
+    <w:lvl w:ilvl="4" w:tentative="1">
+      <w:start w:val="1"/>
+      <w:numFmt w:val="bullet"/>
+      <w:lvlText w:val=""/>
+      <w:lvlJc w:val="left"/>
+      <w:pPr>
+        <w:tabs>
+          <w:tab w:val="num" w:pos="3600"/>
+        </w:tabs>
+        <w:ind w:left="3600" w:hanging="360"/>
+      </w:pPr>
+      <w:rPr>
+        <w:rFonts w:ascii="Wingdings" w:hAnsi="Wingdings" w:hint="default"/>
+        <w:sz w:val="20"/>
+      </w:rPr>
+    </w:lvl>
+    <w:lvl w:ilvl="5" w:tentative="1">
+      <w:start w:val="1"/>
+      <w:numFmt w:val="bullet"/>
+      <w:lvlText w:val=""/>
+      <w:lvlJc w:val="left"/>
+      <w:pPr>
+        <w:tabs>
+          <w:tab w:val="num" w:pos="4320"/>
+        </w:tabs>
+        <w:ind w:left="4320" w:hanging="360"/>
+      </w:pPr>
+      <w:rPr>
+        <w:rFonts w:ascii="Wingdings" w:hAnsi="Wingdings" w:hint="default"/>
+        <w:sz w:val="20"/>
+      </w:rPr>
+    </w:lvl>
+    <w:lvl w:ilvl="6" w:tentative="1">
+      <w:start w:val="1"/>
+      <w:numFmt w:val="bullet"/>
+      <w:lvlText w:val=""/>
+      <w:lvlJc w:val="left"/>
+      <w:pPr>
+        <w:tabs>
+          <w:tab w:val="num" w:pos="5040"/>
+        </w:tabs>
+        <w:ind w:left="5040" w:hanging="360"/>
+      </w:pPr>
+      <w:rPr>
+        <w:rFonts w:ascii="Wingdings" w:hAnsi="Wingdings" w:hint="default"/>
+        <w:sz w:val="20"/>
+      </w:rPr>
+    </w:lvl>
+    <w:lvl w:ilvl="7" w:tentative="1">
+      <w:start w:val="1"/>
+      <w:numFmt w:val="bullet"/>
+      <w:lvlText w:val=""/>
+      <w:lvlJc w:val="left"/>
+      <w:pPr>
+        <w:tabs>
+          <w:tab w:val="num" w:pos="5760"/>
+        </w:tabs>
+        <w:ind w:left="5760" w:hanging="360"/>
+      </w:pPr>
+      <w:rPr>
+        <w:rFonts w:ascii="Wingdings" w:hAnsi="Wingdings" w:hint="default"/>
+        <w:sz w:val="20"/>
+      </w:rPr>
+    </w:lvl>
+    <w:lvl w:ilvl="8" w:tentative="1">
+      <w:start w:val="1"/>
+      <w:numFmt w:val="bullet"/>
+      <w:lvlText w:val=""/>
+      <w:lvlJc w:val="left"/>
+      <w:pPr>
+        <w:tabs>
+          <w:tab w:val="num" w:pos="6480"/>
+        </w:tabs>
+        <w:ind w:left="6480" w:hanging="360"/>
+      </w:pPr>
+      <w:rPr>
+        <w:rFonts w:ascii="Wingdings" w:hAnsi="Wingdings" w:hint="default"/>
+        <w:sz w:val="20"/>
+      </w:rPr>
+    </w:lvl>
+  </w:abstractNum>
+  <w:abstractNum w:abstractNumId="3" w15:restartNumberingAfterBreak="0">
     <w:nsid w:val="2A122330"/>
     <w:multiLevelType w:val="multilevel"/>
     <w:tmpl w:val="666EF1B2"/>
@@ -4812,7 +7136,7 @@
       </w:rPr>
     </w:lvl>
   </w:abstractNum>
-  <w:abstractNum w:abstractNumId="3" w15:restartNumberingAfterBreak="0">
+  <w:abstractNum w:abstractNumId="4" w15:restartNumberingAfterBreak="0">
     <w:nsid w:val="30515BF1"/>
     <w:multiLevelType w:val="multilevel"/>
     <w:tmpl w:val="F402859E"/>
@@ -4961,7 +7285,156 @@
       </w:rPr>
     </w:lvl>
   </w:abstractNum>
-  <w:abstractNum w:abstractNumId="4" w15:restartNumberingAfterBreak="0">
+  <w:abstractNum w:abstractNumId="5" w15:restartNumberingAfterBreak="0">
+    <w:nsid w:val="326F0061"/>
+    <w:multiLevelType w:val="multilevel"/>
+    <w:tmpl w:val="79DC7248"/>
+    <w:lvl w:ilvl="0">
+      <w:start w:val="1"/>
+      <w:numFmt w:val="bullet"/>
+      <w:lvlText w:val=""/>
+      <w:lvlJc w:val="left"/>
+      <w:pPr>
+        <w:tabs>
+          <w:tab w:val="num" w:pos="720"/>
+        </w:tabs>
+        <w:ind w:left="720" w:hanging="360"/>
+      </w:pPr>
+      <w:rPr>
+        <w:rFonts w:ascii="Symbol" w:hAnsi="Symbol" w:hint="default"/>
+        <w:sz w:val="20"/>
+      </w:rPr>
+    </w:lvl>
+    <w:lvl w:ilvl="1" w:tentative="1">
+      <w:start w:val="1"/>
+      <w:numFmt w:val="bullet"/>
+      <w:lvlText w:val="o"/>
+      <w:lvlJc w:val="left"/>
+      <w:pPr>
+        <w:tabs>
+          <w:tab w:val="num" w:pos="1440"/>
+        </w:tabs>
+        <w:ind w:left="1440" w:hanging="360"/>
+      </w:pPr>
+      <w:rPr>
+        <w:rFonts w:ascii="Courier New" w:hAnsi="Courier New" w:hint="default"/>
+        <w:sz w:val="20"/>
+      </w:rPr>
+    </w:lvl>
+    <w:lvl w:ilvl="2" w:tentative="1">
+      <w:start w:val="1"/>
+      <w:numFmt w:val="bullet"/>
+      <w:lvlText w:val=""/>
+      <w:lvlJc w:val="left"/>
+      <w:pPr>
+        <w:tabs>
+          <w:tab w:val="num" w:pos="2160"/>
+        </w:tabs>
+        <w:ind w:left="2160" w:hanging="360"/>
+      </w:pPr>
+      <w:rPr>
+        <w:rFonts w:ascii="Wingdings" w:hAnsi="Wingdings" w:hint="default"/>
+        <w:sz w:val="20"/>
+      </w:rPr>
+    </w:lvl>
+    <w:lvl w:ilvl="3" w:tentative="1">
+      <w:start w:val="1"/>
+      <w:numFmt w:val="bullet"/>
+      <w:lvlText w:val=""/>
+      <w:lvlJc w:val="left"/>
+      <w:pPr>
+        <w:tabs>
+          <w:tab w:val="num" w:pos="2880"/>
+        </w:tabs>
+        <w:ind w:left="2880" w:hanging="360"/>
+      </w:pPr>
+      <w:rPr>
+        <w:rFonts w:ascii="Wingdings" w:hAnsi="Wingdings" w:hint="default"/>
+        <w:sz w:val="20"/>
+      </w:rPr>
+    </w:lvl>
+    <w:lvl w:ilvl="4" w:tentative="1">
+      <w:start w:val="1"/>
+      <w:numFmt w:val="bullet"/>
+      <w:lvlText w:val=""/>
+      <w:lvlJc w:val="left"/>
+      <w:pPr>
+        <w:tabs>
+          <w:tab w:val="num" w:pos="3600"/>
+        </w:tabs>
+        <w:ind w:left="3600" w:hanging="360"/>
+      </w:pPr>
+      <w:rPr>
+        <w:rFonts w:ascii="Wingdings" w:hAnsi="Wingdings" w:hint="default"/>
+        <w:sz w:val="20"/>
+      </w:rPr>
+    </w:lvl>
+    <w:lvl w:ilvl="5" w:tentative="1">
+      <w:start w:val="1"/>
+      <w:numFmt w:val="bullet"/>
+      <w:lvlText w:val=""/>
+      <w:lvlJc w:val="left"/>
+      <w:pPr>
+        <w:tabs>
+          <w:tab w:val="num" w:pos="4320"/>
+        </w:tabs>
+        <w:ind w:left="4320" w:hanging="360"/>
+      </w:pPr>
+      <w:rPr>
+        <w:rFonts w:ascii="Wingdings" w:hAnsi="Wingdings" w:hint="default"/>
+        <w:sz w:val="20"/>
+      </w:rPr>
+    </w:lvl>
+    <w:lvl w:ilvl="6" w:tentative="1">
+      <w:start w:val="1"/>
+      <w:numFmt w:val="bullet"/>
+      <w:lvlText w:val=""/>
+      <w:lvlJc w:val="left"/>
+      <w:pPr>
+        <w:tabs>
+          <w:tab w:val="num" w:pos="5040"/>
+        </w:tabs>
+        <w:ind w:left="5040" w:hanging="360"/>
+      </w:pPr>
+      <w:rPr>
+        <w:rFonts w:ascii="Wingdings" w:hAnsi="Wingdings" w:hint="default"/>
+        <w:sz w:val="20"/>
+      </w:rPr>
+    </w:lvl>
+    <w:lvl w:ilvl="7" w:tentative="1">
+      <w:start w:val="1"/>
+      <w:numFmt w:val="bullet"/>
+      <w:lvlText w:val=""/>
+      <w:lvlJc w:val="left"/>
+      <w:pPr>
+        <w:tabs>
+          <w:tab w:val="num" w:pos="5760"/>
+        </w:tabs>
+        <w:ind w:left="5760" w:hanging="360"/>
+      </w:pPr>
+      <w:rPr>
+        <w:rFonts w:ascii="Wingdings" w:hAnsi="Wingdings" w:hint="default"/>
+        <w:sz w:val="20"/>
+      </w:rPr>
+    </w:lvl>
+    <w:lvl w:ilvl="8" w:tentative="1">
+      <w:start w:val="1"/>
+      <w:numFmt w:val="bullet"/>
+      <w:lvlText w:val=""/>
+      <w:lvlJc w:val="left"/>
+      <w:pPr>
+        <w:tabs>
+          <w:tab w:val="num" w:pos="6480"/>
+        </w:tabs>
+        <w:ind w:left="6480" w:hanging="360"/>
+      </w:pPr>
+      <w:rPr>
+        <w:rFonts w:ascii="Wingdings" w:hAnsi="Wingdings" w:hint="default"/>
+        <w:sz w:val="20"/>
+      </w:rPr>
+    </w:lvl>
+  </w:abstractNum>
+  <w:abstractNum w:abstractNumId="6" w15:restartNumberingAfterBreak="0">
     <w:nsid w:val="35204ACF"/>
     <w:multiLevelType w:val="multilevel"/>
     <w:tmpl w:val="3D0C4760"/>
@@ -5110,7 +7583,156 @@
       </w:rPr>
     </w:lvl>
   </w:abstractNum>
-  <w:abstractNum w:abstractNumId="5" w15:restartNumberingAfterBreak="0">
+  <w:abstractNum w:abstractNumId="7" w15:restartNumberingAfterBreak="0">
+    <w:nsid w:val="35472085"/>
+    <w:multiLevelType w:val="multilevel"/>
+    <w:tmpl w:val="853A86E4"/>
+    <w:lvl w:ilvl="0">
+      <w:start w:val="1"/>
+      <w:numFmt w:val="bullet"/>
+      <w:lvlText w:val=""/>
+      <w:lvlJc w:val="left"/>
+      <w:pPr>
+        <w:tabs>
+          <w:tab w:val="num" w:pos="720"/>
+        </w:tabs>
+        <w:ind w:left="720" w:hanging="360"/>
+      </w:pPr>
+      <w:rPr>
+        <w:rFonts w:ascii="Symbol" w:hAnsi="Symbol" w:hint="default"/>
+        <w:sz w:val="20"/>
+      </w:rPr>
+    </w:lvl>
+    <w:lvl w:ilvl="1" w:tentative="1">
+      <w:start w:val="1"/>
+      <w:numFmt w:val="bullet"/>
+      <w:lvlText w:val="o"/>
+      <w:lvlJc w:val="left"/>
+      <w:pPr>
+        <w:tabs>
+          <w:tab w:val="num" w:pos="1440"/>
+        </w:tabs>
+        <w:ind w:left="1440" w:hanging="360"/>
+      </w:pPr>
+      <w:rPr>
+        <w:rFonts w:ascii="Courier New" w:hAnsi="Courier New" w:hint="default"/>
+        <w:sz w:val="20"/>
+      </w:rPr>
+    </w:lvl>
+    <w:lvl w:ilvl="2" w:tentative="1">
+      <w:start w:val="1"/>
+      <w:numFmt w:val="bullet"/>
+      <w:lvlText w:val=""/>
+      <w:lvlJc w:val="left"/>
+      <w:pPr>
+        <w:tabs>
+          <w:tab w:val="num" w:pos="2160"/>
+        </w:tabs>
+        <w:ind w:left="2160" w:hanging="360"/>
+      </w:pPr>
+      <w:rPr>
+        <w:rFonts w:ascii="Wingdings" w:hAnsi="Wingdings" w:hint="default"/>
+        <w:sz w:val="20"/>
+      </w:rPr>
+    </w:lvl>
+    <w:lvl w:ilvl="3" w:tentative="1">
+      <w:start w:val="1"/>
+      <w:numFmt w:val="bullet"/>
+      <w:lvlText w:val=""/>
+      <w:lvlJc w:val="left"/>
+      <w:pPr>
+        <w:tabs>
+          <w:tab w:val="num" w:pos="2880"/>
+        </w:tabs>
+        <w:ind w:left="2880" w:hanging="360"/>
+      </w:pPr>
+      <w:rPr>
+        <w:rFonts w:ascii="Wingdings" w:hAnsi="Wingdings" w:hint="default"/>
+        <w:sz w:val="20"/>
+      </w:rPr>
+    </w:lvl>
+    <w:lvl w:ilvl="4" w:tentative="1">
+      <w:start w:val="1"/>
+      <w:numFmt w:val="bullet"/>
+      <w:lvlText w:val=""/>
+      <w:lvlJc w:val="left"/>
+      <w:pPr>
+        <w:tabs>
+          <w:tab w:val="num" w:pos="3600"/>
+        </w:tabs>
+        <w:ind w:left="3600" w:hanging="360"/>
+      </w:pPr>
+      <w:rPr>
+        <w:rFonts w:ascii="Wingdings" w:hAnsi="Wingdings" w:hint="default"/>
+        <w:sz w:val="20"/>
+      </w:rPr>
+    </w:lvl>
+    <w:lvl w:ilvl="5" w:tentative="1">
+      <w:start w:val="1"/>
+      <w:numFmt w:val="bullet"/>
+      <w:lvlText w:val=""/>
+      <w:lvlJc w:val="left"/>
+      <w:pPr>
+        <w:tabs>
+          <w:tab w:val="num" w:pos="4320"/>
+        </w:tabs>
+        <w:ind w:left="4320" w:hanging="360"/>
+      </w:pPr>
+      <w:rPr>
+        <w:rFonts w:ascii="Wingdings" w:hAnsi="Wingdings" w:hint="default"/>
+        <w:sz w:val="20"/>
+      </w:rPr>
+    </w:lvl>
+    <w:lvl w:ilvl="6" w:tentative="1">
+      <w:start w:val="1"/>
+      <w:numFmt w:val="bullet"/>
+      <w:lvlText w:val=""/>
+      <w:lvlJc w:val="left"/>
+      <w:pPr>
+        <w:tabs>
+          <w:tab w:val="num" w:pos="5040"/>
+        </w:tabs>
+        <w:ind w:left="5040" w:hanging="360"/>
+      </w:pPr>
+      <w:rPr>
+        <w:rFonts w:ascii="Wingdings" w:hAnsi="Wingdings" w:hint="default"/>
+        <w:sz w:val="20"/>
+      </w:rPr>
+    </w:lvl>
+    <w:lvl w:ilvl="7" w:tentative="1">
+      <w:start w:val="1"/>
+      <w:numFmt w:val="bullet"/>
+      <w:lvlText w:val=""/>
+      <w:lvlJc w:val="left"/>
+      <w:pPr>
+        <w:tabs>
+          <w:tab w:val="num" w:pos="5760"/>
+        </w:tabs>
+        <w:ind w:left="5760" w:hanging="360"/>
+      </w:pPr>
+      <w:rPr>
+        <w:rFonts w:ascii="Wingdings" w:hAnsi="Wingdings" w:hint="default"/>
+        <w:sz w:val="20"/>
+      </w:rPr>
+    </w:lvl>
+    <w:lvl w:ilvl="8" w:tentative="1">
+      <w:start w:val="1"/>
+      <w:numFmt w:val="bullet"/>
+      <w:lvlText w:val=""/>
+      <w:lvlJc w:val="left"/>
+      <w:pPr>
+        <w:tabs>
+          <w:tab w:val="num" w:pos="6480"/>
+        </w:tabs>
+        <w:ind w:left="6480" w:hanging="360"/>
+      </w:pPr>
+      <w:rPr>
+        <w:rFonts w:ascii="Wingdings" w:hAnsi="Wingdings" w:hint="default"/>
+        <w:sz w:val="20"/>
+      </w:rPr>
+    </w:lvl>
+  </w:abstractNum>
+  <w:abstractNum w:abstractNumId="8" w15:restartNumberingAfterBreak="0">
     <w:nsid w:val="3DED7644"/>
     <w:multiLevelType w:val="multilevel"/>
     <w:tmpl w:val="A63AAA42"/>
@@ -5259,7 +7881,7 @@
       </w:rPr>
     </w:lvl>
   </w:abstractNum>
-  <w:abstractNum w:abstractNumId="6" w15:restartNumberingAfterBreak="0">
+  <w:abstractNum w:abstractNumId="9" w15:restartNumberingAfterBreak="0">
     <w:nsid w:val="44621634"/>
     <w:multiLevelType w:val="multilevel"/>
     <w:tmpl w:val="DE1C6B40"/>
@@ -5408,7 +8030,120 @@
       </w:rPr>
     </w:lvl>
   </w:abstractNum>
-  <w:abstractNum w:abstractNumId="7" w15:restartNumberingAfterBreak="0">
+  <w:abstractNum w:abstractNumId="10" w15:restartNumberingAfterBreak="0">
+    <w:nsid w:val="47C87B72"/>
+    <w:multiLevelType w:val="multilevel"/>
+    <w:tmpl w:val="22964218"/>
+    <w:lvl w:ilvl="0">
+      <w:start w:val="1"/>
+      <w:numFmt w:val="decimal"/>
+      <w:lvlText w:val="%1."/>
+      <w:lvlJc w:val="left"/>
+      <w:pPr>
+        <w:tabs>
+          <w:tab w:val="num" w:pos="720"/>
+        </w:tabs>
+        <w:ind w:left="720" w:hanging="360"/>
+      </w:pPr>
+    </w:lvl>
+    <w:lvl w:ilvl="1" w:tentative="1">
+      <w:start w:val="1"/>
+      <w:numFmt w:val="decimal"/>
+      <w:lvlText w:val="%2."/>
+      <w:lvlJc w:val="left"/>
+      <w:pPr>
+        <w:tabs>
+          <w:tab w:val="num" w:pos="1440"/>
+        </w:tabs>
+        <w:ind w:left="1440" w:hanging="360"/>
+      </w:pPr>
+    </w:lvl>
+    <w:lvl w:ilvl="2" w:tentative="1">
+      <w:start w:val="1"/>
+      <w:numFmt w:val="decimal"/>
+      <w:lvlText w:val="%3."/>
+      <w:lvlJc w:val="left"/>
+      <w:pPr>
+        <w:tabs>
+          <w:tab w:val="num" w:pos="2160"/>
+        </w:tabs>
+        <w:ind w:left="2160" w:hanging="360"/>
+      </w:pPr>
+    </w:lvl>
+    <w:lvl w:ilvl="3" w:tentative="1">
+      <w:start w:val="1"/>
+      <w:numFmt w:val="decimal"/>
+      <w:lvlText w:val="%4."/>
+      <w:lvlJc w:val="left"/>
+      <w:pPr>
+        <w:tabs>
+          <w:tab w:val="num" w:pos="2880"/>
+        </w:tabs>
+        <w:ind w:left="2880" w:hanging="360"/>
+      </w:pPr>
+    </w:lvl>
+    <w:lvl w:ilvl="4" w:tentative="1">
+      <w:start w:val="1"/>
+      <w:numFmt w:val="decimal"/>
+      <w:lvlText w:val="%5."/>
+      <w:lvlJc w:val="left"/>
+      <w:pPr>
+        <w:tabs>
+          <w:tab w:val="num" w:pos="3600"/>
+        </w:tabs>
+        <w:ind w:left="3600" w:hanging="360"/>
+      </w:pPr>
+    </w:lvl>
+    <w:lvl w:ilvl="5" w:tentative="1">
+      <w:start w:val="1"/>
+      <w:numFmt w:val="decimal"/>
+      <w:lvlText w:val="%6."/>
+      <w:lvlJc w:val="left"/>
+      <w:pPr>
+        <w:tabs>
+          <w:tab w:val="num" w:pos="4320"/>
+        </w:tabs>
+        <w:ind w:left="4320" w:hanging="360"/>
+      </w:pPr>
+    </w:lvl>
+    <w:lvl w:ilvl="6" w:tentative="1">
+      <w:start w:val="1"/>
+      <w:numFmt w:val="decimal"/>
+      <w:lvlText w:val="%7."/>
+      <w:lvlJc w:val="left"/>
+      <w:pPr>
+        <w:tabs>
+          <w:tab w:val="num" w:pos="5040"/>
+        </w:tabs>
+        <w:ind w:left="5040" w:hanging="360"/>
+      </w:pPr>
+    </w:lvl>
+    <w:lvl w:ilvl="7" w:tentative="1">
+      <w:start w:val="1"/>
+      <w:numFmt w:val="decimal"/>
+      <w:lvlText w:val="%8."/>
+      <w:lvlJc w:val="left"/>
+      <w:pPr>
+        <w:tabs>
+          <w:tab w:val="num" w:pos="5760"/>
+        </w:tabs>
+        <w:ind w:left="5760" w:hanging="360"/>
+      </w:pPr>
+    </w:lvl>
+    <w:lvl w:ilvl="8" w:tentative="1">
+      <w:start w:val="1"/>
+      <w:numFmt w:val="decimal"/>
+      <w:lvlText w:val="%9."/>
+      <w:lvlJc w:val="left"/>
+      <w:pPr>
+        <w:tabs>
+          <w:tab w:val="num" w:pos="6480"/>
+        </w:tabs>
+        <w:ind w:left="6480" w:hanging="360"/>
+      </w:pPr>
+    </w:lvl>
+  </w:abstractNum>
+  <w:abstractNum w:abstractNumId="11" w15:restartNumberingAfterBreak="0">
     <w:nsid w:val="4D9100B6"/>
     <w:multiLevelType w:val="multilevel"/>
     <w:tmpl w:val="0C40620C"/>
@@ -5557,7 +8292,603 @@
       </w:rPr>
     </w:lvl>
   </w:abstractNum>
-  <w:abstractNum w:abstractNumId="8" w15:restartNumberingAfterBreak="0">
+  <w:abstractNum w:abstractNumId="12" w15:restartNumberingAfterBreak="0">
+    <w:nsid w:val="4FA407FE"/>
+    <w:multiLevelType w:val="multilevel"/>
+    <w:tmpl w:val="7D34D2BC"/>
+    <w:lvl w:ilvl="0">
+      <w:start w:val="1"/>
+      <w:numFmt w:val="bullet"/>
+      <w:lvlText w:val=""/>
+      <w:lvlJc w:val="left"/>
+      <w:pPr>
+        <w:tabs>
+          <w:tab w:val="num" w:pos="720"/>
+        </w:tabs>
+        <w:ind w:left="720" w:hanging="360"/>
+      </w:pPr>
+      <w:rPr>
+        <w:rFonts w:ascii="Symbol" w:hAnsi="Symbol" w:hint="default"/>
+        <w:sz w:val="20"/>
+      </w:rPr>
+    </w:lvl>
+    <w:lvl w:ilvl="1" w:tentative="1">
+      <w:start w:val="1"/>
+      <w:numFmt w:val="bullet"/>
+      <w:lvlText w:val="o"/>
+      <w:lvlJc w:val="left"/>
+      <w:pPr>
+        <w:tabs>
+          <w:tab w:val="num" w:pos="1440"/>
+        </w:tabs>
+        <w:ind w:left="1440" w:hanging="360"/>
+      </w:pPr>
+      <w:rPr>
+        <w:rFonts w:ascii="Courier New" w:hAnsi="Courier New" w:hint="default"/>
+        <w:sz w:val="20"/>
+      </w:rPr>
+    </w:lvl>
+    <w:lvl w:ilvl="2" w:tentative="1">
+      <w:start w:val="1"/>
+      <w:numFmt w:val="bullet"/>
+      <w:lvlText w:val=""/>
+      <w:lvlJc w:val="left"/>
+      <w:pPr>
+        <w:tabs>
+          <w:tab w:val="num" w:pos="2160"/>
+        </w:tabs>
+        <w:ind w:left="2160" w:hanging="360"/>
+      </w:pPr>
+      <w:rPr>
+        <w:rFonts w:ascii="Wingdings" w:hAnsi="Wingdings" w:hint="default"/>
+        <w:sz w:val="20"/>
+      </w:rPr>
+    </w:lvl>
+    <w:lvl w:ilvl="3" w:tentative="1">
+      <w:start w:val="1"/>
+      <w:numFmt w:val="bullet"/>
+      <w:lvlText w:val=""/>
+      <w:lvlJc w:val="left"/>
+      <w:pPr>
+        <w:tabs>
+          <w:tab w:val="num" w:pos="2880"/>
+        </w:tabs>
+        <w:ind w:left="2880" w:hanging="360"/>
+      </w:pPr>
+      <w:rPr>
+        <w:rFonts w:ascii="Wingdings" w:hAnsi="Wingdings" w:hint="default"/>
+        <w:sz w:val="20"/>
+      </w:rPr>
+    </w:lvl>
+    <w:lvl w:ilvl="4" w:tentative="1">
+      <w:start w:val="1"/>
+      <w:numFmt w:val="bullet"/>
+      <w:lvlText w:val=""/>
+      <w:lvlJc w:val="left"/>
+      <w:pPr>
+        <w:tabs>
+          <w:tab w:val="num" w:pos="3600"/>
+        </w:tabs>
+        <w:ind w:left="3600" w:hanging="360"/>
+      </w:pPr>
+      <w:rPr>
+        <w:rFonts w:ascii="Wingdings" w:hAnsi="Wingdings" w:hint="default"/>
+        <w:sz w:val="20"/>
+      </w:rPr>
+    </w:lvl>
+    <w:lvl w:ilvl="5" w:tentative="1">
+      <w:start w:val="1"/>
+      <w:numFmt w:val="bullet"/>
+      <w:lvlText w:val=""/>
+      <w:lvlJc w:val="left"/>
+      <w:pPr>
+        <w:tabs>
+          <w:tab w:val="num" w:pos="4320"/>
+        </w:tabs>
+        <w:ind w:left="4320" w:hanging="360"/>
+      </w:pPr>
+      <w:rPr>
+        <w:rFonts w:ascii="Wingdings" w:hAnsi="Wingdings" w:hint="default"/>
+        <w:sz w:val="20"/>
+      </w:rPr>
+    </w:lvl>
+    <w:lvl w:ilvl="6" w:tentative="1">
+      <w:start w:val="1"/>
+      <w:numFmt w:val="bullet"/>
+      <w:lvlText w:val=""/>
+      <w:lvlJc w:val="left"/>
+      <w:pPr>
+        <w:tabs>
+          <w:tab w:val="num" w:pos="5040"/>
+        </w:tabs>
+        <w:ind w:left="5040" w:hanging="360"/>
+      </w:pPr>
+      <w:rPr>
+        <w:rFonts w:ascii="Wingdings" w:hAnsi="Wingdings" w:hint="default"/>
+        <w:sz w:val="20"/>
+      </w:rPr>
+    </w:lvl>
+    <w:lvl w:ilvl="7" w:tentative="1">
+      <w:start w:val="1"/>
+      <w:numFmt w:val="bullet"/>
+      <w:lvlText w:val=""/>
+      <w:lvlJc w:val="left"/>
+      <w:pPr>
+        <w:tabs>
+          <w:tab w:val="num" w:pos="5760"/>
+        </w:tabs>
+        <w:ind w:left="5760" w:hanging="360"/>
+      </w:pPr>
+      <w:rPr>
+        <w:rFonts w:ascii="Wingdings" w:hAnsi="Wingdings" w:hint="default"/>
+        <w:sz w:val="20"/>
+      </w:rPr>
+    </w:lvl>
+    <w:lvl w:ilvl="8" w:tentative="1">
+      <w:start w:val="1"/>
+      <w:numFmt w:val="bullet"/>
+      <w:lvlText w:val=""/>
+      <w:lvlJc w:val="left"/>
+      <w:pPr>
+        <w:tabs>
+          <w:tab w:val="num" w:pos="6480"/>
+        </w:tabs>
+        <w:ind w:left="6480" w:hanging="360"/>
+      </w:pPr>
+      <w:rPr>
+        <w:rFonts w:ascii="Wingdings" w:hAnsi="Wingdings" w:hint="default"/>
+        <w:sz w:val="20"/>
+      </w:rPr>
+    </w:lvl>
+  </w:abstractNum>
+  <w:abstractNum w:abstractNumId="13" w15:restartNumberingAfterBreak="0">
+    <w:nsid w:val="51D21F07"/>
+    <w:multiLevelType w:val="multilevel"/>
+    <w:tmpl w:val="F9AE0ADA"/>
+    <w:lvl w:ilvl="0">
+      <w:start w:val="1"/>
+      <w:numFmt w:val="bullet"/>
+      <w:lvlText w:val=""/>
+      <w:lvlJc w:val="left"/>
+      <w:pPr>
+        <w:tabs>
+          <w:tab w:val="num" w:pos="720"/>
+        </w:tabs>
+        <w:ind w:left="720" w:hanging="360"/>
+      </w:pPr>
+      <w:rPr>
+        <w:rFonts w:ascii="Symbol" w:hAnsi="Symbol" w:hint="default"/>
+        <w:sz w:val="20"/>
+      </w:rPr>
+    </w:lvl>
+    <w:lvl w:ilvl="1" w:tentative="1">
+      <w:start w:val="1"/>
+      <w:numFmt w:val="bullet"/>
+      <w:lvlText w:val="o"/>
+      <w:lvlJc w:val="left"/>
+      <w:pPr>
+        <w:tabs>
+          <w:tab w:val="num" w:pos="1440"/>
+        </w:tabs>
+        <w:ind w:left="1440" w:hanging="360"/>
+      </w:pPr>
+      <w:rPr>
+        <w:rFonts w:ascii="Courier New" w:hAnsi="Courier New" w:hint="default"/>
+        <w:sz w:val="20"/>
+      </w:rPr>
+    </w:lvl>
+    <w:lvl w:ilvl="2" w:tentative="1">
+      <w:start w:val="1"/>
+      <w:numFmt w:val="bullet"/>
+      <w:lvlText w:val=""/>
+      <w:lvlJc w:val="left"/>
+      <w:pPr>
+        <w:tabs>
+          <w:tab w:val="num" w:pos="2160"/>
+        </w:tabs>
+        <w:ind w:left="2160" w:hanging="360"/>
+      </w:pPr>
+      <w:rPr>
+        <w:rFonts w:ascii="Wingdings" w:hAnsi="Wingdings" w:hint="default"/>
+        <w:sz w:val="20"/>
+      </w:rPr>
+    </w:lvl>
+    <w:lvl w:ilvl="3" w:tentative="1">
+      <w:start w:val="1"/>
+      <w:numFmt w:val="bullet"/>
+      <w:lvlText w:val=""/>
+      <w:lvlJc w:val="left"/>
+      <w:pPr>
+        <w:tabs>
+          <w:tab w:val="num" w:pos="2880"/>
+        </w:tabs>
+        <w:ind w:left="2880" w:hanging="360"/>
+      </w:pPr>
+      <w:rPr>
+        <w:rFonts w:ascii="Wingdings" w:hAnsi="Wingdings" w:hint="default"/>
+        <w:sz w:val="20"/>
+      </w:rPr>
+    </w:lvl>
+    <w:lvl w:ilvl="4" w:tentative="1">
+      <w:start w:val="1"/>
+      <w:numFmt w:val="bullet"/>
+      <w:lvlText w:val=""/>
+      <w:lvlJc w:val="left"/>
+      <w:pPr>
+        <w:tabs>
+          <w:tab w:val="num" w:pos="3600"/>
+        </w:tabs>
+        <w:ind w:left="3600" w:hanging="360"/>
+      </w:pPr>
+      <w:rPr>
+        <w:rFonts w:ascii="Wingdings" w:hAnsi="Wingdings" w:hint="default"/>
+        <w:sz w:val="20"/>
+      </w:rPr>
+    </w:lvl>
+    <w:lvl w:ilvl="5" w:tentative="1">
+      <w:start w:val="1"/>
+      <w:numFmt w:val="bullet"/>
+      <w:lvlText w:val=""/>
+      <w:lvlJc w:val="left"/>
+      <w:pPr>
+        <w:tabs>
+          <w:tab w:val="num" w:pos="4320"/>
+        </w:tabs>
+        <w:ind w:left="4320" w:hanging="360"/>
+      </w:pPr>
+      <w:rPr>
+        <w:rFonts w:ascii="Wingdings" w:hAnsi="Wingdings" w:hint="default"/>
+        <w:sz w:val="20"/>
+      </w:rPr>
+    </w:lvl>
+    <w:lvl w:ilvl="6" w:tentative="1">
+      <w:start w:val="1"/>
+      <w:numFmt w:val="bullet"/>
+      <w:lvlText w:val=""/>
+      <w:lvlJc w:val="left"/>
+      <w:pPr>
+        <w:tabs>
+          <w:tab w:val="num" w:pos="5040"/>
+        </w:tabs>
+        <w:ind w:left="5040" w:hanging="360"/>
+      </w:pPr>
+      <w:rPr>
+        <w:rFonts w:ascii="Wingdings" w:hAnsi="Wingdings" w:hint="default"/>
+        <w:sz w:val="20"/>
+      </w:rPr>
+    </w:lvl>
+    <w:lvl w:ilvl="7" w:tentative="1">
+      <w:start w:val="1"/>
+      <w:numFmt w:val="bullet"/>
+      <w:lvlText w:val=""/>
+      <w:lvlJc w:val="left"/>
+      <w:pPr>
+        <w:tabs>
+          <w:tab w:val="num" w:pos="5760"/>
+        </w:tabs>
+        <w:ind w:left="5760" w:hanging="360"/>
+      </w:pPr>
+      <w:rPr>
+        <w:rFonts w:ascii="Wingdings" w:hAnsi="Wingdings" w:hint="default"/>
+        <w:sz w:val="20"/>
+      </w:rPr>
+    </w:lvl>
+    <w:lvl w:ilvl="8" w:tentative="1">
+      <w:start w:val="1"/>
+      <w:numFmt w:val="bullet"/>
+      <w:lvlText w:val=""/>
+      <w:lvlJc w:val="left"/>
+      <w:pPr>
+        <w:tabs>
+          <w:tab w:val="num" w:pos="6480"/>
+        </w:tabs>
+        <w:ind w:left="6480" w:hanging="360"/>
+      </w:pPr>
+      <w:rPr>
+        <w:rFonts w:ascii="Wingdings" w:hAnsi="Wingdings" w:hint="default"/>
+        <w:sz w:val="20"/>
+      </w:rPr>
+    </w:lvl>
+  </w:abstractNum>
+  <w:abstractNum w:abstractNumId="14" w15:restartNumberingAfterBreak="0">
+    <w:nsid w:val="5287509A"/>
+    <w:multiLevelType w:val="multilevel"/>
+    <w:tmpl w:val="C610C9B6"/>
+    <w:lvl w:ilvl="0">
+      <w:start w:val="1"/>
+      <w:numFmt w:val="bullet"/>
+      <w:lvlText w:val="o"/>
+      <w:lvlJc w:val="left"/>
+      <w:pPr>
+        <w:tabs>
+          <w:tab w:val="num" w:pos="720"/>
+        </w:tabs>
+        <w:ind w:left="720" w:hanging="360"/>
+      </w:pPr>
+      <w:rPr>
+        <w:rFonts w:ascii="Courier New" w:hAnsi="Courier New" w:hint="default"/>
+        <w:sz w:val="20"/>
+      </w:rPr>
+    </w:lvl>
+    <w:lvl w:ilvl="1" w:tentative="1">
+      <w:start w:val="1"/>
+      <w:numFmt w:val="bullet"/>
+      <w:lvlText w:val="o"/>
+      <w:lvlJc w:val="left"/>
+      <w:pPr>
+        <w:tabs>
+          <w:tab w:val="num" w:pos="1440"/>
+        </w:tabs>
+        <w:ind w:left="1440" w:hanging="360"/>
+      </w:pPr>
+      <w:rPr>
+        <w:rFonts w:ascii="Courier New" w:hAnsi="Courier New" w:hint="default"/>
+        <w:sz w:val="20"/>
+      </w:rPr>
+    </w:lvl>
+    <w:lvl w:ilvl="2" w:tentative="1">
+      <w:start w:val="1"/>
+      <w:numFmt w:val="bullet"/>
+      <w:lvlText w:val="o"/>
+      <w:lvlJc w:val="left"/>
+      <w:pPr>
+        <w:tabs>
+          <w:tab w:val="num" w:pos="2160"/>
+        </w:tabs>
+        <w:ind w:left="2160" w:hanging="360"/>
+      </w:pPr>
+      <w:rPr>
+        <w:rFonts w:ascii="Courier New" w:hAnsi="Courier New" w:hint="default"/>
+        <w:sz w:val="20"/>
+      </w:rPr>
+    </w:lvl>
+    <w:lvl w:ilvl="3" w:tentative="1">
+      <w:start w:val="1"/>
+      <w:numFmt w:val="bullet"/>
+      <w:lvlText w:val="o"/>
+      <w:lvlJc w:val="left"/>
+      <w:pPr>
+        <w:tabs>
+          <w:tab w:val="num" w:pos="2880"/>
+        </w:tabs>
+        <w:ind w:left="2880" w:hanging="360"/>
+      </w:pPr>
+      <w:rPr>
+        <w:rFonts w:ascii="Courier New" w:hAnsi="Courier New" w:hint="default"/>
+        <w:sz w:val="20"/>
+      </w:rPr>
+    </w:lvl>
+    <w:lvl w:ilvl="4" w:tentative="1">
+      <w:start w:val="1"/>
+      <w:numFmt w:val="bullet"/>
+      <w:lvlText w:val="o"/>
+      <w:lvlJc w:val="left"/>
+      <w:pPr>
+        <w:tabs>
+          <w:tab w:val="num" w:pos="3600"/>
+        </w:tabs>
+        <w:ind w:left="3600" w:hanging="360"/>
+      </w:pPr>
+      <w:rPr>
+        <w:rFonts w:ascii="Courier New" w:hAnsi="Courier New" w:hint="default"/>
+        <w:sz w:val="20"/>
+      </w:rPr>
+    </w:lvl>
+    <w:lvl w:ilvl="5" w:tentative="1">
+      <w:start w:val="1"/>
+      <w:numFmt w:val="bullet"/>
+      <w:lvlText w:val="o"/>
+      <w:lvlJc w:val="left"/>
+      <w:pPr>
+        <w:tabs>
+          <w:tab w:val="num" w:pos="4320"/>
+        </w:tabs>
+        <w:ind w:left="4320" w:hanging="360"/>
+      </w:pPr>
+      <w:rPr>
+        <w:rFonts w:ascii="Courier New" w:hAnsi="Courier New" w:hint="default"/>
+        <w:sz w:val="20"/>
+      </w:rPr>
+    </w:lvl>
+    <w:lvl w:ilvl="6" w:tentative="1">
+      <w:start w:val="1"/>
+      <w:numFmt w:val="bullet"/>
+      <w:lvlText w:val="o"/>
+      <w:lvlJc w:val="left"/>
+      <w:pPr>
+        <w:tabs>
+          <w:tab w:val="num" w:pos="5040"/>
+        </w:tabs>
+        <w:ind w:left="5040" w:hanging="360"/>
+      </w:pPr>
+      <w:rPr>
+        <w:rFonts w:ascii="Courier New" w:hAnsi="Courier New" w:hint="default"/>
+        <w:sz w:val="20"/>
+      </w:rPr>
+    </w:lvl>
+    <w:lvl w:ilvl="7" w:tentative="1">
+      <w:start w:val="1"/>
+      <w:numFmt w:val="bullet"/>
+      <w:lvlText w:val="o"/>
+      <w:lvlJc w:val="left"/>
+      <w:pPr>
+        <w:tabs>
+          <w:tab w:val="num" w:pos="5760"/>
+        </w:tabs>
+        <w:ind w:left="5760" w:hanging="360"/>
+      </w:pPr>
+      <w:rPr>
+        <w:rFonts w:ascii="Courier New" w:hAnsi="Courier New" w:hint="default"/>
+        <w:sz w:val="20"/>
+      </w:rPr>
+    </w:lvl>
+    <w:lvl w:ilvl="8" w:tentative="1">
+      <w:start w:val="1"/>
+      <w:numFmt w:val="bullet"/>
+      <w:lvlText w:val="o"/>
+      <w:lvlJc w:val="left"/>
+      <w:pPr>
+        <w:tabs>
+          <w:tab w:val="num" w:pos="6480"/>
+        </w:tabs>
+        <w:ind w:left="6480" w:hanging="360"/>
+      </w:pPr>
+      <w:rPr>
+        <w:rFonts w:ascii="Courier New" w:hAnsi="Courier New" w:hint="default"/>
+        <w:sz w:val="20"/>
+      </w:rPr>
+    </w:lvl>
+  </w:abstractNum>
+  <w:abstractNum w:abstractNumId="15" w15:restartNumberingAfterBreak="0">
+    <w:nsid w:val="5579584D"/>
+    <w:multiLevelType w:val="multilevel"/>
+    <w:tmpl w:val="8BAA71E2"/>
+    <w:lvl w:ilvl="0">
+      <w:start w:val="1"/>
+      <w:numFmt w:val="bullet"/>
+      <w:lvlText w:val=""/>
+      <w:lvlJc w:val="left"/>
+      <w:pPr>
+        <w:tabs>
+          <w:tab w:val="num" w:pos="720"/>
+        </w:tabs>
+        <w:ind w:left="720" w:hanging="360"/>
+      </w:pPr>
+      <w:rPr>
+        <w:rFonts w:ascii="Symbol" w:hAnsi="Symbol" w:hint="default"/>
+        <w:sz w:val="20"/>
+      </w:rPr>
+    </w:lvl>
+    <w:lvl w:ilvl="1" w:tentative="1">
+      <w:start w:val="1"/>
+      <w:numFmt w:val="bullet"/>
+      <w:lvlText w:val="o"/>
+      <w:lvlJc w:val="left"/>
+      <w:pPr>
+        <w:tabs>
+          <w:tab w:val="num" w:pos="1440"/>
+        </w:tabs>
+        <w:ind w:left="1440" w:hanging="360"/>
+      </w:pPr>
+      <w:rPr>
+        <w:rFonts w:ascii="Courier New" w:hAnsi="Courier New" w:hint="default"/>
+        <w:sz w:val="20"/>
+      </w:rPr>
+    </w:lvl>
+    <w:lvl w:ilvl="2" w:tentative="1">
+      <w:start w:val="1"/>
+      <w:numFmt w:val="bullet"/>
+      <w:lvlText w:val=""/>
+      <w:lvlJc w:val="left"/>
+      <w:pPr>
+        <w:tabs>
+          <w:tab w:val="num" w:pos="2160"/>
+        </w:tabs>
+        <w:ind w:left="2160" w:hanging="360"/>
+      </w:pPr>
+      <w:rPr>
+        <w:rFonts w:ascii="Wingdings" w:hAnsi="Wingdings" w:hint="default"/>
+        <w:sz w:val="20"/>
+      </w:rPr>
+    </w:lvl>
+    <w:lvl w:ilvl="3" w:tentative="1">
+      <w:start w:val="1"/>
+      <w:numFmt w:val="bullet"/>
+      <w:lvlText w:val=""/>
+      <w:lvlJc w:val="left"/>
+      <w:pPr>
+        <w:tabs>
+          <w:tab w:val="num" w:pos="2880"/>
+        </w:tabs>
+        <w:ind w:left="2880" w:hanging="360"/>
+      </w:pPr>
+      <w:rPr>
+        <w:rFonts w:ascii="Wingdings" w:hAnsi="Wingdings" w:hint="default"/>
+        <w:sz w:val="20"/>
+      </w:rPr>
+    </w:lvl>
+    <w:lvl w:ilvl="4" w:tentative="1">
+      <w:start w:val="1"/>
+      <w:numFmt w:val="bullet"/>
+      <w:lvlText w:val=""/>
+      <w:lvlJc w:val="left"/>
+      <w:pPr>
+        <w:tabs>
+          <w:tab w:val="num" w:pos="3600"/>
+        </w:tabs>
+        <w:ind w:left="3600" w:hanging="360"/>
+      </w:pPr>
+      <w:rPr>
+        <w:rFonts w:ascii="Wingdings" w:hAnsi="Wingdings" w:hint="default"/>
+        <w:sz w:val="20"/>
+      </w:rPr>
+    </w:lvl>
+    <w:lvl w:ilvl="5" w:tentative="1">
+      <w:start w:val="1"/>
+      <w:numFmt w:val="bullet"/>
+      <w:lvlText w:val=""/>
+      <w:lvlJc w:val="left"/>
+      <w:pPr>
+        <w:tabs>
+          <w:tab w:val="num" w:pos="4320"/>
+        </w:tabs>
+        <w:ind w:left="4320" w:hanging="360"/>
+      </w:pPr>
+      <w:rPr>
+        <w:rFonts w:ascii="Wingdings" w:hAnsi="Wingdings" w:hint="default"/>
+        <w:sz w:val="20"/>
+      </w:rPr>
+    </w:lvl>
+    <w:lvl w:ilvl="6" w:tentative="1">
+      <w:start w:val="1"/>
+      <w:numFmt w:val="bullet"/>
+      <w:lvlText w:val=""/>
+      <w:lvlJc w:val="left"/>
+      <w:pPr>
+        <w:tabs>
+          <w:tab w:val="num" w:pos="5040"/>
+        </w:tabs>
+        <w:ind w:left="5040" w:hanging="360"/>
+      </w:pPr>
+      <w:rPr>
+        <w:rFonts w:ascii="Wingdings" w:hAnsi="Wingdings" w:hint="default"/>
+        <w:sz w:val="20"/>
+      </w:rPr>
+    </w:lvl>
+    <w:lvl w:ilvl="7" w:tentative="1">
+      <w:start w:val="1"/>
+      <w:numFmt w:val="bullet"/>
+      <w:lvlText w:val=""/>
+      <w:lvlJc w:val="left"/>
+      <w:pPr>
+        <w:tabs>
+          <w:tab w:val="num" w:pos="5760"/>
+        </w:tabs>
+        <w:ind w:left="5760" w:hanging="360"/>
+      </w:pPr>
+      <w:rPr>
+        <w:rFonts w:ascii="Wingdings" w:hAnsi="Wingdings" w:hint="default"/>
+        <w:sz w:val="20"/>
+      </w:rPr>
+    </w:lvl>
+    <w:lvl w:ilvl="8" w:tentative="1">
+      <w:start w:val="1"/>
+      <w:numFmt w:val="bullet"/>
+      <w:lvlText w:val=""/>
+      <w:lvlJc w:val="left"/>
+      <w:pPr>
+        <w:tabs>
+          <w:tab w:val="num" w:pos="6480"/>
+        </w:tabs>
+        <w:ind w:left="6480" w:hanging="360"/>
+      </w:pPr>
+      <w:rPr>
+        <w:rFonts w:ascii="Wingdings" w:hAnsi="Wingdings" w:hint="default"/>
+        <w:sz w:val="20"/>
+      </w:rPr>
+    </w:lvl>
+  </w:abstractNum>
+  <w:abstractNum w:abstractNumId="16" w15:restartNumberingAfterBreak="0">
     <w:nsid w:val="56832975"/>
     <w:multiLevelType w:val="multilevel"/>
     <w:tmpl w:val="2A846572"/>
@@ -5706,38 +9037,750 @@
       </w:rPr>
     </w:lvl>
   </w:abstractNum>
+  <w:abstractNum w:abstractNumId="17" w15:restartNumberingAfterBreak="0">
+    <w:nsid w:val="5B8A0220"/>
+    <w:multiLevelType w:val="multilevel"/>
+    <w:tmpl w:val="68C6EA6A"/>
+    <w:lvl w:ilvl="0">
+      <w:start w:val="1"/>
+      <w:numFmt w:val="bullet"/>
+      <w:lvlText w:val=""/>
+      <w:lvlJc w:val="left"/>
+      <w:pPr>
+        <w:tabs>
+          <w:tab w:val="num" w:pos="720"/>
+        </w:tabs>
+        <w:ind w:left="720" w:hanging="360"/>
+      </w:pPr>
+      <w:rPr>
+        <w:rFonts w:ascii="Symbol" w:hAnsi="Symbol" w:hint="default"/>
+        <w:sz w:val="20"/>
+      </w:rPr>
+    </w:lvl>
+    <w:lvl w:ilvl="1" w:tentative="1">
+      <w:start w:val="1"/>
+      <w:numFmt w:val="bullet"/>
+      <w:lvlText w:val="o"/>
+      <w:lvlJc w:val="left"/>
+      <w:pPr>
+        <w:tabs>
+          <w:tab w:val="num" w:pos="1440"/>
+        </w:tabs>
+        <w:ind w:left="1440" w:hanging="360"/>
+      </w:pPr>
+      <w:rPr>
+        <w:rFonts w:ascii="Courier New" w:hAnsi="Courier New" w:hint="default"/>
+        <w:sz w:val="20"/>
+      </w:rPr>
+    </w:lvl>
+    <w:lvl w:ilvl="2" w:tentative="1">
+      <w:start w:val="1"/>
+      <w:numFmt w:val="bullet"/>
+      <w:lvlText w:val=""/>
+      <w:lvlJc w:val="left"/>
+      <w:pPr>
+        <w:tabs>
+          <w:tab w:val="num" w:pos="2160"/>
+        </w:tabs>
+        <w:ind w:left="2160" w:hanging="360"/>
+      </w:pPr>
+      <w:rPr>
+        <w:rFonts w:ascii="Wingdings" w:hAnsi="Wingdings" w:hint="default"/>
+        <w:sz w:val="20"/>
+      </w:rPr>
+    </w:lvl>
+    <w:lvl w:ilvl="3" w:tentative="1">
+      <w:start w:val="1"/>
+      <w:numFmt w:val="bullet"/>
+      <w:lvlText w:val=""/>
+      <w:lvlJc w:val="left"/>
+      <w:pPr>
+        <w:tabs>
+          <w:tab w:val="num" w:pos="2880"/>
+        </w:tabs>
+        <w:ind w:left="2880" w:hanging="360"/>
+      </w:pPr>
+      <w:rPr>
+        <w:rFonts w:ascii="Wingdings" w:hAnsi="Wingdings" w:hint="default"/>
+        <w:sz w:val="20"/>
+      </w:rPr>
+    </w:lvl>
+    <w:lvl w:ilvl="4" w:tentative="1">
+      <w:start w:val="1"/>
+      <w:numFmt w:val="bullet"/>
+      <w:lvlText w:val=""/>
+      <w:lvlJc w:val="left"/>
+      <w:pPr>
+        <w:tabs>
+          <w:tab w:val="num" w:pos="3600"/>
+        </w:tabs>
+        <w:ind w:left="3600" w:hanging="360"/>
+      </w:pPr>
+      <w:rPr>
+        <w:rFonts w:ascii="Wingdings" w:hAnsi="Wingdings" w:hint="default"/>
+        <w:sz w:val="20"/>
+      </w:rPr>
+    </w:lvl>
+    <w:lvl w:ilvl="5" w:tentative="1">
+      <w:start w:val="1"/>
+      <w:numFmt w:val="bullet"/>
+      <w:lvlText w:val=""/>
+      <w:lvlJc w:val="left"/>
+      <w:pPr>
+        <w:tabs>
+          <w:tab w:val="num" w:pos="4320"/>
+        </w:tabs>
+        <w:ind w:left="4320" w:hanging="360"/>
+      </w:pPr>
+      <w:rPr>
+        <w:rFonts w:ascii="Wingdings" w:hAnsi="Wingdings" w:hint="default"/>
+        <w:sz w:val="20"/>
+      </w:rPr>
+    </w:lvl>
+    <w:lvl w:ilvl="6" w:tentative="1">
+      <w:start w:val="1"/>
+      <w:numFmt w:val="bullet"/>
+      <w:lvlText w:val=""/>
+      <w:lvlJc w:val="left"/>
+      <w:pPr>
+        <w:tabs>
+          <w:tab w:val="num" w:pos="5040"/>
+        </w:tabs>
+        <w:ind w:left="5040" w:hanging="360"/>
+      </w:pPr>
+      <w:rPr>
+        <w:rFonts w:ascii="Wingdings" w:hAnsi="Wingdings" w:hint="default"/>
+        <w:sz w:val="20"/>
+      </w:rPr>
+    </w:lvl>
+    <w:lvl w:ilvl="7" w:tentative="1">
+      <w:start w:val="1"/>
+      <w:numFmt w:val="bullet"/>
+      <w:lvlText w:val=""/>
+      <w:lvlJc w:val="left"/>
+      <w:pPr>
+        <w:tabs>
+          <w:tab w:val="num" w:pos="5760"/>
+        </w:tabs>
+        <w:ind w:left="5760" w:hanging="360"/>
+      </w:pPr>
+      <w:rPr>
+        <w:rFonts w:ascii="Wingdings" w:hAnsi="Wingdings" w:hint="default"/>
+        <w:sz w:val="20"/>
+      </w:rPr>
+    </w:lvl>
+    <w:lvl w:ilvl="8" w:tentative="1">
+      <w:start w:val="1"/>
+      <w:numFmt w:val="bullet"/>
+      <w:lvlText w:val=""/>
+      <w:lvlJc w:val="left"/>
+      <w:pPr>
+        <w:tabs>
+          <w:tab w:val="num" w:pos="6480"/>
+        </w:tabs>
+        <w:ind w:left="6480" w:hanging="360"/>
+      </w:pPr>
+      <w:rPr>
+        <w:rFonts w:ascii="Wingdings" w:hAnsi="Wingdings" w:hint="default"/>
+        <w:sz w:val="20"/>
+      </w:rPr>
+    </w:lvl>
+  </w:abstractNum>
+  <w:abstractNum w:abstractNumId="18" w15:restartNumberingAfterBreak="0">
+    <w:nsid w:val="60641E83"/>
+    <w:multiLevelType w:val="multilevel"/>
+    <w:tmpl w:val="65B092D0"/>
+    <w:lvl w:ilvl="0">
+      <w:start w:val="1"/>
+      <w:numFmt w:val="bullet"/>
+      <w:lvlText w:val=""/>
+      <w:lvlJc w:val="left"/>
+      <w:pPr>
+        <w:tabs>
+          <w:tab w:val="num" w:pos="720"/>
+        </w:tabs>
+        <w:ind w:left="720" w:hanging="360"/>
+      </w:pPr>
+      <w:rPr>
+        <w:rFonts w:ascii="Symbol" w:hAnsi="Symbol" w:hint="default"/>
+        <w:sz w:val="20"/>
+      </w:rPr>
+    </w:lvl>
+    <w:lvl w:ilvl="1" w:tentative="1">
+      <w:start w:val="1"/>
+      <w:numFmt w:val="bullet"/>
+      <w:lvlText w:val="o"/>
+      <w:lvlJc w:val="left"/>
+      <w:pPr>
+        <w:tabs>
+          <w:tab w:val="num" w:pos="1440"/>
+        </w:tabs>
+        <w:ind w:left="1440" w:hanging="360"/>
+      </w:pPr>
+      <w:rPr>
+        <w:rFonts w:ascii="Courier New" w:hAnsi="Courier New" w:hint="default"/>
+        <w:sz w:val="20"/>
+      </w:rPr>
+    </w:lvl>
+    <w:lvl w:ilvl="2" w:tentative="1">
+      <w:start w:val="1"/>
+      <w:numFmt w:val="bullet"/>
+      <w:lvlText w:val=""/>
+      <w:lvlJc w:val="left"/>
+      <w:pPr>
+        <w:tabs>
+          <w:tab w:val="num" w:pos="2160"/>
+        </w:tabs>
+        <w:ind w:left="2160" w:hanging="360"/>
+      </w:pPr>
+      <w:rPr>
+        <w:rFonts w:ascii="Wingdings" w:hAnsi="Wingdings" w:hint="default"/>
+        <w:sz w:val="20"/>
+      </w:rPr>
+    </w:lvl>
+    <w:lvl w:ilvl="3" w:tentative="1">
+      <w:start w:val="1"/>
+      <w:numFmt w:val="bullet"/>
+      <w:lvlText w:val=""/>
+      <w:lvlJc w:val="left"/>
+      <w:pPr>
+        <w:tabs>
+          <w:tab w:val="num" w:pos="2880"/>
+        </w:tabs>
+        <w:ind w:left="2880" w:hanging="360"/>
+      </w:pPr>
+      <w:rPr>
+        <w:rFonts w:ascii="Wingdings" w:hAnsi="Wingdings" w:hint="default"/>
+        <w:sz w:val="20"/>
+      </w:rPr>
+    </w:lvl>
+    <w:lvl w:ilvl="4" w:tentative="1">
+      <w:start w:val="1"/>
+      <w:numFmt w:val="bullet"/>
+      <w:lvlText w:val=""/>
+      <w:lvlJc w:val="left"/>
+      <w:pPr>
+        <w:tabs>
+          <w:tab w:val="num" w:pos="3600"/>
+        </w:tabs>
+        <w:ind w:left="3600" w:hanging="360"/>
+      </w:pPr>
+      <w:rPr>
+        <w:rFonts w:ascii="Wingdings" w:hAnsi="Wingdings" w:hint="default"/>
+        <w:sz w:val="20"/>
+      </w:rPr>
+    </w:lvl>
+    <w:lvl w:ilvl="5" w:tentative="1">
+      <w:start w:val="1"/>
+      <w:numFmt w:val="bullet"/>
+      <w:lvlText w:val=""/>
+      <w:lvlJc w:val="left"/>
+      <w:pPr>
+        <w:tabs>
+          <w:tab w:val="num" w:pos="4320"/>
+        </w:tabs>
+        <w:ind w:left="4320" w:hanging="360"/>
+      </w:pPr>
+      <w:rPr>
+        <w:rFonts w:ascii="Wingdings" w:hAnsi="Wingdings" w:hint="default"/>
+        <w:sz w:val="20"/>
+      </w:rPr>
+    </w:lvl>
+    <w:lvl w:ilvl="6" w:tentative="1">
+      <w:start w:val="1"/>
+      <w:numFmt w:val="bullet"/>
+      <w:lvlText w:val=""/>
+      <w:lvlJc w:val="left"/>
+      <w:pPr>
+        <w:tabs>
+          <w:tab w:val="num" w:pos="5040"/>
+        </w:tabs>
+        <w:ind w:left="5040" w:hanging="360"/>
+      </w:pPr>
+      <w:rPr>
+        <w:rFonts w:ascii="Wingdings" w:hAnsi="Wingdings" w:hint="default"/>
+        <w:sz w:val="20"/>
+      </w:rPr>
+    </w:lvl>
+    <w:lvl w:ilvl="7" w:tentative="1">
+      <w:start w:val="1"/>
+      <w:numFmt w:val="bullet"/>
+      <w:lvlText w:val=""/>
+      <w:lvlJc w:val="left"/>
+      <w:pPr>
+        <w:tabs>
+          <w:tab w:val="num" w:pos="5760"/>
+        </w:tabs>
+        <w:ind w:left="5760" w:hanging="360"/>
+      </w:pPr>
+      <w:rPr>
+        <w:rFonts w:ascii="Wingdings" w:hAnsi="Wingdings" w:hint="default"/>
+        <w:sz w:val="20"/>
+      </w:rPr>
+    </w:lvl>
+    <w:lvl w:ilvl="8" w:tentative="1">
+      <w:start w:val="1"/>
+      <w:numFmt w:val="bullet"/>
+      <w:lvlText w:val=""/>
+      <w:lvlJc w:val="left"/>
+      <w:pPr>
+        <w:tabs>
+          <w:tab w:val="num" w:pos="6480"/>
+        </w:tabs>
+        <w:ind w:left="6480" w:hanging="360"/>
+      </w:pPr>
+      <w:rPr>
+        <w:rFonts w:ascii="Wingdings" w:hAnsi="Wingdings" w:hint="default"/>
+        <w:sz w:val="20"/>
+      </w:rPr>
+    </w:lvl>
+  </w:abstractNum>
+  <w:abstractNum w:abstractNumId="19" w15:restartNumberingAfterBreak="0">
+    <w:nsid w:val="60C06A46"/>
+    <w:multiLevelType w:val="multilevel"/>
+    <w:tmpl w:val="8A7C509E"/>
+    <w:lvl w:ilvl="0">
+      <w:start w:val="5"/>
+      <w:numFmt w:val="decimal"/>
+      <w:lvlText w:val="%1."/>
+      <w:lvlJc w:val="left"/>
+      <w:pPr>
+        <w:tabs>
+          <w:tab w:val="num" w:pos="720"/>
+        </w:tabs>
+        <w:ind w:left="720" w:hanging="360"/>
+      </w:pPr>
+    </w:lvl>
+    <w:lvl w:ilvl="1" w:tentative="1">
+      <w:start w:val="1"/>
+      <w:numFmt w:val="decimal"/>
+      <w:lvlText w:val="%2."/>
+      <w:lvlJc w:val="left"/>
+      <w:pPr>
+        <w:tabs>
+          <w:tab w:val="num" w:pos="1440"/>
+        </w:tabs>
+        <w:ind w:left="1440" w:hanging="360"/>
+      </w:pPr>
+    </w:lvl>
+    <w:lvl w:ilvl="2" w:tentative="1">
+      <w:start w:val="1"/>
+      <w:numFmt w:val="decimal"/>
+      <w:lvlText w:val="%3."/>
+      <w:lvlJc w:val="left"/>
+      <w:pPr>
+        <w:tabs>
+          <w:tab w:val="num" w:pos="2160"/>
+        </w:tabs>
+        <w:ind w:left="2160" w:hanging="360"/>
+      </w:pPr>
+    </w:lvl>
+    <w:lvl w:ilvl="3" w:tentative="1">
+      <w:start w:val="1"/>
+      <w:numFmt w:val="decimal"/>
+      <w:lvlText w:val="%4."/>
+      <w:lvlJc w:val="left"/>
+      <w:pPr>
+        <w:tabs>
+          <w:tab w:val="num" w:pos="2880"/>
+        </w:tabs>
+        <w:ind w:left="2880" w:hanging="360"/>
+      </w:pPr>
+    </w:lvl>
+    <w:lvl w:ilvl="4" w:tentative="1">
+      <w:start w:val="1"/>
+      <w:numFmt w:val="decimal"/>
+      <w:lvlText w:val="%5."/>
+      <w:lvlJc w:val="left"/>
+      <w:pPr>
+        <w:tabs>
+          <w:tab w:val="num" w:pos="3600"/>
+        </w:tabs>
+        <w:ind w:left="3600" w:hanging="360"/>
+      </w:pPr>
+    </w:lvl>
+    <w:lvl w:ilvl="5" w:tentative="1">
+      <w:start w:val="1"/>
+      <w:numFmt w:val="decimal"/>
+      <w:lvlText w:val="%6."/>
+      <w:lvlJc w:val="left"/>
+      <w:pPr>
+        <w:tabs>
+          <w:tab w:val="num" w:pos="4320"/>
+        </w:tabs>
+        <w:ind w:left="4320" w:hanging="360"/>
+      </w:pPr>
+    </w:lvl>
+    <w:lvl w:ilvl="6" w:tentative="1">
+      <w:start w:val="1"/>
+      <w:numFmt w:val="decimal"/>
+      <w:lvlText w:val="%7."/>
+      <w:lvlJc w:val="left"/>
+      <w:pPr>
+        <w:tabs>
+          <w:tab w:val="num" w:pos="5040"/>
+        </w:tabs>
+        <w:ind w:left="5040" w:hanging="360"/>
+      </w:pPr>
+    </w:lvl>
+    <w:lvl w:ilvl="7" w:tentative="1">
+      <w:start w:val="1"/>
+      <w:numFmt w:val="decimal"/>
+      <w:lvlText w:val="%8."/>
+      <w:lvlJc w:val="left"/>
+      <w:pPr>
+        <w:tabs>
+          <w:tab w:val="num" w:pos="5760"/>
+        </w:tabs>
+        <w:ind w:left="5760" w:hanging="360"/>
+      </w:pPr>
+    </w:lvl>
+    <w:lvl w:ilvl="8" w:tentative="1">
+      <w:start w:val="1"/>
+      <w:numFmt w:val="decimal"/>
+      <w:lvlText w:val="%9."/>
+      <w:lvlJc w:val="left"/>
+      <w:pPr>
+        <w:tabs>
+          <w:tab w:val="num" w:pos="6480"/>
+        </w:tabs>
+        <w:ind w:left="6480" w:hanging="360"/>
+      </w:pPr>
+    </w:lvl>
+  </w:abstractNum>
+  <w:abstractNum w:abstractNumId="20" w15:restartNumberingAfterBreak="0">
+    <w:nsid w:val="664662FD"/>
+    <w:multiLevelType w:val="multilevel"/>
+    <w:tmpl w:val="C0368B7C"/>
+    <w:lvl w:ilvl="0">
+      <w:start w:val="1"/>
+      <w:numFmt w:val="bullet"/>
+      <w:lvlText w:val=""/>
+      <w:lvlJc w:val="left"/>
+      <w:pPr>
+        <w:tabs>
+          <w:tab w:val="num" w:pos="720"/>
+        </w:tabs>
+        <w:ind w:left="720" w:hanging="360"/>
+      </w:pPr>
+      <w:rPr>
+        <w:rFonts w:ascii="Symbol" w:hAnsi="Symbol" w:hint="default"/>
+        <w:sz w:val="20"/>
+      </w:rPr>
+    </w:lvl>
+    <w:lvl w:ilvl="1">
+      <w:start w:val="1"/>
+      <w:numFmt w:val="bullet"/>
+      <w:lvlText w:val="o"/>
+      <w:lvlJc w:val="left"/>
+      <w:pPr>
+        <w:tabs>
+          <w:tab w:val="num" w:pos="1440"/>
+        </w:tabs>
+        <w:ind w:left="1440" w:hanging="360"/>
+      </w:pPr>
+      <w:rPr>
+        <w:rFonts w:ascii="Courier New" w:hAnsi="Courier New" w:hint="default"/>
+        <w:sz w:val="20"/>
+      </w:rPr>
+    </w:lvl>
+    <w:lvl w:ilvl="2" w:tentative="1">
+      <w:start w:val="1"/>
+      <w:numFmt w:val="bullet"/>
+      <w:lvlText w:val=""/>
+      <w:lvlJc w:val="left"/>
+      <w:pPr>
+        <w:tabs>
+          <w:tab w:val="num" w:pos="2160"/>
+        </w:tabs>
+        <w:ind w:left="2160" w:hanging="360"/>
+      </w:pPr>
+      <w:rPr>
+        <w:rFonts w:ascii="Wingdings" w:hAnsi="Wingdings" w:hint="default"/>
+        <w:sz w:val="20"/>
+      </w:rPr>
+    </w:lvl>
+    <w:lvl w:ilvl="3" w:tentative="1">
+      <w:start w:val="1"/>
+      <w:numFmt w:val="bullet"/>
+      <w:lvlText w:val=""/>
+      <w:lvlJc w:val="left"/>
+      <w:pPr>
+        <w:tabs>
+          <w:tab w:val="num" w:pos="2880"/>
+        </w:tabs>
+        <w:ind w:left="2880" w:hanging="360"/>
+      </w:pPr>
+      <w:rPr>
+        <w:rFonts w:ascii="Wingdings" w:hAnsi="Wingdings" w:hint="default"/>
+        <w:sz w:val="20"/>
+      </w:rPr>
+    </w:lvl>
+    <w:lvl w:ilvl="4" w:tentative="1">
+      <w:start w:val="1"/>
+      <w:numFmt w:val="bullet"/>
+      <w:lvlText w:val=""/>
+      <w:lvlJc w:val="left"/>
+      <w:pPr>
+        <w:tabs>
+          <w:tab w:val="num" w:pos="3600"/>
+        </w:tabs>
+        <w:ind w:left="3600" w:hanging="360"/>
+      </w:pPr>
+      <w:rPr>
+        <w:rFonts w:ascii="Wingdings" w:hAnsi="Wingdings" w:hint="default"/>
+        <w:sz w:val="20"/>
+      </w:rPr>
+    </w:lvl>
+    <w:lvl w:ilvl="5" w:tentative="1">
+      <w:start w:val="1"/>
+      <w:numFmt w:val="bullet"/>
+      <w:lvlText w:val=""/>
+      <w:lvlJc w:val="left"/>
+      <w:pPr>
+        <w:tabs>
+          <w:tab w:val="num" w:pos="4320"/>
+        </w:tabs>
+        <w:ind w:left="4320" w:hanging="360"/>
+      </w:pPr>
+      <w:rPr>
+        <w:rFonts w:ascii="Wingdings" w:hAnsi="Wingdings" w:hint="default"/>
+        <w:sz w:val="20"/>
+      </w:rPr>
+    </w:lvl>
+    <w:lvl w:ilvl="6" w:tentative="1">
+      <w:start w:val="1"/>
+      <w:numFmt w:val="bullet"/>
+      <w:lvlText w:val=""/>
+      <w:lvlJc w:val="left"/>
+      <w:pPr>
+        <w:tabs>
+          <w:tab w:val="num" w:pos="5040"/>
+        </w:tabs>
+        <w:ind w:left="5040" w:hanging="360"/>
+      </w:pPr>
+      <w:rPr>
+        <w:rFonts w:ascii="Wingdings" w:hAnsi="Wingdings" w:hint="default"/>
+        <w:sz w:val="20"/>
+      </w:rPr>
+    </w:lvl>
+    <w:lvl w:ilvl="7" w:tentative="1">
+      <w:start w:val="1"/>
+      <w:numFmt w:val="bullet"/>
+      <w:lvlText w:val=""/>
+      <w:lvlJc w:val="left"/>
+      <w:pPr>
+        <w:tabs>
+          <w:tab w:val="num" w:pos="5760"/>
+        </w:tabs>
+        <w:ind w:left="5760" w:hanging="360"/>
+      </w:pPr>
+      <w:rPr>
+        <w:rFonts w:ascii="Wingdings" w:hAnsi="Wingdings" w:hint="default"/>
+        <w:sz w:val="20"/>
+      </w:rPr>
+    </w:lvl>
+    <w:lvl w:ilvl="8" w:tentative="1">
+      <w:start w:val="1"/>
+      <w:numFmt w:val="bullet"/>
+      <w:lvlText w:val=""/>
+      <w:lvlJc w:val="left"/>
+      <w:pPr>
+        <w:tabs>
+          <w:tab w:val="num" w:pos="6480"/>
+        </w:tabs>
+        <w:ind w:left="6480" w:hanging="360"/>
+      </w:pPr>
+      <w:rPr>
+        <w:rFonts w:ascii="Wingdings" w:hAnsi="Wingdings" w:hint="default"/>
+        <w:sz w:val="20"/>
+      </w:rPr>
+    </w:lvl>
+  </w:abstractNum>
+  <w:abstractNum w:abstractNumId="21" w15:restartNumberingAfterBreak="0">
+    <w:nsid w:val="72A31B83"/>
+    <w:multiLevelType w:val="multilevel"/>
+    <w:tmpl w:val="48AC5F16"/>
+    <w:lvl w:ilvl="0">
+      <w:start w:val="1"/>
+      <w:numFmt w:val="decimal"/>
+      <w:lvlText w:val="%1."/>
+      <w:lvlJc w:val="left"/>
+      <w:pPr>
+        <w:tabs>
+          <w:tab w:val="num" w:pos="720"/>
+        </w:tabs>
+        <w:ind w:left="720" w:hanging="360"/>
+      </w:pPr>
+    </w:lvl>
+    <w:lvl w:ilvl="1" w:tentative="1">
+      <w:start w:val="1"/>
+      <w:numFmt w:val="decimal"/>
+      <w:lvlText w:val="%2."/>
+      <w:lvlJc w:val="left"/>
+      <w:pPr>
+        <w:tabs>
+          <w:tab w:val="num" w:pos="1440"/>
+        </w:tabs>
+        <w:ind w:left="1440" w:hanging="360"/>
+      </w:pPr>
+    </w:lvl>
+    <w:lvl w:ilvl="2" w:tentative="1">
+      <w:start w:val="1"/>
+      <w:numFmt w:val="decimal"/>
+      <w:lvlText w:val="%3."/>
+      <w:lvlJc w:val="left"/>
+      <w:pPr>
+        <w:tabs>
+          <w:tab w:val="num" w:pos="2160"/>
+        </w:tabs>
+        <w:ind w:left="2160" w:hanging="360"/>
+      </w:pPr>
+    </w:lvl>
+    <w:lvl w:ilvl="3" w:tentative="1">
+      <w:start w:val="1"/>
+      <w:numFmt w:val="decimal"/>
+      <w:lvlText w:val="%4."/>
+      <w:lvlJc w:val="left"/>
+      <w:pPr>
+        <w:tabs>
+          <w:tab w:val="num" w:pos="2880"/>
+        </w:tabs>
+        <w:ind w:left="2880" w:hanging="360"/>
+      </w:pPr>
+    </w:lvl>
+    <w:lvl w:ilvl="4" w:tentative="1">
+      <w:start w:val="1"/>
+      <w:numFmt w:val="decimal"/>
+      <w:lvlText w:val="%5."/>
+      <w:lvlJc w:val="left"/>
+      <w:pPr>
+        <w:tabs>
+          <w:tab w:val="num" w:pos="3600"/>
+        </w:tabs>
+        <w:ind w:left="3600" w:hanging="360"/>
+      </w:pPr>
+    </w:lvl>
+    <w:lvl w:ilvl="5" w:tentative="1">
+      <w:start w:val="1"/>
+      <w:numFmt w:val="decimal"/>
+      <w:lvlText w:val="%6."/>
+      <w:lvlJc w:val="left"/>
+      <w:pPr>
+        <w:tabs>
+          <w:tab w:val="num" w:pos="4320"/>
+        </w:tabs>
+        <w:ind w:left="4320" w:hanging="360"/>
+      </w:pPr>
+    </w:lvl>
+    <w:lvl w:ilvl="6" w:tentative="1">
+      <w:start w:val="1"/>
+      <w:numFmt w:val="decimal"/>
+      <w:lvlText w:val="%7."/>
+      <w:lvlJc w:val="left"/>
+      <w:pPr>
+        <w:tabs>
+          <w:tab w:val="num" w:pos="5040"/>
+        </w:tabs>
+        <w:ind w:left="5040" w:hanging="360"/>
+      </w:pPr>
+    </w:lvl>
+    <w:lvl w:ilvl="7" w:tentative="1">
+      <w:start w:val="1"/>
+      <w:numFmt w:val="decimal"/>
+      <w:lvlText w:val="%8."/>
+      <w:lvlJc w:val="left"/>
+      <w:pPr>
+        <w:tabs>
+          <w:tab w:val="num" w:pos="5760"/>
+        </w:tabs>
+        <w:ind w:left="5760" w:hanging="360"/>
+      </w:pPr>
+    </w:lvl>
+    <w:lvl w:ilvl="8" w:tentative="1">
+      <w:start w:val="1"/>
+      <w:numFmt w:val="decimal"/>
+      <w:lvlText w:val="%9."/>
+      <w:lvlJc w:val="left"/>
+      <w:pPr>
+        <w:tabs>
+          <w:tab w:val="num" w:pos="6480"/>
+        </w:tabs>
+        <w:ind w:left="6480" w:hanging="360"/>
+      </w:pPr>
+    </w:lvl>
+  </w:abstractNum>
   <w:num w:numId="1">
-    <w:abstractNumId w:val="4"/>
+    <w:abstractNumId w:val="6"/>
   </w:num>
   <w:num w:numId="2">
     <w:abstractNumId w:val="1"/>
   </w:num>
   <w:num w:numId="3">
-    <w:abstractNumId w:val="5"/>
+    <w:abstractNumId w:val="8"/>
   </w:num>
   <w:num w:numId="4">
-    <w:abstractNumId w:val="6"/>
+    <w:abstractNumId w:val="9"/>
   </w:num>
   <w:num w:numId="5">
     <w:abstractNumId w:val="0"/>
   </w:num>
   <w:num w:numId="6">
+    <w:abstractNumId w:val="4"/>
+  </w:num>
+  <w:num w:numId="7">
+    <w:abstractNumId w:val="11"/>
+  </w:num>
+  <w:num w:numId="8">
     <w:abstractNumId w:val="3"/>
   </w:num>
-  <w:num w:numId="7">
+  <w:num w:numId="9">
+    <w:abstractNumId w:val="16"/>
+  </w:num>
+  <w:num w:numId="10">
+    <w:abstractNumId w:val="10"/>
+  </w:num>
+  <w:num w:numId="11">
+    <w:abstractNumId w:val="21"/>
+  </w:num>
+  <w:num w:numId="12">
+    <w:abstractNumId w:val="14"/>
+  </w:num>
+  <w:num w:numId="13">
+    <w:abstractNumId w:val="19"/>
+  </w:num>
+  <w:num w:numId="14">
+    <w:abstractNumId w:val="18"/>
+  </w:num>
+  <w:num w:numId="15">
+    <w:abstractNumId w:val="13"/>
+  </w:num>
+  <w:num w:numId="16">
+    <w:abstractNumId w:val="15"/>
+  </w:num>
+  <w:num w:numId="17">
+    <w:abstractNumId w:val="5"/>
+  </w:num>
+  <w:num w:numId="18">
+    <w:abstractNumId w:val="17"/>
+  </w:num>
+  <w:num w:numId="19">
     <w:abstractNumId w:val="7"/>
   </w:num>
-  <w:num w:numId="8">
+  <w:num w:numId="20">
     <w:abstractNumId w:val="2"/>
   </w:num>
-  <w:num w:numId="9">
-    <w:abstractNumId w:val="8"/>
+  <w:num w:numId="21">
+    <w:abstractNumId w:val="20"/>
+  </w:num>
+  <w:num w:numId="22">
+    <w:abstractNumId w:val="12"/>
   </w:num>
 </w:numbering>
 </file>
 
 <file path=word/styles.xml><?xml version="1.0" encoding="utf-8"?>
-<w:styles xmlns:mc="http://schemas.openxmlformats.org/markup-compatibility/2006" xmlns:r="http://schemas.openxmlformats.org/officeDocument/2006/relationships" xmlns:w="http://schemas.openxmlformats.org/wordprocessingml/2006/main" xmlns:w14="http://schemas.microsoft.com/office/word/2010/wordml" xmlns:w15="http://schemas.microsoft.com/office/word/2012/wordml" mc:Ignorable="w14 w15">
+<w:styles xmlns:mc="http://schemas.openxmlformats.org/markup-compatibility/2006" xmlns:r="http://schemas.openxmlformats.org/officeDocument/2006/relationships" xmlns:w="http://schemas.openxmlformats.org/wordprocessingml/2006/main" xmlns:w14="http://schemas.microsoft.com/office/word/2010/wordml" xmlns:w15="http://schemas.microsoft.com/office/word/2012/wordml" xmlns:w16cex="http://schemas.microsoft.com/office/word/2018/wordml/cex" xmlns:w16cid="http://schemas.microsoft.com/office/word/2016/wordml/cid" xmlns:w16="http://schemas.microsoft.com/office/word/2018/wordml" xmlns:w16se="http://schemas.microsoft.com/office/word/2015/wordml/symex" mc:Ignorable="w14 w15 w16se w16cid w16 w16cex">
   <w:docDefaults>
     <w:rPrDefault>
       <w:rPr>
@@ -5753,7 +9796,7 @@
       </w:pPr>
     </w:pPrDefault>
   </w:docDefaults>
-  <w:latentStyles w:defLockedState="0" w:defUIPriority="99" w:defSemiHidden="0" w:defUnhideWhenUsed="0" w:defQFormat="0" w:count="371">
+  <w:latentStyles w:defLockedState="0" w:defUIPriority="99" w:defSemiHidden="0" w:defUnhideWhenUsed="0" w:defQFormat="0" w:count="376">
     <w:lsdException w:name="Normal" w:uiPriority="0" w:qFormat="1"/>
     <w:lsdException w:name="heading 1" w:uiPriority="9" w:qFormat="1"/>
     <w:lsdException w:name="heading 2" w:semiHidden="1" w:uiPriority="9" w:unhideWhenUsed="1" w:qFormat="1"/>
@@ -5859,7 +9902,6 @@
     <w:lsdException w:name="HTML Sample" w:semiHidden="1" w:unhideWhenUsed="1"/>
     <w:lsdException w:name="HTML Typewriter" w:semiHidden="1" w:unhideWhenUsed="1"/>
     <w:lsdException w:name="HTML Variable" w:semiHidden="1" w:unhideWhenUsed="1"/>
-    <w:lsdException w:name="Normal Table" w:semiHidden="1" w:unhideWhenUsed="1"/>
     <w:lsdException w:name="annotation subject" w:semiHidden="1" w:unhideWhenUsed="1"/>
     <w:lsdException w:name="No List" w:semiHidden="1" w:unhideWhenUsed="1"/>
     <w:lsdException w:name="Outline List 1" w:semiHidden="1" w:unhideWhenUsed="1"/>
@@ -5902,11 +9944,8 @@
     <w:lsdException w:name="Table Contemporary" w:semiHidden="1" w:unhideWhenUsed="1"/>
     <w:lsdException w:name="Table Elegant" w:semiHidden="1" w:unhideWhenUsed="1"/>
     <w:lsdException w:name="Table Professional" w:semiHidden="1" w:unhideWhenUsed="1"/>
-    <w:lsdException w:name="Table Subtle 1" w:semiHidden="1" w:unhideWhenUsed="1"/>
     <w:lsdException w:name="Table Subtle 2" w:semiHidden="1" w:unhideWhenUsed="1"/>
     <w:lsdException w:name="Table Web 1" w:semiHidden="1" w:unhideWhenUsed="1"/>
-    <w:lsdException w:name="Table Web 2" w:semiHidden="1" w:unhideWhenUsed="1"/>
-    <w:lsdException w:name="Table Web 3" w:semiHidden="1" w:unhideWhenUsed="1"/>
     <w:lsdException w:name="Balloon Text" w:semiHidden="1" w:unhideWhenUsed="1"/>
     <w:lsdException w:name="Table Grid" w:uiPriority="39"/>
     <w:lsdException w:name="Table Theme" w:semiHidden="1" w:unhideWhenUsed="1"/>
@@ -6125,6 +10164,11 @@
     <w:lsdException w:name="List Table 5 Dark Accent 6" w:uiPriority="50"/>
     <w:lsdException w:name="List Table 6 Colorful Accent 6" w:uiPriority="51"/>
     <w:lsdException w:name="List Table 7 Colorful Accent 6" w:uiPriority="52"/>
+    <w:lsdException w:name="Mention" w:semiHidden="1" w:unhideWhenUsed="1"/>
+    <w:lsdException w:name="Smart Hyperlink" w:semiHidden="1" w:unhideWhenUsed="1"/>
+    <w:lsdException w:name="Hashtag" w:semiHidden="1" w:unhideWhenUsed="1"/>
+    <w:lsdException w:name="Unresolved Mention" w:semiHidden="1" w:unhideWhenUsed="1"/>
+    <w:lsdException w:name="Smart Link" w:semiHidden="1" w:unhideWhenUsed="1"/>
   </w:latentStyles>
   <w:style w:type="paragraph" w:default="1" w:styleId="a">
     <w:name w:val="Normal"/>
@@ -6272,8 +10316,8 @@
       <w:u w:val="single"/>
     </w:rPr>
   </w:style>
-  <w:style w:type="character" w:customStyle="1" w:styleId="UnresolvedMention">
-    <w:name w:val="Unresolved Mention"/>
+  <w:style w:type="character" w:customStyle="1" w:styleId="11">
+    <w:name w:val="Неразрешенное упоминание1"/>
     <w:basedOn w:val="a0"/>
     <w:uiPriority w:val="99"/>
     <w:semiHidden/>
